--- a/oquv-qollanma/Metodika_fanlarini_oqitish_texnologiyasi_oquv_qollanma.docx
+++ b/oquv-qollanma/Metodika_fanlarini_oqitish_texnologiyasi_oquv_qollanma.docx
@@ -258,7 +258,7 @@
           <w:i w:val="false"/>
           <w:sz w:val="26"/>
         </w:rPr>
-        <w:t>Metodika fanlarini o‘qitish texnologiyasi: o‘quv qo‘llanma / D.N.Iminova. – Andijon: ADPI, 2026. – 106 b.</w:t>
+        <w:t>Metodika fanlarini o‘qitish texnologiyasi: o‘quv qo‘llanma / D.N.Iminova. – Andijon: ADPI, 2026. – 121 b.</w:t>
       </w:r>
     </w:p>
     <w:p>
@@ -533,7 +533,7 @@
             </w:rPr>
             <w:fldChar w:fldCharType="separate"/>
           </w:r>
-          <w:hyperlink w:anchor="__RefHeading___Toc4308_2553262432">
+          <w:hyperlink w:anchor="__RefHeading___Toc5225_3488861905">
             <w:r>
               <w:rPr>
                 <w:webHidden/>
@@ -560,7 +560,7 @@
             </w:tabs>
             <w:rPr/>
           </w:pPr>
-          <w:hyperlink w:anchor="__RefHeading___Toc4310_2553262432">
+          <w:hyperlink w:anchor="__RefHeading___Toc5227_3488861905">
             <w:r>
               <w:rPr>
                 <w:webHidden/>
@@ -574,7 +574,7 @@
                 <w:rStyle w:val="IndexLink"/>
               </w:rPr>
               <w:tab/>
-              <w:t>10</w:t>
+              <w:t>11</w:t>
             </w:r>
           </w:hyperlink>
         </w:p>
@@ -587,7 +587,7 @@
             </w:tabs>
             <w:rPr/>
           </w:pPr>
-          <w:hyperlink w:anchor="__RefHeading___Toc4312_2553262432">
+          <w:hyperlink w:anchor="__RefHeading___Toc5229_3488861905">
             <w:r>
               <w:rPr>
                 <w:webHidden/>
@@ -601,7 +601,7 @@
                 <w:rStyle w:val="IndexLink"/>
               </w:rPr>
               <w:tab/>
-              <w:t>10</w:t>
+              <w:t>11</w:t>
             </w:r>
           </w:hyperlink>
         </w:p>
@@ -614,7 +614,7 @@
             </w:tabs>
             <w:rPr/>
           </w:pPr>
-          <w:hyperlink w:anchor="__RefHeading___Toc4314_2553262432">
+          <w:hyperlink w:anchor="__RefHeading___Toc5231_3488861905">
             <w:r>
               <w:rPr>
                 <w:webHidden/>
@@ -628,7 +628,7 @@
                 <w:rStyle w:val="IndexLink"/>
               </w:rPr>
               <w:tab/>
-              <w:t>11</w:t>
+              <w:t>12</w:t>
             </w:r>
           </w:hyperlink>
         </w:p>
@@ -641,7 +641,7 @@
             </w:tabs>
             <w:rPr/>
           </w:pPr>
-          <w:hyperlink w:anchor="__RefHeading___Toc4316_2553262432">
+          <w:hyperlink w:anchor="__RefHeading___Toc5233_3488861905">
             <w:r>
               <w:rPr>
                 <w:webHidden/>
@@ -655,7 +655,7 @@
                 <w:rStyle w:val="IndexLink"/>
               </w:rPr>
               <w:tab/>
-              <w:t>12</w:t>
+              <w:t>14</w:t>
             </w:r>
           </w:hyperlink>
         </w:p>
@@ -668,7 +668,7 @@
             </w:tabs>
             <w:rPr/>
           </w:pPr>
-          <w:hyperlink w:anchor="__RefHeading___Toc4318_2553262432">
+          <w:hyperlink w:anchor="__RefHeading___Toc5235_3488861905">
             <w:r>
               <w:rPr>
                 <w:webHidden/>
@@ -682,7 +682,7 @@
                 <w:rStyle w:val="IndexLink"/>
               </w:rPr>
               <w:tab/>
-              <w:t>13</w:t>
+              <w:t>15</w:t>
             </w:r>
           </w:hyperlink>
         </w:p>
@@ -695,7 +695,7 @@
             </w:tabs>
             <w:rPr/>
           </w:pPr>
-          <w:hyperlink w:anchor="__RefHeading___Toc4320_2553262432">
+          <w:hyperlink w:anchor="__RefHeading___Toc5237_3488861905">
             <w:r>
               <w:rPr>
                 <w:webHidden/>
@@ -709,7 +709,7 @@
                 <w:rStyle w:val="IndexLink"/>
               </w:rPr>
               <w:tab/>
-              <w:t>15</w:t>
+              <w:t>17</w:t>
             </w:r>
           </w:hyperlink>
         </w:p>
@@ -722,7 +722,7 @@
             </w:tabs>
             <w:rPr/>
           </w:pPr>
-          <w:hyperlink w:anchor="__RefHeading___Toc4322_2553262432">
+          <w:hyperlink w:anchor="__RefHeading___Toc5239_3488861905">
             <w:r>
               <w:rPr>
                 <w:webHidden/>
@@ -736,7 +736,7 @@
                 <w:rStyle w:val="IndexLink"/>
               </w:rPr>
               <w:tab/>
-              <w:t>16</w:t>
+              <w:t>17</w:t>
             </w:r>
           </w:hyperlink>
         </w:p>
@@ -749,7 +749,7 @@
             </w:tabs>
             <w:rPr/>
           </w:pPr>
-          <w:hyperlink w:anchor="__RefHeading___Toc4324_2553262432">
+          <w:hyperlink w:anchor="__RefHeading___Toc5241_3488861905">
             <w:r>
               <w:rPr>
                 <w:webHidden/>
@@ -763,7 +763,7 @@
                 <w:rStyle w:val="IndexLink"/>
               </w:rPr>
               <w:tab/>
-              <w:t>21</w:t>
+              <w:t>23</w:t>
             </w:r>
           </w:hyperlink>
         </w:p>
@@ -776,7 +776,7 @@
             </w:tabs>
             <w:rPr/>
           </w:pPr>
-          <w:hyperlink w:anchor="__RefHeading___Toc4326_2553262432">
+          <w:hyperlink w:anchor="__RefHeading___Toc5243_3488861905">
             <w:r>
               <w:rPr>
                 <w:webHidden/>
@@ -790,7 +790,7 @@
                 <w:rStyle w:val="IndexLink"/>
               </w:rPr>
               <w:tab/>
-              <w:t>21</w:t>
+              <w:t>23</w:t>
             </w:r>
           </w:hyperlink>
         </w:p>
@@ -803,7 +803,7 @@
             </w:tabs>
             <w:rPr/>
           </w:pPr>
-          <w:hyperlink w:anchor="__RefHeading___Toc4328_2553262432">
+          <w:hyperlink w:anchor="__RefHeading___Toc5245_3488861905">
             <w:r>
               <w:rPr>
                 <w:webHidden/>
@@ -817,7 +817,7 @@
                 <w:rStyle w:val="IndexLink"/>
               </w:rPr>
               <w:tab/>
-              <w:t>22</w:t>
+              <w:t>24</w:t>
             </w:r>
           </w:hyperlink>
         </w:p>
@@ -830,7 +830,7 @@
             </w:tabs>
             <w:rPr/>
           </w:pPr>
-          <w:hyperlink w:anchor="__RefHeading___Toc4330_2553262432">
+          <w:hyperlink w:anchor="__RefHeading___Toc5247_3488861905">
             <w:r>
               <w:rPr>
                 <w:webHidden/>
@@ -844,7 +844,7 @@
                 <w:rStyle w:val="IndexLink"/>
               </w:rPr>
               <w:tab/>
-              <w:t>22</w:t>
+              <w:t>24</w:t>
             </w:r>
           </w:hyperlink>
         </w:p>
@@ -857,7 +857,7 @@
             </w:tabs>
             <w:rPr/>
           </w:pPr>
-          <w:hyperlink w:anchor="__RefHeading___Toc4332_2553262432">
+          <w:hyperlink w:anchor="__RefHeading___Toc5249_3488861905">
             <w:r>
               <w:rPr>
                 <w:webHidden/>
@@ -871,7 +871,7 @@
                 <w:rStyle w:val="IndexLink"/>
               </w:rPr>
               <w:tab/>
-              <w:t>23</w:t>
+              <w:t>25</w:t>
             </w:r>
           </w:hyperlink>
         </w:p>
@@ -884,7 +884,7 @@
             </w:tabs>
             <w:rPr/>
           </w:pPr>
-          <w:hyperlink w:anchor="__RefHeading___Toc4334_2553262432">
+          <w:hyperlink w:anchor="__RefHeading___Toc5251_3488861905">
             <w:r>
               <w:rPr>
                 <w:webHidden/>
@@ -898,7 +898,7 @@
                 <w:rStyle w:val="IndexLink"/>
               </w:rPr>
               <w:tab/>
-              <w:t>24</w:t>
+              <w:t>27</w:t>
             </w:r>
           </w:hyperlink>
         </w:p>
@@ -911,7 +911,7 @@
             </w:tabs>
             <w:rPr/>
           </w:pPr>
-          <w:hyperlink w:anchor="__RefHeading___Toc4336_2553262432">
+          <w:hyperlink w:anchor="__RefHeading___Toc5253_3488861905">
             <w:r>
               <w:rPr>
                 <w:webHidden/>
@@ -925,7 +925,7 @@
                 <w:rStyle w:val="IndexLink"/>
               </w:rPr>
               <w:tab/>
-              <w:t>25</w:t>
+              <w:t>28</w:t>
             </w:r>
           </w:hyperlink>
         </w:p>
@@ -938,7 +938,7 @@
             </w:tabs>
             <w:rPr/>
           </w:pPr>
-          <w:hyperlink w:anchor="__RefHeading___Toc4338_2553262432">
+          <w:hyperlink w:anchor="__RefHeading___Toc5255_3488861905">
             <w:r>
               <w:rPr>
                 <w:webHidden/>
@@ -952,7 +952,7 @@
                 <w:rStyle w:val="IndexLink"/>
               </w:rPr>
               <w:tab/>
-              <w:t>30</w:t>
+              <w:t>33</w:t>
             </w:r>
           </w:hyperlink>
         </w:p>
@@ -965,7 +965,7 @@
             </w:tabs>
             <w:rPr/>
           </w:pPr>
-          <w:hyperlink w:anchor="__RefHeading___Toc4340_2553262432">
+          <w:hyperlink w:anchor="__RefHeading___Toc5257_3488861905">
             <w:r>
               <w:rPr>
                 <w:webHidden/>
@@ -979,7 +979,7 @@
                 <w:rStyle w:val="IndexLink"/>
               </w:rPr>
               <w:tab/>
-              <w:t>30</w:t>
+              <w:t>33</w:t>
             </w:r>
           </w:hyperlink>
         </w:p>
@@ -992,7 +992,7 @@
             </w:tabs>
             <w:rPr/>
           </w:pPr>
-          <w:hyperlink w:anchor="__RefHeading___Toc4342_2553262432">
+          <w:hyperlink w:anchor="__RefHeading___Toc5259_3488861905">
             <w:r>
               <w:rPr>
                 <w:webHidden/>
@@ -1006,7 +1006,7 @@
                 <w:rStyle w:val="IndexLink"/>
               </w:rPr>
               <w:tab/>
-              <w:t>31</w:t>
+              <w:t>34</w:t>
             </w:r>
           </w:hyperlink>
         </w:p>
@@ -1019,7 +1019,7 @@
             </w:tabs>
             <w:rPr/>
           </w:pPr>
-          <w:hyperlink w:anchor="__RefHeading___Toc4344_2553262432">
+          <w:hyperlink w:anchor="__RefHeading___Toc5261_3488861905">
             <w:r>
               <w:rPr>
                 <w:webHidden/>
@@ -1033,7 +1033,7 @@
                 <w:rStyle w:val="IndexLink"/>
               </w:rPr>
               <w:tab/>
-              <w:t>31</w:t>
+              <w:t>34</w:t>
             </w:r>
           </w:hyperlink>
         </w:p>
@@ -1046,7 +1046,7 @@
             </w:tabs>
             <w:rPr/>
           </w:pPr>
-          <w:hyperlink w:anchor="__RefHeading___Toc4346_2553262432">
+          <w:hyperlink w:anchor="__RefHeading___Toc5263_3488861905">
             <w:r>
               <w:rPr>
                 <w:webHidden/>
@@ -1060,7 +1060,7 @@
                 <w:rStyle w:val="IndexLink"/>
               </w:rPr>
               <w:tab/>
-              <w:t>32</w:t>
+              <w:t>36</w:t>
             </w:r>
           </w:hyperlink>
         </w:p>
@@ -1073,7 +1073,7 @@
             </w:tabs>
             <w:rPr/>
           </w:pPr>
-          <w:hyperlink w:anchor="__RefHeading___Toc4348_2553262432">
+          <w:hyperlink w:anchor="__RefHeading___Toc5265_3488861905">
             <w:r>
               <w:rPr>
                 <w:webHidden/>
@@ -1087,7 +1087,7 @@
                 <w:rStyle w:val="IndexLink"/>
               </w:rPr>
               <w:tab/>
-              <w:t>33</w:t>
+              <w:t>37</w:t>
             </w:r>
           </w:hyperlink>
         </w:p>
@@ -1100,7 +1100,7 @@
             </w:tabs>
             <w:rPr/>
           </w:pPr>
-          <w:hyperlink w:anchor="__RefHeading___Toc4350_2553262432">
+          <w:hyperlink w:anchor="__RefHeading___Toc5267_3488861905">
             <w:r>
               <w:rPr>
                 <w:webHidden/>
@@ -1114,7 +1114,7 @@
                 <w:rStyle w:val="IndexLink"/>
               </w:rPr>
               <w:tab/>
-              <w:t>34</w:t>
+              <w:t>37</w:t>
             </w:r>
           </w:hyperlink>
         </w:p>
@@ -1127,7 +1127,7 @@
             </w:tabs>
             <w:rPr/>
           </w:pPr>
-          <w:hyperlink w:anchor="__RefHeading___Toc4352_2553262432">
+          <w:hyperlink w:anchor="__RefHeading___Toc5269_3488861905">
             <w:r>
               <w:rPr>
                 <w:webHidden/>
@@ -1141,7 +1141,7 @@
                 <w:rStyle w:val="IndexLink"/>
               </w:rPr>
               <w:tab/>
-              <w:t>38</w:t>
+              <w:t>42</w:t>
             </w:r>
           </w:hyperlink>
         </w:p>
@@ -1154,7 +1154,7 @@
             </w:tabs>
             <w:rPr/>
           </w:pPr>
-          <w:hyperlink w:anchor="__RefHeading___Toc4354_2553262432">
+          <w:hyperlink w:anchor="__RefHeading___Toc5271_3488861905">
             <w:r>
               <w:rPr>
                 <w:webHidden/>
@@ -1168,7 +1168,7 @@
                 <w:rStyle w:val="IndexLink"/>
               </w:rPr>
               <w:tab/>
-              <w:t>38</w:t>
+              <w:t>42</w:t>
             </w:r>
           </w:hyperlink>
         </w:p>
@@ -1181,7 +1181,7 @@
             </w:tabs>
             <w:rPr/>
           </w:pPr>
-          <w:hyperlink w:anchor="__RefHeading___Toc4356_2553262432">
+          <w:hyperlink w:anchor="__RefHeading___Toc5273_3488861905">
             <w:r>
               <w:rPr>
                 <w:webHidden/>
@@ -1195,7 +1195,7 @@
                 <w:rStyle w:val="IndexLink"/>
               </w:rPr>
               <w:tab/>
-              <w:t>39</w:t>
+              <w:t>43</w:t>
             </w:r>
           </w:hyperlink>
         </w:p>
@@ -1208,7 +1208,7 @@
             </w:tabs>
             <w:rPr/>
           </w:pPr>
-          <w:hyperlink w:anchor="__RefHeading___Toc4358_2553262432">
+          <w:hyperlink w:anchor="__RefHeading___Toc5275_3488861905">
             <w:r>
               <w:rPr>
                 <w:webHidden/>
@@ -1222,7 +1222,7 @@
                 <w:rStyle w:val="IndexLink"/>
               </w:rPr>
               <w:tab/>
-              <w:t>40</w:t>
+              <w:t>44</w:t>
             </w:r>
           </w:hyperlink>
         </w:p>
@@ -1235,7 +1235,7 @@
             </w:tabs>
             <w:rPr/>
           </w:pPr>
-          <w:hyperlink w:anchor="__RefHeading___Toc4360_2553262432">
+          <w:hyperlink w:anchor="__RefHeading___Toc5277_3488861905">
             <w:r>
               <w:rPr>
                 <w:webHidden/>
@@ -1249,7 +1249,7 @@
                 <w:rStyle w:val="IndexLink"/>
               </w:rPr>
               <w:tab/>
-              <w:t>40</w:t>
+              <w:t>45</w:t>
             </w:r>
           </w:hyperlink>
         </w:p>
@@ -1262,7 +1262,7 @@
             </w:tabs>
             <w:rPr/>
           </w:pPr>
-          <w:hyperlink w:anchor="__RefHeading___Toc4362_2553262432">
+          <w:hyperlink w:anchor="__RefHeading___Toc5279_3488861905">
             <w:r>
               <w:rPr>
                 <w:webHidden/>
@@ -1276,7 +1276,7 @@
                 <w:rStyle w:val="IndexLink"/>
               </w:rPr>
               <w:tab/>
-              <w:t>41</w:t>
+              <w:t>46</w:t>
             </w:r>
           </w:hyperlink>
         </w:p>
@@ -1289,7 +1289,7 @@
             </w:tabs>
             <w:rPr/>
           </w:pPr>
-          <w:hyperlink w:anchor="__RefHeading___Toc4364_2553262432">
+          <w:hyperlink w:anchor="__RefHeading___Toc5281_3488861905">
             <w:r>
               <w:rPr>
                 <w:webHidden/>
@@ -1303,7 +1303,7 @@
                 <w:rStyle w:val="IndexLink"/>
               </w:rPr>
               <w:tab/>
-              <w:t>41</w:t>
+              <w:t>47</w:t>
             </w:r>
           </w:hyperlink>
         </w:p>
@@ -1316,7 +1316,7 @@
             </w:tabs>
             <w:rPr/>
           </w:pPr>
-          <w:hyperlink w:anchor="__RefHeading___Toc4366_2553262432">
+          <w:hyperlink w:anchor="__RefHeading___Toc5283_3488861905">
             <w:r>
               <w:rPr>
                 <w:webHidden/>
@@ -1330,7 +1330,7 @@
                 <w:rStyle w:val="IndexLink"/>
               </w:rPr>
               <w:tab/>
-              <w:t>42</w:t>
+              <w:t>48</w:t>
             </w:r>
           </w:hyperlink>
         </w:p>
@@ -1343,7 +1343,7 @@
             </w:tabs>
             <w:rPr/>
           </w:pPr>
-          <w:hyperlink w:anchor="__RefHeading___Toc4368_2553262432">
+          <w:hyperlink w:anchor="__RefHeading___Toc5285_3488861905">
             <w:r>
               <w:rPr>
                 <w:webHidden/>
@@ -1357,7 +1357,7 @@
                 <w:rStyle w:val="IndexLink"/>
               </w:rPr>
               <w:tab/>
-              <w:t>46</w:t>
+              <w:t>51</w:t>
             </w:r>
           </w:hyperlink>
         </w:p>
@@ -1370,7 +1370,7 @@
             </w:tabs>
             <w:rPr/>
           </w:pPr>
-          <w:hyperlink w:anchor="__RefHeading___Toc4370_2553262432">
+          <w:hyperlink w:anchor="__RefHeading___Toc5287_3488861905">
             <w:r>
               <w:rPr>
                 <w:webHidden/>
@@ -1384,7 +1384,7 @@
                 <w:rStyle w:val="IndexLink"/>
               </w:rPr>
               <w:tab/>
-              <w:t>46</w:t>
+              <w:t>51</w:t>
             </w:r>
           </w:hyperlink>
         </w:p>
@@ -1397,7 +1397,7 @@
             </w:tabs>
             <w:rPr/>
           </w:pPr>
-          <w:hyperlink w:anchor="__RefHeading___Toc4372_2553262432">
+          <w:hyperlink w:anchor="__RefHeading___Toc5289_3488861905">
             <w:r>
               <w:rPr>
                 <w:webHidden/>
@@ -1411,7 +1411,7 @@
                 <w:rStyle w:val="IndexLink"/>
               </w:rPr>
               <w:tab/>
-              <w:t>47</w:t>
+              <w:t>52</w:t>
             </w:r>
           </w:hyperlink>
         </w:p>
@@ -1424,7 +1424,7 @@
             </w:tabs>
             <w:rPr/>
           </w:pPr>
-          <w:hyperlink w:anchor="__RefHeading___Toc4374_2553262432">
+          <w:hyperlink w:anchor="__RefHeading___Toc5291_3488861905">
             <w:r>
               <w:rPr>
                 <w:webHidden/>
@@ -1438,7 +1438,7 @@
                 <w:rStyle w:val="IndexLink"/>
               </w:rPr>
               <w:tab/>
-              <w:t>47</w:t>
+              <w:t>52</w:t>
             </w:r>
           </w:hyperlink>
         </w:p>
@@ -1451,7 +1451,7 @@
             </w:tabs>
             <w:rPr/>
           </w:pPr>
-          <w:hyperlink w:anchor="__RefHeading___Toc4376_2553262432">
+          <w:hyperlink w:anchor="__RefHeading___Toc5293_3488861905">
             <w:r>
               <w:rPr>
                 <w:webHidden/>
@@ -1465,7 +1465,7 @@
                 <w:rStyle w:val="IndexLink"/>
               </w:rPr>
               <w:tab/>
-              <w:t>48</w:t>
+              <w:t>53</w:t>
             </w:r>
           </w:hyperlink>
         </w:p>
@@ -1478,7 +1478,7 @@
             </w:tabs>
             <w:rPr/>
           </w:pPr>
-          <w:hyperlink w:anchor="__RefHeading___Toc4378_2553262432">
+          <w:hyperlink w:anchor="__RefHeading___Toc5295_3488861905">
             <w:r>
               <w:rPr>
                 <w:webHidden/>
@@ -1492,7 +1492,7 @@
                 <w:rStyle w:val="IndexLink"/>
               </w:rPr>
               <w:tab/>
-              <w:t>49</w:t>
+              <w:t>54</w:t>
             </w:r>
           </w:hyperlink>
         </w:p>
@@ -1505,7 +1505,7 @@
             </w:tabs>
             <w:rPr/>
           </w:pPr>
-          <w:hyperlink w:anchor="__RefHeading___Toc4380_2553262432">
+          <w:hyperlink w:anchor="__RefHeading___Toc5297_3488861905">
             <w:r>
               <w:rPr>
                 <w:webHidden/>
@@ -1519,7 +1519,7 @@
                 <w:rStyle w:val="IndexLink"/>
               </w:rPr>
               <w:tab/>
-              <w:t>49</w:t>
+              <w:t>54</w:t>
             </w:r>
           </w:hyperlink>
         </w:p>
@@ -1532,7 +1532,7 @@
             </w:tabs>
             <w:rPr/>
           </w:pPr>
-          <w:hyperlink w:anchor="__RefHeading___Toc4382_2553262432">
+          <w:hyperlink w:anchor="__RefHeading___Toc5299_3488861905">
             <w:r>
               <w:rPr>
                 <w:webHidden/>
@@ -1546,7 +1546,7 @@
                 <w:rStyle w:val="IndexLink"/>
               </w:rPr>
               <w:tab/>
-              <w:t>53</w:t>
+              <w:t>59</w:t>
             </w:r>
           </w:hyperlink>
         </w:p>
@@ -1559,7 +1559,7 @@
             </w:tabs>
             <w:rPr/>
           </w:pPr>
-          <w:hyperlink w:anchor="__RefHeading___Toc4384_2553262432">
+          <w:hyperlink w:anchor="__RefHeading___Toc5301_3488861905">
             <w:r>
               <w:rPr>
                 <w:webHidden/>
@@ -1573,7 +1573,7 @@
                 <w:rStyle w:val="IndexLink"/>
               </w:rPr>
               <w:tab/>
-              <w:t>53</w:t>
+              <w:t>59</w:t>
             </w:r>
           </w:hyperlink>
         </w:p>
@@ -1586,7 +1586,7 @@
             </w:tabs>
             <w:rPr/>
           </w:pPr>
-          <w:hyperlink w:anchor="__RefHeading___Toc4386_2553262432">
+          <w:hyperlink w:anchor="__RefHeading___Toc5303_3488861905">
             <w:r>
               <w:rPr>
                 <w:webHidden/>
@@ -1600,7 +1600,7 @@
                 <w:rStyle w:val="IndexLink"/>
               </w:rPr>
               <w:tab/>
-              <w:t>54</w:t>
+              <w:t>60</w:t>
             </w:r>
           </w:hyperlink>
         </w:p>
@@ -1613,7 +1613,7 @@
             </w:tabs>
             <w:rPr/>
           </w:pPr>
-          <w:hyperlink w:anchor="__RefHeading___Toc4388_2553262432">
+          <w:hyperlink w:anchor="__RefHeading___Toc5305_3488861905">
             <w:r>
               <w:rPr>
                 <w:webHidden/>
@@ -1627,7 +1627,7 @@
                 <w:rStyle w:val="IndexLink"/>
               </w:rPr>
               <w:tab/>
-              <w:t>54</w:t>
+              <w:t>60</w:t>
             </w:r>
           </w:hyperlink>
         </w:p>
@@ -1640,7 +1640,7 @@
             </w:tabs>
             <w:rPr/>
           </w:pPr>
-          <w:hyperlink w:anchor="__RefHeading___Toc4390_2553262432">
+          <w:hyperlink w:anchor="__RefHeading___Toc5307_3488861905">
             <w:r>
               <w:rPr>
                 <w:webHidden/>
@@ -1654,7 +1654,7 @@
                 <w:rStyle w:val="IndexLink"/>
               </w:rPr>
               <w:tab/>
-              <w:t>54</w:t>
+              <w:t>60</w:t>
             </w:r>
           </w:hyperlink>
         </w:p>
@@ -1667,7 +1667,7 @@
             </w:tabs>
             <w:rPr/>
           </w:pPr>
-          <w:hyperlink w:anchor="__RefHeading___Toc4392_2553262432">
+          <w:hyperlink w:anchor="__RefHeading___Toc5309_3488861905">
             <w:r>
               <w:rPr>
                 <w:webHidden/>
@@ -1681,7 +1681,7 @@
                 <w:rStyle w:val="IndexLink"/>
               </w:rPr>
               <w:tab/>
-              <w:t>55</w:t>
+              <w:t>62</w:t>
             </w:r>
           </w:hyperlink>
         </w:p>
@@ -1694,7 +1694,7 @@
             </w:tabs>
             <w:rPr/>
           </w:pPr>
-          <w:hyperlink w:anchor="__RefHeading___Toc4394_2553262432">
+          <w:hyperlink w:anchor="__RefHeading___Toc5311_3488861905">
             <w:r>
               <w:rPr>
                 <w:webHidden/>
@@ -1708,7 +1708,7 @@
                 <w:rStyle w:val="IndexLink"/>
               </w:rPr>
               <w:tab/>
-              <w:t>56</w:t>
+              <w:t>63</w:t>
             </w:r>
           </w:hyperlink>
         </w:p>
@@ -1721,7 +1721,7 @@
             </w:tabs>
             <w:rPr/>
           </w:pPr>
-          <w:hyperlink w:anchor="__RefHeading___Toc4396_2553262432">
+          <w:hyperlink w:anchor="__RefHeading___Toc5313_3488861905">
             <w:r>
               <w:rPr>
                 <w:webHidden/>
@@ -1735,7 +1735,7 @@
                 <w:rStyle w:val="IndexLink"/>
               </w:rPr>
               <w:tab/>
-              <w:t>57</w:t>
+              <w:t>65</w:t>
             </w:r>
           </w:hyperlink>
         </w:p>
@@ -1748,7 +1748,7 @@
             </w:tabs>
             <w:rPr/>
           </w:pPr>
-          <w:hyperlink w:anchor="__RefHeading___Toc4398_2553262432">
+          <w:hyperlink w:anchor="__RefHeading___Toc5315_3488861905">
             <w:r>
               <w:rPr>
                 <w:webHidden/>
@@ -1762,7 +1762,7 @@
                 <w:rStyle w:val="IndexLink"/>
               </w:rPr>
               <w:tab/>
-              <w:t>61</w:t>
+              <w:t>68</w:t>
             </w:r>
           </w:hyperlink>
         </w:p>
@@ -1775,7 +1775,7 @@
             </w:tabs>
             <w:rPr/>
           </w:pPr>
-          <w:hyperlink w:anchor="__RefHeading___Toc4400_2553262432">
+          <w:hyperlink w:anchor="__RefHeading___Toc5317_3488861905">
             <w:r>
               <w:rPr>
                 <w:webHidden/>
@@ -1789,7 +1789,7 @@
                 <w:rStyle w:val="IndexLink"/>
               </w:rPr>
               <w:tab/>
-              <w:t>61</w:t>
+              <w:t>68</w:t>
             </w:r>
           </w:hyperlink>
         </w:p>
@@ -1802,7 +1802,7 @@
             </w:tabs>
             <w:rPr/>
           </w:pPr>
-          <w:hyperlink w:anchor="__RefHeading___Toc4402_2553262432">
+          <w:hyperlink w:anchor="__RefHeading___Toc5319_3488861905">
             <w:r>
               <w:rPr>
                 <w:webHidden/>
@@ -1816,7 +1816,7 @@
                 <w:rStyle w:val="IndexLink"/>
               </w:rPr>
               <w:tab/>
-              <w:t>62</w:t>
+              <w:t>69</w:t>
             </w:r>
           </w:hyperlink>
         </w:p>
@@ -1829,7 +1829,7 @@
             </w:tabs>
             <w:rPr/>
           </w:pPr>
-          <w:hyperlink w:anchor="__RefHeading___Toc4404_2553262432">
+          <w:hyperlink w:anchor="__RefHeading___Toc5321_3488861905">
             <w:r>
               <w:rPr>
                 <w:webHidden/>
@@ -1843,7 +1843,7 @@
                 <w:rStyle w:val="IndexLink"/>
               </w:rPr>
               <w:tab/>
-              <w:t>62</w:t>
+              <w:t>69</w:t>
             </w:r>
           </w:hyperlink>
         </w:p>
@@ -1856,7 +1856,7 @@
             </w:tabs>
             <w:rPr/>
           </w:pPr>
-          <w:hyperlink w:anchor="__RefHeading___Toc4406_2553262432">
+          <w:hyperlink w:anchor="__RefHeading___Toc5323_3488861905">
             <w:r>
               <w:rPr>
                 <w:webHidden/>
@@ -1870,7 +1870,7 @@
                 <w:rStyle w:val="IndexLink"/>
               </w:rPr>
               <w:tab/>
-              <w:t>63</w:t>
+              <w:t>70</w:t>
             </w:r>
           </w:hyperlink>
         </w:p>
@@ -1883,7 +1883,7 @@
             </w:tabs>
             <w:rPr/>
           </w:pPr>
-          <w:hyperlink w:anchor="__RefHeading___Toc4408_2553262432">
+          <w:hyperlink w:anchor="__RefHeading___Toc5325_3488861905">
             <w:r>
               <w:rPr>
                 <w:webHidden/>
@@ -1897,7 +1897,7 @@
                 <w:rStyle w:val="IndexLink"/>
               </w:rPr>
               <w:tab/>
-              <w:t>64</w:t>
+              <w:t>71</w:t>
             </w:r>
           </w:hyperlink>
         </w:p>
@@ -1910,7 +1910,7 @@
             </w:tabs>
             <w:rPr/>
           </w:pPr>
-          <w:hyperlink w:anchor="__RefHeading___Toc4410_2553262432">
+          <w:hyperlink w:anchor="__RefHeading___Toc5327_3488861905">
             <w:r>
               <w:rPr>
                 <w:webHidden/>
@@ -1924,7 +1924,7 @@
                 <w:rStyle w:val="IndexLink"/>
               </w:rPr>
               <w:tab/>
-              <w:t>64</w:t>
+              <w:t>71</w:t>
             </w:r>
           </w:hyperlink>
         </w:p>
@@ -1937,7 +1937,7 @@
             </w:tabs>
             <w:rPr/>
           </w:pPr>
-          <w:hyperlink w:anchor="__RefHeading___Toc4412_2553262432">
+          <w:hyperlink w:anchor="__RefHeading___Toc5329_3488861905">
             <w:r>
               <w:rPr>
                 <w:webHidden/>
@@ -1951,7 +1951,7 @@
                 <w:rStyle w:val="IndexLink"/>
               </w:rPr>
               <w:tab/>
-              <w:t>66</w:t>
+              <w:t>73</w:t>
             </w:r>
           </w:hyperlink>
         </w:p>
@@ -1964,7 +1964,7 @@
             </w:tabs>
             <w:rPr/>
           </w:pPr>
-          <w:hyperlink w:anchor="__RefHeading___Toc4414_2553262432">
+          <w:hyperlink w:anchor="__RefHeading___Toc5331_3488861905">
             <w:r>
               <w:rPr>
                 <w:webHidden/>
@@ -1978,7 +1978,7 @@
                 <w:rStyle w:val="IndexLink"/>
               </w:rPr>
               <w:tab/>
-              <w:t>69</w:t>
+              <w:t>77</w:t>
             </w:r>
           </w:hyperlink>
         </w:p>
@@ -1991,7 +1991,7 @@
             </w:tabs>
             <w:rPr/>
           </w:pPr>
-          <w:hyperlink w:anchor="__RefHeading___Toc4416_2553262432">
+          <w:hyperlink w:anchor="__RefHeading___Toc5333_3488861905">
             <w:r>
               <w:rPr>
                 <w:webHidden/>
@@ -2005,7 +2005,7 @@
                 <w:rStyle w:val="IndexLink"/>
               </w:rPr>
               <w:tab/>
-              <w:t>69</w:t>
+              <w:t>77</w:t>
             </w:r>
           </w:hyperlink>
         </w:p>
@@ -2018,7 +2018,7 @@
             </w:tabs>
             <w:rPr/>
           </w:pPr>
-          <w:hyperlink w:anchor="__RefHeading___Toc4418_2553262432">
+          <w:hyperlink w:anchor="__RefHeading___Toc5335_3488861905">
             <w:r>
               <w:rPr>
                 <w:webHidden/>
@@ -2032,7 +2032,7 @@
                 <w:rStyle w:val="IndexLink"/>
               </w:rPr>
               <w:tab/>
-              <w:t>70</w:t>
+              <w:t>78</w:t>
             </w:r>
           </w:hyperlink>
         </w:p>
@@ -2045,7 +2045,7 @@
             </w:tabs>
             <w:rPr/>
           </w:pPr>
-          <w:hyperlink w:anchor="__RefHeading___Toc4420_2553262432">
+          <w:hyperlink w:anchor="__RefHeading___Toc5337_3488861905">
             <w:r>
               <w:rPr>
                 <w:webHidden/>
@@ -2059,7 +2059,7 @@
                 <w:rStyle w:val="IndexLink"/>
               </w:rPr>
               <w:tab/>
-              <w:t>70</w:t>
+              <w:t>78</w:t>
             </w:r>
           </w:hyperlink>
         </w:p>
@@ -2072,7 +2072,7 @@
             </w:tabs>
             <w:rPr/>
           </w:pPr>
-          <w:hyperlink w:anchor="__RefHeading___Toc4422_2553262432">
+          <w:hyperlink w:anchor="__RefHeading___Toc5339_3488861905">
             <w:r>
               <w:rPr>
                 <w:webHidden/>
@@ -2086,7 +2086,7 @@
                 <w:rStyle w:val="IndexLink"/>
               </w:rPr>
               <w:tab/>
-              <w:t>71</w:t>
+              <w:t>80</w:t>
             </w:r>
           </w:hyperlink>
         </w:p>
@@ -2099,7 +2099,7 @@
             </w:tabs>
             <w:rPr/>
           </w:pPr>
-          <w:hyperlink w:anchor="__RefHeading___Toc4424_2553262432">
+          <w:hyperlink w:anchor="__RefHeading___Toc5341_3488861905">
             <w:r>
               <w:rPr>
                 <w:webHidden/>
@@ -2113,7 +2113,7 @@
                 <w:rStyle w:val="IndexLink"/>
               </w:rPr>
               <w:tab/>
-              <w:t>71</w:t>
+              <w:t>81</w:t>
             </w:r>
           </w:hyperlink>
         </w:p>
@@ -2126,7 +2126,7 @@
             </w:tabs>
             <w:rPr/>
           </w:pPr>
-          <w:hyperlink w:anchor="__RefHeading___Toc4426_2553262432">
+          <w:hyperlink w:anchor="__RefHeading___Toc5343_3488861905">
             <w:r>
               <w:rPr>
                 <w:webHidden/>
@@ -2140,7 +2140,7 @@
                 <w:rStyle w:val="IndexLink"/>
               </w:rPr>
               <w:tab/>
-              <w:t>72</w:t>
+              <w:t>82</w:t>
             </w:r>
           </w:hyperlink>
         </w:p>
@@ -2153,7 +2153,7 @@
             </w:tabs>
             <w:rPr/>
           </w:pPr>
-          <w:hyperlink w:anchor="__RefHeading___Toc4428_2553262432">
+          <w:hyperlink w:anchor="__RefHeading___Toc5345_3488861905">
             <w:r>
               <w:rPr>
                 <w:webHidden/>
@@ -2167,7 +2167,7 @@
                 <w:rStyle w:val="IndexLink"/>
               </w:rPr>
               <w:tab/>
-              <w:t>73</w:t>
+              <w:t>83</w:t>
             </w:r>
           </w:hyperlink>
         </w:p>
@@ -2180,7 +2180,7 @@
             </w:tabs>
             <w:rPr/>
           </w:pPr>
-          <w:hyperlink w:anchor="__RefHeading___Toc4430_2553262432">
+          <w:hyperlink w:anchor="__RefHeading___Toc5347_3488861905">
             <w:r>
               <w:rPr>
                 <w:webHidden/>
@@ -2194,7 +2194,7 @@
                 <w:rStyle w:val="IndexLink"/>
               </w:rPr>
               <w:tab/>
-              <w:t>77</w:t>
+              <w:t>86</w:t>
             </w:r>
           </w:hyperlink>
         </w:p>
@@ -2207,7 +2207,7 @@
             </w:tabs>
             <w:rPr/>
           </w:pPr>
-          <w:hyperlink w:anchor="__RefHeading___Toc4432_2553262432">
+          <w:hyperlink w:anchor="__RefHeading___Toc5349_3488861905">
             <w:r>
               <w:rPr>
                 <w:webHidden/>
@@ -2221,7 +2221,7 @@
                 <w:rStyle w:val="IndexLink"/>
               </w:rPr>
               <w:tab/>
-              <w:t>77</w:t>
+              <w:t>86</w:t>
             </w:r>
           </w:hyperlink>
         </w:p>
@@ -2234,7 +2234,7 @@
             </w:tabs>
             <w:rPr/>
           </w:pPr>
-          <w:hyperlink w:anchor="__RefHeading___Toc4434_2553262432">
+          <w:hyperlink w:anchor="__RefHeading___Toc5351_3488861905">
             <w:r>
               <w:rPr>
                 <w:webHidden/>
@@ -2248,7 +2248,7 @@
                 <w:rStyle w:val="IndexLink"/>
               </w:rPr>
               <w:tab/>
-              <w:t>78</w:t>
+              <w:t>87</w:t>
             </w:r>
           </w:hyperlink>
         </w:p>
@@ -2261,7 +2261,7 @@
             </w:tabs>
             <w:rPr/>
           </w:pPr>
-          <w:hyperlink w:anchor="__RefHeading___Toc4436_2553262432">
+          <w:hyperlink w:anchor="__RefHeading___Toc5353_3488861905">
             <w:r>
               <w:rPr>
                 <w:webHidden/>
@@ -2275,7 +2275,7 @@
                 <w:rStyle w:val="IndexLink"/>
               </w:rPr>
               <w:tab/>
-              <w:t>79</w:t>
+              <w:t>88</w:t>
             </w:r>
           </w:hyperlink>
         </w:p>
@@ -2288,7 +2288,7 @@
             </w:tabs>
             <w:rPr/>
           </w:pPr>
-          <w:hyperlink w:anchor="__RefHeading___Toc4438_2553262432">
+          <w:hyperlink w:anchor="__RefHeading___Toc5355_3488861905">
             <w:r>
               <w:rPr>
                 <w:webHidden/>
@@ -2302,7 +2302,7 @@
                 <w:rStyle w:val="IndexLink"/>
               </w:rPr>
               <w:tab/>
-              <w:t>79</w:t>
+              <w:t>89</w:t>
             </w:r>
           </w:hyperlink>
         </w:p>
@@ -2315,7 +2315,7 @@
             </w:tabs>
             <w:rPr/>
           </w:pPr>
-          <w:hyperlink w:anchor="__RefHeading___Toc4440_2553262432">
+          <w:hyperlink w:anchor="__RefHeading___Toc5357_3488861905">
             <w:r>
               <w:rPr>
                 <w:webHidden/>
@@ -2329,7 +2329,7 @@
                 <w:rStyle w:val="IndexLink"/>
               </w:rPr>
               <w:tab/>
-              <w:t>80</w:t>
+              <w:t>89</w:t>
             </w:r>
           </w:hyperlink>
         </w:p>
@@ -2342,7 +2342,7 @@
             </w:tabs>
             <w:rPr/>
           </w:pPr>
-          <w:hyperlink w:anchor="__RefHeading___Toc4442_2553262432">
+          <w:hyperlink w:anchor="__RefHeading___Toc5359_3488861905">
             <w:r>
               <w:rPr>
                 <w:webHidden/>
@@ -2356,7 +2356,7 @@
                 <w:rStyle w:val="IndexLink"/>
               </w:rPr>
               <w:tab/>
-              <w:t>80</w:t>
+              <w:t>90</w:t>
             </w:r>
           </w:hyperlink>
         </w:p>
@@ -2369,7 +2369,7 @@
             </w:tabs>
             <w:rPr/>
           </w:pPr>
-          <w:hyperlink w:anchor="__RefHeading___Toc4444_2553262432">
+          <w:hyperlink w:anchor="__RefHeading___Toc5361_3488861905">
             <w:r>
               <w:rPr>
                 <w:webHidden/>
@@ -2383,7 +2383,7 @@
                 <w:rStyle w:val="IndexLink"/>
               </w:rPr>
               <w:tab/>
-              <w:t>84</w:t>
+              <w:t>94</w:t>
             </w:r>
           </w:hyperlink>
         </w:p>
@@ -2396,7 +2396,7 @@
             </w:tabs>
             <w:rPr/>
           </w:pPr>
-          <w:hyperlink w:anchor="__RefHeading___Toc4446_2553262432">
+          <w:hyperlink w:anchor="__RefHeading___Toc5363_3488861905">
             <w:r>
               <w:rPr>
                 <w:webHidden/>
@@ -2410,7 +2410,7 @@
                 <w:rStyle w:val="IndexLink"/>
               </w:rPr>
               <w:tab/>
-              <w:t>84</w:t>
+              <w:t>94</w:t>
             </w:r>
           </w:hyperlink>
         </w:p>
@@ -2423,7 +2423,7 @@
             </w:tabs>
             <w:rPr/>
           </w:pPr>
-          <w:hyperlink w:anchor="__RefHeading___Toc4448_2553262432">
+          <w:hyperlink w:anchor="__RefHeading___Toc5365_3488861905">
             <w:r>
               <w:rPr>
                 <w:webHidden/>
@@ -2437,7 +2437,7 @@
                 <w:rStyle w:val="IndexLink"/>
               </w:rPr>
               <w:tab/>
-              <w:t>85</w:t>
+              <w:t>95</w:t>
             </w:r>
           </w:hyperlink>
         </w:p>
@@ -2450,7 +2450,7 @@
             </w:tabs>
             <w:rPr/>
           </w:pPr>
-          <w:hyperlink w:anchor="__RefHeading___Toc4450_2553262432">
+          <w:hyperlink w:anchor="__RefHeading___Toc5367_3488861905">
             <w:r>
               <w:rPr>
                 <w:webHidden/>
@@ -2464,7 +2464,7 @@
                 <w:rStyle w:val="IndexLink"/>
               </w:rPr>
               <w:tab/>
-              <w:t>85</w:t>
+              <w:t>95</w:t>
             </w:r>
           </w:hyperlink>
         </w:p>
@@ -2477,7 +2477,7 @@
             </w:tabs>
             <w:rPr/>
           </w:pPr>
-          <w:hyperlink w:anchor="__RefHeading___Toc4452_2553262432">
+          <w:hyperlink w:anchor="__RefHeading___Toc5369_3488861905">
             <w:r>
               <w:rPr>
                 <w:webHidden/>
@@ -2491,7 +2491,7 @@
                 <w:rStyle w:val="IndexLink"/>
               </w:rPr>
               <w:tab/>
-              <w:t>86</w:t>
+              <w:t>96</w:t>
             </w:r>
           </w:hyperlink>
         </w:p>
@@ -2504,7 +2504,7 @@
             </w:tabs>
             <w:rPr/>
           </w:pPr>
-          <w:hyperlink w:anchor="__RefHeading___Toc4454_2553262432">
+          <w:hyperlink w:anchor="__RefHeading___Toc5371_3488861905">
             <w:r>
               <w:rPr>
                 <w:webHidden/>
@@ -2518,7 +2518,7 @@
                 <w:rStyle w:val="IndexLink"/>
               </w:rPr>
               <w:tab/>
-              <w:t>87</w:t>
+              <w:t>98</w:t>
             </w:r>
           </w:hyperlink>
         </w:p>
@@ -2531,7 +2531,7 @@
             </w:tabs>
             <w:rPr/>
           </w:pPr>
-          <w:hyperlink w:anchor="__RefHeading___Toc4456_2553262432">
+          <w:hyperlink w:anchor="__RefHeading___Toc5373_3488861905">
             <w:r>
               <w:rPr>
                 <w:webHidden/>
@@ -2545,7 +2545,7 @@
                 <w:rStyle w:val="IndexLink"/>
               </w:rPr>
               <w:tab/>
-              <w:t>87</w:t>
+              <w:t>99</w:t>
             </w:r>
           </w:hyperlink>
         </w:p>
@@ -2558,7 +2558,7 @@
             </w:tabs>
             <w:rPr/>
           </w:pPr>
-          <w:hyperlink w:anchor="__RefHeading___Toc4458_2553262432">
+          <w:hyperlink w:anchor="__RefHeading___Toc5375_3488861905">
             <w:r>
               <w:rPr>
                 <w:webHidden/>
@@ -2572,7 +2572,7 @@
                 <w:rStyle w:val="IndexLink"/>
               </w:rPr>
               <w:tab/>
-              <w:t>88</w:t>
+              <w:t>101</w:t>
             </w:r>
           </w:hyperlink>
         </w:p>
@@ -2585,7 +2585,7 @@
             </w:tabs>
             <w:rPr/>
           </w:pPr>
-          <w:hyperlink w:anchor="__RefHeading___Toc4460_2553262432">
+          <w:hyperlink w:anchor="__RefHeading___Toc5377_3488861905">
             <w:r>
               <w:rPr>
                 <w:webHidden/>
@@ -2599,7 +2599,7 @@
                 <w:rStyle w:val="IndexLink"/>
               </w:rPr>
               <w:tab/>
-              <w:t>92</w:t>
+              <w:t>104</w:t>
             </w:r>
           </w:hyperlink>
         </w:p>
@@ -2612,7 +2612,7 @@
             </w:tabs>
             <w:rPr/>
           </w:pPr>
-          <w:hyperlink w:anchor="__RefHeading___Toc4462_2553262432">
+          <w:hyperlink w:anchor="__RefHeading___Toc5379_3488861905">
             <w:r>
               <w:rPr>
                 <w:webHidden/>
@@ -2626,7 +2626,7 @@
                 <w:rStyle w:val="IndexLink"/>
               </w:rPr>
               <w:tab/>
-              <w:t>94</w:t>
+              <w:t>106</w:t>
             </w:r>
           </w:hyperlink>
         </w:p>
@@ -2639,7 +2639,7 @@
             </w:tabs>
             <w:rPr/>
           </w:pPr>
-          <w:hyperlink w:anchor="__RefHeading___Toc4464_2553262432">
+          <w:hyperlink w:anchor="__RefHeading___Toc5381_3488861905">
             <w:r>
               <w:rPr>
                 <w:webHidden/>
@@ -2653,7 +2653,7 @@
                 <w:rStyle w:val="IndexLink"/>
               </w:rPr>
               <w:tab/>
-              <w:t>98</w:t>
+              <w:t>110</w:t>
             </w:r>
           </w:hyperlink>
         </w:p>
@@ -2666,7 +2666,7 @@
             </w:tabs>
             <w:rPr/>
           </w:pPr>
-          <w:hyperlink w:anchor="__RefHeading___Toc4466_2553262432">
+          <w:hyperlink w:anchor="__RefHeading___Toc5383_3488861905">
             <w:r>
               <w:rPr>
                 <w:webHidden/>
@@ -2680,7 +2680,7 @@
                 <w:rStyle w:val="IndexLink"/>
               </w:rPr>
               <w:tab/>
-              <w:t>98</w:t>
+              <w:t>110</w:t>
             </w:r>
           </w:hyperlink>
         </w:p>
@@ -2693,7 +2693,7 @@
             </w:tabs>
             <w:rPr/>
           </w:pPr>
-          <w:hyperlink w:anchor="__RefHeading___Toc4468_2553262432">
+          <w:hyperlink w:anchor="__RefHeading___Toc5385_3488861905">
             <w:r>
               <w:rPr>
                 <w:webHidden/>
@@ -2707,7 +2707,7 @@
                 <w:rStyle w:val="IndexLink"/>
               </w:rPr>
               <w:tab/>
-              <w:t>98</w:t>
+              <w:t>110</w:t>
             </w:r>
           </w:hyperlink>
         </w:p>
@@ -2720,7 +2720,7 @@
             </w:tabs>
             <w:rPr/>
           </w:pPr>
-          <w:hyperlink w:anchor="__RefHeading___Toc4470_2553262432">
+          <w:hyperlink w:anchor="__RefHeading___Toc5387_3488861905">
             <w:r>
               <w:rPr>
                 <w:webHidden/>
@@ -2734,7 +2734,7 @@
                 <w:rStyle w:val="IndexLink"/>
               </w:rPr>
               <w:tab/>
-              <w:t>99</w:t>
+              <w:t>111</w:t>
             </w:r>
           </w:hyperlink>
         </w:p>
@@ -2747,7 +2747,7 @@
             </w:tabs>
             <w:rPr/>
           </w:pPr>
-          <w:hyperlink w:anchor="__RefHeading___Toc4472_2553262432">
+          <w:hyperlink w:anchor="__RefHeading___Toc5389_3488861905">
             <w:r>
               <w:rPr>
                 <w:webHidden/>
@@ -2761,7 +2761,7 @@
                 <w:rStyle w:val="IndexLink"/>
               </w:rPr>
               <w:tab/>
-              <w:t>99</w:t>
+              <w:t>111</w:t>
             </w:r>
           </w:hyperlink>
         </w:p>
@@ -2774,7 +2774,7 @@
             </w:tabs>
             <w:rPr/>
           </w:pPr>
-          <w:hyperlink w:anchor="__RefHeading___Toc4474_2553262432">
+          <w:hyperlink w:anchor="__RefHeading___Toc5391_3488861905">
             <w:r>
               <w:rPr>
                 <w:webHidden/>
@@ -2788,7 +2788,7 @@
                 <w:rStyle w:val="IndexLink"/>
               </w:rPr>
               <w:tab/>
-              <w:t>99</w:t>
+              <w:t>111</w:t>
             </w:r>
           </w:hyperlink>
         </w:p>
@@ -2801,7 +2801,7 @@
             </w:tabs>
             <w:rPr/>
           </w:pPr>
-          <w:hyperlink w:anchor="__RefHeading___Toc4476_2553262432">
+          <w:hyperlink w:anchor="__RefHeading___Toc5393_3488861905">
             <w:r>
               <w:rPr>
                 <w:webHidden/>
@@ -2815,7 +2815,7 @@
                 <w:rStyle w:val="IndexLink"/>
               </w:rPr>
               <w:tab/>
-              <w:t>100</w:t>
+              <w:t>112</w:t>
             </w:r>
           </w:hyperlink>
         </w:p>
@@ -2828,7 +2828,7 @@
             </w:tabs>
             <w:rPr/>
           </w:pPr>
-          <w:hyperlink w:anchor="__RefHeading___Toc4478_2553262432">
+          <w:hyperlink w:anchor="__RefHeading___Toc5395_3488861905">
             <w:r>
               <w:rPr>
                 <w:webHidden/>
@@ -2842,7 +2842,7 @@
                 <w:rStyle w:val="IndexLink"/>
               </w:rPr>
               <w:tab/>
-              <w:t>101</w:t>
+              <w:t>113</w:t>
             </w:r>
           </w:hyperlink>
         </w:p>
@@ -2855,7 +2855,7 @@
             </w:tabs>
             <w:rPr/>
           </w:pPr>
-          <w:hyperlink w:anchor="__RefHeading___Toc4480_2553262432">
+          <w:hyperlink w:anchor="__RefHeading___Toc5397_3488861905">
             <w:r>
               <w:rPr>
                 <w:webHidden/>
@@ -2869,7 +2869,7 @@
                 <w:rStyle w:val="IndexLink"/>
               </w:rPr>
               <w:tab/>
-              <w:t>103</w:t>
+              <w:t>115</w:t>
             </w:r>
           </w:hyperlink>
         </w:p>
@@ -2882,7 +2882,7 @@
             </w:tabs>
             <w:rPr/>
           </w:pPr>
-          <w:hyperlink w:anchor="__RefHeading___Toc4482_2553262432">
+          <w:hyperlink w:anchor="__RefHeading___Toc5399_3488861905">
             <w:r>
               <w:rPr>
                 <w:webHidden/>
@@ -2896,7 +2896,34 @@
                 <w:rStyle w:val="IndexLink"/>
               </w:rPr>
               <w:tab/>
-              <w:t>104</w:t>
+              <w:t>116</w:t>
+            </w:r>
+          </w:hyperlink>
+        </w:p>
+        <w:p>
+          <w:pPr>
+            <w:pStyle w:val="TOC2"/>
+            <w:tabs>
+              <w:tab w:val="clear" w:pos="9072"/>
+              <w:tab w:val="right" w:pos="9354" w:leader="dot"/>
+            </w:tabs>
+            <w:rPr/>
+          </w:pPr>
+          <w:hyperlink w:anchor="__RefHeading___Toc5401_3488861905">
+            <w:r>
+              <w:rPr>
+                <w:webHidden/>
+                <w:rStyle w:val="IndexLink"/>
+                <w:i w:val="false"/>
+              </w:rPr>
+              <w:t>10-ilova. Qo‘llanmadagi diagrammalar ro‘yxati</w:t>
+            </w:r>
+            <w:r>
+              <w:rPr>
+                <w:rStyle w:val="IndexLink"/>
+              </w:rPr>
+              <w:tab/>
+              <w:t>117</w:t>
             </w:r>
           </w:hyperlink>
         </w:p>
@@ -2909,7 +2936,7 @@
             </w:tabs>
             <w:rPr/>
           </w:pPr>
-          <w:hyperlink w:anchor="__RefHeading___Toc4484_2553262432">
+          <w:hyperlink w:anchor="__RefHeading___Toc5403_3488861905">
             <w:r>
               <w:rPr>
                 <w:webHidden/>
@@ -2923,7 +2950,7 @@
                 <w:rStyle w:val="IndexLink"/>
               </w:rPr>
               <w:tab/>
-              <w:t>106</w:t>
+              <w:t>119</w:t>
             </w:r>
           </w:hyperlink>
         </w:p>
@@ -2936,21 +2963,21 @@
             </w:tabs>
             <w:rPr/>
           </w:pPr>
-          <w:hyperlink w:anchor="__RefHeading___Toc4486_2553262432">
+          <w:hyperlink w:anchor="__RefHeading___Toc5405_3488861905">
             <w:r>
               <w:rPr>
                 <w:webHidden/>
                 <w:rStyle w:val="IndexLink"/>
                 <w:i w:val="false"/>
               </w:rPr>
-              <w:t>Asosiy adabiyotlar</w:t>
+              <w:t>Me’yoriy-huquqiy hujjatlar</w:t>
             </w:r>
             <w:r>
               <w:rPr>
                 <w:rStyle w:val="IndexLink"/>
               </w:rPr>
               <w:tab/>
-              <w:t>106</w:t>
+              <w:t>119</w:t>
             </w:r>
           </w:hyperlink>
         </w:p>
@@ -2963,21 +2990,21 @@
             </w:tabs>
             <w:rPr/>
           </w:pPr>
-          <w:hyperlink w:anchor="__RefHeading___Toc4488_2553262432">
+          <w:hyperlink w:anchor="__RefHeading___Toc5407_3488861905">
             <w:r>
               <w:rPr>
                 <w:webHidden/>
                 <w:rStyle w:val="IndexLink"/>
                 <w:i w:val="false"/>
               </w:rPr>
-              <w:t>Qo‘shimcha adabiyotlar</w:t>
+              <w:t>Asosiy adabiyotlar</w:t>
             </w:r>
             <w:r>
               <w:rPr>
                 <w:rStyle w:val="IndexLink"/>
               </w:rPr>
               <w:tab/>
-              <w:t>106</w:t>
+              <w:t>119</w:t>
             </w:r>
           </w:hyperlink>
         </w:p>
@@ -2990,13 +3017,67 @@
             </w:tabs>
             <w:rPr/>
           </w:pPr>
-          <w:hyperlink w:anchor="__RefHeading___Toc4490_2553262432">
+          <w:hyperlink w:anchor="__RefHeading___Toc5409_3488861905">
             <w:r>
               <w:rPr>
                 <w:webHidden/>
                 <w:rStyle w:val="IndexLink"/>
                 <w:i w:val="false"/>
               </w:rPr>
+              <w:t>Qo‘shimcha adabiyotlar</w:t>
+            </w:r>
+            <w:r>
+              <w:rPr>
+                <w:rStyle w:val="IndexLink"/>
+              </w:rPr>
+              <w:tab/>
+              <w:t>119</w:t>
+            </w:r>
+          </w:hyperlink>
+        </w:p>
+        <w:p>
+          <w:pPr>
+            <w:pStyle w:val="TOC2"/>
+            <w:tabs>
+              <w:tab w:val="clear" w:pos="9072"/>
+              <w:tab w:val="right" w:pos="9354" w:leader="dot"/>
+            </w:tabs>
+            <w:rPr/>
+          </w:pPr>
+          <w:hyperlink w:anchor="__RefHeading___Toc5411_3488861905">
+            <w:r>
+              <w:rPr>
+                <w:webHidden/>
+                <w:rStyle w:val="IndexLink"/>
+                <w:i w:val="false"/>
+              </w:rPr>
+              <w:t>Xorijiy va rus tilidagi adabiyotlar</w:t>
+            </w:r>
+            <w:r>
+              <w:rPr>
+                <w:rStyle w:val="IndexLink"/>
+              </w:rPr>
+              <w:tab/>
+              <w:t>120</w:t>
+            </w:r>
+          </w:hyperlink>
+        </w:p>
+        <w:p>
+          <w:pPr>
+            <w:pStyle w:val="TOC2"/>
+            <w:tabs>
+              <w:tab w:val="clear" w:pos="9072"/>
+              <w:tab w:val="right" w:pos="9354" w:leader="dot"/>
+            </w:tabs>
+            <w:rPr/>
+          </w:pPr>
+          <w:hyperlink w:anchor="__RefHeading___Toc5413_3488861905">
+            <w:r>
+              <w:rPr>
+                <w:webHidden/>
+                <w:rStyle w:val="IndexLink"/>
+                <w:i w:val="false"/>
+              </w:rPr>
               <w:t>Axborot manbalari</w:t>
             </w:r>
             <w:r>
@@ -3004,7 +3085,7 @@
                 <w:rStyle w:val="IndexLink"/>
               </w:rPr>
               <w:tab/>
-              <w:t>106</w:t>
+              <w:t>121</w:t>
             </w:r>
           </w:hyperlink>
           <w:r>
@@ -3045,7 +3126,7 @@
         <w:jc w:val="center"/>
         <w:rPr/>
       </w:pPr>
-      <w:bookmarkStart w:id="0" w:name="__RefHeading___Toc4308_2553262432"/>
+      <w:bookmarkStart w:id="0" w:name="__RefHeading___Toc5225_3488861905"/>
       <w:bookmarkEnd w:id="0"/>
       <w:r>
         <w:rPr>
@@ -3154,7 +3235,27 @@
           <w:i w:val="false"/>
           <w:sz w:val="28"/>
         </w:rPr>
-        <w:t>Qo‘llanmaning tuzilishida quyidagi pedagogik mantiq asos qilib olingan: har bir ma’ruza tayanch tushunchalar va o‘quv natijalari bilan boshlanadi, so‘ng mavzu nazariy jihatdan chuqur yoritiladi, mavzu yakunida esa nazorat savollari, test topshiriqlari hamda mustaqil ish uchun mavzular beriladi. Bunday tuzilma talabaning bilimni o‘zlashtirishi — bilish, tushunish, qo‘llash, tahlil qilish, baholash va yaratish bosqichlari (B.Blum taksonomiyasi) bo‘yicha izchil rivojlanishini ta’minlaydi.</w:t>
+        <w:t>Qo‘llanmaning tuzilishida quyidagi pedagogik mantiq asos qilib olingan: har bir ma’ruza tayanch tushunchalar va o‘quv natijalari bilan boshlanadi, so‘ng mavzu nazariy jihatdan chuqur yoritiladi, mavzu yakunida esa nazorat savollari, test topshiriqlari hamda mustaqil ish uchun mavzular beriladi. Bunday tuzilma talabaning bilimni o‘zlashtirishi — bilish, tushunish, qo‘llash, tahlil qilish, baholash va yaratish bosqichlari (B.Blum taksonomiyasi)</w:t>
+      </w:r>
+      <w:r>
+        <w:rPr>
+          <w:rStyle w:val="FootnoteReference"/>
+          <w:rFonts w:cs="Times New Roman"/>
+          <w:b w:val="false"/>
+          <w:i w:val="false"/>
+          <w:sz w:val="28"/>
+          <w:vertAlign w:val="superscript"/>
+        </w:rPr>
+        <w:footnoteReference w:id="2"/>
+      </w:r>
+      <w:r>
+        <w:rPr>
+          <w:rFonts w:cs="Times New Roman"/>
+          <w:b w:val="false"/>
+          <w:i w:val="false"/>
+          <w:sz w:val="28"/>
+        </w:rPr>
+        <w:t xml:space="preserve"> bo‘yicha izchil rivojlanishini ta’minlaydi.</w:t>
       </w:r>
     </w:p>
     <w:p>
@@ -3173,6 +3274,24 @@
           <w:sz w:val="28"/>
         </w:rPr>
         <w:t>Qo‘llanma bilan ishlashda talaba avval ma’ruza matnini o‘qib chiqishi, tayanch tushunchalarni o‘zlashtirishi, so‘ngra nazorat savollari yordamida o‘z bilimini tekshirishi tavsiya etiladi. Har bir ma’ruza oxirida keltirilgan mustaqil ish topshiriqlari mavzuni chuqurroq o‘rganishga, olingan bilimlarni amaliyotga tatbiq etishga xizmat qiladi. Qo‘llanma so‘ngida glossariy, ilovalar (namunaviy mashg‘ulot ishlanmalari va texnologik xaritalar) hamda foydalanilgan adabiyotlar ro‘yxati keltirilgan.</w:t>
+      </w:r>
+    </w:p>
+    <w:p>
+      <w:pPr>
+        <w:pStyle w:val="Normal"/>
+        <w:spacing w:lineRule="auto" w:line="360" w:before="0" w:after="120"/>
+        <w:ind w:firstLine="709"/>
+        <w:jc w:val="both"/>
+        <w:rPr/>
+      </w:pPr>
+      <w:r>
+        <w:rPr>
+          <w:rFonts w:cs="Times New Roman"/>
+          <w:b w:val="false"/>
+          <w:i w:val="false"/>
+          <w:sz w:val="28"/>
+        </w:rPr>
+        <w:t>Mavzularni ko‘rgazmali yoritish maqsadida qo‘llanmaga 15 turdagi diagramma kiritilgan: gistogramma (ustunli), grafik, doiraviy, chiziqli, sohali, nuqtali, xarita, birja, sirtqi, yaproqsimon, daraxtsimon, quyosh nurlari, mo‘ylovli quti, kaskadli va voronkasimon diagrammalar. Barcha diagrammalar yagona shablon asosida — bir xil rang palitrasi, shrift va bezak uslubida tayyorlangan. Har bir diagramma ostida uning raqami, nomi va ma’lumot manbai ko‘rsatilgan, o‘quv-namunaviy maqsadda keltirilgan shartli ma’lumotlar esa alohida izoh bilan belgilangan. Diagrammalar ro‘yxati 10-ilovada berilgan. Matnda foydalanilgan manbalarga sahifa osti havolalari (snoskalar) keltirilgan.</w:t>
       </w:r>
     </w:p>
     <w:p>
@@ -3212,7 +3331,7 @@
         <w:jc w:val="center"/>
         <w:rPr/>
       </w:pPr>
-      <w:bookmarkStart w:id="1" w:name="__RefHeading___Toc4310_2553262432"/>
+      <w:bookmarkStart w:id="1" w:name="__RefHeading___Toc5227_3488861905"/>
       <w:bookmarkEnd w:id="1"/>
       <w:r>
         <w:rPr>
@@ -3517,7 +3636,7 @@
         <w:jc w:val="left"/>
         <w:rPr/>
       </w:pPr>
-      <w:bookmarkStart w:id="2" w:name="__RefHeading___Toc4312_2553262432"/>
+      <w:bookmarkStart w:id="2" w:name="__RefHeading___Toc5229_3488861905"/>
       <w:bookmarkEnd w:id="2"/>
       <w:r>
         <w:rPr>
@@ -3572,7 +3691,27 @@
           <w:i w:val="false"/>
           <w:sz w:val="28"/>
         </w:rPr>
-        <w:t>Metodika fanlarini o‘qitish texnologiyasi” fani ana shu ehtiyojdan kelib chiqib, oliy pedagogik ta’lim tizimiga kiritilgan. Fanning dolzarbligi bir qancha omillar bilan izohlanadi. Avvalo, jamiyatda yuz berayotgan ijtimoiy-iqtisodiy o‘zgarishlar, ta’lim sohasidagi islohotlar, “Ta’lim to‘g‘risida”gi qonun, maktabgacha ta’lim tashkilotlariga qo‘yilayotgan yangi talablar o‘qituvchidan yuqori metodik madaniyatni taqozo etmoqda. Ikkinchidan, ta’lim mazmuni doimiy yangilanib borayotgani, davlat ta’lim standartlari va o‘quv dasturlari takomillashib borayotgani o‘qituvchini bu o‘zgarishlarga moslasha oladigan, o‘z metodik tizimini muttasil yangilay oladigan mutaxassis bo‘lishga undaydi. Uchinchidan, raqamli texnologiyalarning ta’lim jarayoniga kirib kelishi an’anaviy o‘qitish usullarini qayta ko‘rib chiqishni, ularni zamonaviy texnologik vositalar bilan boyitishni talab qilmoqda.</w:t>
+        <w:t>Metodika fanlarini o‘qitish texnologiyasi” fani ana shu ehtiyojdan kelib chiqib, oliy pedagogik ta’lim tizimiga kiritilgan. Fanning dolzarbligi bir qancha omillar bilan izohlanadi. Avvalo, jamiyatda yuz berayotgan ijtimoiy-iqtisodiy o‘zgarishlar, ta’lim sohasidagi islohotlar, “Ta’lim to‘g‘risida”gi qonun, maktabgacha ta’lim tashkilotlariga qo‘yilayotgan yangi talablar o‘qituvchidan yuqori metodik madaniyatni taqozo etmoqda</w:t>
+      </w:r>
+      <w:r>
+        <w:rPr>
+          <w:rStyle w:val="FootnoteReference"/>
+          <w:rFonts w:cs="Times New Roman"/>
+          <w:b w:val="false"/>
+          <w:i w:val="false"/>
+          <w:sz w:val="28"/>
+          <w:vertAlign w:val="superscript"/>
+        </w:rPr>
+        <w:footnoteReference w:id="3"/>
+      </w:r>
+      <w:r>
+        <w:rPr>
+          <w:rFonts w:cs="Times New Roman"/>
+          <w:b w:val="false"/>
+          <w:i w:val="false"/>
+          <w:sz w:val="28"/>
+        </w:rPr>
+        <w:t>. Ikkinchidan, ta’lim mazmuni doimiy yangilanib borayotgani, davlat ta’lim standartlari va o‘quv dasturlari takomillashib borayotgani o‘qituvchini bu o‘zgarishlarga moslasha oladigan, o‘z metodik tizimini muttasil yangilay oladigan mutaxassis bo‘lishga undaydi. Uchinchidan, raqamli texnologiyalarning ta’lim jarayoniga kirib kelishi an’anaviy o‘qitish usullarini qayta ko‘rib chiqishni, ularni zamonaviy texnologik vositalar bilan boyitishni talab qilmoqda.</w:t>
       </w:r>
     </w:p>
     <w:p>
@@ -3591,6 +3730,17 @@
           <w:sz w:val="28"/>
         </w:rPr>
         <w:t>Oliy kasbiy ta’lim tizimida bu fan yaxlit metodik tayyorgarlikning uzviy qismi hisoblanadi. U bir tomondan umumkasbiy fanlar (pedagogika, psixologiya, didaktika) bilan, ikkinchi tomondan xususiy metodikalar (nutq o‘stirish metodikasi, matematik tasavvurlarni shakllantirish metodikasi, tabiat bilan tanishtirish metodikasi, tasviriy faoliyat metodikasi va boshqalar) bilan bevosita bog‘lanadi. Shu bois fan integrativ, ya’ni bir necha fan yutuqlarini birlashtiruvchi xususiyatga ega.</w:t>
+      </w:r>
+      <w:r>
+        <w:rPr>
+          <w:rStyle w:val="FootnoteReference"/>
+          <w:rFonts w:cs="Times New Roman"/>
+          <w:b w:val="false"/>
+          <w:i w:val="false"/>
+          <w:sz w:val="28"/>
+          <w:vertAlign w:val="superscript"/>
+        </w:rPr>
+        <w:footnoteReference w:id="4"/>
       </w:r>
     </w:p>
     <w:p>
@@ -3600,7 +3750,7 @@
         <w:jc w:val="left"/>
         <w:rPr/>
       </w:pPr>
-      <w:bookmarkStart w:id="3" w:name="__RefHeading___Toc4314_2553262432"/>
+      <w:bookmarkStart w:id="3" w:name="__RefHeading___Toc5231_3488861905"/>
       <w:bookmarkEnd w:id="3"/>
       <w:r>
         <w:rPr>
@@ -3630,6 +3780,17 @@
         </w:rPr>
         <w:t>Har qanday fanning mustaqilligi uning o‘ziga xos predmetiga ega bo‘lishi bilan belgilanadi. “Metodika fanlarini o‘qitish texnologiyasi” fanining predmeti — maktabgacha ta’lim yo‘nalishi bo‘yicha metodika fanlarini o‘qitishning qonuniyatlari, tamoyillari, mazmuni, metodlari, shakllari va vositalarini, shuningdek, bu jarayonni texnologik jihatdan loyihalash va boshqarishni o‘rganishdan iborat.</w:t>
       </w:r>
+      <w:r>
+        <w:rPr>
+          <w:rStyle w:val="FootnoteReference"/>
+          <w:rFonts w:cs="Times New Roman"/>
+          <w:b w:val="false"/>
+          <w:i w:val="false"/>
+          <w:sz w:val="28"/>
+          <w:vertAlign w:val="superscript"/>
+        </w:rPr>
+        <w:footnoteReference w:id="5"/>
+      </w:r>
     </w:p>
     <w:p>
       <w:pPr>
@@ -3647,6 +3808,118 @@
           <w:sz w:val="28"/>
         </w:rPr>
         <w:t>Fanning maqsadi — talabalarga metodika fanlarini o‘qitish texnologiyasining zamonaviy metodologiyasi, nazariy asoslarini o‘rgatish, ularda kasbiy va pedagogik o‘zlikni anglashni, mustaqil metodik fikrlashni shakllantirishdan iborat. Boshqacha aytganda, fan bo‘lajak pedagogni “nimani o‘qitish” bilan birga “qanday o‘qitish” savoliga ilmiy asoslangan javob bera oladigan mutaxassis sifatida tayyorlashga qaratilgan.</w:t>
+      </w:r>
+    </w:p>
+    <w:p>
+      <w:pPr>
+        <w:pStyle w:val="Normal"/>
+        <w:spacing w:lineRule="auto" w:line="360" w:before="0" w:after="120"/>
+        <w:ind w:firstLine="709"/>
+        <w:jc w:val="both"/>
+        <w:rPr/>
+      </w:pPr>
+      <w:r>
+        <w:rPr>
+          <w:rFonts w:cs="Times New Roman"/>
+          <w:b w:val="false"/>
+          <w:i w:val="false"/>
+          <w:sz w:val="28"/>
+        </w:rPr>
+        <w:t>Fanning o‘quv dasturiga ko‘ra uning umumiy hajmi 120 soatni tashkil etadi: ma’ruza — 20, amaliy mashg‘ulot — 20, mustaqil ta’lim — 80 soat. Bu tuzilma 1-rasmdagi daraxtsimon (treemap) diagrammada ko‘rsatilgan: har bir to‘rtburchakning maydoni unga ajratilgan soatga mutanosib, M — ma’ruza, A — amaliy mashg‘ulot, MT — mustaqil ta’lim mavzularini bildiradi. Diagrammadan fan hajmining uchdan ikki qismi talabaning mustaqil ishiga to‘g‘ri kelishi yaqqol ko‘rinadi.</w:t>
+      </w:r>
+    </w:p>
+    <w:p>
+      <w:pPr>
+        <w:pStyle w:val="Normal"/>
+        <w:keepNext w:val="true"/>
+        <w:spacing w:lineRule="auto" w:line="240" w:before="120" w:after="40"/>
+        <w:jc w:val="center"/>
+        <w:rPr/>
+      </w:pPr>
+      <w:r>
+        <w:rPr/>
+        <w:drawing>
+          <wp:inline distT="0" distB="0" distL="0" distR="0">
+            <wp:extent cx="5579745" cy="3331845"/>
+            <wp:effectExtent l="0" t="0" r="0" b="0"/>
+            <wp:docPr id="1" name="Picture 1" descr=""/>
+            <wp:cNvGraphicFramePr>
+              <a:graphicFrameLocks xmlns:a="http://schemas.openxmlformats.org/drawingml/2006/main" noChangeAspect="1"/>
+            </wp:cNvGraphicFramePr>
+            <a:graphic xmlns:a="http://schemas.openxmlformats.org/drawingml/2006/main">
+              <a:graphicData uri="http://schemas.openxmlformats.org/drawingml/2006/picture">
+                <pic:pic xmlns:pic="http://schemas.openxmlformats.org/drawingml/2006/picture">
+                  <pic:nvPicPr>
+                    <pic:cNvPr id="1" name="Picture 1" descr=""/>
+                    <pic:cNvPicPr>
+                      <a:picLocks noChangeAspect="1" noChangeArrowheads="1"/>
+                    </pic:cNvPicPr>
+                  </pic:nvPicPr>
+                  <pic:blipFill>
+                    <a:blip r:embed="rId2"/>
+                    <a:stretch>
+                      <a:fillRect/>
+                    </a:stretch>
+                  </pic:blipFill>
+                  <pic:spPr bwMode="auto">
+                    <a:xfrm>
+                      <a:off x="0" y="0"/>
+                      <a:ext cx="5579745" cy="3331845"/>
+                    </a:xfrm>
+                    <a:prstGeom prst="rect">
+                      <a:avLst/>
+                    </a:prstGeom>
+                  </pic:spPr>
+                </pic:pic>
+              </a:graphicData>
+            </a:graphic>
+          </wp:inline>
+        </w:drawing>
+      </w:r>
+    </w:p>
+    <w:p>
+      <w:pPr>
+        <w:pStyle w:val="Normal"/>
+        <w:keepNext w:val="true"/>
+        <w:spacing w:before="0" w:after="0"/>
+        <w:jc w:val="center"/>
+        <w:rPr/>
+      </w:pPr>
+      <w:r>
+        <w:rPr>
+          <w:rFonts w:cs="Times New Roman"/>
+          <w:b/>
+          <w:i w:val="false"/>
+          <w:sz w:val="24"/>
+        </w:rPr>
+        <w:t xml:space="preserve">1-rasm. </w:t>
+      </w:r>
+      <w:r>
+        <w:rPr>
+          <w:rFonts w:cs="Times New Roman"/>
+          <w:b w:val="false"/>
+          <w:i/>
+          <w:sz w:val="24"/>
+        </w:rPr>
+        <w:t>Fan bo‘yicha o‘quv yuklamasining tarkibi (daraxtsimon diagramma)</w:t>
+      </w:r>
+    </w:p>
+    <w:p>
+      <w:pPr>
+        <w:pStyle w:val="Normal"/>
+        <w:spacing w:before="0" w:after="200"/>
+        <w:jc w:val="center"/>
+        <w:rPr/>
+      </w:pPr>
+      <w:r>
+        <w:rPr>
+          <w:rFonts w:cs="Times New Roman"/>
+          <w:b w:val="false"/>
+          <w:i/>
+          <w:color w:val="52514E"/>
+          <w:sz w:val="22"/>
+        </w:rPr>
+        <w:t>Manba: fanning o‘quv dasturi asosida muallif tomonidan tuzilgan.</w:t>
       </w:r>
     </w:p>
     <w:p>
@@ -3782,7 +4055,7 @@
         <w:jc w:val="left"/>
         <w:rPr/>
       </w:pPr>
-      <w:bookmarkStart w:id="4" w:name="__RefHeading___Toc4316_2553262432"/>
+      <w:bookmarkStart w:id="4" w:name="__RefHeading___Toc5233_3488861905"/>
       <w:bookmarkEnd w:id="4"/>
       <w:r>
         <w:rPr>
@@ -3810,7 +4083,27 @@
           <w:i w:val="false"/>
           <w:sz w:val="28"/>
         </w:rPr>
-        <w:t>Metodika fanlarini o‘qitishni yaxlit pedagogik tizim sifatida tushunish zamonaviy didaktikaning muhim metodologik tamoyilidir. Tizimli yondashuvga ko‘ra, o‘qitish jarayoni bir-biri bilan uzviy bog‘langan tarkibiy qismlardan (komponentlardan) tashkil topgan yaxlitlikdir. Ana shu komponentlarning har biri o‘z vazifasini bajaradi, biroq ularning samaradorligi faqat o‘zaro muvofiqlikda ta’minlanadi.</w:t>
+        <w:t>Metodika fanlarini o‘qitishni yaxlit pedagogik tizim sifatida tushunish zamonaviy didaktikaning muhim metodologik tamoyilidir.</w:t>
+      </w:r>
+      <w:r>
+        <w:rPr>
+          <w:rStyle w:val="FootnoteReference"/>
+          <w:rFonts w:cs="Times New Roman"/>
+          <w:b w:val="false"/>
+          <w:i w:val="false"/>
+          <w:sz w:val="28"/>
+          <w:vertAlign w:val="superscript"/>
+        </w:rPr>
+        <w:footnoteReference w:id="6"/>
+      </w:r>
+      <w:r>
+        <w:rPr>
+          <w:rFonts w:cs="Times New Roman"/>
+          <w:b w:val="false"/>
+          <w:i w:val="false"/>
+          <w:sz w:val="28"/>
+        </w:rPr>
+        <w:t xml:space="preserve"> Tizimli yondashuvga ko‘ra, o‘qitish jarayoni bir-biri bilan uzviy bog‘langan tarkibiy qismlardan (komponentlardan) tashkil topgan yaxlitlikdir. Ana shu komponentlarning har biri o‘z vazifasini bajaradi, biroq ularning samaradorligi faqat o‘zaro muvofiqlikda ta’minlanadi.</w:t>
       </w:r>
     </w:p>
     <w:p>
@@ -4009,7 +4302,7 @@
         <w:jc w:val="left"/>
         <w:rPr/>
       </w:pPr>
-      <w:bookmarkStart w:id="5" w:name="__RefHeading___Toc4318_2553262432"/>
+      <w:bookmarkStart w:id="5" w:name="__RefHeading___Toc5235_3488861905"/>
       <w:bookmarkEnd w:id="5"/>
       <w:r>
         <w:rPr>
@@ -4198,6 +4491,17 @@
         </w:rPr>
         <w:t>Texnologiya” (yunoncha “techne” — san’at, mahorat va “logos” — ta’limot) — dastlab ishlab chiqarish sohasiga oid tushuncha bo‘lib, keyinchalik pedagogikaga kirib keldi. Pedagogik texnologiya — oldindan belgilangan ta’lim natijasiga kafolatli erishishni ta’minlaydigan, izchil va takrorlanuvchan pedagogik harakatlar tizimidir. UNESCO ta’rifiga ko‘ra, pedagogik texnologiya — ta’lim shakllarini optimallashtirish maqsadida butun o‘qitish va bilim o‘zlashtirish jarayonini, texnik hamda inson resurslarini va ularning o‘zaro ta’sirini hisobga olgan holda yaratish, qo‘llash va belgilashning tizimli usulidir.</w:t>
       </w:r>
+      <w:r>
+        <w:rPr>
+          <w:rStyle w:val="FootnoteReference"/>
+          <w:rFonts w:cs="Times New Roman"/>
+          <w:b w:val="false"/>
+          <w:i w:val="false"/>
+          <w:sz w:val="28"/>
+          <w:vertAlign w:val="superscript"/>
+        </w:rPr>
+        <w:footnoteReference w:id="7"/>
+      </w:r>
     </w:p>
     <w:p>
       <w:pPr>
@@ -4214,7 +4518,27 @@
           <w:i w:val="false"/>
           <w:sz w:val="28"/>
         </w:rPr>
-        <w:t>Pedagogik texnologiyaning metodikadan asosiy farqi — uning kafolatlilik, diagnostiklik va takrorlanuvchanlik xususiyatlaridadir. Agar metodika “qanday o‘qitish mumkin?” degan savolga ko‘p variantli javob bersa, texnologiya “belgilangan natijaga qanday kafolatli erishish mumkin?” degan savolga aniq javob beradi. Texnologiyada maqsad diagnostik tarzda (o‘lchanadigan qilib) qo‘yiladi, jarayon bosqichlarga bo‘linadi, har bir bosqichda natija nazorat qilinadi va zarur bo‘lsa tuzatiladi.</w:t>
+        <w:t>Pedagogik texnologiyaning metodikadan asosiy farqi — uning kafolatlilik, diagnostiklik va takrorlanuvchanlik xususiyatlaridadir. Agar metodika “qanday o‘qitish mumkin?” degan savolga ko‘p variantli javob bersa, texnologiya “belgilangan natijaga qanday kafolatli erishish mumkin?” degan savolga aniq javob beradi.</w:t>
+      </w:r>
+      <w:r>
+        <w:rPr>
+          <w:rStyle w:val="FootnoteReference"/>
+          <w:rFonts w:cs="Times New Roman"/>
+          <w:b w:val="false"/>
+          <w:i w:val="false"/>
+          <w:sz w:val="28"/>
+          <w:vertAlign w:val="superscript"/>
+        </w:rPr>
+        <w:footnoteReference w:id="8"/>
+      </w:r>
+      <w:r>
+        <w:rPr>
+          <w:rFonts w:cs="Times New Roman"/>
+          <w:b w:val="false"/>
+          <w:i w:val="false"/>
+          <w:sz w:val="28"/>
+        </w:rPr>
+        <w:t xml:space="preserve"> Texnologiyada maqsad diagnostik tarzda (o‘lchanadigan qilib) qo‘yiladi, jarayon bosqichlarga bo‘linadi, har bir bosqichda natija nazorat qilinadi va zarur bo‘lsa tuzatiladi.</w:t>
       </w:r>
     </w:p>
     <w:p>
@@ -4242,7 +4566,7 @@
         <w:jc w:val="left"/>
         <w:rPr/>
       </w:pPr>
-      <w:bookmarkStart w:id="6" w:name="__RefHeading___Toc4320_2553262432"/>
+      <w:bookmarkStart w:id="6" w:name="__RefHeading___Toc5237_3488861905"/>
       <w:bookmarkEnd w:id="6"/>
       <w:r>
         <w:rPr>
@@ -4442,7 +4766,7 @@
         <w:jc w:val="left"/>
         <w:rPr/>
       </w:pPr>
-      <w:bookmarkStart w:id="7" w:name="__RefHeading___Toc4322_2553262432"/>
+      <w:bookmarkStart w:id="7" w:name="__RefHeading___Toc5239_3488861905"/>
       <w:bookmarkEnd w:id="7"/>
       <w:r>
         <w:rPr>
@@ -4490,6 +4814,17 @@
         </w:rPr>
         <w:t>Ikkinchi bosqich — nazariy-didaktik bosqich — XVII–XIX asrlarni qamrab oladi. Bu davrda Y.A.Komenskiy, I.G.Pestalotssi, F.Frebel, K.D.Ushinskiy kabi pedagoglar ta’lim-tarbiyaning ilmiy asoslarini yaratdilar. Aynan F.Frebel birinchi bolalar bog‘chasini tashkil etib, maktabgacha yoshdagi bolalar bilan ishlashning maxsus metodikasini ishlab chiqdi. U o‘yinni bolalarni tarbiyalashning asosiy vositasi deb hisoblagan va maxsus didaktik materiallar (“Frebel sovg‘alari”) yaratgan. Italiyalik pedagog M.Montessori esa bolaning mustaqil faoliyatiga asoslangan sensor tarbiya tizimini yaratdi.</w:t>
       </w:r>
+      <w:r>
+        <w:rPr>
+          <w:rStyle w:val="FootnoteReference"/>
+          <w:rFonts w:cs="Times New Roman"/>
+          <w:b w:val="false"/>
+          <w:i w:val="false"/>
+          <w:sz w:val="28"/>
+          <w:vertAlign w:val="superscript"/>
+        </w:rPr>
+        <w:footnoteReference w:id="9"/>
+      </w:r>
     </w:p>
     <w:p>
       <w:pPr>
@@ -4506,7 +4841,27 @@
           <w:i w:val="false"/>
           <w:sz w:val="28"/>
         </w:rPr>
-        <w:t>Uchinchi bosqich — XX asrning ikkinchi yarmida boshlangan texnologik bosqichdir. Bu davrda “pedagogik texnologiya” tushunchasi paydo bo‘ldi. B.Blum tomonidan ta’lim maqsadlari taksonomiyasining ishlab chiqilishi, dasturlashtirilgan ta’lim g‘oyalari, ta’limni kompyuterlashtirish o‘qitish jarayonini texnologiya sifatida loyihalash imkonini berdi. V.P.Bespalko, M.V.Klarin, G.K.Selevko kabi olimlar pedagogik texnologiyalar nazariyasini rivojlantirdilar.</w:t>
+        <w:t>Uchinchi bosqich — XX asrning ikkinchi yarmida boshlangan texnologik bosqichdir. Bu davrda “pedagogik texnologiya” tushunchasi paydo bo‘ldi. B.Blum tomonidan ta’lim maqsadlari taksonomiyasining ishlab chiqilishi</w:t>
+      </w:r>
+      <w:r>
+        <w:rPr>
+          <w:rStyle w:val="FootnoteReference"/>
+          <w:rFonts w:cs="Times New Roman"/>
+          <w:b w:val="false"/>
+          <w:i w:val="false"/>
+          <w:sz w:val="28"/>
+          <w:vertAlign w:val="superscript"/>
+        </w:rPr>
+        <w:footnoteReference w:id="10"/>
+      </w:r>
+      <w:r>
+        <w:rPr>
+          <w:rFonts w:cs="Times New Roman"/>
+          <w:b w:val="false"/>
+          <w:i w:val="false"/>
+          <w:sz w:val="28"/>
+        </w:rPr>
+        <w:t>, dasturlashtirilgan ta’lim g‘oyalari, ta’limni kompyuterlashtirish o‘qitish jarayonini texnologiya sifatida loyihalash imkonini berdi. V.P.Bespalko, M.V.Klarin, G.K.Selevko kabi olimlar pedagogik texnologiyalar nazariyasini rivojlantirdilar.</w:t>
       </w:r>
     </w:p>
     <w:p>
@@ -4542,7 +4897,27 @@
           <w:i w:val="false"/>
           <w:sz w:val="28"/>
         </w:rPr>
-        <w:t>Hozirgi to‘rtinchi bosqich — raqamli va kompetensiyaviy bosqich deb atalishi mumkin. Unda raqamli texnologiyalar, masofaviy va aralash ta’lim, sun’iy intellekt vositalari o‘qitish jarayoniga faol kirib kelmoqda. Maktabgacha ta’limda “Ilk qadam” davlat o‘quv dasturi joriy etilib, bolaning rivojlanish sohalariga asoslangan kompetensiyaviy yondashuv qaror topdi. Bu esa bo‘lajak tarbiyachilarni tayyorlaydigan metodika fanlarini o‘qitish mazmunini ham tubdan yangilashni talab qilmoqda.</w:t>
+        <w:t>Hozirgi to‘rtinchi bosqich — raqamli va kompetensiyaviy bosqich deb atalishi mumkin. Unda raqamli texnologiyalar, masofaviy va aralash ta’lim, sun’iy intellekt vositalari o‘qitish jarayoniga faol kirib kelmoqda. Maktabgacha ta’limda “Ilk qadam” davlat o‘quv dasturi joriy etilib</w:t>
+      </w:r>
+      <w:r>
+        <w:rPr>
+          <w:rStyle w:val="FootnoteReference"/>
+          <w:rFonts w:cs="Times New Roman"/>
+          <w:b w:val="false"/>
+          <w:i w:val="false"/>
+          <w:sz w:val="28"/>
+          <w:vertAlign w:val="superscript"/>
+        </w:rPr>
+        <w:footnoteReference w:id="11"/>
+      </w:r>
+      <w:r>
+        <w:rPr>
+          <w:rFonts w:cs="Times New Roman"/>
+          <w:b w:val="false"/>
+          <w:i w:val="false"/>
+          <w:sz w:val="28"/>
+        </w:rPr>
+        <w:t>, bolaning rivojlanish sohalariga asoslangan kompetensiyaviy yondashuv qaror topdi. Bu esa bo‘lajak tarbiyachilarni tayyorlaydigan metodika fanlarini o‘qitish mazmunini ham tubdan yangilashni talab qilmoqda.</w:t>
       </w:r>
     </w:p>
     <w:p>
@@ -6139,7 +6514,7 @@
         <w:jc w:val="center"/>
         <w:rPr/>
       </w:pPr>
-      <w:bookmarkStart w:id="8" w:name="__RefHeading___Toc4324_2553262432"/>
+      <w:bookmarkStart w:id="8" w:name="__RefHeading___Toc5241_3488861905"/>
       <w:bookmarkEnd w:id="8"/>
       <w:r>
         <w:rPr>
@@ -6444,7 +6819,7 @@
         <w:jc w:val="left"/>
         <w:rPr/>
       </w:pPr>
-      <w:bookmarkStart w:id="9" w:name="__RefHeading___Toc4326_2553262432"/>
+      <w:bookmarkStart w:id="9" w:name="__RefHeading___Toc5243_3488861905"/>
       <w:bookmarkEnd w:id="9"/>
       <w:r>
         <w:rPr>
@@ -6500,7 +6875,7 @@
         <w:jc w:val="left"/>
         <w:rPr/>
       </w:pPr>
-      <w:bookmarkStart w:id="10" w:name="__RefHeading___Toc4328_2553262432"/>
+      <w:bookmarkStart w:id="10" w:name="__RefHeading___Toc5245_3488861905"/>
       <w:bookmarkEnd w:id="10"/>
       <w:r>
         <w:rPr>
@@ -6529,6 +6904,17 @@
           <w:sz w:val="28"/>
         </w:rPr>
         <w:t>Ta’lim qonuniyati — o‘qitish jarayonidagi ob’ektiv, barqaror, takrorlanuvchi aloqalardir. Qonuniyatlar o‘qituvchining xohish-irodasiga bog‘liq emas, ular ta’lim jarayonining tabiatidan kelib chiqadi. Masalan, o‘qitish natijalari o‘quvchining o‘quv faoliyatidagi faolligiga bog‘liqligi; bilimlarning mustahkamligi ularni takrorlash va mashq qilishga bog‘liqligi; o‘zlashtirishning o‘quvchining oldingi bilimlariga tayanishi kabi.</w:t>
+      </w:r>
+      <w:r>
+        <w:rPr>
+          <w:rStyle w:val="FootnoteReference"/>
+          <w:rFonts w:cs="Times New Roman"/>
+          <w:b w:val="false"/>
+          <w:i w:val="false"/>
+          <w:sz w:val="28"/>
+          <w:vertAlign w:val="superscript"/>
+        </w:rPr>
+        <w:footnoteReference w:id="12"/>
       </w:r>
     </w:p>
     <w:p>
@@ -6556,7 +6942,7 @@
         <w:jc w:val="left"/>
         <w:rPr/>
       </w:pPr>
-      <w:bookmarkStart w:id="11" w:name="__RefHeading___Toc4330_2553262432"/>
+      <w:bookmarkStart w:id="11" w:name="__RefHeading___Toc5247_3488861905"/>
       <w:bookmarkEnd w:id="11"/>
       <w:r>
         <w:rPr>
@@ -6586,6 +6972,17 @@
         </w:rPr>
         <w:t>Didaktik tamoyillar tizimi pedagogika tarixida uzoq davr mobaynida shakllangan. Ilk bor ta’lim tamoyillarini yaxlit tizim sifatida ishlab chiqqan olim buyuk chex pedagogi Yan Amos Komenskiy (1592–1670) hisoblanadi. U o‘zining “Buyuk didaktika” asarida ko‘rgazmalilik, izchillik, onglilik va boshqa tamoyillarni asoslab berdi. Komenskiy ko‘rgazmalilikni “oltin qoida” deb atagan va bilimni sezgi a’zolari orqali idrok etishga alohida e’tibor qaratgan.</w:t>
       </w:r>
+      <w:r>
+        <w:rPr>
+          <w:rStyle w:val="FootnoteReference"/>
+          <w:rFonts w:cs="Times New Roman"/>
+          <w:b w:val="false"/>
+          <w:i w:val="false"/>
+          <w:sz w:val="28"/>
+          <w:vertAlign w:val="superscript"/>
+        </w:rPr>
+        <w:footnoteReference w:id="13"/>
+      </w:r>
     </w:p>
     <w:p>
       <w:pPr>
@@ -6602,7 +6999,38 @@
           <w:i w:val="false"/>
           <w:sz w:val="28"/>
         </w:rPr>
-        <w:t>Keyinchalik ta’lim tamoyillari nazariyasi rus va Yevropa pedagoglari K.D.Ushinskiy, A.Disterveg, J.J.Russo va boshqalar tomonidan boyitildi. K.D.Ushinskiy onglilik va faollik, izchillik tamoyillarini rivojlantirdi, ta’limni bola psixologiyasi bilan bog‘lab o‘rganish zarurligini asosladi. Sharq mutafakkirlari — Abu Nasr Forobiy, Abu Ali ibn Sino, Alisher Navoiy asarlarida ham ta’lim-tarbiyaning ilmiy tamoyillariga oid qimmatli fikrlar bayon etilgan. Masalan, ibn Sino bilimni bosqichma-bosqich, yoshga mos ravishda berish zarurligini ta’kidlagan.</w:t>
+        <w:t>Keyinchalik ta’lim tamoyillari nazariyasi rus va Yevropa pedagoglari K.D.Ushinskiy, A.Disterveg, J.J.Russo va boshqalar tomonidan boyitildi. K.D.Ushinskiy onglilik va faollik, izchillik tamoyillarini rivojlantirdi, ta’limni bola psixologiyasi bilan bog‘lab o‘rganish zarurligini asosladi.</w:t>
+      </w:r>
+      <w:r>
+        <w:rPr>
+          <w:rStyle w:val="FootnoteReference"/>
+          <w:rFonts w:cs="Times New Roman"/>
+          <w:b w:val="false"/>
+          <w:i w:val="false"/>
+          <w:sz w:val="28"/>
+          <w:vertAlign w:val="superscript"/>
+        </w:rPr>
+        <w:footnoteReference w:id="14"/>
+      </w:r>
+      <w:r>
+        <w:rPr>
+          <w:rFonts w:cs="Times New Roman"/>
+          <w:b w:val="false"/>
+          <w:i w:val="false"/>
+          <w:sz w:val="28"/>
+        </w:rPr>
+        <w:t xml:space="preserve"> Sharq mutafakkirlari — Abu Nasr Forobiy, Abu Ali ibn Sino, Alisher Navoiy asarlarida ham ta’lim-tarbiyaning ilmiy tamoyillariga oid qimmatli fikrlar bayon etilgan. Masalan, ibn Sino bilimni bosqichma-bosqich, yoshga mos ravishda berish zarurligini ta’kidlagan.</w:t>
+      </w:r>
+      <w:r>
+        <w:rPr>
+          <w:rStyle w:val="FootnoteReference"/>
+          <w:rFonts w:cs="Times New Roman"/>
+          <w:b w:val="false"/>
+          <w:i w:val="false"/>
+          <w:sz w:val="28"/>
+          <w:vertAlign w:val="superscript"/>
+        </w:rPr>
+        <w:footnoteReference w:id="15"/>
       </w:r>
     </w:p>
     <w:p>
@@ -6630,7 +7058,7 @@
         <w:jc w:val="left"/>
         <w:rPr/>
       </w:pPr>
-      <w:bookmarkStart w:id="12" w:name="__RefHeading___Toc4332_2553262432"/>
+      <w:bookmarkStart w:id="12" w:name="__RefHeading___Toc5249_3488861905"/>
       <w:bookmarkEnd w:id="12"/>
       <w:r>
         <w:rPr>
@@ -6660,6 +7088,17 @@
         </w:rPr>
         <w:t>Zamonaviy didaktikada tamoyillar ikki katta guruhga ajratiladi: mazmunli tamoyillar va tashkiliy-uslubiy tamoyillar.</w:t>
       </w:r>
+      <w:r>
+        <w:rPr>
+          <w:rStyle w:val="FootnoteReference"/>
+          <w:rFonts w:cs="Times New Roman"/>
+          <w:b w:val="false"/>
+          <w:i w:val="false"/>
+          <w:sz w:val="28"/>
+          <w:vertAlign w:val="superscript"/>
+        </w:rPr>
+        <w:footnoteReference w:id="16"/>
+      </w:r>
     </w:p>
     <w:p>
       <w:pPr>
@@ -7044,6 +7483,118 @@
           <w:sz w:val="28"/>
         </w:rPr>
         <w:t>Har ikkala guruh tamoyillari yaxlit tizim sifatida amal qiladi. Mazmunli tamoyillar “nimani o‘qitish?” savoliga, tashkiliy-uslubiy tamoyillar esa “qanday o‘qitish?” savoliga javob beradi. Ular o‘zaro uzviy bog‘langan holda o‘qitish jarayonining ilmiy asosini ta’minlaydi.</w:t>
+      </w:r>
+    </w:p>
+    <w:p>
+      <w:pPr>
+        <w:pStyle w:val="Normal"/>
+        <w:spacing w:lineRule="auto" w:line="360" w:before="0" w:after="120"/>
+        <w:ind w:firstLine="709"/>
+        <w:jc w:val="both"/>
+        <w:rPr/>
+      </w:pPr>
+      <w:r>
+        <w:rPr>
+          <w:rFonts w:cs="Times New Roman"/>
+          <w:b w:val="false"/>
+          <w:i w:val="false"/>
+          <w:sz w:val="28"/>
+        </w:rPr>
+        <w:t>Tamoyillarga amal qilish darajasini ochiq mashg‘ulotlarni kuzatish orqali baholash mumkin. 2-rasmdagi yaproqsimon (radar) diagrammada ikki o‘qituvchining mashg‘ulotlarida sakkiz tamoyilga amal qilinishi 5 ballik shkala bo‘yicha taqqoslangan. Shaklning kengligi tamoyillarning to‘liq amalga oshirilishini, “botiq” joylari esa takomillashtirish talab qiladigan jihatlarni ko‘rsatadi: yosh o‘qituvchida individual yondashuv va kompetensiyaviylik tamoyillari zaifroq ifodalangan.</w:t>
+      </w:r>
+    </w:p>
+    <w:p>
+      <w:pPr>
+        <w:pStyle w:val="Normal"/>
+        <w:keepNext w:val="true"/>
+        <w:spacing w:lineRule="auto" w:line="240" w:before="120" w:after="40"/>
+        <w:jc w:val="center"/>
+        <w:rPr/>
+      </w:pPr>
+      <w:r>
+        <w:rPr/>
+        <w:drawing>
+          <wp:inline distT="0" distB="0" distL="0" distR="0">
+            <wp:extent cx="5579745" cy="4989830"/>
+            <wp:effectExtent l="0" t="0" r="0" b="0"/>
+            <wp:docPr id="2" name="Picture 2" descr=""/>
+            <wp:cNvGraphicFramePr>
+              <a:graphicFrameLocks xmlns:a="http://schemas.openxmlformats.org/drawingml/2006/main" noChangeAspect="1"/>
+            </wp:cNvGraphicFramePr>
+            <a:graphic xmlns:a="http://schemas.openxmlformats.org/drawingml/2006/main">
+              <a:graphicData uri="http://schemas.openxmlformats.org/drawingml/2006/picture">
+                <pic:pic xmlns:pic="http://schemas.openxmlformats.org/drawingml/2006/picture">
+                  <pic:nvPicPr>
+                    <pic:cNvPr id="2" name="Picture 2" descr=""/>
+                    <pic:cNvPicPr>
+                      <a:picLocks noChangeAspect="1" noChangeArrowheads="1"/>
+                    </pic:cNvPicPr>
+                  </pic:nvPicPr>
+                  <pic:blipFill>
+                    <a:blip r:embed="rId3"/>
+                    <a:stretch>
+                      <a:fillRect/>
+                    </a:stretch>
+                  </pic:blipFill>
+                  <pic:spPr bwMode="auto">
+                    <a:xfrm>
+                      <a:off x="0" y="0"/>
+                      <a:ext cx="5579745" cy="4989830"/>
+                    </a:xfrm>
+                    <a:prstGeom prst="rect">
+                      <a:avLst/>
+                    </a:prstGeom>
+                  </pic:spPr>
+                </pic:pic>
+              </a:graphicData>
+            </a:graphic>
+          </wp:inline>
+        </w:drawing>
+      </w:r>
+    </w:p>
+    <w:p>
+      <w:pPr>
+        <w:pStyle w:val="Normal"/>
+        <w:keepNext w:val="true"/>
+        <w:spacing w:before="0" w:after="0"/>
+        <w:jc w:val="center"/>
+        <w:rPr/>
+      </w:pPr>
+      <w:r>
+        <w:rPr>
+          <w:rFonts w:cs="Times New Roman"/>
+          <w:b/>
+          <w:i w:val="false"/>
+          <w:sz w:val="24"/>
+        </w:rPr>
+        <w:t xml:space="preserve">2-rasm. </w:t>
+      </w:r>
+      <w:r>
+        <w:rPr>
+          <w:rFonts w:cs="Times New Roman"/>
+          <w:b w:val="false"/>
+          <w:i/>
+          <w:sz w:val="24"/>
+        </w:rPr>
+        <w:t>Mashg‘ulotlarda didaktik tamoyillarga amal qilish darajasi (yaproqsimon diagramma)</w:t>
+      </w:r>
+    </w:p>
+    <w:p>
+      <w:pPr>
+        <w:pStyle w:val="Normal"/>
+        <w:spacing w:before="0" w:after="200"/>
+        <w:jc w:val="center"/>
+        <w:rPr/>
+      </w:pPr>
+      <w:r>
+        <w:rPr>
+          <w:rFonts w:cs="Times New Roman"/>
+          <w:b w:val="false"/>
+          <w:i/>
+          <w:color w:val="52514E"/>
+          <w:sz w:val="22"/>
+        </w:rPr>
+        <w:t>Izoh: ma’lumotlar shartli bo‘lib, o‘quv-namunaviy maqsadda keltirilgan.</w:t>
       </w:r>
     </w:p>
     <w:p>
@@ -7053,7 +7604,7 @@
         <w:jc w:val="left"/>
         <w:rPr/>
       </w:pPr>
-      <w:bookmarkStart w:id="13" w:name="__RefHeading___Toc4334_2553262432"/>
+      <w:bookmarkStart w:id="13" w:name="__RefHeading___Toc5251_3488861905"/>
       <w:bookmarkEnd w:id="13"/>
       <w:r>
         <w:rPr>
@@ -7252,7 +7803,7 @@
         <w:jc w:val="left"/>
         <w:rPr/>
       </w:pPr>
-      <w:bookmarkStart w:id="14" w:name="__RefHeading___Toc4336_2553262432"/>
+      <w:bookmarkStart w:id="14" w:name="__RefHeading___Toc5253_3488861905"/>
       <w:bookmarkEnd w:id="14"/>
       <w:r>
         <w:rPr>
@@ -8775,7 +9326,7 @@
         <w:jc w:val="center"/>
         <w:rPr/>
       </w:pPr>
-      <w:bookmarkStart w:id="15" w:name="__RefHeading___Toc4338_2553262432"/>
+      <w:bookmarkStart w:id="15" w:name="__RefHeading___Toc5255_3488861905"/>
       <w:bookmarkEnd w:id="15"/>
       <w:r>
         <w:rPr>
@@ -9080,7 +9631,7 @@
         <w:jc w:val="left"/>
         <w:rPr/>
       </w:pPr>
-      <w:bookmarkStart w:id="16" w:name="__RefHeading___Toc4340_2553262432"/>
+      <w:bookmarkStart w:id="16" w:name="__RefHeading___Toc5257_3488861905"/>
       <w:bookmarkEnd w:id="16"/>
       <w:r>
         <w:rPr>
@@ -9136,7 +9687,7 @@
         <w:jc w:val="left"/>
         <w:rPr/>
       </w:pPr>
-      <w:bookmarkStart w:id="17" w:name="__RefHeading___Toc4342_2553262432"/>
+      <w:bookmarkStart w:id="17" w:name="__RefHeading___Toc5259_3488861905"/>
       <w:bookmarkEnd w:id="17"/>
       <w:r>
         <w:rPr>
@@ -9164,7 +9715,27 @@
           <w:i w:val="false"/>
           <w:sz w:val="28"/>
         </w:rPr>
-        <w:t>Davlat ta’lim standarti (DTS) — ta’lim mazmuni va sifatiga qo‘yiladigan davlat talablarini belgilovchi asosiy me’yoriy hujjatdir. Standart ta’limning barcha bosqichlari uchun yagona darajani belgilaydi va ta’lim sifatini baholashning me’yoriy asosi bo‘lib xizmat qiladi.</w:t>
+        <w:t>Davlat ta’lim standarti (DTS) — ta’lim mazmuni va sifatiga qo‘yiladigan davlat talablarini belgilovchi asosiy me’yoriy hujjatdir.</w:t>
+      </w:r>
+      <w:r>
+        <w:rPr>
+          <w:rStyle w:val="FootnoteReference"/>
+          <w:rFonts w:cs="Times New Roman"/>
+          <w:b w:val="false"/>
+          <w:i w:val="false"/>
+          <w:sz w:val="28"/>
+          <w:vertAlign w:val="superscript"/>
+        </w:rPr>
+        <w:footnoteReference w:id="17"/>
+      </w:r>
+      <w:r>
+        <w:rPr>
+          <w:rFonts w:cs="Times New Roman"/>
+          <w:b w:val="false"/>
+          <w:i w:val="false"/>
+          <w:sz w:val="28"/>
+        </w:rPr>
+        <w:t xml:space="preserve"> Standart ta’limning barcha bosqichlari uchun yagona darajani belgilaydi va ta’lim sifatini baholashning me’yoriy asosi bo‘lib xizmat qiladi.</w:t>
       </w:r>
     </w:p>
     <w:p>
@@ -9336,6 +9907,17 @@
           <w:sz w:val="28"/>
         </w:rPr>
         <w:t>Standart tarkibiga odatda ta’lim yo‘nalishining tavsifi, bitiruvchining kasbiy kompetensiyalari, o‘quv fanlari bloklari, ta’lim natijalariga qo‘yiladigan talablar va baholash mezonlari kiradi. Zamonaviy standartlar kompetensiyaviy yondashuvga asoslangan bo‘lib, ular bilim hajmini emas, balki bitiruvchining nimalarni bajara olishini (ta’lim natijalarini) birinchi o‘ringa qo‘yadi.</w:t>
+      </w:r>
+      <w:r>
+        <w:rPr>
+          <w:rStyle w:val="FootnoteReference"/>
+          <w:rFonts w:cs="Times New Roman"/>
+          <w:b w:val="false"/>
+          <w:i w:val="false"/>
+          <w:sz w:val="28"/>
+          <w:vertAlign w:val="superscript"/>
+        </w:rPr>
+        <w:footnoteReference w:id="18"/>
       </w:r>
     </w:p>
     <w:p>
@@ -9345,7 +9927,7 @@
         <w:jc w:val="left"/>
         <w:rPr/>
       </w:pPr>
-      <w:bookmarkStart w:id="18" w:name="__RefHeading___Toc4344_2553262432"/>
+      <w:bookmarkStart w:id="18" w:name="__RefHeading___Toc5261_3488861905"/>
       <w:bookmarkEnd w:id="18"/>
       <w:r>
         <w:rPr>
@@ -9479,6 +10061,118 @@
           <w:sz w:val="28"/>
         </w:rPr>
         <w:t>Ushbu uch hujjat orasidagi munosabat quyidagicha: davlat ta’lim standarti umumiy talablarni beradi, o‘quv reja fanlar tizimini belgilaydi, fan dasturi har bir fanning mazmunini aniqlaydi, ishchi dastur esa uni aniq sharoitga moslashtiradi. Shu tariqa umumiy talab bosqichma-bosqich aniq mashg‘ulotga aylanadi.</w:t>
+      </w:r>
+    </w:p>
+    <w:p>
+      <w:pPr>
+        <w:pStyle w:val="Normal"/>
+        <w:spacing w:lineRule="auto" w:line="360" w:before="0" w:after="120"/>
+        <w:ind w:firstLine="709"/>
+        <w:jc w:val="both"/>
+        <w:rPr/>
+      </w:pPr>
+      <w:r>
+        <w:rPr>
+          <w:rFonts w:cs="Times New Roman"/>
+          <w:b w:val="false"/>
+          <w:i w:val="false"/>
+          <w:sz w:val="28"/>
+        </w:rPr>
+        <w:t>Ishchi o‘quv dasturi o‘quv yuklamasini semestr bo‘ylab taqsimlaydi. 3-rasmdagi sohali (area) diagrammada fan soatlarining semestr haftalari davomida to‘planishi aks ettirilgan. Qatlamlar kengligi mashg‘ulot turlarining ulushini bildiradi: mustaqil ta’lim eng katta qatlamni tashkil etadi, shuning uchun uni rejalashtirish va nazorat qilish ishchi dasturning muhim qismi hisoblanadi.</w:t>
+      </w:r>
+    </w:p>
+    <w:p>
+      <w:pPr>
+        <w:pStyle w:val="Normal"/>
+        <w:keepNext w:val="true"/>
+        <w:spacing w:lineRule="auto" w:line="240" w:before="120" w:after="40"/>
+        <w:jc w:val="center"/>
+        <w:rPr/>
+      </w:pPr>
+      <w:r>
+        <w:rPr/>
+        <w:drawing>
+          <wp:inline distT="0" distB="0" distL="0" distR="0">
+            <wp:extent cx="5579745" cy="2967355"/>
+            <wp:effectExtent l="0" t="0" r="0" b="0"/>
+            <wp:docPr id="3" name="Picture 3" descr=""/>
+            <wp:cNvGraphicFramePr>
+              <a:graphicFrameLocks xmlns:a="http://schemas.openxmlformats.org/drawingml/2006/main" noChangeAspect="1"/>
+            </wp:cNvGraphicFramePr>
+            <a:graphic xmlns:a="http://schemas.openxmlformats.org/drawingml/2006/main">
+              <a:graphicData uri="http://schemas.openxmlformats.org/drawingml/2006/picture">
+                <pic:pic xmlns:pic="http://schemas.openxmlformats.org/drawingml/2006/picture">
+                  <pic:nvPicPr>
+                    <pic:cNvPr id="3" name="Picture 3" descr=""/>
+                    <pic:cNvPicPr>
+                      <a:picLocks noChangeAspect="1" noChangeArrowheads="1"/>
+                    </pic:cNvPicPr>
+                  </pic:nvPicPr>
+                  <pic:blipFill>
+                    <a:blip r:embed="rId4"/>
+                    <a:stretch>
+                      <a:fillRect/>
+                    </a:stretch>
+                  </pic:blipFill>
+                  <pic:spPr bwMode="auto">
+                    <a:xfrm>
+                      <a:off x="0" y="0"/>
+                      <a:ext cx="5579745" cy="2967355"/>
+                    </a:xfrm>
+                    <a:prstGeom prst="rect">
+                      <a:avLst/>
+                    </a:prstGeom>
+                  </pic:spPr>
+                </pic:pic>
+              </a:graphicData>
+            </a:graphic>
+          </wp:inline>
+        </w:drawing>
+      </w:r>
+    </w:p>
+    <w:p>
+      <w:pPr>
+        <w:pStyle w:val="Normal"/>
+        <w:keepNext w:val="true"/>
+        <w:spacing w:before="0" w:after="0"/>
+        <w:jc w:val="center"/>
+        <w:rPr/>
+      </w:pPr>
+      <w:r>
+        <w:rPr>
+          <w:rFonts w:cs="Times New Roman"/>
+          <w:b/>
+          <w:i w:val="false"/>
+          <w:sz w:val="24"/>
+        </w:rPr>
+        <w:t xml:space="preserve">3-rasm. </w:t>
+      </w:r>
+      <w:r>
+        <w:rPr>
+          <w:rFonts w:cs="Times New Roman"/>
+          <w:b w:val="false"/>
+          <w:i/>
+          <w:sz w:val="24"/>
+        </w:rPr>
+        <w:t>Semestr davomida o‘quv yuklamasining to‘planishi (sohali diagramma)</w:t>
+      </w:r>
+    </w:p>
+    <w:p>
+      <w:pPr>
+        <w:pStyle w:val="Normal"/>
+        <w:spacing w:before="0" w:after="200"/>
+        <w:jc w:val="center"/>
+        <w:rPr/>
+      </w:pPr>
+      <w:r>
+        <w:rPr>
+          <w:rFonts w:cs="Times New Roman"/>
+          <w:b w:val="false"/>
+          <w:i/>
+          <w:color w:val="52514E"/>
+          <w:sz w:val="22"/>
+        </w:rPr>
+        <w:t>Manba: fanning o‘quv dasturi asosida tuzilgan; haftalar bo‘yicha bir tekis taqsimot shartli olingan.</w:t>
       </w:r>
     </w:p>
     <w:p>
@@ -9488,7 +10182,7 @@
         <w:jc w:val="left"/>
         <w:rPr/>
       </w:pPr>
-      <w:bookmarkStart w:id="19" w:name="__RefHeading___Toc4346_2553262432"/>
+      <w:bookmarkStart w:id="19" w:name="__RefHeading___Toc5263_3488861905"/>
       <w:bookmarkEnd w:id="19"/>
       <w:r>
         <w:rPr>
@@ -9706,7 +10400,7 @@
         <w:jc w:val="left"/>
         <w:rPr/>
       </w:pPr>
-      <w:bookmarkStart w:id="20" w:name="__RefHeading___Toc4348_2553262432"/>
+      <w:bookmarkStart w:id="20" w:name="__RefHeading___Toc5265_3488861905"/>
       <w:bookmarkEnd w:id="20"/>
       <w:r>
         <w:rPr>
@@ -9897,7 +10591,7 @@
         <w:jc w:val="left"/>
         <w:rPr/>
       </w:pPr>
-      <w:bookmarkStart w:id="21" w:name="__RefHeading___Toc4350_2553262432"/>
+      <w:bookmarkStart w:id="21" w:name="__RefHeading___Toc5267_3488861905"/>
       <w:bookmarkEnd w:id="21"/>
       <w:r>
         <w:rPr>
@@ -9943,7 +10637,27 @@
           <w:i w:val="false"/>
           <w:sz w:val="28"/>
         </w:rPr>
-        <w:t>Maktabgacha ta’lim sohasidagi asosiy hujjatlar qatoriga O‘zbekiston Respublikasining “Ta’lim to‘g‘risida”gi Qonuni, “Maktabgacha ta’lim va tarbiya to‘g‘risida”gi Qonuni, maktabgacha ta’lim va tarbiyaning davlat standarti, “Ilk qadam” davlat o‘quv dasturi hamda maktabgacha ta’lim tashkilotlari faoliyatini tartibga soluvchi nizomlar kiradi.</w:t>
+        <w:t>Maktabgacha ta’lim sohasidagi asosiy hujjatlar qatoriga O‘zbekiston Respublikasining “Ta’lim to‘g‘risida”gi Qonuni, “Maktabgacha ta’lim va tarbiya to‘g‘risida”gi Qonuni</w:t>
+      </w:r>
+      <w:r>
+        <w:rPr>
+          <w:rStyle w:val="FootnoteReference"/>
+          <w:rFonts w:cs="Times New Roman"/>
+          <w:b w:val="false"/>
+          <w:i w:val="false"/>
+          <w:sz w:val="28"/>
+          <w:vertAlign w:val="superscript"/>
+        </w:rPr>
+        <w:footnoteReference w:id="19"/>
+      </w:r>
+      <w:r>
+        <w:rPr>
+          <w:rFonts w:cs="Times New Roman"/>
+          <w:b w:val="false"/>
+          <w:i w:val="false"/>
+          <w:sz w:val="28"/>
+        </w:rPr>
+        <w:t>, maktabgacha ta’lim va tarbiyaning davlat standarti, “Ilk qadam” davlat o‘quv dasturi hamda maktabgacha ta’lim tashkilotlari faoliyatini tartibga soluvchi nizomlar kiradi.</w:t>
       </w:r>
     </w:p>
     <w:p>
@@ -9963,6 +10677,17 @@
         </w:rPr>
         <w:t>Maktabgacha ta’lim va tarbiyaning davlat standarti bolaning rivojlanish sohalarini belgilaydi: jismoniy rivojlanish va sog‘lom turmush tarzini shakllantirish; ijtimoiy-emotsional rivojlanish; nutq, muloqot, o‘qish va yozish malakalari; bilish jarayonining rivojlanishi; ijodiy rivojlanish. Har bir soha bo‘yicha bolaning maktabga tayyorgarlik davrigacha erishishi kutilayotgan natijalar ko‘rsatilgan.</w:t>
       </w:r>
+      <w:r>
+        <w:rPr>
+          <w:rStyle w:val="FootnoteReference"/>
+          <w:rFonts w:cs="Times New Roman"/>
+          <w:b w:val="false"/>
+          <w:i w:val="false"/>
+          <w:sz w:val="28"/>
+          <w:vertAlign w:val="superscript"/>
+        </w:rPr>
+        <w:footnoteReference w:id="20"/>
+      </w:r>
     </w:p>
     <w:p>
       <w:pPr>
@@ -9988,7 +10713,27 @@
           <w:i w:val="false"/>
           <w:sz w:val="28"/>
         </w:rPr>
-        <w:t>Ilk qadam” davlat o‘quv dasturi standart talablarini amaliyotga tatbiq etish vositasi bo‘lib, u bolaga yo‘naltirilgan, o‘yin orqali o‘qitishga asoslangan yondashuvni ilgari suradi. Dasturda tarbiyachining vazifasi bilim beruvchi emas, balki bolaning rivojlanishini qo‘llab-quvvatlovchi, uning qiziqish va tashabbusini rag‘batlantiruvchi hamkor sifatida belgilangan. Rivojlantiruvchi muhit markazlari (qurilish-konstruksiyalash, san’at, tabiat va ilm, syujetli-rolli o‘yinlar, kitob va savod markazi) ta’lim jarayonining muhim tarkibiy qismi hisoblanadi.</w:t>
+        <w:t>Ilk qadam” davlat o‘quv dasturi standart talablarini amaliyotga tatbiq etish vositasi bo‘lib, u bolaga yo‘naltirilgan, o‘yin orqali o‘qitishga asoslangan yondashuvni ilgari suradi.</w:t>
+      </w:r>
+      <w:r>
+        <w:rPr>
+          <w:rStyle w:val="FootnoteReference"/>
+          <w:rFonts w:cs="Times New Roman"/>
+          <w:b w:val="false"/>
+          <w:i w:val="false"/>
+          <w:sz w:val="28"/>
+          <w:vertAlign w:val="superscript"/>
+        </w:rPr>
+        <w:footnoteReference w:id="21"/>
+      </w:r>
+      <w:r>
+        <w:rPr>
+          <w:rFonts w:cs="Times New Roman"/>
+          <w:b w:val="false"/>
+          <w:i w:val="false"/>
+          <w:sz w:val="28"/>
+        </w:rPr>
+        <w:t xml:space="preserve"> Dasturda tarbiyachining vazifasi bilim beruvchi emas, balki bolaning rivojlanishini qo‘llab-quvvatlovchi, uning qiziqish va tashabbusini rag‘batlantiruvchi hamkor sifatida belgilangan. Rivojlantiruvchi muhit markazlari (qurilish-konstruksiyalash, san’at, tabiat va ilm, syujetli-rolli o‘yinlar, kitob va savod markazi) ta’lim jarayonining muhim tarkibiy qismi hisoblanadi.</w:t>
       </w:r>
     </w:p>
     <w:p>
@@ -11404,7 +12149,7 @@
         <w:jc w:val="center"/>
         <w:rPr/>
       </w:pPr>
-      <w:bookmarkStart w:id="22" w:name="__RefHeading___Toc4352_2553262432"/>
+      <w:bookmarkStart w:id="22" w:name="__RefHeading___Toc5269_3488861905"/>
       <w:bookmarkEnd w:id="22"/>
       <w:r>
         <w:rPr>
@@ -11709,7 +12454,7 @@
         <w:jc w:val="left"/>
         <w:rPr/>
       </w:pPr>
-      <w:bookmarkStart w:id="23" w:name="__RefHeading___Toc4354_2553262432"/>
+      <w:bookmarkStart w:id="23" w:name="__RefHeading___Toc5271_3488861905"/>
       <w:bookmarkEnd w:id="23"/>
       <w:r>
         <w:rPr>
@@ -11981,7 +12726,7 @@
         <w:jc w:val="left"/>
         <w:rPr/>
       </w:pPr>
-      <w:bookmarkStart w:id="24" w:name="__RefHeading___Toc4356_2553262432"/>
+      <w:bookmarkStart w:id="24" w:name="__RefHeading___Toc5273_3488861905"/>
       <w:bookmarkEnd w:id="24"/>
       <w:r>
         <w:rPr>
@@ -12011,6 +12756,17 @@
         </w:rPr>
         <w:t>O‘quv-metodik majmua (OMM) — muayyan fanni to‘liq o‘qitish uchun zarur bo‘lgan barcha o‘quv va metodik materiallarning yaxlit to‘plamidir. OMM o‘qituvchi va talaba uchun fanni o‘zlashtirishga oid barcha resurslarni bir joyga jamlaydi va o‘quv jarayonining to‘liq metodik ta’minotini kafolatlaydi.</w:t>
       </w:r>
+      <w:r>
+        <w:rPr>
+          <w:rStyle w:val="FootnoteReference"/>
+          <w:rFonts w:cs="Times New Roman"/>
+          <w:b w:val="false"/>
+          <w:i w:val="false"/>
+          <w:sz w:val="28"/>
+          <w:vertAlign w:val="superscript"/>
+        </w:rPr>
+        <w:footnoteReference w:id="22"/>
+      </w:r>
     </w:p>
     <w:p>
       <w:pPr>
@@ -12190,6 +12946,118 @@
           <w:sz w:val="28"/>
         </w:rPr>
         <w:t>OMMning yaxlitligi shundaki, uning barcha qismlari yagona maqsad va mazmunga bo‘ysunadi, o‘zaro muvofiqlashtirilgan bo‘ladi. Masalan, baholash materiallari ma’ruza va amaliy mashg‘ulotlar mazmuniga mos kelishi, mustaqil ta’lim topshiriqlari esa fan natijalariga yo‘naltirilgan bo‘lishi lozim.</w:t>
+      </w:r>
+    </w:p>
+    <w:p>
+      <w:pPr>
+        <w:pStyle w:val="Normal"/>
+        <w:spacing w:lineRule="auto" w:line="360" w:before="0" w:after="120"/>
+        <w:ind w:firstLine="709"/>
+        <w:jc w:val="both"/>
+        <w:rPr/>
+      </w:pPr>
+      <w:r>
+        <w:rPr>
+          <w:rFonts w:cs="Times New Roman"/>
+          <w:b w:val="false"/>
+          <w:i w:val="false"/>
+          <w:sz w:val="28"/>
+        </w:rPr>
+        <w:t>OMM tarkibiy qismlarining nisbatini 4-rasmdagi “quyosh nurlari” (sunburst) diagrammasi orqali ko‘rish mumkin. Ichki halqa materiallarning to‘rt asosiy guruhini, tashqi halqa esa har bir guruhga kiruvchi aniq materiallarni ko‘rsatadi. Bunday ierarxik tasvir OMMni yaxlit tizim sifatida idrok etishga yordam beradi.</w:t>
+      </w:r>
+    </w:p>
+    <w:p>
+      <w:pPr>
+        <w:pStyle w:val="Normal"/>
+        <w:keepNext w:val="true"/>
+        <w:spacing w:lineRule="auto" w:line="240" w:before="120" w:after="40"/>
+        <w:jc w:val="center"/>
+        <w:rPr/>
+      </w:pPr>
+      <w:r>
+        <w:rPr/>
+        <w:drawing>
+          <wp:inline distT="0" distB="0" distL="0" distR="0">
+            <wp:extent cx="5579745" cy="4104640"/>
+            <wp:effectExtent l="0" t="0" r="0" b="0"/>
+            <wp:docPr id="4" name="Picture 4" descr=""/>
+            <wp:cNvGraphicFramePr>
+              <a:graphicFrameLocks xmlns:a="http://schemas.openxmlformats.org/drawingml/2006/main" noChangeAspect="1"/>
+            </wp:cNvGraphicFramePr>
+            <a:graphic xmlns:a="http://schemas.openxmlformats.org/drawingml/2006/main">
+              <a:graphicData uri="http://schemas.openxmlformats.org/drawingml/2006/picture">
+                <pic:pic xmlns:pic="http://schemas.openxmlformats.org/drawingml/2006/picture">
+                  <pic:nvPicPr>
+                    <pic:cNvPr id="4" name="Picture 4" descr=""/>
+                    <pic:cNvPicPr>
+                      <a:picLocks noChangeAspect="1" noChangeArrowheads="1"/>
+                    </pic:cNvPicPr>
+                  </pic:nvPicPr>
+                  <pic:blipFill>
+                    <a:blip r:embed="rId5"/>
+                    <a:stretch>
+                      <a:fillRect/>
+                    </a:stretch>
+                  </pic:blipFill>
+                  <pic:spPr bwMode="auto">
+                    <a:xfrm>
+                      <a:off x="0" y="0"/>
+                      <a:ext cx="5579745" cy="4104640"/>
+                    </a:xfrm>
+                    <a:prstGeom prst="rect">
+                      <a:avLst/>
+                    </a:prstGeom>
+                  </pic:spPr>
+                </pic:pic>
+              </a:graphicData>
+            </a:graphic>
+          </wp:inline>
+        </w:drawing>
+      </w:r>
+    </w:p>
+    <w:p>
+      <w:pPr>
+        <w:pStyle w:val="Normal"/>
+        <w:keepNext w:val="true"/>
+        <w:spacing w:before="0" w:after="0"/>
+        <w:jc w:val="center"/>
+        <w:rPr/>
+      </w:pPr>
+      <w:r>
+        <w:rPr>
+          <w:rFonts w:cs="Times New Roman"/>
+          <w:b/>
+          <w:i w:val="false"/>
+          <w:sz w:val="24"/>
+        </w:rPr>
+        <w:t xml:space="preserve">4-rasm. </w:t>
+      </w:r>
+      <w:r>
+        <w:rPr>
+          <w:rFonts w:cs="Times New Roman"/>
+          <w:b w:val="false"/>
+          <w:i/>
+          <w:sz w:val="24"/>
+        </w:rPr>
+        <w:t>O‘quv-metodik majmua tarkibi (quyosh nurlari diagrammasi)</w:t>
+      </w:r>
+    </w:p>
+    <w:p>
+      <w:pPr>
+        <w:pStyle w:val="Normal"/>
+        <w:spacing w:before="0" w:after="200"/>
+        <w:jc w:val="center"/>
+        <w:rPr/>
+      </w:pPr>
+      <w:r>
+        <w:rPr>
+          <w:rFonts w:cs="Times New Roman"/>
+          <w:b w:val="false"/>
+          <w:i/>
+          <w:color w:val="52514E"/>
+          <w:sz w:val="22"/>
+        </w:rPr>
+        <w:t>Izoh: ma’lumotlar shartli bo‘lib, o‘quv-namunaviy maqsadda keltirilgan.</w:t>
       </w:r>
     </w:p>
     <w:p>
@@ -12199,7 +13067,7 @@
         <w:jc w:val="left"/>
         <w:rPr/>
       </w:pPr>
-      <w:bookmarkStart w:id="25" w:name="__RefHeading___Toc4358_2553262432"/>
+      <w:bookmarkStart w:id="25" w:name="__RefHeading___Toc5275_3488861905"/>
       <w:bookmarkEnd w:id="25"/>
       <w:r>
         <w:rPr>
@@ -12381,7 +13249,7 @@
         <w:jc w:val="left"/>
         <w:rPr/>
       </w:pPr>
-      <w:bookmarkStart w:id="26" w:name="__RefHeading___Toc4360_2553262432"/>
+      <w:bookmarkStart w:id="26" w:name="__RefHeading___Toc5277_3488861905"/>
       <w:bookmarkEnd w:id="26"/>
       <w:r>
         <w:rPr>
@@ -12581,6 +13449,118 @@
           <w:sz w:val="28"/>
         </w:rPr>
         <w:t>Elektron o‘quv-metodik resurslarga elektron darsliklar, virtual laboratoriyalar, onlayn kurslar (MOOC), taqdimotlar, ta’limiy video va animatsiyalar, interaktiv testlar kiradi. Zamonaviy o‘qituvchi ana shu resurslarni yaratish va ulardan foydalanish ko‘nikmalariga ega bo‘lishi lozim. Shu bilan birga, elektron resurslar an’anaviy ta’limni to‘liq almashtirmaydi, balki uni boyitadi va to‘ldiradi.</w:t>
+      </w:r>
+    </w:p>
+    <w:p>
+      <w:pPr>
+        <w:pStyle w:val="Normal"/>
+        <w:spacing w:lineRule="auto" w:line="360" w:before="0" w:after="120"/>
+        <w:ind w:firstLine="709"/>
+        <w:jc w:val="both"/>
+        <w:rPr/>
+      </w:pPr>
+      <w:r>
+        <w:rPr>
+          <w:rFonts w:cs="Times New Roman"/>
+          <w:b w:val="false"/>
+          <w:i w:val="false"/>
+          <w:sz w:val="28"/>
+        </w:rPr>
+        <w:t>Elektron resurslardan foydalanish darajasi hududlar kesimida farq qilishi mumkin. 5-rasmdagi xarita (kartogramma) diagrammasida bu ko‘rsatkich rang to‘yinganligi orqali ifodalangan: rang qanchalik to‘q bo‘lsa, ulush shunchalik yuqori. Bunday tasvir metodik yordam ko‘proq talab qilinadigan hududlarni tezda aniqlash imkonini beradi.</w:t>
+      </w:r>
+    </w:p>
+    <w:p>
+      <w:pPr>
+        <w:pStyle w:val="Normal"/>
+        <w:keepNext w:val="true"/>
+        <w:spacing w:lineRule="auto" w:line="240" w:before="120" w:after="40"/>
+        <w:jc w:val="center"/>
+        <w:rPr/>
+      </w:pPr>
+      <w:r>
+        <w:rPr/>
+        <w:drawing>
+          <wp:inline distT="0" distB="0" distL="0" distR="0">
+            <wp:extent cx="5579745" cy="3828415"/>
+            <wp:effectExtent l="0" t="0" r="0" b="0"/>
+            <wp:docPr id="5" name="Picture 5" descr=""/>
+            <wp:cNvGraphicFramePr>
+              <a:graphicFrameLocks xmlns:a="http://schemas.openxmlformats.org/drawingml/2006/main" noChangeAspect="1"/>
+            </wp:cNvGraphicFramePr>
+            <a:graphic xmlns:a="http://schemas.openxmlformats.org/drawingml/2006/main">
+              <a:graphicData uri="http://schemas.openxmlformats.org/drawingml/2006/picture">
+                <pic:pic xmlns:pic="http://schemas.openxmlformats.org/drawingml/2006/picture">
+                  <pic:nvPicPr>
+                    <pic:cNvPr id="5" name="Picture 5" descr=""/>
+                    <pic:cNvPicPr>
+                      <a:picLocks noChangeAspect="1" noChangeArrowheads="1"/>
+                    </pic:cNvPicPr>
+                  </pic:nvPicPr>
+                  <pic:blipFill>
+                    <a:blip r:embed="rId6"/>
+                    <a:stretch>
+                      <a:fillRect/>
+                    </a:stretch>
+                  </pic:blipFill>
+                  <pic:spPr bwMode="auto">
+                    <a:xfrm>
+                      <a:off x="0" y="0"/>
+                      <a:ext cx="5579745" cy="3828415"/>
+                    </a:xfrm>
+                    <a:prstGeom prst="rect">
+                      <a:avLst/>
+                    </a:prstGeom>
+                  </pic:spPr>
+                </pic:pic>
+              </a:graphicData>
+            </a:graphic>
+          </wp:inline>
+        </w:drawing>
+      </w:r>
+    </w:p>
+    <w:p>
+      <w:pPr>
+        <w:pStyle w:val="Normal"/>
+        <w:keepNext w:val="true"/>
+        <w:spacing w:before="0" w:after="0"/>
+        <w:jc w:val="center"/>
+        <w:rPr/>
+      </w:pPr>
+      <w:r>
+        <w:rPr>
+          <w:rFonts w:cs="Times New Roman"/>
+          <w:b/>
+          <w:i w:val="false"/>
+          <w:sz w:val="24"/>
+        </w:rPr>
+        <w:t xml:space="preserve">5-rasm. </w:t>
+      </w:r>
+      <w:r>
+        <w:rPr>
+          <w:rFonts w:cs="Times New Roman"/>
+          <w:b w:val="false"/>
+          <w:i/>
+          <w:sz w:val="24"/>
+        </w:rPr>
+        <w:t>Hududlar bo‘yicha elektron o‘quv-metodik resurslardan foydalanish (xarita diagrammasi)</w:t>
+      </w:r>
+    </w:p>
+    <w:p>
+      <w:pPr>
+        <w:pStyle w:val="Normal"/>
+        <w:spacing w:before="0" w:after="200"/>
+        <w:jc w:val="center"/>
+        <w:rPr/>
+      </w:pPr>
+      <w:r>
+        <w:rPr>
+          <w:rFonts w:cs="Times New Roman"/>
+          <w:b w:val="false"/>
+          <w:i/>
+          <w:color w:val="52514E"/>
+          <w:sz w:val="22"/>
+        </w:rPr>
+        <w:t>Izoh: ma’lumotlar shartli bo‘lib, o‘quv-namunaviy maqsadda keltirilgan.</w:t>
       </w:r>
     </w:p>
     <w:p>
@@ -12590,7 +13570,7 @@
         <w:jc w:val="left"/>
         <w:rPr/>
       </w:pPr>
-      <w:bookmarkStart w:id="27" w:name="__RefHeading___Toc4362_2553262432"/>
+      <w:bookmarkStart w:id="27" w:name="__RefHeading___Toc5279_3488861905"/>
       <w:bookmarkEnd w:id="27"/>
       <w:r>
         <w:rPr>
@@ -12808,7 +13788,7 @@
         <w:jc w:val="left"/>
         <w:rPr/>
       </w:pPr>
-      <w:bookmarkStart w:id="28" w:name="__RefHeading___Toc4364_2553262432"/>
+      <w:bookmarkStart w:id="28" w:name="__RefHeading___Toc5281_3488861905"/>
       <w:bookmarkEnd w:id="28"/>
       <w:r>
         <w:rPr>
@@ -12836,7 +13816,27 @@
           <w:i w:val="false"/>
           <w:sz w:val="28"/>
         </w:rPr>
-        <w:t>Kredit-modul tizimiga o‘tilishi munosabati bilan oliy ta’limda silabus o‘quv-metodik majmuaning markaziy hujjatiga aylandi. Silabus (inglizcha “syllabus”) — fan bo‘yicha o‘qituvchi va talaba o‘rtasidagi o‘ziga xos “shartnoma” bo‘lib, unda fanning maqsadi, natijalari, mazmuni, talablar va baholash tartibi aniq ko‘rsatiladi.</w:t>
+        <w:t>Kredit-modul tizimiga o‘tilishi munosabati bilan oliy ta’limda silabus o‘quv-metodik majmuaning markaziy hujjatiga aylandi. Silabus (inglizcha “syllabus”) — fan bo‘yicha o‘qituvchi va talaba o‘rtasidagi o‘ziga xos “shartnoma” bo‘lib</w:t>
+      </w:r>
+      <w:r>
+        <w:rPr>
+          <w:rStyle w:val="FootnoteReference"/>
+          <w:rFonts w:cs="Times New Roman"/>
+          <w:b w:val="false"/>
+          <w:i w:val="false"/>
+          <w:sz w:val="28"/>
+          <w:vertAlign w:val="superscript"/>
+        </w:rPr>
+        <w:footnoteReference w:id="23"/>
+      </w:r>
+      <w:r>
+        <w:rPr>
+          <w:rFonts w:cs="Times New Roman"/>
+          <w:b w:val="false"/>
+          <w:i w:val="false"/>
+          <w:sz w:val="28"/>
+        </w:rPr>
+        <w:t>, unda fanning maqsadi, natijalari, mazmuni, talablar va baholash tartibi aniq ko‘rsatiladi.</w:t>
       </w:r>
     </w:p>
     <w:p>
@@ -13026,7 +14026,7 @@
         <w:jc w:val="left"/>
         <w:rPr/>
       </w:pPr>
-      <w:bookmarkStart w:id="29" w:name="__RefHeading___Toc4366_2553262432"/>
+      <w:bookmarkStart w:id="29" w:name="__RefHeading___Toc5283_3488861905"/>
       <w:bookmarkEnd w:id="29"/>
       <w:r>
         <w:rPr>
@@ -14416,7 +15416,7 @@
         <w:jc w:val="center"/>
         <w:rPr/>
       </w:pPr>
-      <w:bookmarkStart w:id="30" w:name="__RefHeading___Toc4368_2553262432"/>
+      <w:bookmarkStart w:id="30" w:name="__RefHeading___Toc5285_3488861905"/>
       <w:bookmarkEnd w:id="30"/>
       <w:r>
         <w:rPr>
@@ -14721,7 +15721,7 @@
         <w:jc w:val="left"/>
         <w:rPr/>
       </w:pPr>
-      <w:bookmarkStart w:id="31" w:name="__RefHeading___Toc4370_2553262432"/>
+      <w:bookmarkStart w:id="31" w:name="__RefHeading___Toc5287_3488861905"/>
       <w:bookmarkEnd w:id="31"/>
       <w:r>
         <w:rPr>
@@ -14777,7 +15777,7 @@
         <w:jc w:val="left"/>
         <w:rPr/>
       </w:pPr>
-      <w:bookmarkStart w:id="32" w:name="__RefHeading___Toc4372_2553262432"/>
+      <w:bookmarkStart w:id="32" w:name="__RefHeading___Toc5289_3488861905"/>
       <w:bookmarkEnd w:id="32"/>
       <w:r>
         <w:rPr>
@@ -14968,7 +15968,7 @@
         <w:jc w:val="left"/>
         <w:rPr/>
       </w:pPr>
-      <w:bookmarkStart w:id="33" w:name="__RefHeading___Toc4374_2553262432"/>
+      <w:bookmarkStart w:id="33" w:name="__RefHeading___Toc5291_3488861905"/>
       <w:bookmarkEnd w:id="33"/>
       <w:r>
         <w:rPr>
@@ -15033,6 +16033,17 @@
         </w:rPr>
         <w:t>Bu eng an’anaviy tasnif bo‘lib, unda metodlar bilim manbaiga qarab uch guruhga bo‘linadi:</w:t>
       </w:r>
+      <w:r>
+        <w:rPr>
+          <w:rStyle w:val="FootnoteReference"/>
+          <w:rFonts w:cs="Times New Roman"/>
+          <w:b w:val="false"/>
+          <w:i w:val="false"/>
+          <w:sz w:val="28"/>
+          <w:vertAlign w:val="superscript"/>
+        </w:rPr>
+        <w:footnoteReference w:id="24"/>
+      </w:r>
     </w:p>
     <w:p>
       <w:pPr>
@@ -15148,6 +16159,17 @@
           <w:sz w:val="28"/>
         </w:rPr>
         <w:t>Bu tasnif o‘quvchining bilish faoliyati mustaqilligi darajasiga asoslanadi:</w:t>
+      </w:r>
+      <w:r>
+        <w:rPr>
+          <w:rStyle w:val="FootnoteReference"/>
+          <w:rFonts w:cs="Times New Roman"/>
+          <w:b w:val="false"/>
+          <w:i w:val="false"/>
+          <w:sz w:val="28"/>
+          <w:vertAlign w:val="superscript"/>
+        </w:rPr>
+        <w:footnoteReference w:id="25"/>
       </w:r>
     </w:p>
     <w:p>
@@ -15345,7 +16367,7 @@
         <w:jc w:val="left"/>
         <w:rPr/>
       </w:pPr>
-      <w:bookmarkStart w:id="34" w:name="__RefHeading___Toc4376_2553262432"/>
+      <w:bookmarkStart w:id="34" w:name="__RefHeading___Toc5293_3488861905"/>
       <w:bookmarkEnd w:id="34"/>
       <w:r>
         <w:rPr>
@@ -15455,7 +16477,7 @@
         <w:jc w:val="left"/>
         <w:rPr/>
       </w:pPr>
-      <w:bookmarkStart w:id="35" w:name="__RefHeading___Toc4378_2553262432"/>
+      <w:bookmarkStart w:id="35" w:name="__RefHeading___Toc5295_3488861905"/>
       <w:bookmarkEnd w:id="35"/>
       <w:r>
         <w:rPr>
@@ -15619,7 +16641,7 @@
         <w:jc w:val="left"/>
         <w:rPr/>
       </w:pPr>
-      <w:bookmarkStart w:id="36" w:name="__RefHeading___Toc4380_2553262432"/>
+      <w:bookmarkStart w:id="36" w:name="__RefHeading___Toc5297_3488861905"/>
       <w:bookmarkEnd w:id="36"/>
       <w:r>
         <w:rPr>
@@ -15671,6 +16693,118 @@
     <w:p>
       <w:pPr>
         <w:pStyle w:val="Normal"/>
+        <w:spacing w:lineRule="auto" w:line="360" w:before="0" w:after="120"/>
+        <w:ind w:firstLine="709"/>
+        <w:jc w:val="both"/>
+        <w:rPr/>
+      </w:pPr>
+      <w:r>
+        <w:rPr>
+          <w:rFonts w:cs="Times New Roman"/>
+          <w:b w:val="false"/>
+          <w:i w:val="false"/>
+          <w:sz w:val="28"/>
+        </w:rPr>
+        <w:t>Qo‘llanmaning 6-ilovasidagi namunaviy mashg‘ulot konspekti asosida metodlar guruhlarining vaqt bo‘yicha ulushini hisoblash mumkin (6-rasm). Doiraviy diagramma butunning qismlarga taqsimlanishini ko‘rsatish uchun qulay: mashg‘ulot vaqtining deyarli uchdan ikki qismi o‘yin va ko‘rgazmali metodlarga to‘g‘ri keladi, so‘z metodlari esa ularni to‘ldiruvchi vazifani bajaradi.</w:t>
+      </w:r>
+    </w:p>
+    <w:p>
+      <w:pPr>
+        <w:pStyle w:val="Normal"/>
+        <w:keepNext w:val="true"/>
+        <w:spacing w:lineRule="auto" w:line="240" w:before="120" w:after="40"/>
+        <w:jc w:val="center"/>
+        <w:rPr/>
+      </w:pPr>
+      <w:r>
+        <w:rPr/>
+        <w:drawing>
+          <wp:inline distT="0" distB="0" distL="0" distR="0">
+            <wp:extent cx="5579745" cy="3573780"/>
+            <wp:effectExtent l="0" t="0" r="0" b="0"/>
+            <wp:docPr id="6" name="Picture 6" descr=""/>
+            <wp:cNvGraphicFramePr>
+              <a:graphicFrameLocks xmlns:a="http://schemas.openxmlformats.org/drawingml/2006/main" noChangeAspect="1"/>
+            </wp:cNvGraphicFramePr>
+            <a:graphic xmlns:a="http://schemas.openxmlformats.org/drawingml/2006/main">
+              <a:graphicData uri="http://schemas.openxmlformats.org/drawingml/2006/picture">
+                <pic:pic xmlns:pic="http://schemas.openxmlformats.org/drawingml/2006/picture">
+                  <pic:nvPicPr>
+                    <pic:cNvPr id="6" name="Picture 6" descr=""/>
+                    <pic:cNvPicPr>
+                      <a:picLocks noChangeAspect="1" noChangeArrowheads="1"/>
+                    </pic:cNvPicPr>
+                  </pic:nvPicPr>
+                  <pic:blipFill>
+                    <a:blip r:embed="rId7"/>
+                    <a:stretch>
+                      <a:fillRect/>
+                    </a:stretch>
+                  </pic:blipFill>
+                  <pic:spPr bwMode="auto">
+                    <a:xfrm>
+                      <a:off x="0" y="0"/>
+                      <a:ext cx="5579745" cy="3573780"/>
+                    </a:xfrm>
+                    <a:prstGeom prst="rect">
+                      <a:avLst/>
+                    </a:prstGeom>
+                  </pic:spPr>
+                </pic:pic>
+              </a:graphicData>
+            </a:graphic>
+          </wp:inline>
+        </w:drawing>
+      </w:r>
+    </w:p>
+    <w:p>
+      <w:pPr>
+        <w:pStyle w:val="Normal"/>
+        <w:keepNext w:val="true"/>
+        <w:spacing w:before="0" w:after="0"/>
+        <w:jc w:val="center"/>
+        <w:rPr/>
+      </w:pPr>
+      <w:r>
+        <w:rPr>
+          <w:rFonts w:cs="Times New Roman"/>
+          <w:b/>
+          <w:i w:val="false"/>
+          <w:sz w:val="24"/>
+        </w:rPr>
+        <w:t xml:space="preserve">6-rasm. </w:t>
+      </w:r>
+      <w:r>
+        <w:rPr>
+          <w:rFonts w:cs="Times New Roman"/>
+          <w:b w:val="false"/>
+          <w:i/>
+          <w:sz w:val="24"/>
+        </w:rPr>
+        <w:t>Namunaviy mashg‘ulotda metodlar guruhlarining ulushi (doiraviy diagramma)</w:t>
+      </w:r>
+    </w:p>
+    <w:p>
+      <w:pPr>
+        <w:pStyle w:val="Normal"/>
+        <w:spacing w:before="0" w:after="200"/>
+        <w:jc w:val="center"/>
+        <w:rPr/>
+      </w:pPr>
+      <w:r>
+        <w:rPr>
+          <w:rFonts w:cs="Times New Roman"/>
+          <w:b w:val="false"/>
+          <w:i/>
+          <w:color w:val="52514E"/>
+          <w:sz w:val="22"/>
+        </w:rPr>
+        <w:t>Manba: 6-ilovadagi mashg‘ulot konspekti asosida hisoblangan.</w:t>
+      </w:r>
+    </w:p>
+    <w:p>
+      <w:pPr>
+        <w:pStyle w:val="Normal"/>
         <w:spacing w:lineRule="auto" w:line="360" w:before="120" w:after="80"/>
         <w:jc w:val="left"/>
         <w:rPr/>
@@ -15701,6 +16835,17 @@
           <w:sz w:val="28"/>
         </w:rPr>
         <w:t>Didaktik o‘yin quyidagi tarkibiy qismlardan iborat: didaktik vazifa (o‘yin orqali qanday bilim yoki ko‘nikma shakllantiriladi); o‘yin vazifasi (bola uchun qiziqarli maqsad); o‘yin harakatlari; o‘yin qoidalari va natija. Didaktik o‘yinning muvaffaqiyati o‘yin vazifasi va didaktik vazifaning uyg‘unligiga bog‘liq: bola o‘ynaydi, lekin ayni paytda o‘rganadi.</w:t>
+      </w:r>
+      <w:r>
+        <w:rPr>
+          <w:rStyle w:val="FootnoteReference"/>
+          <w:rFonts w:cs="Times New Roman"/>
+          <w:b w:val="false"/>
+          <w:i w:val="false"/>
+          <w:sz w:val="28"/>
+          <w:vertAlign w:val="superscript"/>
+        </w:rPr>
+        <w:footnoteReference w:id="26"/>
       </w:r>
     </w:p>
     <w:p>
@@ -17297,7 +18442,7 @@
         <w:jc w:val="center"/>
         <w:rPr/>
       </w:pPr>
-      <w:bookmarkStart w:id="37" w:name="__RefHeading___Toc4382_2553262432"/>
+      <w:bookmarkStart w:id="37" w:name="__RefHeading___Toc5299_3488861905"/>
       <w:bookmarkEnd w:id="37"/>
       <w:r>
         <w:rPr>
@@ -17602,7 +18747,7 @@
         <w:jc w:val="left"/>
         <w:rPr/>
       </w:pPr>
-      <w:bookmarkStart w:id="38" w:name="__RefHeading___Toc4384_2553262432"/>
+      <w:bookmarkStart w:id="38" w:name="__RefHeading___Toc5301_3488861905"/>
       <w:bookmarkEnd w:id="38"/>
       <w:r>
         <w:rPr>
@@ -17667,7 +18812,7 @@
         <w:jc w:val="left"/>
         <w:rPr/>
       </w:pPr>
-      <w:bookmarkStart w:id="39" w:name="__RefHeading___Toc4386_2553262432"/>
+      <w:bookmarkStart w:id="39" w:name="__RefHeading___Toc5303_3488861905"/>
       <w:bookmarkEnd w:id="39"/>
       <w:r>
         <w:rPr>
@@ -17723,7 +18868,7 @@
         <w:jc w:val="left"/>
         <w:rPr/>
       </w:pPr>
-      <w:bookmarkStart w:id="40" w:name="__RefHeading___Toc4388_2553262432"/>
+      <w:bookmarkStart w:id="40" w:name="__RefHeading___Toc5305_3488861905"/>
       <w:bookmarkEnd w:id="40"/>
       <w:r>
         <w:rPr>
@@ -17752,6 +18897,17 @@
           <w:sz w:val="28"/>
         </w:rPr>
         <w:t>Shaxsga yo‘naltirilgan ta’lim — har bir o‘quvchining shaxsini, uning individual xususiyatlari, qiziqishlari va imkoniyatlarini o‘quv jarayonining markaziga qo‘yuvchi yondashuvdir. Bu texnologiyada o‘quvchi ta’lim ob’ekti emas, balki faol sub’ekti sifatida qaraladi.</w:t>
+      </w:r>
+      <w:r>
+        <w:rPr>
+          <w:rStyle w:val="FootnoteReference"/>
+          <w:rFonts w:cs="Times New Roman"/>
+          <w:b w:val="false"/>
+          <w:i w:val="false"/>
+          <w:sz w:val="28"/>
+          <w:vertAlign w:val="superscript"/>
+        </w:rPr>
+        <w:footnoteReference w:id="27"/>
       </w:r>
     </w:p>
     <w:p>
@@ -17779,7 +18935,7 @@
         <w:jc w:val="left"/>
         <w:rPr/>
       </w:pPr>
-      <w:bookmarkStart w:id="41" w:name="__RefHeading___Toc4390_2553262432"/>
+      <w:bookmarkStart w:id="41" w:name="__RefHeading___Toc5307_3488861905"/>
       <w:bookmarkEnd w:id="41"/>
       <w:r>
         <w:rPr>
@@ -17809,6 +18965,17 @@
         </w:rPr>
         <w:t>Hamkorlikda o‘qitish (kooperativ ta’lim) — o‘quvchilarning kichik guruhlarda birgalikda, umumiy maqsad yo‘lida ishlashiga asoslangan texnologiyadir. Bunda har bir guruh a’zosi nafaqat o‘z, balki butun guruh muvaffaqiyati uchun mas’ul bo‘ladi.</w:t>
       </w:r>
+      <w:r>
+        <w:rPr>
+          <w:rStyle w:val="FootnoteReference"/>
+          <w:rFonts w:cs="Times New Roman"/>
+          <w:b w:val="false"/>
+          <w:i w:val="false"/>
+          <w:sz w:val="28"/>
+          <w:vertAlign w:val="superscript"/>
+        </w:rPr>
+        <w:footnoteReference w:id="28"/>
+      </w:r>
     </w:p>
     <w:p>
       <w:pPr>
@@ -17826,6 +18993,118 @@
           <w:sz w:val="28"/>
         </w:rPr>
         <w:t>Hamkorlik ta’limining didaktik mohiyati quyidagilarda namoyon bo‘ladi: o‘quvchilar bir-biridan o‘rganadi; muloqot va hamkorlik ko‘nikmalari rivojlanadi; har bir o‘quvchi faol ishtirok etadi; javobgarlik va o‘zaro yordam shakllanadi. Hamkorlik texnologiyalariga “Zigzag”, “Aylanma stol”, kichik guruhlarda ishlash, juftlikda ishlash kabi usullar kiradi. Bu texnologiyalar o‘quvchining ijtimoiy kompetensiyalarini rivojlantirishda muhim rol o‘ynaydi.</w:t>
+      </w:r>
+    </w:p>
+    <w:p>
+      <w:pPr>
+        <w:pStyle w:val="Normal"/>
+        <w:spacing w:lineRule="auto" w:line="360" w:before="0" w:after="120"/>
+        <w:ind w:firstLine="709"/>
+        <w:jc w:val="both"/>
+        <w:rPr/>
+      </w:pPr>
+      <w:r>
+        <w:rPr>
+          <w:rFonts w:cs="Times New Roman"/>
+          <w:b w:val="false"/>
+          <w:i w:val="false"/>
+          <w:sz w:val="28"/>
+        </w:rPr>
+        <w:t>Interfaol usullarning samaradorligini o‘quv natijalari bilan solishtirib tahlil qilish mumkin. 7-rasmdagi nuqtali (scatter) diagrammada har bir nuqta bitta talabani ifodalaydi: gorizontal o‘qda uning interfaol mashg‘ulotlardagi faol ishtiroklari soni, vertikal o‘qda oraliq nazorat bali berilgan. Trend chizig‘i faollik oshgani sari natijaning ham ortib borish tendensiyasini ko‘rsatadi. Biroq korrelyatsiya sababiy bog‘lanishni isbotlamasligini yodda tutish lozim.</w:t>
+      </w:r>
+    </w:p>
+    <w:p>
+      <w:pPr>
+        <w:pStyle w:val="Normal"/>
+        <w:keepNext w:val="true"/>
+        <w:spacing w:lineRule="auto" w:line="240" w:before="120" w:after="40"/>
+        <w:jc w:val="center"/>
+        <w:rPr/>
+      </w:pPr>
+      <w:r>
+        <w:rPr/>
+        <w:drawing>
+          <wp:inline distT="0" distB="0" distL="0" distR="0">
+            <wp:extent cx="5579745" cy="3441700"/>
+            <wp:effectExtent l="0" t="0" r="0" b="0"/>
+            <wp:docPr id="7" name="Picture 7" descr=""/>
+            <wp:cNvGraphicFramePr>
+              <a:graphicFrameLocks xmlns:a="http://schemas.openxmlformats.org/drawingml/2006/main" noChangeAspect="1"/>
+            </wp:cNvGraphicFramePr>
+            <a:graphic xmlns:a="http://schemas.openxmlformats.org/drawingml/2006/main">
+              <a:graphicData uri="http://schemas.openxmlformats.org/drawingml/2006/picture">
+                <pic:pic xmlns:pic="http://schemas.openxmlformats.org/drawingml/2006/picture">
+                  <pic:nvPicPr>
+                    <pic:cNvPr id="7" name="Picture 7" descr=""/>
+                    <pic:cNvPicPr>
+                      <a:picLocks noChangeAspect="1" noChangeArrowheads="1"/>
+                    </pic:cNvPicPr>
+                  </pic:nvPicPr>
+                  <pic:blipFill>
+                    <a:blip r:embed="rId8"/>
+                    <a:stretch>
+                      <a:fillRect/>
+                    </a:stretch>
+                  </pic:blipFill>
+                  <pic:spPr bwMode="auto">
+                    <a:xfrm>
+                      <a:off x="0" y="0"/>
+                      <a:ext cx="5579745" cy="3441700"/>
+                    </a:xfrm>
+                    <a:prstGeom prst="rect">
+                      <a:avLst/>
+                    </a:prstGeom>
+                  </pic:spPr>
+                </pic:pic>
+              </a:graphicData>
+            </a:graphic>
+          </wp:inline>
+        </w:drawing>
+      </w:r>
+    </w:p>
+    <w:p>
+      <w:pPr>
+        <w:pStyle w:val="Normal"/>
+        <w:keepNext w:val="true"/>
+        <w:spacing w:before="0" w:after="0"/>
+        <w:jc w:val="center"/>
+        <w:rPr/>
+      </w:pPr>
+      <w:r>
+        <w:rPr>
+          <w:rFonts w:cs="Times New Roman"/>
+          <w:b/>
+          <w:i w:val="false"/>
+          <w:sz w:val="24"/>
+        </w:rPr>
+        <w:t xml:space="preserve">7-rasm. </w:t>
+      </w:r>
+      <w:r>
+        <w:rPr>
+          <w:rFonts w:cs="Times New Roman"/>
+          <w:b w:val="false"/>
+          <w:i/>
+          <w:sz w:val="24"/>
+        </w:rPr>
+        <w:t>Talabalar faolligi va o‘zlashtirish natijasi (nuqtali diagramma)</w:t>
+      </w:r>
+    </w:p>
+    <w:p>
+      <w:pPr>
+        <w:pStyle w:val="Normal"/>
+        <w:spacing w:before="0" w:after="200"/>
+        <w:jc w:val="center"/>
+        <w:rPr/>
+      </w:pPr>
+      <w:r>
+        <w:rPr>
+          <w:rFonts w:cs="Times New Roman"/>
+          <w:b w:val="false"/>
+          <w:i/>
+          <w:color w:val="52514E"/>
+          <w:sz w:val="22"/>
+        </w:rPr>
+        <w:t>Izoh: ma’lumotlar shartli bo‘lib, o‘quv-namunaviy maqsadda keltirilgan.</w:t>
       </w:r>
     </w:p>
     <w:p>
@@ -17835,7 +19114,7 @@
         <w:jc w:val="left"/>
         <w:rPr/>
       </w:pPr>
-      <w:bookmarkStart w:id="42" w:name="__RefHeading___Toc4392_2553262432"/>
+      <w:bookmarkStart w:id="42" w:name="__RefHeading___Toc5309_3488861905"/>
       <w:bookmarkEnd w:id="42"/>
       <w:r>
         <w:rPr>
@@ -17864,6 +19143,17 @@
           <w:sz w:val="28"/>
         </w:rPr>
         <w:t>Keys-stadi (inglizcha “case study” — vaziyatni o‘rganish) — real yoki real hayotga yaqin muammoli vaziyatni tahlil qilish asosida o‘qitish metodidir. Bu metod o‘quvchilarni aniq vaziyatni har tomonlama o‘rganishga, muammoni aniqlashga, yechim variantlarini ishlab chiqishga va asosli qaror qabul qilishga o‘rgatadi.</w:t>
+      </w:r>
+      <w:r>
+        <w:rPr>
+          <w:rStyle w:val="FootnoteReference"/>
+          <w:rFonts w:cs="Times New Roman"/>
+          <w:b w:val="false"/>
+          <w:i w:val="false"/>
+          <w:sz w:val="28"/>
+          <w:vertAlign w:val="superscript"/>
+        </w:rPr>
+        <w:footnoteReference w:id="29"/>
       </w:r>
     </w:p>
     <w:p>
@@ -18035,7 +19325,7 @@
         <w:jc w:val="left"/>
         <w:rPr/>
       </w:pPr>
-      <w:bookmarkStart w:id="43" w:name="__RefHeading___Toc4394_2553262432"/>
+      <w:bookmarkStart w:id="43" w:name="__RefHeading___Toc5311_3488861905"/>
       <w:bookmarkEnd w:id="43"/>
       <w:r>
         <w:rPr>
@@ -18117,7 +19407,101 @@
           <w:i w:val="false"/>
           <w:sz w:val="28"/>
         </w:rPr>
-        <w:t>Klaster” (tarmoqlash) — mavzu bo‘yicha asosiy tushunchani markazga yozib, undan chiqadigan tarmoqlarga bog‘liq tushunchalarni joylashtirish usuli. Klaster talabalarning bilimlarini tizimlashtiradi, tushunchalar orasidagi bog‘lanishlarni ko‘rsatadi.</w:t>
+        <w:t>Aqliy hujum” natijalarini voronkasimon (funnel) diagramma yordamida tahlil qilish qulay (8-rasm). Diagramma g‘oyalarning bosqichma-bosqich saralanishini va har bir bosqichdagi o‘tish ulushini ko‘rsatadi: ko‘p sonli dastlabki g‘oyalardan faqat bir nechtasi amaliyotga tatbiq etiladi. Bu usulda g‘oyalar soni emas, balki ularni tahlil qilish va saralash jarayoni muhim.</w:t>
+      </w:r>
+    </w:p>
+    <w:p>
+      <w:pPr>
+        <w:pStyle w:val="Normal"/>
+        <w:keepNext w:val="true"/>
+        <w:spacing w:lineRule="auto" w:line="240" w:before="120" w:after="40"/>
+        <w:jc w:val="center"/>
+        <w:rPr/>
+      </w:pPr>
+      <w:r>
+        <w:rPr/>
+        <w:drawing>
+          <wp:inline distT="0" distB="0" distL="0" distR="0">
+            <wp:extent cx="5579745" cy="3139440"/>
+            <wp:effectExtent l="0" t="0" r="0" b="0"/>
+            <wp:docPr id="8" name="Picture 8" descr=""/>
+            <wp:cNvGraphicFramePr>
+              <a:graphicFrameLocks xmlns:a="http://schemas.openxmlformats.org/drawingml/2006/main" noChangeAspect="1"/>
+            </wp:cNvGraphicFramePr>
+            <a:graphic xmlns:a="http://schemas.openxmlformats.org/drawingml/2006/main">
+              <a:graphicData uri="http://schemas.openxmlformats.org/drawingml/2006/picture">
+                <pic:pic xmlns:pic="http://schemas.openxmlformats.org/drawingml/2006/picture">
+                  <pic:nvPicPr>
+                    <pic:cNvPr id="8" name="Picture 8" descr=""/>
+                    <pic:cNvPicPr>
+                      <a:picLocks noChangeAspect="1" noChangeArrowheads="1"/>
+                    </pic:cNvPicPr>
+                  </pic:nvPicPr>
+                  <pic:blipFill>
+                    <a:blip r:embed="rId9"/>
+                    <a:stretch>
+                      <a:fillRect/>
+                    </a:stretch>
+                  </pic:blipFill>
+                  <pic:spPr bwMode="auto">
+                    <a:xfrm>
+                      <a:off x="0" y="0"/>
+                      <a:ext cx="5579745" cy="3139440"/>
+                    </a:xfrm>
+                    <a:prstGeom prst="rect">
+                      <a:avLst/>
+                    </a:prstGeom>
+                  </pic:spPr>
+                </pic:pic>
+              </a:graphicData>
+            </a:graphic>
+          </wp:inline>
+        </w:drawing>
+      </w:r>
+    </w:p>
+    <w:p>
+      <w:pPr>
+        <w:pStyle w:val="Normal"/>
+        <w:keepNext w:val="true"/>
+        <w:spacing w:before="0" w:after="0"/>
+        <w:jc w:val="center"/>
+        <w:rPr/>
+      </w:pPr>
+      <w:r>
+        <w:rPr>
+          <w:rFonts w:cs="Times New Roman"/>
+          <w:b/>
+          <w:i w:val="false"/>
+          <w:sz w:val="24"/>
+        </w:rPr>
+        <w:t xml:space="preserve">8-rasm. </w:t>
+      </w:r>
+      <w:r>
+        <w:rPr>
+          <w:rFonts w:cs="Times New Roman"/>
+          <w:b w:val="false"/>
+          <w:i/>
+          <w:sz w:val="24"/>
+        </w:rPr>
+        <w:t>“Aqliy hujum” jarayonida g‘oyalarning saralanishi (voronkasimon diagramma)</w:t>
+      </w:r>
+    </w:p>
+    <w:p>
+      <w:pPr>
+        <w:pStyle w:val="Normal"/>
+        <w:spacing w:before="0" w:after="200"/>
+        <w:jc w:val="center"/>
+        <w:rPr/>
+      </w:pPr>
+      <w:r>
+        <w:rPr>
+          <w:rFonts w:cs="Times New Roman"/>
+          <w:b w:val="false"/>
+          <w:i/>
+          <w:color w:val="52514E"/>
+          <w:sz w:val="22"/>
+        </w:rPr>
+        <w:t>Izoh: ma’lumotlar shartli bo‘lib, o‘quv-namunaviy maqsadda keltirilgan.</w:t>
       </w:r>
     </w:p>
     <w:p>
@@ -18144,7 +19528,7 @@
           <w:i w:val="false"/>
           <w:sz w:val="28"/>
         </w:rPr>
-        <w:t>Insert” — matnni belgilar yordamida faol o‘qish usuli: “V” — bilaman, “+” — yangi ma’lumot, “–” — boshqacha fikrdaman, “?” — tushunarsiz. Bu usul matn bilan ongli ishlashga o‘rgatadi.</w:t>
+        <w:t>Klaster” (tarmoqlash) — mavzu bo‘yicha asosiy tushunchani markazga yozib, undan chiqadigan tarmoqlarga bog‘liq tushunchalarni joylashtirish usuli. Klaster talabalarning bilimlarini tizimlashtiradi, tushunchalar orasidagi bog‘lanishlarni ko‘rsatadi.</w:t>
       </w:r>
     </w:p>
     <w:p>
@@ -18171,7 +19555,45 @@
           <w:i w:val="false"/>
           <w:sz w:val="28"/>
         </w:rPr>
+        <w:t>Insert” — matnni belgilar yordamida faol o‘qish usuli: “V” — bilaman, “+” — yangi ma’lumot, “–” — boshqacha fikrdaman, “?” — tushunarsiz. Bu usul matn bilan ongli ishlashga o‘rgatadi.</w:t>
+      </w:r>
+    </w:p>
+    <w:p>
+      <w:pPr>
+        <w:pStyle w:val="Normal"/>
+        <w:spacing w:lineRule="auto" w:line="360" w:before="0" w:after="120"/>
+        <w:ind w:firstLine="709"/>
+        <w:jc w:val="both"/>
+        <w:rPr/>
+      </w:pPr>
+      <w:r>
+        <w:rPr>
+          <w:rFonts w:cs="Times New Roman"/>
+          <w:b w:val="false"/>
+          <w:i w:val="false"/>
+          <w:sz w:val="28"/>
+        </w:rPr>
+        <w:t>“</w:t>
+      </w:r>
+      <w:r>
+        <w:rPr>
+          <w:rFonts w:cs="Times New Roman"/>
+          <w:b w:val="false"/>
+          <w:i w:val="false"/>
+          <w:sz w:val="28"/>
+        </w:rPr>
         <w:t>Zigzag” (“Arra”) — har bir guruh a’zosi mavzuning bir qismini o‘rganib, “ekspert guruhi”da muhokama qiladi va keyin o‘z guruhiga qaytib, boshqalarga o‘rgatadi. Natijada har bir talaba ham o‘rganuvchi, ham o‘rgatuvchi rolida bo‘ladi.</w:t>
+      </w:r>
+      <w:r>
+        <w:rPr>
+          <w:rStyle w:val="FootnoteReference"/>
+          <w:rFonts w:cs="Times New Roman"/>
+          <w:b w:val="false"/>
+          <w:i w:val="false"/>
+          <w:sz w:val="28"/>
+          <w:vertAlign w:val="superscript"/>
+        </w:rPr>
+        <w:footnoteReference w:id="30"/>
       </w:r>
     </w:p>
     <w:p>
@@ -18962,7 +20384,7 @@
         <w:jc w:val="left"/>
         <w:rPr/>
       </w:pPr>
-      <w:bookmarkStart w:id="44" w:name="__RefHeading___Toc4396_2553262432"/>
+      <w:bookmarkStart w:id="44" w:name="__RefHeading___Toc5313_3488861905"/>
       <w:bookmarkEnd w:id="44"/>
       <w:r>
         <w:rPr>
@@ -19026,7 +20448,27 @@
           <w:i w:val="false"/>
           <w:sz w:val="28"/>
         </w:rPr>
-        <w:t>Masofaviy va aralash (blended) ta’lim modellari ham keng tarqalmoqda. Aralash ta’limda an’anaviy auditoriya mashg‘ulotlari onlayn faoliyat bilan uyg‘unlashadi. Uning mashhur modellaridan biri — “Teskari sinf” (flipped classroom): talabalar nazariy materialni uyda video yoki elektron matn orqali o‘rganadilar, auditoriya vaqti esa muhokama, amaliy topshiriqlar va muammolarni yechishga sarflanadi. Bu model metodika fanlarida amaliy ko‘nikmalarni shakllantirish uchun ko‘proq vaqt ajratish imkonini beradi.</w:t>
+        <w:t>Masofaviy va aralash (blended) ta’lim modellari ham keng tarqalmoqda. Aralash ta’limda an’anaviy auditoriya mashg‘ulotlari onlayn faoliyat bilan uyg‘unlashadi. Uning mashhur modellaridan biri — “Teskari sinf” (flipped classroom)</w:t>
+      </w:r>
+      <w:r>
+        <w:rPr>
+          <w:rStyle w:val="FootnoteReference"/>
+          <w:rFonts w:cs="Times New Roman"/>
+          <w:b w:val="false"/>
+          <w:i w:val="false"/>
+          <w:sz w:val="28"/>
+          <w:vertAlign w:val="superscript"/>
+        </w:rPr>
+        <w:footnoteReference w:id="31"/>
+      </w:r>
+      <w:r>
+        <w:rPr>
+          <w:rFonts w:cs="Times New Roman"/>
+          <w:b w:val="false"/>
+          <w:i w:val="false"/>
+          <w:sz w:val="28"/>
+        </w:rPr>
+        <w:t>: talabalar nazariy materialni uyda video yoki elektron matn orqali o‘rganadilar, auditoriya vaqti esa muhokama, amaliy topshiriqlar va muammolarni yechishga sarflanadi. Bu model metodika fanlarida amaliy ko‘nikmalarni shakllantirish uchun ko‘proq vaqt ajratish imkonini beradi.</w:t>
       </w:r>
     </w:p>
     <w:p>
@@ -19817,7 +21259,7 @@
         <w:jc w:val="center"/>
         <w:rPr/>
       </w:pPr>
-      <w:bookmarkStart w:id="45" w:name="__RefHeading___Toc4398_2553262432"/>
+      <w:bookmarkStart w:id="45" w:name="__RefHeading___Toc5315_3488861905"/>
       <w:bookmarkEnd w:id="45"/>
       <w:r>
         <w:rPr>
@@ -20122,7 +21564,7 @@
         <w:jc w:val="left"/>
         <w:rPr/>
       </w:pPr>
-      <w:bookmarkStart w:id="46" w:name="__RefHeading___Toc4400_2553262432"/>
+      <w:bookmarkStart w:id="46" w:name="__RefHeading___Toc5317_3488861905"/>
       <w:bookmarkEnd w:id="46"/>
       <w:r>
         <w:rPr>
@@ -20178,7 +21620,7 @@
         <w:jc w:val="left"/>
         <w:rPr/>
       </w:pPr>
-      <w:bookmarkStart w:id="47" w:name="__RefHeading___Toc4402_2553262432"/>
+      <w:bookmarkStart w:id="47" w:name="__RefHeading___Toc5319_3488861905"/>
       <w:bookmarkEnd w:id="47"/>
       <w:r>
         <w:rPr>
@@ -20396,7 +21838,7 @@
         <w:jc w:val="left"/>
         <w:rPr/>
       </w:pPr>
-      <w:bookmarkStart w:id="48" w:name="__RefHeading___Toc4404_2553262432"/>
+      <w:bookmarkStart w:id="48" w:name="__RefHeading___Toc5321_3488861905"/>
       <w:bookmarkEnd w:id="48"/>
       <w:r>
         <w:rPr>
@@ -20774,6 +22216,17 @@
           <w:sz w:val="28"/>
         </w:rPr>
         <w:t>Muammoli ma’ruza zamonaviy ta’limda alohida ahamiyatga ega. Unda o‘qituvchi tayyor bilimni bermaydi, balki muammoli savol yoki vaziyat qo‘yadi va uni talabalar bilan birgalikda yechadi. Bu talabaning faol fikrlashini rag‘batlantiradi va bilimni chuqurroq o‘zlashtirishga yordam beradi.</w:t>
+      </w:r>
+      <w:r>
+        <w:rPr>
+          <w:rStyle w:val="FootnoteReference"/>
+          <w:rFonts w:cs="Times New Roman"/>
+          <w:b w:val="false"/>
+          <w:i w:val="false"/>
+          <w:sz w:val="28"/>
+          <w:vertAlign w:val="superscript"/>
+        </w:rPr>
+        <w:footnoteReference w:id="32"/>
       </w:r>
     </w:p>
     <w:p>
@@ -20783,7 +22236,7 @@
         <w:jc w:val="left"/>
         <w:rPr/>
       </w:pPr>
-      <w:bookmarkStart w:id="49" w:name="__RefHeading___Toc4406_2553262432"/>
+      <w:bookmarkStart w:id="49" w:name="__RefHeading___Toc5323_3488861905"/>
       <w:bookmarkEnd w:id="49"/>
       <w:r>
         <w:rPr>
@@ -20983,7 +22436,7 @@
         <w:jc w:val="left"/>
         <w:rPr/>
       </w:pPr>
-      <w:bookmarkStart w:id="50" w:name="__RefHeading___Toc4408_2553262432"/>
+      <w:bookmarkStart w:id="50" w:name="__RefHeading___Toc5325_3488861905"/>
       <w:bookmarkEnd w:id="50"/>
       <w:r>
         <w:rPr>
@@ -21201,7 +22654,7 @@
         <w:jc w:val="left"/>
         <w:rPr/>
       </w:pPr>
-      <w:bookmarkStart w:id="51" w:name="__RefHeading___Toc4410_2553262432"/>
+      <w:bookmarkStart w:id="51" w:name="__RefHeading___Toc5327_3488861905"/>
       <w:bookmarkEnd w:id="51"/>
       <w:r>
         <w:rPr>
@@ -21247,7 +22700,119 @@
           <w:i w:val="false"/>
           <w:sz w:val="28"/>
         </w:rPr>
-        <w:t>Asosiy qismda reja bo‘yicha mavzu mazmuni izchil bayon etiladi. Har bir reja bandidan so‘ng oraliq xulosa chiqarish, talabalar bilan qisqa savol-javob o‘tkazish tavsiya etiladi. Bu diqqatni saqlashga va tushunishni tekshirishga yordam beradi. Psixologik tadqiqotlarga ko‘ra, tinglovchilarning diqqati taxminan har 15–20 daqiqada susayadi, shuning uchun faoliyat turini almashtirish muhim.</w:t>
+        <w:t>Asosiy qismda reja bo‘yicha mavzu mazmuni izchil bayon etiladi. Har bir reja bandidan so‘ng oraliq xulosa chiqarish, talabalar bilan qisqa savol-javob o‘tkazish tavsiya etiladi. Bu diqqatni saqlashga va tushunishni tekshirishga yordam beradi. Uzoq davom etgan bir xil faoliyat davomida tinglovchilar diqqatining asta-sekin susayib borishi pedagogik amaliyotda yaxshi ma’lum, shuning uchun faoliyat turini vaqti-vaqti bilan almashtirib turish muhim.</w:t>
+      </w:r>
+    </w:p>
+    <w:p>
+      <w:pPr>
+        <w:pStyle w:val="Normal"/>
+        <w:spacing w:lineRule="auto" w:line="360" w:before="0" w:after="120"/>
+        <w:ind w:firstLine="709"/>
+        <w:jc w:val="both"/>
+        <w:rPr/>
+      </w:pPr>
+      <w:r>
+        <w:rPr>
+          <w:rFonts w:cs="Times New Roman"/>
+          <w:b w:val="false"/>
+          <w:i w:val="false"/>
+          <w:sz w:val="28"/>
+        </w:rPr>
+        <w:t>Faollashtiruvchi usullarning ta’sirini 9-rasmdagi grafik orqali tasavvur qilish mumkin. Grafikda an’anaviy monolog ma’ruza va har 20 daqiqada qisqa savol yoki topshiriq bilan to‘xtatib boriladigan ma’ruza davomida tinglovchilar diqqatining o‘zgarishi shartli model sifatida ko‘rsatilgan: faoliyat turi almashganda diqqat qisman tiklanadi.</w:t>
+      </w:r>
+    </w:p>
+    <w:p>
+      <w:pPr>
+        <w:pStyle w:val="Normal"/>
+        <w:keepNext w:val="true"/>
+        <w:spacing w:lineRule="auto" w:line="240" w:before="120" w:after="40"/>
+        <w:jc w:val="center"/>
+        <w:rPr/>
+      </w:pPr>
+      <w:r>
+        <w:rPr/>
+        <w:drawing>
+          <wp:inline distT="0" distB="0" distL="0" distR="0">
+            <wp:extent cx="5579745" cy="3463925"/>
+            <wp:effectExtent l="0" t="0" r="0" b="0"/>
+            <wp:docPr id="9" name="Picture 9" descr=""/>
+            <wp:cNvGraphicFramePr>
+              <a:graphicFrameLocks xmlns:a="http://schemas.openxmlformats.org/drawingml/2006/main" noChangeAspect="1"/>
+            </wp:cNvGraphicFramePr>
+            <a:graphic xmlns:a="http://schemas.openxmlformats.org/drawingml/2006/main">
+              <a:graphicData uri="http://schemas.openxmlformats.org/drawingml/2006/picture">
+                <pic:pic xmlns:pic="http://schemas.openxmlformats.org/drawingml/2006/picture">
+                  <pic:nvPicPr>
+                    <pic:cNvPr id="9" name="Picture 9" descr=""/>
+                    <pic:cNvPicPr>
+                      <a:picLocks noChangeAspect="1" noChangeArrowheads="1"/>
+                    </pic:cNvPicPr>
+                  </pic:nvPicPr>
+                  <pic:blipFill>
+                    <a:blip r:embed="rId10"/>
+                    <a:stretch>
+                      <a:fillRect/>
+                    </a:stretch>
+                  </pic:blipFill>
+                  <pic:spPr bwMode="auto">
+                    <a:xfrm>
+                      <a:off x="0" y="0"/>
+                      <a:ext cx="5579745" cy="3463925"/>
+                    </a:xfrm>
+                    <a:prstGeom prst="rect">
+                      <a:avLst/>
+                    </a:prstGeom>
+                  </pic:spPr>
+                </pic:pic>
+              </a:graphicData>
+            </a:graphic>
+          </wp:inline>
+        </w:drawing>
+      </w:r>
+    </w:p>
+    <w:p>
+      <w:pPr>
+        <w:pStyle w:val="Normal"/>
+        <w:keepNext w:val="true"/>
+        <w:spacing w:before="0" w:after="0"/>
+        <w:jc w:val="center"/>
+        <w:rPr/>
+      </w:pPr>
+      <w:r>
+        <w:rPr>
+          <w:rFonts w:cs="Times New Roman"/>
+          <w:b/>
+          <w:i w:val="false"/>
+          <w:sz w:val="24"/>
+        </w:rPr>
+        <w:t xml:space="preserve">9-rasm. </w:t>
+      </w:r>
+      <w:r>
+        <w:rPr>
+          <w:rFonts w:cs="Times New Roman"/>
+          <w:b w:val="false"/>
+          <w:i/>
+          <w:sz w:val="24"/>
+        </w:rPr>
+        <w:t>Ma’ruza davomida tinglovchilar diqqati dinamikasi (grafik)</w:t>
+      </w:r>
+    </w:p>
+    <w:p>
+      <w:pPr>
+        <w:pStyle w:val="Normal"/>
+        <w:spacing w:before="0" w:after="200"/>
+        <w:jc w:val="center"/>
+        <w:rPr/>
+      </w:pPr>
+      <w:r>
+        <w:rPr>
+          <w:rFonts w:cs="Times New Roman"/>
+          <w:b w:val="false"/>
+          <w:i/>
+          <w:color w:val="52514E"/>
+          <w:sz w:val="22"/>
+        </w:rPr>
+        <w:t>Izoh: diagramma shartli nazariy model asosida tuzilgan va o‘quv-namunaviy xarakterga ega.</w:t>
       </w:r>
     </w:p>
     <w:p>
@@ -22154,7 +23719,7 @@
         <w:jc w:val="left"/>
         <w:rPr/>
       </w:pPr>
-      <w:bookmarkStart w:id="52" w:name="__RefHeading___Toc4412_2553262432"/>
+      <w:bookmarkStart w:id="52" w:name="__RefHeading___Toc5329_3488861905"/>
       <w:bookmarkEnd w:id="52"/>
       <w:r>
         <w:rPr>
@@ -23135,7 +24700,7 @@
         <w:jc w:val="center"/>
         <w:rPr/>
       </w:pPr>
-      <w:bookmarkStart w:id="53" w:name="__RefHeading___Toc4414_2553262432"/>
+      <w:bookmarkStart w:id="53" w:name="__RefHeading___Toc5331_3488861905"/>
       <w:bookmarkEnd w:id="53"/>
       <w:r>
         <w:rPr>
@@ -23440,7 +25005,7 @@
         <w:jc w:val="left"/>
         <w:rPr/>
       </w:pPr>
-      <w:bookmarkStart w:id="54" w:name="__RefHeading___Toc4416_2553262432"/>
+      <w:bookmarkStart w:id="54" w:name="__RefHeading___Toc5333_3488861905"/>
       <w:bookmarkEnd w:id="54"/>
       <w:r>
         <w:rPr>
@@ -23496,7 +25061,7 @@
         <w:jc w:val="left"/>
         <w:rPr/>
       </w:pPr>
-      <w:bookmarkStart w:id="55" w:name="__RefHeading___Toc4418_2553262432"/>
+      <w:bookmarkStart w:id="55" w:name="__RefHeading___Toc5335_3488861905"/>
       <w:bookmarkEnd w:id="55"/>
       <w:r>
         <w:rPr>
@@ -23714,7 +25279,7 @@
         <w:jc w:val="left"/>
         <w:rPr/>
       </w:pPr>
-      <w:bookmarkStart w:id="56" w:name="__RefHeading___Toc4420_2553262432"/>
+      <w:bookmarkStart w:id="56" w:name="__RefHeading___Toc5337_3488861905"/>
       <w:bookmarkEnd w:id="56"/>
       <w:r>
         <w:rPr>
@@ -23887,6 +25452,118 @@
           <w:sz w:val="28"/>
         </w:rPr>
         <w:t>Har bir bosqichga aniq vaqt ajratiladi va u texnologik xaritada aks ettiriladi. Texnologik xarita — mashg‘ulotning har bir bosqichidagi o‘qituvchi va talaba faoliyatini, vaqt taqsimotini, metod va vositalarni belgilovchi hujjatdir. U mashg‘ulotni izchil va maqsadga yo‘naltirilgan holda o‘tkazishni ta’minlaydi.</w:t>
+      </w:r>
+    </w:p>
+    <w:p>
+      <w:pPr>
+        <w:pStyle w:val="Normal"/>
+        <w:spacing w:lineRule="auto" w:line="360" w:before="0" w:after="120"/>
+        <w:ind w:firstLine="709"/>
+        <w:jc w:val="both"/>
+        <w:rPr/>
+      </w:pPr>
+      <w:r>
+        <w:rPr>
+          <w:rFonts w:cs="Times New Roman"/>
+          <w:b w:val="false"/>
+          <w:i w:val="false"/>
+          <w:sz w:val="28"/>
+        </w:rPr>
+        <w:t>10-rasmdagi chiziqli (gorizontal ustunli) diagrammada 2-ilovadagi texnologik xarita asosida 80 daqiqalik amaliy mashg‘ulot bosqichlariga ajratilgan vaqt ko‘rsatilgan. Diagramma mashg‘ulot vaqtining eng katta qismi talabalarning mustaqil va guruhdagi faoliyatiga ajratilishi kerakligini yaqqol ko‘rsatadi.</w:t>
+      </w:r>
+    </w:p>
+    <w:p>
+      <w:pPr>
+        <w:pStyle w:val="Normal"/>
+        <w:keepNext w:val="true"/>
+        <w:spacing w:lineRule="auto" w:line="240" w:before="120" w:after="40"/>
+        <w:jc w:val="center"/>
+        <w:rPr/>
+      </w:pPr>
+      <w:r>
+        <w:rPr/>
+        <w:drawing>
+          <wp:inline distT="0" distB="0" distL="0" distR="0">
+            <wp:extent cx="5579745" cy="2792095"/>
+            <wp:effectExtent l="0" t="0" r="0" b="0"/>
+            <wp:docPr id="10" name="Picture 10" descr=""/>
+            <wp:cNvGraphicFramePr>
+              <a:graphicFrameLocks xmlns:a="http://schemas.openxmlformats.org/drawingml/2006/main" noChangeAspect="1"/>
+            </wp:cNvGraphicFramePr>
+            <a:graphic xmlns:a="http://schemas.openxmlformats.org/drawingml/2006/main">
+              <a:graphicData uri="http://schemas.openxmlformats.org/drawingml/2006/picture">
+                <pic:pic xmlns:pic="http://schemas.openxmlformats.org/drawingml/2006/picture">
+                  <pic:nvPicPr>
+                    <pic:cNvPr id="10" name="Picture 10" descr=""/>
+                    <pic:cNvPicPr>
+                      <a:picLocks noChangeAspect="1" noChangeArrowheads="1"/>
+                    </pic:cNvPicPr>
+                  </pic:nvPicPr>
+                  <pic:blipFill>
+                    <a:blip r:embed="rId11"/>
+                    <a:stretch>
+                      <a:fillRect/>
+                    </a:stretch>
+                  </pic:blipFill>
+                  <pic:spPr bwMode="auto">
+                    <a:xfrm>
+                      <a:off x="0" y="0"/>
+                      <a:ext cx="5579745" cy="2792095"/>
+                    </a:xfrm>
+                    <a:prstGeom prst="rect">
+                      <a:avLst/>
+                    </a:prstGeom>
+                  </pic:spPr>
+                </pic:pic>
+              </a:graphicData>
+            </a:graphic>
+          </wp:inline>
+        </w:drawing>
+      </w:r>
+    </w:p>
+    <w:p>
+      <w:pPr>
+        <w:pStyle w:val="Normal"/>
+        <w:keepNext w:val="true"/>
+        <w:spacing w:before="0" w:after="0"/>
+        <w:jc w:val="center"/>
+        <w:rPr/>
+      </w:pPr>
+      <w:r>
+        <w:rPr>
+          <w:rFonts w:cs="Times New Roman"/>
+          <w:b/>
+          <w:i w:val="false"/>
+          <w:sz w:val="24"/>
+        </w:rPr>
+        <w:t xml:space="preserve">10-rasm. </w:t>
+      </w:r>
+      <w:r>
+        <w:rPr>
+          <w:rFonts w:cs="Times New Roman"/>
+          <w:b w:val="false"/>
+          <w:i/>
+          <w:sz w:val="24"/>
+        </w:rPr>
+        <w:t>Amaliy mashg‘ulot bosqichlari bo‘yicha vaqt taqsimoti (chiziqli diagramma)</w:t>
+      </w:r>
+    </w:p>
+    <w:p>
+      <w:pPr>
+        <w:pStyle w:val="Normal"/>
+        <w:spacing w:before="0" w:after="200"/>
+        <w:jc w:val="center"/>
+        <w:rPr/>
+      </w:pPr>
+      <w:r>
+        <w:rPr>
+          <w:rFonts w:cs="Times New Roman"/>
+          <w:b w:val="false"/>
+          <w:i/>
+          <w:color w:val="52514E"/>
+          <w:sz w:val="22"/>
+        </w:rPr>
+        <w:t>Manba: 2-ilovadagi texnologik xarita asosida tuzilgan.</w:t>
       </w:r>
     </w:p>
     <w:p>
@@ -23896,7 +25573,7 @@
         <w:jc w:val="left"/>
         <w:rPr/>
       </w:pPr>
-      <w:bookmarkStart w:id="57" w:name="__RefHeading___Toc4422_2553262432"/>
+      <w:bookmarkStart w:id="57" w:name="__RefHeading___Toc5339_3488861905"/>
       <w:bookmarkEnd w:id="57"/>
       <w:r>
         <w:rPr>
@@ -24051,6 +25728,118 @@
           <w:sz w:val="28"/>
         </w:rPr>
         <w:t>Ko‘nikmani malakaga aylantirish uchun muntazam va tizimli mashq zarur. Mashqlar oddiydan murakkabga, namuna bo‘yicha bajarishdan mustaqil va ijodiy bajarishga tomon izchil tuziladi. Shu tariqa talaba asta-sekin o‘qituvchi yordamidan mustaqil faoliyatga o‘tadi.</w:t>
+      </w:r>
+    </w:p>
+    <w:p>
+      <w:pPr>
+        <w:pStyle w:val="Normal"/>
+        <w:spacing w:lineRule="auto" w:line="360" w:before="0" w:after="120"/>
+        <w:ind w:firstLine="709"/>
+        <w:jc w:val="both"/>
+        <w:rPr/>
+      </w:pPr>
+      <w:r>
+        <w:rPr>
+          <w:rFonts w:cs="Times New Roman"/>
+          <w:b w:val="false"/>
+          <w:i w:val="false"/>
+          <w:sz w:val="28"/>
+        </w:rPr>
+        <w:t>Ko‘nikma shakllanishiga bir vaqtning o‘zida bir necha omil ta’sir qiladi. 11-rasmdagi sirtqi (surface) diagramma ikki omil — bajarilgan mashqlar soni va talabaning mustaqillik darajasi — bilan ko‘nikmaning shakllanganlik darajasi o‘rtasidagi bog‘lanishni uch o‘lchovli sirt ko‘rinishida tasvirlaydi. Sirtning ko‘tarilishi ikkala omil ham muhimligini, dastlabki mashqlar eng katta o‘sish berishini ko‘rsatadi.</w:t>
+      </w:r>
+    </w:p>
+    <w:p>
+      <w:pPr>
+        <w:pStyle w:val="Normal"/>
+        <w:keepNext w:val="true"/>
+        <w:spacing w:lineRule="auto" w:line="240" w:before="120" w:after="40"/>
+        <w:jc w:val="center"/>
+        <w:rPr/>
+      </w:pPr>
+      <w:r>
+        <w:rPr/>
+        <w:drawing>
+          <wp:inline distT="0" distB="0" distL="0" distR="0">
+            <wp:extent cx="5579745" cy="3983355"/>
+            <wp:effectExtent l="0" t="0" r="0" b="0"/>
+            <wp:docPr id="11" name="Picture 11" descr=""/>
+            <wp:cNvGraphicFramePr>
+              <a:graphicFrameLocks xmlns:a="http://schemas.openxmlformats.org/drawingml/2006/main" noChangeAspect="1"/>
+            </wp:cNvGraphicFramePr>
+            <a:graphic xmlns:a="http://schemas.openxmlformats.org/drawingml/2006/main">
+              <a:graphicData uri="http://schemas.openxmlformats.org/drawingml/2006/picture">
+                <pic:pic xmlns:pic="http://schemas.openxmlformats.org/drawingml/2006/picture">
+                  <pic:nvPicPr>
+                    <pic:cNvPr id="11" name="Picture 11" descr=""/>
+                    <pic:cNvPicPr>
+                      <a:picLocks noChangeAspect="1" noChangeArrowheads="1"/>
+                    </pic:cNvPicPr>
+                  </pic:nvPicPr>
+                  <pic:blipFill>
+                    <a:blip r:embed="rId12"/>
+                    <a:stretch>
+                      <a:fillRect/>
+                    </a:stretch>
+                  </pic:blipFill>
+                  <pic:spPr bwMode="auto">
+                    <a:xfrm>
+                      <a:off x="0" y="0"/>
+                      <a:ext cx="5579745" cy="3983355"/>
+                    </a:xfrm>
+                    <a:prstGeom prst="rect">
+                      <a:avLst/>
+                    </a:prstGeom>
+                  </pic:spPr>
+                </pic:pic>
+              </a:graphicData>
+            </a:graphic>
+          </wp:inline>
+        </w:drawing>
+      </w:r>
+    </w:p>
+    <w:p>
+      <w:pPr>
+        <w:pStyle w:val="Normal"/>
+        <w:keepNext w:val="true"/>
+        <w:spacing w:before="0" w:after="0"/>
+        <w:jc w:val="center"/>
+        <w:rPr/>
+      </w:pPr>
+      <w:r>
+        <w:rPr>
+          <w:rFonts w:cs="Times New Roman"/>
+          <w:b/>
+          <w:i w:val="false"/>
+          <w:sz w:val="24"/>
+        </w:rPr>
+        <w:t xml:space="preserve">11-rasm. </w:t>
+      </w:r>
+      <w:r>
+        <w:rPr>
+          <w:rFonts w:cs="Times New Roman"/>
+          <w:b w:val="false"/>
+          <w:i/>
+          <w:sz w:val="24"/>
+        </w:rPr>
+        <w:t>Ko‘nikma shakllanishining mashq soni va mustaqillikka bog‘liqligi (sirtqi diagramma)</w:t>
+      </w:r>
+    </w:p>
+    <w:p>
+      <w:pPr>
+        <w:pStyle w:val="Normal"/>
+        <w:spacing w:before="0" w:after="200"/>
+        <w:jc w:val="center"/>
+        <w:rPr/>
+      </w:pPr>
+      <w:r>
+        <w:rPr>
+          <w:rFonts w:cs="Times New Roman"/>
+          <w:b w:val="false"/>
+          <w:i/>
+          <w:color w:val="52514E"/>
+          <w:sz w:val="22"/>
+        </w:rPr>
+        <w:t>Izoh: diagramma shartli nazariy model asosida tuzilgan va o‘quv-namunaviy xarakterga ega.</w:t>
       </w:r>
     </w:p>
     <w:p>
@@ -24060,7 +25849,7 @@
         <w:jc w:val="left"/>
         <w:rPr/>
       </w:pPr>
-      <w:bookmarkStart w:id="58" w:name="__RefHeading___Toc4424_2553262432"/>
+      <w:bookmarkStart w:id="58" w:name="__RefHeading___Toc5341_3488861905"/>
       <w:bookmarkEnd w:id="58"/>
       <w:r>
         <w:rPr>
@@ -24089,6 +25878,17 @@
           <w:sz w:val="28"/>
         </w:rPr>
         <w:t>Amaliy mashg‘ulotlar ta’lim sifati va natijadorligiga bevosita ta’sir ko‘rsatadi. Ular talabalarning nazariy bilimlarini mustahkamlaydi, kasbiy ko‘nikmalarini shakllantiradi, mustaqil ishlash va ijodiy fikrlash qobiliyatini rivojlantiradi. Tadqiqotlar shuni ko‘rsatadiki, amaliy faoliyat orqali o‘zlashtirilgan bilim passiv tinglash orqali olingan bilimga nisbatan ancha puxta va uzoq muddatli bo‘ladi.</w:t>
+      </w:r>
+      <w:r>
+        <w:rPr>
+          <w:rStyle w:val="FootnoteReference"/>
+          <w:rFonts w:cs="Times New Roman"/>
+          <w:b w:val="false"/>
+          <w:i w:val="false"/>
+          <w:sz w:val="28"/>
+          <w:vertAlign w:val="superscript"/>
+        </w:rPr>
+        <w:footnoteReference w:id="33"/>
       </w:r>
     </w:p>
     <w:p>
@@ -24116,7 +25916,7 @@
         <w:jc w:val="left"/>
         <w:rPr/>
       </w:pPr>
-      <w:bookmarkStart w:id="59" w:name="__RefHeading___Toc4426_2553262432"/>
+      <w:bookmarkStart w:id="59" w:name="__RefHeading___Toc5343_3488861905"/>
       <w:bookmarkEnd w:id="59"/>
       <w:r>
         <w:rPr>
@@ -24198,7 +25998,27 @@
           <w:i w:val="false"/>
           <w:sz w:val="28"/>
         </w:rPr>
-        <w:t>Bunday mashg‘ulotda “mikro-o‘qitish” (mikroteaching) usuli alohida samarali hisoblanadi. Bu usulda talaba mashg‘ulotning kichik qismini guruhdoshlari oldida o‘tkazadi, so‘ng u guruh va o‘qituvchi tomonidan tahlil qilinadi. Mikro-o‘qitish bo‘lajak pedagogga real bolalar bilan ishlashdan oldin xavfsiz muhitda tajriba orttirish imkonini beradi.</w:t>
+        <w:t>Bunday mashg‘ulotda “mikro-o‘qitish” (mikroteaching) usuli alohida samarali hisoblanadi.</w:t>
+      </w:r>
+      <w:r>
+        <w:rPr>
+          <w:rStyle w:val="FootnoteReference"/>
+          <w:rFonts w:cs="Times New Roman"/>
+          <w:b w:val="false"/>
+          <w:i w:val="false"/>
+          <w:sz w:val="28"/>
+          <w:vertAlign w:val="superscript"/>
+        </w:rPr>
+        <w:footnoteReference w:id="34"/>
+      </w:r>
+      <w:r>
+        <w:rPr>
+          <w:rFonts w:cs="Times New Roman"/>
+          <w:b w:val="false"/>
+          <w:i w:val="false"/>
+          <w:sz w:val="28"/>
+        </w:rPr>
+        <w:t xml:space="preserve"> Bu usulda talaba mashg‘ulotning kichik qismini guruhdoshlari oldida o‘tkazadi, so‘ng u guruh va o‘qituvchi tomonidan tahlil qilinadi. Mikro-o‘qitish bo‘lajak pedagogga real bolalar bilan ishlashdan oldin xavfsiz muhitda tajriba orttirish imkonini beradi.</w:t>
       </w:r>
     </w:p>
     <w:p>
@@ -24928,7 +26748,7 @@
         <w:jc w:val="left"/>
         <w:rPr/>
       </w:pPr>
-      <w:bookmarkStart w:id="60" w:name="__RefHeading___Toc4428_2553262432"/>
+      <w:bookmarkStart w:id="60" w:name="__RefHeading___Toc5345_3488861905"/>
       <w:bookmarkEnd w:id="60"/>
       <w:r>
         <w:rPr>
@@ -25747,7 +27567,7 @@
         <w:jc w:val="center"/>
         <w:rPr/>
       </w:pPr>
-      <w:bookmarkStart w:id="61" w:name="__RefHeading___Toc4430_2553262432"/>
+      <w:bookmarkStart w:id="61" w:name="__RefHeading___Toc5347_3488861905"/>
       <w:bookmarkEnd w:id="61"/>
       <w:r>
         <w:rPr>
@@ -26052,7 +27872,7 @@
         <w:jc w:val="left"/>
         <w:rPr/>
       </w:pPr>
-      <w:bookmarkStart w:id="62" w:name="__RefHeading___Toc4432_2553262432"/>
+      <w:bookmarkStart w:id="62" w:name="__RefHeading___Toc5349_3488861905"/>
       <w:bookmarkEnd w:id="62"/>
       <w:r>
         <w:rPr>
@@ -26099,6 +27919,17 @@
           <w:sz w:val="28"/>
         </w:rPr>
         <w:t>Seminar (lotincha “seminarium” — ko‘chatzor, urug‘don) — talabalarning oldindan tayyorlangan mavzu bo‘yicha faol muhokamasi, fikr almashuvi va munozarasiga asoslangan mashg‘ulot shaklidir. Seminarning asosiy maqsadi — ma’ruzada olingan bilimlarni chuqurlashtirish, mustahkamlash va talabalarda mustaqil ilmiy fikrlashni shakllantirish.</w:t>
+      </w:r>
+      <w:r>
+        <w:rPr>
+          <w:rStyle w:val="FootnoteReference"/>
+          <w:rFonts w:cs="Times New Roman"/>
+          <w:b w:val="false"/>
+          <w:i w:val="false"/>
+          <w:sz w:val="28"/>
+          <w:vertAlign w:val="superscript"/>
+        </w:rPr>
+        <w:footnoteReference w:id="35"/>
       </w:r>
     </w:p>
     <w:p>
@@ -26126,7 +27957,7 @@
         <w:jc w:val="left"/>
         <w:rPr/>
       </w:pPr>
-      <w:bookmarkStart w:id="63" w:name="__RefHeading___Toc4434_2553262432"/>
+      <w:bookmarkStart w:id="63" w:name="__RefHeading___Toc5351_3488861905"/>
       <w:bookmarkEnd w:id="63"/>
       <w:r>
         <w:rPr>
@@ -26452,7 +28283,7 @@
         <w:jc w:val="left"/>
         <w:rPr/>
       </w:pPr>
-      <w:bookmarkStart w:id="64" w:name="__RefHeading___Toc4436_2553262432"/>
+      <w:bookmarkStart w:id="64" w:name="__RefHeading___Toc5353_3488861905"/>
       <w:bookmarkEnd w:id="64"/>
       <w:r>
         <w:rPr>
@@ -26625,6 +28456,118 @@
           <w:sz w:val="28"/>
         </w:rPr>
         <w:t>Laboratoriya mashg‘ulotini baholashda talabaning nazariy tayyorgarligi, ishni bajarish sifati, natijalarni to‘g‘ri tahlil qilishi, xulosa chiqara olishi va hisobotni himoya qilishi hisobga olinadi.</w:t>
+      </w:r>
+    </w:p>
+    <w:p>
+      <w:pPr>
+        <w:pStyle w:val="Normal"/>
+        <w:spacing w:lineRule="auto" w:line="360" w:before="0" w:after="120"/>
+        <w:ind w:firstLine="709"/>
+        <w:jc w:val="both"/>
+        <w:rPr/>
+      </w:pPr>
+      <w:r>
+        <w:rPr>
+          <w:rFonts w:cs="Times New Roman"/>
+          <w:b w:val="false"/>
+          <w:i w:val="false"/>
+          <w:sz w:val="28"/>
+        </w:rPr>
+        <w:t>Laboratoriya ishlari natijalarini kuzatib borish uchun birja (stock) diagrammasi shaklidan foydalanish mumkin (12-rasm). Unda har bir laboratoriya ishi bo‘yicha guruhdagi eng yuqori va eng past ball vertikal chiziq bilan, o‘rtacha ball esa romb belgisi bilan ko‘rsatilgan. Diagramma natijalar oralig‘i torayib, o‘rtacha ball oshib borganini, ya’ni guruhda ko‘nikmalar barqarorlashayotganini ko‘rsatadi.</w:t>
+      </w:r>
+    </w:p>
+    <w:p>
+      <w:pPr>
+        <w:pStyle w:val="Normal"/>
+        <w:keepNext w:val="true"/>
+        <w:spacing w:lineRule="auto" w:line="240" w:before="120" w:after="40"/>
+        <w:jc w:val="center"/>
+        <w:rPr/>
+      </w:pPr>
+      <w:r>
+        <w:rPr/>
+        <w:drawing>
+          <wp:inline distT="0" distB="0" distL="0" distR="0">
+            <wp:extent cx="5579745" cy="3327400"/>
+            <wp:effectExtent l="0" t="0" r="0" b="0"/>
+            <wp:docPr id="12" name="Picture 12" descr=""/>
+            <wp:cNvGraphicFramePr>
+              <a:graphicFrameLocks xmlns:a="http://schemas.openxmlformats.org/drawingml/2006/main" noChangeAspect="1"/>
+            </wp:cNvGraphicFramePr>
+            <a:graphic xmlns:a="http://schemas.openxmlformats.org/drawingml/2006/main">
+              <a:graphicData uri="http://schemas.openxmlformats.org/drawingml/2006/picture">
+                <pic:pic xmlns:pic="http://schemas.openxmlformats.org/drawingml/2006/picture">
+                  <pic:nvPicPr>
+                    <pic:cNvPr id="12" name="Picture 12" descr=""/>
+                    <pic:cNvPicPr>
+                      <a:picLocks noChangeAspect="1" noChangeArrowheads="1"/>
+                    </pic:cNvPicPr>
+                  </pic:nvPicPr>
+                  <pic:blipFill>
+                    <a:blip r:embed="rId13"/>
+                    <a:stretch>
+                      <a:fillRect/>
+                    </a:stretch>
+                  </pic:blipFill>
+                  <pic:spPr bwMode="auto">
+                    <a:xfrm>
+                      <a:off x="0" y="0"/>
+                      <a:ext cx="5579745" cy="3327400"/>
+                    </a:xfrm>
+                    <a:prstGeom prst="rect">
+                      <a:avLst/>
+                    </a:prstGeom>
+                  </pic:spPr>
+                </pic:pic>
+              </a:graphicData>
+            </a:graphic>
+          </wp:inline>
+        </w:drawing>
+      </w:r>
+    </w:p>
+    <w:p>
+      <w:pPr>
+        <w:pStyle w:val="Normal"/>
+        <w:keepNext w:val="true"/>
+        <w:spacing w:before="0" w:after="0"/>
+        <w:jc w:val="center"/>
+        <w:rPr/>
+      </w:pPr>
+      <w:r>
+        <w:rPr>
+          <w:rFonts w:cs="Times New Roman"/>
+          <w:b/>
+          <w:i w:val="false"/>
+          <w:sz w:val="24"/>
+        </w:rPr>
+        <w:t xml:space="preserve">12-rasm. </w:t>
+      </w:r>
+      <w:r>
+        <w:rPr>
+          <w:rFonts w:cs="Times New Roman"/>
+          <w:b w:val="false"/>
+          <w:i/>
+          <w:sz w:val="24"/>
+        </w:rPr>
+        <w:t>Laboratoriya ishlari bo‘yicha ballar: maksimum – minimum – o‘rtacha (birja diagrammasi)</w:t>
+      </w:r>
+    </w:p>
+    <w:p>
+      <w:pPr>
+        <w:pStyle w:val="Normal"/>
+        <w:spacing w:before="0" w:after="200"/>
+        <w:jc w:val="center"/>
+        <w:rPr/>
+      </w:pPr>
+      <w:r>
+        <w:rPr>
+          <w:rFonts w:cs="Times New Roman"/>
+          <w:b w:val="false"/>
+          <w:i/>
+          <w:color w:val="52514E"/>
+          <w:sz w:val="22"/>
+        </w:rPr>
+        <w:t>Izoh: ma’lumotlar shartli bo‘lib, o‘quv-namunaviy maqsadda keltirilgan.</w:t>
       </w:r>
     </w:p>
     <w:p>
@@ -26634,7 +28577,7 @@
         <w:jc w:val="left"/>
         <w:rPr/>
       </w:pPr>
-      <w:bookmarkStart w:id="65" w:name="__RefHeading___Toc4438_2553262432"/>
+      <w:bookmarkStart w:id="65" w:name="__RefHeading___Toc5355_3488861905"/>
       <w:bookmarkEnd w:id="65"/>
       <w:r>
         <w:rPr>
@@ -26690,7 +28633,7 @@
         <w:jc w:val="left"/>
         <w:rPr/>
       </w:pPr>
-      <w:bookmarkStart w:id="66" w:name="__RefHeading___Toc4440_2553262432"/>
+      <w:bookmarkStart w:id="66" w:name="__RefHeading___Toc5357_3488861905"/>
       <w:bookmarkEnd w:id="66"/>
       <w:r>
         <w:rPr>
@@ -26728,7 +28671,7 @@
         <w:jc w:val="left"/>
         <w:rPr/>
       </w:pPr>
-      <w:bookmarkStart w:id="67" w:name="__RefHeading___Toc4442_2553262432"/>
+      <w:bookmarkStart w:id="67" w:name="__RefHeading___Toc5359_3488861905"/>
       <w:bookmarkEnd w:id="67"/>
       <w:r>
         <w:rPr>
@@ -28368,7 +30311,7 @@
         <w:jc w:val="center"/>
         <w:rPr/>
       </w:pPr>
-      <w:bookmarkStart w:id="68" w:name="__RefHeading___Toc4444_2553262432"/>
+      <w:bookmarkStart w:id="68" w:name="__RefHeading___Toc5361_3488861905"/>
       <w:bookmarkEnd w:id="68"/>
       <w:r>
         <w:rPr>
@@ -28673,7 +30616,7 @@
         <w:jc w:val="left"/>
         <w:rPr/>
       </w:pPr>
-      <w:bookmarkStart w:id="69" w:name="__RefHeading___Toc4446_2553262432"/>
+      <w:bookmarkStart w:id="69" w:name="__RefHeading___Toc5363_3488861905"/>
       <w:bookmarkEnd w:id="69"/>
       <w:r>
         <w:rPr>
@@ -28891,7 +30834,7 @@
         <w:jc w:val="left"/>
         <w:rPr/>
       </w:pPr>
-      <w:bookmarkStart w:id="70" w:name="__RefHeading___Toc4448_2553262432"/>
+      <w:bookmarkStart w:id="70" w:name="__RefHeading___Toc5365_3488861905"/>
       <w:bookmarkEnd w:id="70"/>
       <w:r>
         <w:rPr>
@@ -29001,7 +30944,7 @@
         <w:jc w:val="left"/>
         <w:rPr/>
       </w:pPr>
-      <w:bookmarkStart w:id="71" w:name="__RefHeading___Toc4450_2553262432"/>
+      <w:bookmarkStart w:id="71" w:name="__RefHeading___Toc5367_3488861905"/>
       <w:bookmarkEnd w:id="71"/>
       <w:r>
         <w:rPr>
@@ -29031,6 +30974,17 @@
         </w:rPr>
         <w:t>Baholash obyektiv va adolatli bo‘lishi uchun aniq mezonlarga asoslanishi lozim. Oliy ta’limda odatda 5 baholik tizim va foizli (100 ballik) tizim birgalikda qo‘llaniladi. Quyida baholash mezonlari keltiriladi:</w:t>
       </w:r>
+      <w:r>
+        <w:rPr>
+          <w:rStyle w:val="FootnoteReference"/>
+          <w:rFonts w:cs="Times New Roman"/>
+          <w:b w:val="false"/>
+          <w:i w:val="false"/>
+          <w:sz w:val="28"/>
+          <w:vertAlign w:val="superscript"/>
+        </w:rPr>
+        <w:footnoteReference w:id="36"/>
+      </w:r>
     </w:p>
     <w:p>
       <w:pPr>
@@ -29156,6 +31110,118 @@
           <w:sz w:val="28"/>
         </w:rPr>
         <w:t>Baholash mezonlari talabalarga oldindan ma’lum qilinishi lozim. Bu baholashning shaffofligini ta’minlaydi va talabani aniq maqsad sari yo‘naltiradi.</w:t>
+      </w:r>
+    </w:p>
+    <w:p>
+      <w:pPr>
+        <w:pStyle w:val="Normal"/>
+        <w:spacing w:lineRule="auto" w:line="360" w:before="0" w:after="120"/>
+        <w:ind w:firstLine="709"/>
+        <w:jc w:val="both"/>
+        <w:rPr/>
+      </w:pPr>
+      <w:r>
+        <w:rPr>
+          <w:rFonts w:cs="Times New Roman"/>
+          <w:b w:val="false"/>
+          <w:i w:val="false"/>
+          <w:sz w:val="28"/>
+        </w:rPr>
+        <w:t>Baholash natijalarini tahlil qilishda gistogramma (ustunli diagramma) keng qo‘llaniladi (13-rasm). Unda ikki guruh talabalarining baholar bo‘yicha taqsimoti yonma-yon ustunlar ko‘rinishida taqqoslangan. Bunday tahlil o‘qituvchiga qaysi guruhda qo‘shimcha ish olib borish zarurligini aniqlashga yordam beradi.</w:t>
+      </w:r>
+    </w:p>
+    <w:p>
+      <w:pPr>
+        <w:pStyle w:val="Normal"/>
+        <w:keepNext w:val="true"/>
+        <w:spacing w:lineRule="auto" w:line="240" w:before="120" w:after="40"/>
+        <w:jc w:val="center"/>
+        <w:rPr/>
+      </w:pPr>
+      <w:r>
+        <w:rPr/>
+        <w:drawing>
+          <wp:inline distT="0" distB="0" distL="0" distR="0">
+            <wp:extent cx="5579745" cy="3331845"/>
+            <wp:effectExtent l="0" t="0" r="0" b="0"/>
+            <wp:docPr id="13" name="Picture 13" descr=""/>
+            <wp:cNvGraphicFramePr>
+              <a:graphicFrameLocks xmlns:a="http://schemas.openxmlformats.org/drawingml/2006/main" noChangeAspect="1"/>
+            </wp:cNvGraphicFramePr>
+            <a:graphic xmlns:a="http://schemas.openxmlformats.org/drawingml/2006/main">
+              <a:graphicData uri="http://schemas.openxmlformats.org/drawingml/2006/picture">
+                <pic:pic xmlns:pic="http://schemas.openxmlformats.org/drawingml/2006/picture">
+                  <pic:nvPicPr>
+                    <pic:cNvPr id="13" name="Picture 13" descr=""/>
+                    <pic:cNvPicPr>
+                      <a:picLocks noChangeAspect="1" noChangeArrowheads="1"/>
+                    </pic:cNvPicPr>
+                  </pic:nvPicPr>
+                  <pic:blipFill>
+                    <a:blip r:embed="rId14"/>
+                    <a:stretch>
+                      <a:fillRect/>
+                    </a:stretch>
+                  </pic:blipFill>
+                  <pic:spPr bwMode="auto">
+                    <a:xfrm>
+                      <a:off x="0" y="0"/>
+                      <a:ext cx="5579745" cy="3331845"/>
+                    </a:xfrm>
+                    <a:prstGeom prst="rect">
+                      <a:avLst/>
+                    </a:prstGeom>
+                  </pic:spPr>
+                </pic:pic>
+              </a:graphicData>
+            </a:graphic>
+          </wp:inline>
+        </w:drawing>
+      </w:r>
+    </w:p>
+    <w:p>
+      <w:pPr>
+        <w:pStyle w:val="Normal"/>
+        <w:keepNext w:val="true"/>
+        <w:spacing w:before="0" w:after="0"/>
+        <w:jc w:val="center"/>
+        <w:rPr/>
+      </w:pPr>
+      <w:r>
+        <w:rPr>
+          <w:rFonts w:cs="Times New Roman"/>
+          <w:b/>
+          <w:i w:val="false"/>
+          <w:sz w:val="24"/>
+        </w:rPr>
+        <w:t xml:space="preserve">13-rasm. </w:t>
+      </w:r>
+      <w:r>
+        <w:rPr>
+          <w:rFonts w:cs="Times New Roman"/>
+          <w:b w:val="false"/>
+          <w:i/>
+          <w:sz w:val="24"/>
+        </w:rPr>
+        <w:t>Yakuniy nazorat natijalari bo‘yicha baholar taqsimoti (gistogramma)</w:t>
+      </w:r>
+    </w:p>
+    <w:p>
+      <w:pPr>
+        <w:pStyle w:val="Normal"/>
+        <w:spacing w:before="0" w:after="200"/>
+        <w:jc w:val="center"/>
+        <w:rPr/>
+      </w:pPr>
+      <w:r>
+        <w:rPr>
+          <w:rFonts w:cs="Times New Roman"/>
+          <w:b w:val="false"/>
+          <w:i/>
+          <w:color w:val="52514E"/>
+          <w:sz w:val="22"/>
+        </w:rPr>
+        <w:t>Izoh: ma’lumotlar shartli bo‘lib, o‘quv-namunaviy maqsadda keltirilgan.</w:t>
       </w:r>
     </w:p>
     <w:p>
@@ -29165,7 +31231,7 @@
         <w:jc w:val="left"/>
         <w:rPr/>
       </w:pPr>
-      <w:bookmarkStart w:id="72" w:name="__RefHeading___Toc4452_2553262432"/>
+      <w:bookmarkStart w:id="72" w:name="__RefHeading___Toc5369_3488861905"/>
       <w:bookmarkEnd w:id="72"/>
       <w:r>
         <w:rPr>
@@ -29222,6 +31288,17 @@
         </w:rPr>
         <w:t>Metodika fanlarini o‘qitish texnologiyasi” fani bo‘yicha reyting tizimida ballar quyidagicha taqsimlanadi:</w:t>
       </w:r>
+      <w:r>
+        <w:rPr>
+          <w:rStyle w:val="FootnoteReference"/>
+          <w:rFonts w:cs="Times New Roman"/>
+          <w:b w:val="false"/>
+          <w:i w:val="false"/>
+          <w:sz w:val="28"/>
+          <w:vertAlign w:val="superscript"/>
+        </w:rPr>
+        <w:footnoteReference w:id="37"/>
+      </w:r>
     </w:p>
     <w:p>
       <w:pPr>
@@ -29374,6 +31451,118 @@
           <w:sz w:val="28"/>
         </w:rPr>
         <w:t>Reyting tizimining afzalliklari: talabaning muntazam va izchil ishlashini rag‘batlantiradi; baholashning obyektivligi va shaffofligini ta’minlaydi; talabalar o‘rtasida sog‘lom raqobatni yuzaga keltiradi; o‘qituvchiga talabalar o‘zlashtirishini doimiy kuzatib borish imkonini beradi; tasodifiy baholashni istisno etadi.</w:t>
+      </w:r>
+    </w:p>
+    <w:p>
+      <w:pPr>
+        <w:pStyle w:val="Normal"/>
+        <w:spacing w:lineRule="auto" w:line="360" w:before="0" w:after="120"/>
+        <w:ind w:firstLine="709"/>
+        <w:jc w:val="both"/>
+        <w:rPr/>
+      </w:pPr>
+      <w:r>
+        <w:rPr>
+          <w:rFonts w:cs="Times New Roman"/>
+          <w:b w:val="false"/>
+          <w:i w:val="false"/>
+          <w:sz w:val="28"/>
+        </w:rPr>
+        <w:t>Reyting ballarining qanday to‘planishini 14-rasmdagi kaskadli (waterfall) diagramma yaqqol ko‘rsatadi: har bir ustun nazorat turining umumiy ballga qo‘shgan hissasini, oxirgi ustun esa umumiy natija — 100 ballni bildiradi. Diagrammadan joriy va oraliq nazorat birgalikda yakuniy nazorat bilan teng — 50 ballik ulushga ega ekanligi ko‘rinadi.</w:t>
+      </w:r>
+    </w:p>
+    <w:p>
+      <w:pPr>
+        <w:pStyle w:val="Normal"/>
+        <w:keepNext w:val="true"/>
+        <w:spacing w:lineRule="auto" w:line="240" w:before="120" w:after="40"/>
+        <w:jc w:val="center"/>
+        <w:rPr/>
+      </w:pPr>
+      <w:r>
+        <w:rPr/>
+        <w:drawing>
+          <wp:inline distT="0" distB="0" distL="0" distR="0">
+            <wp:extent cx="5579745" cy="3411855"/>
+            <wp:effectExtent l="0" t="0" r="0" b="0"/>
+            <wp:docPr id="14" name="Picture 14" descr=""/>
+            <wp:cNvGraphicFramePr>
+              <a:graphicFrameLocks xmlns:a="http://schemas.openxmlformats.org/drawingml/2006/main" noChangeAspect="1"/>
+            </wp:cNvGraphicFramePr>
+            <a:graphic xmlns:a="http://schemas.openxmlformats.org/drawingml/2006/main">
+              <a:graphicData uri="http://schemas.openxmlformats.org/drawingml/2006/picture">
+                <pic:pic xmlns:pic="http://schemas.openxmlformats.org/drawingml/2006/picture">
+                  <pic:nvPicPr>
+                    <pic:cNvPr id="14" name="Picture 14" descr=""/>
+                    <pic:cNvPicPr>
+                      <a:picLocks noChangeAspect="1" noChangeArrowheads="1"/>
+                    </pic:cNvPicPr>
+                  </pic:nvPicPr>
+                  <pic:blipFill>
+                    <a:blip r:embed="rId15"/>
+                    <a:stretch>
+                      <a:fillRect/>
+                    </a:stretch>
+                  </pic:blipFill>
+                  <pic:spPr bwMode="auto">
+                    <a:xfrm>
+                      <a:off x="0" y="0"/>
+                      <a:ext cx="5579745" cy="3411855"/>
+                    </a:xfrm>
+                    <a:prstGeom prst="rect">
+                      <a:avLst/>
+                    </a:prstGeom>
+                  </pic:spPr>
+                </pic:pic>
+              </a:graphicData>
+            </a:graphic>
+          </wp:inline>
+        </w:drawing>
+      </w:r>
+    </w:p>
+    <w:p>
+      <w:pPr>
+        <w:pStyle w:val="Normal"/>
+        <w:keepNext w:val="true"/>
+        <w:spacing w:before="0" w:after="0"/>
+        <w:jc w:val="center"/>
+        <w:rPr/>
+      </w:pPr>
+      <w:r>
+        <w:rPr>
+          <w:rFonts w:cs="Times New Roman"/>
+          <w:b/>
+          <w:i w:val="false"/>
+          <w:sz w:val="24"/>
+        </w:rPr>
+        <w:t xml:space="preserve">14-rasm. </w:t>
+      </w:r>
+      <w:r>
+        <w:rPr>
+          <w:rFonts w:cs="Times New Roman"/>
+          <w:b w:val="false"/>
+          <w:i/>
+          <w:sz w:val="24"/>
+        </w:rPr>
+        <w:t>Reyting tizimida ballarning to‘planishi (kaskadli diagramma)</w:t>
+      </w:r>
+    </w:p>
+    <w:p>
+      <w:pPr>
+        <w:pStyle w:val="Normal"/>
+        <w:spacing w:before="0" w:after="200"/>
+        <w:jc w:val="center"/>
+        <w:rPr/>
+      </w:pPr>
+      <w:r>
+        <w:rPr>
+          <w:rFonts w:cs="Times New Roman"/>
+          <w:b w:val="false"/>
+          <w:i/>
+          <w:color w:val="52514E"/>
+          <w:sz w:val="22"/>
+        </w:rPr>
+        <w:t>Manba: fanning o‘quv dasturi asosida muallif tomonidan tuzilgan.</w:t>
       </w:r>
     </w:p>
     <w:p>
@@ -29383,7 +31572,7 @@
         <w:jc w:val="left"/>
         <w:rPr/>
       </w:pPr>
-      <w:bookmarkStart w:id="73" w:name="__RefHeading___Toc4454_2553262432"/>
+      <w:bookmarkStart w:id="73" w:name="__RefHeading___Toc5371_3488861905"/>
       <w:bookmarkEnd w:id="73"/>
       <w:r>
         <w:rPr>
@@ -29411,7 +31600,27 @@
           <w:i w:val="false"/>
           <w:sz w:val="28"/>
         </w:rPr>
-        <w:t>Zamonaviy ta’limda baholashga yondashuv ham o‘zgarib bormoqda. An’anaviy yakuniy (summativ) baholash bilan birga shakllantiruvchi (formativ) baholash keng qo‘llanilmoqda. Shakllantiruvchi baholash o‘quv jarayoni davomida o‘tkazilib, talabaga o‘z yutuq va kamchiliklarini ko‘rsatadi va o‘zlashtirishni yaxshilashga yo‘naltiradi.</w:t>
+        <w:t>Zamonaviy ta’limda baholashga yondashuv ham o‘zgarib bormoqda. An’anaviy yakuniy (summativ) baholash bilan birga shakllantiruvchi (formativ) baholash keng qo‘llanilmoqda.</w:t>
+      </w:r>
+      <w:r>
+        <w:rPr>
+          <w:rStyle w:val="FootnoteReference"/>
+          <w:rFonts w:cs="Times New Roman"/>
+          <w:b w:val="false"/>
+          <w:i w:val="false"/>
+          <w:sz w:val="28"/>
+          <w:vertAlign w:val="superscript"/>
+        </w:rPr>
+        <w:footnoteReference w:id="38"/>
+      </w:r>
+      <w:r>
+        <w:rPr>
+          <w:rFonts w:cs="Times New Roman"/>
+          <w:b w:val="false"/>
+          <w:i w:val="false"/>
+          <w:sz w:val="28"/>
+        </w:rPr>
+        <w:t xml:space="preserve"> Shakllantiruvchi baholash o‘quv jarayoni davomida o‘tkazilib, talabaga o‘z yutuq va kamchiliklarini ko‘rsatadi va o‘zlashtirishni yaxshilashga yo‘naltiradi.</w:t>
       </w:r>
     </w:p>
     <w:p>
@@ -29430,6 +31639,118 @@
           <w:sz w:val="28"/>
         </w:rPr>
         <w:t>Zamonaviy baholash vositalariga portfolio (talabaning ishlari to‘plami), rubrika (baholash mezonlari jadvali), o‘z-o‘zini va o‘zaro baholash, elektron testlar kiradi. Bu vositalar baholashni yanada obyektiv, har tomonlama va rivojlantiruvchi qiladi.</w:t>
+      </w:r>
+    </w:p>
+    <w:p>
+      <w:pPr>
+        <w:pStyle w:val="Normal"/>
+        <w:spacing w:lineRule="auto" w:line="360" w:before="0" w:after="120"/>
+        <w:ind w:firstLine="709"/>
+        <w:jc w:val="both"/>
+        <w:rPr/>
+      </w:pPr>
+      <w:r>
+        <w:rPr>
+          <w:rFonts w:cs="Times New Roman"/>
+          <w:b w:val="false"/>
+          <w:i w:val="false"/>
+          <w:sz w:val="28"/>
+        </w:rPr>
+        <w:t>Guruhlar natijalarini o‘rtacha ball bilan cheklanmay, to‘liq taqsimotini ko‘rish uchun mo‘ylovli quti (box plot) diagrammasidan foydalaniladi (15-rasm). “Quti” talabalarning o‘rta 50 foizi ballari oralig‘ini, undagi chiziq — medianani (Me), “mo‘ylovlar” — eng past va eng yuqori ballarni, alohida nuqtalar esa odatdan tashqari past natijalarni ko‘rsatadi. 2-guruh natijalari yuqoriroq va bir-biriga yaqinroq, 3-guruhda esa tafovut kattaroq.</w:t>
+      </w:r>
+    </w:p>
+    <w:p>
+      <w:pPr>
+        <w:pStyle w:val="Normal"/>
+        <w:keepNext w:val="true"/>
+        <w:spacing w:lineRule="auto" w:line="240" w:before="120" w:after="40"/>
+        <w:jc w:val="center"/>
+        <w:rPr/>
+      </w:pPr>
+      <w:r>
+        <w:rPr/>
+        <w:drawing>
+          <wp:inline distT="0" distB="0" distL="0" distR="0">
+            <wp:extent cx="5579745" cy="3331845"/>
+            <wp:effectExtent l="0" t="0" r="0" b="0"/>
+            <wp:docPr id="15" name="Picture 15" descr=""/>
+            <wp:cNvGraphicFramePr>
+              <a:graphicFrameLocks xmlns:a="http://schemas.openxmlformats.org/drawingml/2006/main" noChangeAspect="1"/>
+            </wp:cNvGraphicFramePr>
+            <a:graphic xmlns:a="http://schemas.openxmlformats.org/drawingml/2006/main">
+              <a:graphicData uri="http://schemas.openxmlformats.org/drawingml/2006/picture">
+                <pic:pic xmlns:pic="http://schemas.openxmlformats.org/drawingml/2006/picture">
+                  <pic:nvPicPr>
+                    <pic:cNvPr id="15" name="Picture 15" descr=""/>
+                    <pic:cNvPicPr>
+                      <a:picLocks noChangeAspect="1" noChangeArrowheads="1"/>
+                    </pic:cNvPicPr>
+                  </pic:nvPicPr>
+                  <pic:blipFill>
+                    <a:blip r:embed="rId16"/>
+                    <a:stretch>
+                      <a:fillRect/>
+                    </a:stretch>
+                  </pic:blipFill>
+                  <pic:spPr bwMode="auto">
+                    <a:xfrm>
+                      <a:off x="0" y="0"/>
+                      <a:ext cx="5579745" cy="3331845"/>
+                    </a:xfrm>
+                    <a:prstGeom prst="rect">
+                      <a:avLst/>
+                    </a:prstGeom>
+                  </pic:spPr>
+                </pic:pic>
+              </a:graphicData>
+            </a:graphic>
+          </wp:inline>
+        </w:drawing>
+      </w:r>
+    </w:p>
+    <w:p>
+      <w:pPr>
+        <w:pStyle w:val="Normal"/>
+        <w:keepNext w:val="true"/>
+        <w:spacing w:before="0" w:after="0"/>
+        <w:jc w:val="center"/>
+        <w:rPr/>
+      </w:pPr>
+      <w:r>
+        <w:rPr>
+          <w:rFonts w:cs="Times New Roman"/>
+          <w:b/>
+          <w:i w:val="false"/>
+          <w:sz w:val="24"/>
+        </w:rPr>
+        <w:t xml:space="preserve">15-rasm. </w:t>
+      </w:r>
+      <w:r>
+        <w:rPr>
+          <w:rFonts w:cs="Times New Roman"/>
+          <w:b w:val="false"/>
+          <w:i/>
+          <w:sz w:val="24"/>
+        </w:rPr>
+        <w:t>Guruhlar kesimida yakuniy nazorat ballarining taqsimoti (mo‘ylovli quti diagrammasi)</w:t>
+      </w:r>
+    </w:p>
+    <w:p>
+      <w:pPr>
+        <w:pStyle w:val="Normal"/>
+        <w:spacing w:before="0" w:after="200"/>
+        <w:jc w:val="center"/>
+        <w:rPr/>
+      </w:pPr>
+      <w:r>
+        <w:rPr>
+          <w:rFonts w:cs="Times New Roman"/>
+          <w:b w:val="false"/>
+          <w:i/>
+          <w:color w:val="52514E"/>
+          <w:sz w:val="22"/>
+        </w:rPr>
+        <w:t>Izoh: ma’lumotlar shartli bo‘lib, o‘quv-namunaviy maqsadda keltirilgan.</w:t>
       </w:r>
     </w:p>
     <w:p>
@@ -29439,7 +31760,7 @@
         <w:jc w:val="left"/>
         <w:rPr/>
       </w:pPr>
-      <w:bookmarkStart w:id="74" w:name="__RefHeading___Toc4456_2553262432"/>
+      <w:bookmarkStart w:id="74" w:name="__RefHeading___Toc5373_3488861905"/>
       <w:bookmarkEnd w:id="74"/>
       <w:r>
         <w:rPr>
@@ -30375,7 +32696,7 @@
         <w:jc w:val="left"/>
         <w:rPr/>
       </w:pPr>
-      <w:bookmarkStart w:id="75" w:name="__RefHeading___Toc4458_2553262432"/>
+      <w:bookmarkStart w:id="75" w:name="__RefHeading___Toc5375_3488861905"/>
       <w:bookmarkEnd w:id="75"/>
       <w:r>
         <w:rPr>
@@ -31230,7 +33551,7 @@
         <w:jc w:val="center"/>
         <w:rPr/>
       </w:pPr>
-      <w:bookmarkStart w:id="76" w:name="__RefHeading___Toc4460_2553262432"/>
+      <w:bookmarkStart w:id="76" w:name="__RefHeading___Toc5377_3488861905"/>
       <w:bookmarkEnd w:id="76"/>
       <w:r>
         <w:rPr>
@@ -31370,7 +33691,7 @@
         <w:jc w:val="center"/>
         <w:rPr/>
       </w:pPr>
-      <w:bookmarkStart w:id="77" w:name="__RefHeading___Toc4462_2553262432"/>
+      <w:bookmarkStart w:id="77" w:name="__RefHeading___Toc5379_3488861905"/>
       <w:bookmarkEnd w:id="77"/>
       <w:r>
         <w:rPr>
@@ -35061,7 +37382,7 @@
         <w:jc w:val="center"/>
         <w:rPr/>
       </w:pPr>
-      <w:bookmarkStart w:id="78" w:name="__RefHeading___Toc4464_2553262432"/>
+      <w:bookmarkStart w:id="78" w:name="__RefHeading___Toc5381_3488861905"/>
       <w:bookmarkEnd w:id="78"/>
       <w:r>
         <w:rPr>
@@ -35081,7 +37402,7 @@
         <w:jc w:val="left"/>
         <w:rPr/>
       </w:pPr>
-      <w:bookmarkStart w:id="79" w:name="__RefHeading___Toc4466_2553262432"/>
+      <w:bookmarkStart w:id="79" w:name="__RefHeading___Toc5383_3488861905"/>
       <w:bookmarkEnd w:id="79"/>
       <w:r>
         <w:rPr>
@@ -35522,7 +37843,7 @@
         <w:jc w:val="left"/>
         <w:rPr/>
       </w:pPr>
-      <w:bookmarkStart w:id="80" w:name="__RefHeading___Toc4468_2553262432"/>
+      <w:bookmarkStart w:id="80" w:name="__RefHeading___Toc5385_3488861905"/>
       <w:bookmarkEnd w:id="80"/>
       <w:r>
         <w:rPr>
@@ -36253,7 +38574,7 @@
         <w:jc w:val="left"/>
         <w:rPr/>
       </w:pPr>
-      <w:bookmarkStart w:id="81" w:name="__RefHeading___Toc4470_2553262432"/>
+      <w:bookmarkStart w:id="81" w:name="__RefHeading___Toc5387_3488861905"/>
       <w:bookmarkEnd w:id="81"/>
       <w:r>
         <w:rPr>
@@ -36398,7 +38719,7 @@
         <w:jc w:val="left"/>
         <w:rPr/>
       </w:pPr>
-      <w:bookmarkStart w:id="82" w:name="__RefHeading___Toc4472_2553262432"/>
+      <w:bookmarkStart w:id="82" w:name="__RefHeading___Toc5389_3488861905"/>
       <w:bookmarkEnd w:id="82"/>
       <w:r>
         <w:rPr>
@@ -37066,7 +39387,7 @@
         <w:jc w:val="left"/>
         <w:rPr/>
       </w:pPr>
-      <w:bookmarkStart w:id="83" w:name="__RefHeading___Toc4474_2553262432"/>
+      <w:bookmarkStart w:id="83" w:name="__RefHeading___Toc5391_3488861905"/>
       <w:bookmarkEnd w:id="83"/>
       <w:r>
         <w:rPr>
@@ -37850,7 +40171,7 @@
         <w:jc w:val="left"/>
         <w:rPr/>
       </w:pPr>
-      <w:bookmarkStart w:id="84" w:name="__RefHeading___Toc4476_2553262432"/>
+      <w:bookmarkStart w:id="84" w:name="__RefHeading___Toc5393_3488861905"/>
       <w:bookmarkEnd w:id="84"/>
       <w:r>
         <w:rPr>
@@ -38752,7 +41073,7 @@
         <w:jc w:val="left"/>
         <w:rPr/>
       </w:pPr>
-      <w:bookmarkStart w:id="85" w:name="__RefHeading___Toc4478_2553262432"/>
+      <w:bookmarkStart w:id="85" w:name="__RefHeading___Toc5395_3488861905"/>
       <w:bookmarkEnd w:id="85"/>
       <w:r>
         <w:rPr>
@@ -39618,7 +41939,7 @@
         <w:jc w:val="left"/>
         <w:rPr/>
       </w:pPr>
-      <w:bookmarkStart w:id="86" w:name="__RefHeading___Toc4480_2553262432"/>
+      <w:bookmarkStart w:id="86" w:name="__RefHeading___Toc5397_3488861905"/>
       <w:bookmarkEnd w:id="86"/>
       <w:r>
         <w:rPr>
@@ -39980,7 +42301,7 @@
         <w:jc w:val="left"/>
         <w:rPr/>
       </w:pPr>
-      <w:bookmarkStart w:id="87" w:name="__RefHeading___Toc4482_2553262432"/>
+      <w:bookmarkStart w:id="87" w:name="__RefHeading___Toc5399_3488861905"/>
       <w:bookmarkEnd w:id="87"/>
       <w:r>
         <w:rPr>
@@ -40719,6 +43040,1574 @@
     </w:p>
     <w:p>
       <w:pPr>
+        <w:pStyle w:val="Heading2"/>
+        <w:spacing w:lineRule="auto" w:line="360" w:before="200" w:after="120"/>
+        <w:jc w:val="left"/>
+        <w:rPr/>
+      </w:pPr>
+      <w:bookmarkStart w:id="88" w:name="__RefHeading___Toc5401_3488861905"/>
+      <w:bookmarkEnd w:id="88"/>
+      <w:r>
+        <w:rPr>
+          <w:rFonts w:cs="Times New Roman" w:ascii="Times New Roman" w:hAnsi="Times New Roman"/>
+          <w:b/>
+          <w:i w:val="false"/>
+          <w:color w:val="000000"/>
+          <w:sz w:val="28"/>
+        </w:rPr>
+        <w:t>10-ilova. Qo‘llanmadagi diagrammalar ro‘yxati</w:t>
+      </w:r>
+    </w:p>
+    <w:p>
+      <w:pPr>
+        <w:pStyle w:val="Normal"/>
+        <w:spacing w:lineRule="auto" w:line="360" w:before="0" w:after="120"/>
+        <w:jc w:val="both"/>
+        <w:rPr/>
+      </w:pPr>
+      <w:r>
+        <w:rPr>
+          <w:rFonts w:cs="Times New Roman"/>
+          <w:b w:val="false"/>
+          <w:i w:val="false"/>
+          <w:sz w:val="28"/>
+        </w:rPr>
+        <w:t>Barcha diagrammalar yagona uslub shablonida (rang palitrasi, shrift, o‘qlar va yozuvlar bezagi bir xil) tayyorlangan.</w:t>
+      </w:r>
+    </w:p>
+    <w:tbl>
+      <w:tblPr>
+        <w:tblStyle w:val="TableGrid"/>
+        <w:tblW w:w="9354" w:type="dxa"/>
+        <w:jc w:val="left"/>
+        <w:tblInd w:w="0" w:type="dxa"/>
+        <w:tblLayout w:type="fixed"/>
+        <w:tblCellMar>
+          <w:top w:w="0" w:type="dxa"/>
+          <w:left w:w="108" w:type="dxa"/>
+          <w:bottom w:w="0" w:type="dxa"/>
+          <w:right w:w="108" w:type="dxa"/>
+        </w:tblCellMar>
+        <w:tblLook w:val="04a0" w:noHBand="0" w:noVBand="1" w:firstColumn="1" w:lastRow="0" w:lastColumn="0" w:firstRow="1"/>
+      </w:tblPr>
+      <w:tblGrid>
+        <w:gridCol w:w="3118"/>
+        <w:gridCol w:w="3118"/>
+        <w:gridCol w:w="3118"/>
+      </w:tblGrid>
+      <w:tr>
+        <w:trPr/>
+        <w:tc>
+          <w:tcPr>
+            <w:tcW w:w="3118" w:type="dxa"/>
+            <w:tcBorders/>
+          </w:tcPr>
+          <w:p>
+            <w:pPr>
+              <w:pStyle w:val="Normal"/>
+              <w:widowControl/>
+              <w:jc w:val="left"/>
+              <w:rPr>
+                <w:rFonts w:eastAsia="ＭＳ 明朝"/>
+                <w:kern w:val="0"/>
+                <w:szCs w:val="22"/>
+                <w:lang w:val="en-US" w:eastAsia="en-US" w:bidi="ar-SA"/>
+              </w:rPr>
+            </w:pPr>
+            <w:r>
+              <w:rPr>
+                <w:rFonts w:eastAsia="ＭＳ 明朝"/>
+                <w:b/>
+                <w:kern w:val="0"/>
+                <w:sz w:val="22"/>
+                <w:szCs w:val="22"/>
+                <w:lang w:val="en-US" w:eastAsia="en-US" w:bidi="ar-SA"/>
+              </w:rPr>
+              <w:t>Rasm</w:t>
+            </w:r>
+          </w:p>
+        </w:tc>
+        <w:tc>
+          <w:tcPr>
+            <w:tcW w:w="3118" w:type="dxa"/>
+            <w:tcBorders/>
+          </w:tcPr>
+          <w:p>
+            <w:pPr>
+              <w:pStyle w:val="Normal"/>
+              <w:widowControl/>
+              <w:jc w:val="left"/>
+              <w:rPr>
+                <w:rFonts w:eastAsia="ＭＳ 明朝"/>
+                <w:kern w:val="0"/>
+                <w:szCs w:val="22"/>
+                <w:lang w:val="en-US" w:eastAsia="en-US" w:bidi="ar-SA"/>
+              </w:rPr>
+            </w:pPr>
+            <w:r>
+              <w:rPr>
+                <w:rFonts w:eastAsia="ＭＳ 明朝"/>
+                <w:b/>
+                <w:kern w:val="0"/>
+                <w:sz w:val="22"/>
+                <w:szCs w:val="22"/>
+                <w:lang w:val="en-US" w:eastAsia="en-US" w:bidi="ar-SA"/>
+              </w:rPr>
+              <w:t>Diagramma turi</w:t>
+            </w:r>
+          </w:p>
+        </w:tc>
+        <w:tc>
+          <w:tcPr>
+            <w:tcW w:w="3118" w:type="dxa"/>
+            <w:tcBorders/>
+          </w:tcPr>
+          <w:p>
+            <w:pPr>
+              <w:pStyle w:val="Normal"/>
+              <w:widowControl/>
+              <w:jc w:val="left"/>
+              <w:rPr>
+                <w:rFonts w:eastAsia="ＭＳ 明朝"/>
+                <w:kern w:val="0"/>
+                <w:szCs w:val="22"/>
+                <w:lang w:val="en-US" w:eastAsia="en-US" w:bidi="ar-SA"/>
+              </w:rPr>
+            </w:pPr>
+            <w:r>
+              <w:rPr>
+                <w:rFonts w:eastAsia="ＭＳ 明朝"/>
+                <w:b/>
+                <w:kern w:val="0"/>
+                <w:sz w:val="22"/>
+                <w:szCs w:val="22"/>
+                <w:lang w:val="en-US" w:eastAsia="en-US" w:bidi="ar-SA"/>
+              </w:rPr>
+              <w:t>Mazmuni</w:t>
+            </w:r>
+          </w:p>
+        </w:tc>
+      </w:tr>
+      <w:tr>
+        <w:trPr/>
+        <w:tc>
+          <w:tcPr>
+            <w:tcW w:w="3118" w:type="dxa"/>
+            <w:tcBorders/>
+          </w:tcPr>
+          <w:p>
+            <w:pPr>
+              <w:pStyle w:val="Normal"/>
+              <w:widowControl/>
+              <w:jc w:val="left"/>
+              <w:rPr>
+                <w:rFonts w:eastAsia="ＭＳ 明朝"/>
+                <w:kern w:val="0"/>
+                <w:szCs w:val="22"/>
+                <w:lang w:val="en-US" w:eastAsia="en-US" w:bidi="ar-SA"/>
+              </w:rPr>
+            </w:pPr>
+            <w:r>
+              <w:rPr>
+                <w:rFonts w:eastAsia="ＭＳ 明朝"/>
+                <w:b w:val="false"/>
+                <w:kern w:val="0"/>
+                <w:sz w:val="22"/>
+                <w:szCs w:val="22"/>
+                <w:lang w:val="en-US" w:eastAsia="en-US" w:bidi="ar-SA"/>
+              </w:rPr>
+              <w:t>1-rasm</w:t>
+            </w:r>
+          </w:p>
+        </w:tc>
+        <w:tc>
+          <w:tcPr>
+            <w:tcW w:w="3118" w:type="dxa"/>
+            <w:tcBorders/>
+          </w:tcPr>
+          <w:p>
+            <w:pPr>
+              <w:pStyle w:val="Normal"/>
+              <w:widowControl/>
+              <w:jc w:val="left"/>
+              <w:rPr>
+                <w:rFonts w:eastAsia="ＭＳ 明朝"/>
+                <w:kern w:val="0"/>
+                <w:szCs w:val="22"/>
+                <w:lang w:val="en-US" w:eastAsia="en-US" w:bidi="ar-SA"/>
+              </w:rPr>
+            </w:pPr>
+            <w:r>
+              <w:rPr>
+                <w:rFonts w:eastAsia="ＭＳ 明朝"/>
+                <w:b w:val="false"/>
+                <w:kern w:val="0"/>
+                <w:sz w:val="22"/>
+                <w:szCs w:val="22"/>
+                <w:lang w:val="en-US" w:eastAsia="en-US" w:bidi="ar-SA"/>
+              </w:rPr>
+              <w:t>Daraxtsimon (treemap)</w:t>
+            </w:r>
+          </w:p>
+        </w:tc>
+        <w:tc>
+          <w:tcPr>
+            <w:tcW w:w="3118" w:type="dxa"/>
+            <w:tcBorders/>
+          </w:tcPr>
+          <w:p>
+            <w:pPr>
+              <w:pStyle w:val="Normal"/>
+              <w:widowControl/>
+              <w:jc w:val="left"/>
+              <w:rPr>
+                <w:rFonts w:eastAsia="ＭＳ 明朝"/>
+                <w:kern w:val="0"/>
+                <w:szCs w:val="22"/>
+                <w:lang w:val="en-US" w:eastAsia="en-US" w:bidi="ar-SA"/>
+              </w:rPr>
+            </w:pPr>
+            <w:r>
+              <w:rPr>
+                <w:rFonts w:eastAsia="ＭＳ 明朝"/>
+                <w:b w:val="false"/>
+                <w:kern w:val="0"/>
+                <w:sz w:val="22"/>
+                <w:szCs w:val="22"/>
+                <w:lang w:val="en-US" w:eastAsia="en-US" w:bidi="ar-SA"/>
+              </w:rPr>
+              <w:t>Fan bo‘yicha o‘quv yuklamasining tarkibi</w:t>
+            </w:r>
+          </w:p>
+        </w:tc>
+      </w:tr>
+      <w:tr>
+        <w:trPr/>
+        <w:tc>
+          <w:tcPr>
+            <w:tcW w:w="3118" w:type="dxa"/>
+            <w:tcBorders/>
+          </w:tcPr>
+          <w:p>
+            <w:pPr>
+              <w:pStyle w:val="Normal"/>
+              <w:widowControl/>
+              <w:jc w:val="left"/>
+              <w:rPr>
+                <w:rFonts w:eastAsia="ＭＳ 明朝"/>
+                <w:kern w:val="0"/>
+                <w:szCs w:val="22"/>
+                <w:lang w:val="en-US" w:eastAsia="en-US" w:bidi="ar-SA"/>
+              </w:rPr>
+            </w:pPr>
+            <w:r>
+              <w:rPr>
+                <w:rFonts w:eastAsia="ＭＳ 明朝"/>
+                <w:b w:val="false"/>
+                <w:kern w:val="0"/>
+                <w:sz w:val="22"/>
+                <w:szCs w:val="22"/>
+                <w:lang w:val="en-US" w:eastAsia="en-US" w:bidi="ar-SA"/>
+              </w:rPr>
+              <w:t>2-rasm</w:t>
+            </w:r>
+          </w:p>
+        </w:tc>
+        <w:tc>
+          <w:tcPr>
+            <w:tcW w:w="3118" w:type="dxa"/>
+            <w:tcBorders/>
+          </w:tcPr>
+          <w:p>
+            <w:pPr>
+              <w:pStyle w:val="Normal"/>
+              <w:widowControl/>
+              <w:jc w:val="left"/>
+              <w:rPr>
+                <w:rFonts w:eastAsia="ＭＳ 明朝"/>
+                <w:kern w:val="0"/>
+                <w:szCs w:val="22"/>
+                <w:lang w:val="en-US" w:eastAsia="en-US" w:bidi="ar-SA"/>
+              </w:rPr>
+            </w:pPr>
+            <w:r>
+              <w:rPr>
+                <w:rFonts w:eastAsia="ＭＳ 明朝"/>
+                <w:b w:val="false"/>
+                <w:kern w:val="0"/>
+                <w:sz w:val="22"/>
+                <w:szCs w:val="22"/>
+                <w:lang w:val="en-US" w:eastAsia="en-US" w:bidi="ar-SA"/>
+              </w:rPr>
+              <w:t>Yaproqsimon (radar)</w:t>
+            </w:r>
+          </w:p>
+        </w:tc>
+        <w:tc>
+          <w:tcPr>
+            <w:tcW w:w="3118" w:type="dxa"/>
+            <w:tcBorders/>
+          </w:tcPr>
+          <w:p>
+            <w:pPr>
+              <w:pStyle w:val="Normal"/>
+              <w:widowControl/>
+              <w:jc w:val="left"/>
+              <w:rPr>
+                <w:rFonts w:eastAsia="ＭＳ 明朝"/>
+                <w:kern w:val="0"/>
+                <w:szCs w:val="22"/>
+                <w:lang w:val="en-US" w:eastAsia="en-US" w:bidi="ar-SA"/>
+              </w:rPr>
+            </w:pPr>
+            <w:r>
+              <w:rPr>
+                <w:rFonts w:eastAsia="ＭＳ 明朝"/>
+                <w:b w:val="false"/>
+                <w:kern w:val="0"/>
+                <w:sz w:val="22"/>
+                <w:szCs w:val="22"/>
+                <w:lang w:val="en-US" w:eastAsia="en-US" w:bidi="ar-SA"/>
+              </w:rPr>
+              <w:t>Mashg‘ulotlarda didaktik tamoyillarga amal qilish darajasi</w:t>
+            </w:r>
+          </w:p>
+        </w:tc>
+      </w:tr>
+      <w:tr>
+        <w:trPr/>
+        <w:tc>
+          <w:tcPr>
+            <w:tcW w:w="3118" w:type="dxa"/>
+            <w:tcBorders/>
+          </w:tcPr>
+          <w:p>
+            <w:pPr>
+              <w:pStyle w:val="Normal"/>
+              <w:widowControl/>
+              <w:jc w:val="left"/>
+              <w:rPr>
+                <w:rFonts w:eastAsia="ＭＳ 明朝"/>
+                <w:kern w:val="0"/>
+                <w:szCs w:val="22"/>
+                <w:lang w:val="en-US" w:eastAsia="en-US" w:bidi="ar-SA"/>
+              </w:rPr>
+            </w:pPr>
+            <w:r>
+              <w:rPr>
+                <w:rFonts w:eastAsia="ＭＳ 明朝"/>
+                <w:b w:val="false"/>
+                <w:kern w:val="0"/>
+                <w:sz w:val="22"/>
+                <w:szCs w:val="22"/>
+                <w:lang w:val="en-US" w:eastAsia="en-US" w:bidi="ar-SA"/>
+              </w:rPr>
+              <w:t>3-rasm</w:t>
+            </w:r>
+          </w:p>
+        </w:tc>
+        <w:tc>
+          <w:tcPr>
+            <w:tcW w:w="3118" w:type="dxa"/>
+            <w:tcBorders/>
+          </w:tcPr>
+          <w:p>
+            <w:pPr>
+              <w:pStyle w:val="Normal"/>
+              <w:widowControl/>
+              <w:jc w:val="left"/>
+              <w:rPr>
+                <w:rFonts w:eastAsia="ＭＳ 明朝"/>
+                <w:kern w:val="0"/>
+                <w:szCs w:val="22"/>
+                <w:lang w:val="en-US" w:eastAsia="en-US" w:bidi="ar-SA"/>
+              </w:rPr>
+            </w:pPr>
+            <w:r>
+              <w:rPr>
+                <w:rFonts w:eastAsia="ＭＳ 明朝"/>
+                <w:b w:val="false"/>
+                <w:kern w:val="0"/>
+                <w:sz w:val="22"/>
+                <w:szCs w:val="22"/>
+                <w:lang w:val="en-US" w:eastAsia="en-US" w:bidi="ar-SA"/>
+              </w:rPr>
+              <w:t>Sohali (area)</w:t>
+            </w:r>
+          </w:p>
+        </w:tc>
+        <w:tc>
+          <w:tcPr>
+            <w:tcW w:w="3118" w:type="dxa"/>
+            <w:tcBorders/>
+          </w:tcPr>
+          <w:p>
+            <w:pPr>
+              <w:pStyle w:val="Normal"/>
+              <w:widowControl/>
+              <w:jc w:val="left"/>
+              <w:rPr>
+                <w:rFonts w:eastAsia="ＭＳ 明朝"/>
+                <w:kern w:val="0"/>
+                <w:szCs w:val="22"/>
+                <w:lang w:val="en-US" w:eastAsia="en-US" w:bidi="ar-SA"/>
+              </w:rPr>
+            </w:pPr>
+            <w:r>
+              <w:rPr>
+                <w:rFonts w:eastAsia="ＭＳ 明朝"/>
+                <w:b w:val="false"/>
+                <w:kern w:val="0"/>
+                <w:sz w:val="22"/>
+                <w:szCs w:val="22"/>
+                <w:lang w:val="en-US" w:eastAsia="en-US" w:bidi="ar-SA"/>
+              </w:rPr>
+              <w:t>Semestr davomida o‘quv yuklamasining to‘planishi</w:t>
+            </w:r>
+          </w:p>
+        </w:tc>
+      </w:tr>
+      <w:tr>
+        <w:trPr/>
+        <w:tc>
+          <w:tcPr>
+            <w:tcW w:w="3118" w:type="dxa"/>
+            <w:tcBorders/>
+          </w:tcPr>
+          <w:p>
+            <w:pPr>
+              <w:pStyle w:val="Normal"/>
+              <w:widowControl/>
+              <w:jc w:val="left"/>
+              <w:rPr>
+                <w:rFonts w:eastAsia="ＭＳ 明朝"/>
+                <w:kern w:val="0"/>
+                <w:szCs w:val="22"/>
+                <w:lang w:val="en-US" w:eastAsia="en-US" w:bidi="ar-SA"/>
+              </w:rPr>
+            </w:pPr>
+            <w:r>
+              <w:rPr>
+                <w:rFonts w:eastAsia="ＭＳ 明朝"/>
+                <w:b w:val="false"/>
+                <w:kern w:val="0"/>
+                <w:sz w:val="22"/>
+                <w:szCs w:val="22"/>
+                <w:lang w:val="en-US" w:eastAsia="en-US" w:bidi="ar-SA"/>
+              </w:rPr>
+              <w:t>4-rasm</w:t>
+            </w:r>
+          </w:p>
+        </w:tc>
+        <w:tc>
+          <w:tcPr>
+            <w:tcW w:w="3118" w:type="dxa"/>
+            <w:tcBorders/>
+          </w:tcPr>
+          <w:p>
+            <w:pPr>
+              <w:pStyle w:val="Normal"/>
+              <w:widowControl/>
+              <w:jc w:val="left"/>
+              <w:rPr>
+                <w:rFonts w:eastAsia="ＭＳ 明朝"/>
+                <w:kern w:val="0"/>
+                <w:szCs w:val="22"/>
+                <w:lang w:val="en-US" w:eastAsia="en-US" w:bidi="ar-SA"/>
+              </w:rPr>
+            </w:pPr>
+            <w:r>
+              <w:rPr>
+                <w:rFonts w:eastAsia="ＭＳ 明朝"/>
+                <w:b w:val="false"/>
+                <w:kern w:val="0"/>
+                <w:sz w:val="22"/>
+                <w:szCs w:val="22"/>
+                <w:lang w:val="en-US" w:eastAsia="en-US" w:bidi="ar-SA"/>
+              </w:rPr>
+              <w:t>Quyosh nurlari (sunburst)</w:t>
+            </w:r>
+          </w:p>
+        </w:tc>
+        <w:tc>
+          <w:tcPr>
+            <w:tcW w:w="3118" w:type="dxa"/>
+            <w:tcBorders/>
+          </w:tcPr>
+          <w:p>
+            <w:pPr>
+              <w:pStyle w:val="Normal"/>
+              <w:widowControl/>
+              <w:jc w:val="left"/>
+              <w:rPr>
+                <w:rFonts w:eastAsia="ＭＳ 明朝"/>
+                <w:kern w:val="0"/>
+                <w:szCs w:val="22"/>
+                <w:lang w:val="en-US" w:eastAsia="en-US" w:bidi="ar-SA"/>
+              </w:rPr>
+            </w:pPr>
+            <w:r>
+              <w:rPr>
+                <w:rFonts w:eastAsia="ＭＳ 明朝"/>
+                <w:b w:val="false"/>
+                <w:kern w:val="0"/>
+                <w:sz w:val="22"/>
+                <w:szCs w:val="22"/>
+                <w:lang w:val="en-US" w:eastAsia="en-US" w:bidi="ar-SA"/>
+              </w:rPr>
+              <w:t>O‘quv-metodik majmua tarkibi</w:t>
+            </w:r>
+          </w:p>
+        </w:tc>
+      </w:tr>
+      <w:tr>
+        <w:trPr/>
+        <w:tc>
+          <w:tcPr>
+            <w:tcW w:w="3118" w:type="dxa"/>
+            <w:tcBorders/>
+          </w:tcPr>
+          <w:p>
+            <w:pPr>
+              <w:pStyle w:val="Normal"/>
+              <w:widowControl/>
+              <w:jc w:val="left"/>
+              <w:rPr>
+                <w:rFonts w:eastAsia="ＭＳ 明朝"/>
+                <w:kern w:val="0"/>
+                <w:szCs w:val="22"/>
+                <w:lang w:val="en-US" w:eastAsia="en-US" w:bidi="ar-SA"/>
+              </w:rPr>
+            </w:pPr>
+            <w:r>
+              <w:rPr>
+                <w:rFonts w:eastAsia="ＭＳ 明朝"/>
+                <w:b w:val="false"/>
+                <w:kern w:val="0"/>
+                <w:sz w:val="22"/>
+                <w:szCs w:val="22"/>
+                <w:lang w:val="en-US" w:eastAsia="en-US" w:bidi="ar-SA"/>
+              </w:rPr>
+              <w:t>5-rasm</w:t>
+            </w:r>
+          </w:p>
+        </w:tc>
+        <w:tc>
+          <w:tcPr>
+            <w:tcW w:w="3118" w:type="dxa"/>
+            <w:tcBorders/>
+          </w:tcPr>
+          <w:p>
+            <w:pPr>
+              <w:pStyle w:val="Normal"/>
+              <w:widowControl/>
+              <w:jc w:val="left"/>
+              <w:rPr>
+                <w:rFonts w:eastAsia="ＭＳ 明朝"/>
+                <w:kern w:val="0"/>
+                <w:szCs w:val="22"/>
+                <w:lang w:val="en-US" w:eastAsia="en-US" w:bidi="ar-SA"/>
+              </w:rPr>
+            </w:pPr>
+            <w:r>
+              <w:rPr>
+                <w:rFonts w:eastAsia="ＭＳ 明朝"/>
+                <w:b w:val="false"/>
+                <w:kern w:val="0"/>
+                <w:sz w:val="22"/>
+                <w:szCs w:val="22"/>
+                <w:lang w:val="en-US" w:eastAsia="en-US" w:bidi="ar-SA"/>
+              </w:rPr>
+              <w:t>Xarita (kartogramma)</w:t>
+            </w:r>
+          </w:p>
+        </w:tc>
+        <w:tc>
+          <w:tcPr>
+            <w:tcW w:w="3118" w:type="dxa"/>
+            <w:tcBorders/>
+          </w:tcPr>
+          <w:p>
+            <w:pPr>
+              <w:pStyle w:val="Normal"/>
+              <w:widowControl/>
+              <w:jc w:val="left"/>
+              <w:rPr>
+                <w:rFonts w:eastAsia="ＭＳ 明朝"/>
+                <w:kern w:val="0"/>
+                <w:szCs w:val="22"/>
+                <w:lang w:val="en-US" w:eastAsia="en-US" w:bidi="ar-SA"/>
+              </w:rPr>
+            </w:pPr>
+            <w:r>
+              <w:rPr>
+                <w:rFonts w:eastAsia="ＭＳ 明朝"/>
+                <w:b w:val="false"/>
+                <w:kern w:val="0"/>
+                <w:sz w:val="22"/>
+                <w:szCs w:val="22"/>
+                <w:lang w:val="en-US" w:eastAsia="en-US" w:bidi="ar-SA"/>
+              </w:rPr>
+              <w:t>Hududlar bo‘yicha elektron o‘quv-metodik resurslardan foydalanish</w:t>
+            </w:r>
+          </w:p>
+        </w:tc>
+      </w:tr>
+      <w:tr>
+        <w:trPr/>
+        <w:tc>
+          <w:tcPr>
+            <w:tcW w:w="3118" w:type="dxa"/>
+            <w:tcBorders/>
+          </w:tcPr>
+          <w:p>
+            <w:pPr>
+              <w:pStyle w:val="Normal"/>
+              <w:widowControl/>
+              <w:jc w:val="left"/>
+              <w:rPr>
+                <w:rFonts w:eastAsia="ＭＳ 明朝"/>
+                <w:kern w:val="0"/>
+                <w:szCs w:val="22"/>
+                <w:lang w:val="en-US" w:eastAsia="en-US" w:bidi="ar-SA"/>
+              </w:rPr>
+            </w:pPr>
+            <w:r>
+              <w:rPr>
+                <w:rFonts w:eastAsia="ＭＳ 明朝"/>
+                <w:b w:val="false"/>
+                <w:kern w:val="0"/>
+                <w:sz w:val="22"/>
+                <w:szCs w:val="22"/>
+                <w:lang w:val="en-US" w:eastAsia="en-US" w:bidi="ar-SA"/>
+              </w:rPr>
+              <w:t>6-rasm</w:t>
+            </w:r>
+          </w:p>
+        </w:tc>
+        <w:tc>
+          <w:tcPr>
+            <w:tcW w:w="3118" w:type="dxa"/>
+            <w:tcBorders/>
+          </w:tcPr>
+          <w:p>
+            <w:pPr>
+              <w:pStyle w:val="Normal"/>
+              <w:widowControl/>
+              <w:jc w:val="left"/>
+              <w:rPr>
+                <w:rFonts w:eastAsia="ＭＳ 明朝"/>
+                <w:kern w:val="0"/>
+                <w:szCs w:val="22"/>
+                <w:lang w:val="en-US" w:eastAsia="en-US" w:bidi="ar-SA"/>
+              </w:rPr>
+            </w:pPr>
+            <w:r>
+              <w:rPr>
+                <w:rFonts w:eastAsia="ＭＳ 明朝"/>
+                <w:b w:val="false"/>
+                <w:kern w:val="0"/>
+                <w:sz w:val="22"/>
+                <w:szCs w:val="22"/>
+                <w:lang w:val="en-US" w:eastAsia="en-US" w:bidi="ar-SA"/>
+              </w:rPr>
+              <w:t>Doiraviy (pie)</w:t>
+            </w:r>
+          </w:p>
+        </w:tc>
+        <w:tc>
+          <w:tcPr>
+            <w:tcW w:w="3118" w:type="dxa"/>
+            <w:tcBorders/>
+          </w:tcPr>
+          <w:p>
+            <w:pPr>
+              <w:pStyle w:val="Normal"/>
+              <w:widowControl/>
+              <w:jc w:val="left"/>
+              <w:rPr>
+                <w:rFonts w:eastAsia="ＭＳ 明朝"/>
+                <w:kern w:val="0"/>
+                <w:szCs w:val="22"/>
+                <w:lang w:val="en-US" w:eastAsia="en-US" w:bidi="ar-SA"/>
+              </w:rPr>
+            </w:pPr>
+            <w:r>
+              <w:rPr>
+                <w:rFonts w:eastAsia="ＭＳ 明朝"/>
+                <w:b w:val="false"/>
+                <w:kern w:val="0"/>
+                <w:sz w:val="22"/>
+                <w:szCs w:val="22"/>
+                <w:lang w:val="en-US" w:eastAsia="en-US" w:bidi="ar-SA"/>
+              </w:rPr>
+              <w:t>Namunaviy mashg‘ulotda metodlar guruhlarining ulushi</w:t>
+            </w:r>
+          </w:p>
+        </w:tc>
+      </w:tr>
+      <w:tr>
+        <w:trPr/>
+        <w:tc>
+          <w:tcPr>
+            <w:tcW w:w="3118" w:type="dxa"/>
+            <w:tcBorders/>
+          </w:tcPr>
+          <w:p>
+            <w:pPr>
+              <w:pStyle w:val="Normal"/>
+              <w:widowControl/>
+              <w:jc w:val="left"/>
+              <w:rPr>
+                <w:rFonts w:eastAsia="ＭＳ 明朝"/>
+                <w:kern w:val="0"/>
+                <w:szCs w:val="22"/>
+                <w:lang w:val="en-US" w:eastAsia="en-US" w:bidi="ar-SA"/>
+              </w:rPr>
+            </w:pPr>
+            <w:r>
+              <w:rPr>
+                <w:rFonts w:eastAsia="ＭＳ 明朝"/>
+                <w:b w:val="false"/>
+                <w:kern w:val="0"/>
+                <w:sz w:val="22"/>
+                <w:szCs w:val="22"/>
+                <w:lang w:val="en-US" w:eastAsia="en-US" w:bidi="ar-SA"/>
+              </w:rPr>
+              <w:t>7-rasm</w:t>
+            </w:r>
+          </w:p>
+        </w:tc>
+        <w:tc>
+          <w:tcPr>
+            <w:tcW w:w="3118" w:type="dxa"/>
+            <w:tcBorders/>
+          </w:tcPr>
+          <w:p>
+            <w:pPr>
+              <w:pStyle w:val="Normal"/>
+              <w:widowControl/>
+              <w:jc w:val="left"/>
+              <w:rPr>
+                <w:rFonts w:eastAsia="ＭＳ 明朝"/>
+                <w:kern w:val="0"/>
+                <w:szCs w:val="22"/>
+                <w:lang w:val="en-US" w:eastAsia="en-US" w:bidi="ar-SA"/>
+              </w:rPr>
+            </w:pPr>
+            <w:r>
+              <w:rPr>
+                <w:rFonts w:eastAsia="ＭＳ 明朝"/>
+                <w:b w:val="false"/>
+                <w:kern w:val="0"/>
+                <w:sz w:val="22"/>
+                <w:szCs w:val="22"/>
+                <w:lang w:val="en-US" w:eastAsia="en-US" w:bidi="ar-SA"/>
+              </w:rPr>
+              <w:t>Nuqtali (scatter)</w:t>
+            </w:r>
+          </w:p>
+        </w:tc>
+        <w:tc>
+          <w:tcPr>
+            <w:tcW w:w="3118" w:type="dxa"/>
+            <w:tcBorders/>
+          </w:tcPr>
+          <w:p>
+            <w:pPr>
+              <w:pStyle w:val="Normal"/>
+              <w:widowControl/>
+              <w:jc w:val="left"/>
+              <w:rPr>
+                <w:rFonts w:eastAsia="ＭＳ 明朝"/>
+                <w:kern w:val="0"/>
+                <w:szCs w:val="22"/>
+                <w:lang w:val="en-US" w:eastAsia="en-US" w:bidi="ar-SA"/>
+              </w:rPr>
+            </w:pPr>
+            <w:r>
+              <w:rPr>
+                <w:rFonts w:eastAsia="ＭＳ 明朝"/>
+                <w:b w:val="false"/>
+                <w:kern w:val="0"/>
+                <w:sz w:val="22"/>
+                <w:szCs w:val="22"/>
+                <w:lang w:val="en-US" w:eastAsia="en-US" w:bidi="ar-SA"/>
+              </w:rPr>
+              <w:t>Talabalar faolligi va o‘zlashtirish natijasi</w:t>
+            </w:r>
+          </w:p>
+        </w:tc>
+      </w:tr>
+      <w:tr>
+        <w:trPr/>
+        <w:tc>
+          <w:tcPr>
+            <w:tcW w:w="3118" w:type="dxa"/>
+            <w:tcBorders/>
+          </w:tcPr>
+          <w:p>
+            <w:pPr>
+              <w:pStyle w:val="Normal"/>
+              <w:widowControl/>
+              <w:jc w:val="left"/>
+              <w:rPr>
+                <w:rFonts w:eastAsia="ＭＳ 明朝"/>
+                <w:kern w:val="0"/>
+                <w:szCs w:val="22"/>
+                <w:lang w:val="en-US" w:eastAsia="en-US" w:bidi="ar-SA"/>
+              </w:rPr>
+            </w:pPr>
+            <w:r>
+              <w:rPr>
+                <w:rFonts w:eastAsia="ＭＳ 明朝"/>
+                <w:b w:val="false"/>
+                <w:kern w:val="0"/>
+                <w:sz w:val="22"/>
+                <w:szCs w:val="22"/>
+                <w:lang w:val="en-US" w:eastAsia="en-US" w:bidi="ar-SA"/>
+              </w:rPr>
+              <w:t>8-rasm</w:t>
+            </w:r>
+          </w:p>
+        </w:tc>
+        <w:tc>
+          <w:tcPr>
+            <w:tcW w:w="3118" w:type="dxa"/>
+            <w:tcBorders/>
+          </w:tcPr>
+          <w:p>
+            <w:pPr>
+              <w:pStyle w:val="Normal"/>
+              <w:widowControl/>
+              <w:jc w:val="left"/>
+              <w:rPr>
+                <w:rFonts w:eastAsia="ＭＳ 明朝"/>
+                <w:kern w:val="0"/>
+                <w:szCs w:val="22"/>
+                <w:lang w:val="en-US" w:eastAsia="en-US" w:bidi="ar-SA"/>
+              </w:rPr>
+            </w:pPr>
+            <w:r>
+              <w:rPr>
+                <w:rFonts w:eastAsia="ＭＳ 明朝"/>
+                <w:b w:val="false"/>
+                <w:kern w:val="0"/>
+                <w:sz w:val="22"/>
+                <w:szCs w:val="22"/>
+                <w:lang w:val="en-US" w:eastAsia="en-US" w:bidi="ar-SA"/>
+              </w:rPr>
+              <w:t>Voronkasimon (funnel)</w:t>
+            </w:r>
+          </w:p>
+        </w:tc>
+        <w:tc>
+          <w:tcPr>
+            <w:tcW w:w="3118" w:type="dxa"/>
+            <w:tcBorders/>
+          </w:tcPr>
+          <w:p>
+            <w:pPr>
+              <w:pStyle w:val="Normal"/>
+              <w:widowControl/>
+              <w:jc w:val="left"/>
+              <w:rPr>
+                <w:rFonts w:eastAsia="ＭＳ 明朝"/>
+                <w:kern w:val="0"/>
+                <w:szCs w:val="22"/>
+                <w:lang w:val="en-US" w:eastAsia="en-US" w:bidi="ar-SA"/>
+              </w:rPr>
+            </w:pPr>
+            <w:r>
+              <w:rPr>
+                <w:rFonts w:eastAsia="ＭＳ 明朝"/>
+                <w:b w:val="false"/>
+                <w:kern w:val="0"/>
+                <w:sz w:val="22"/>
+                <w:szCs w:val="22"/>
+                <w:lang w:val="en-US" w:eastAsia="en-US" w:bidi="ar-SA"/>
+              </w:rPr>
+              <w:t>“</w:t>
+            </w:r>
+            <w:r>
+              <w:rPr>
+                <w:rFonts w:eastAsia="ＭＳ 明朝"/>
+                <w:b w:val="false"/>
+                <w:kern w:val="0"/>
+                <w:sz w:val="22"/>
+                <w:szCs w:val="22"/>
+                <w:lang w:val="en-US" w:eastAsia="en-US" w:bidi="ar-SA"/>
+              </w:rPr>
+              <w:t>Aqliy hujum” jarayonida g‘oyalarning saralanishi</w:t>
+            </w:r>
+          </w:p>
+        </w:tc>
+      </w:tr>
+      <w:tr>
+        <w:trPr/>
+        <w:tc>
+          <w:tcPr>
+            <w:tcW w:w="3118" w:type="dxa"/>
+            <w:tcBorders/>
+          </w:tcPr>
+          <w:p>
+            <w:pPr>
+              <w:pStyle w:val="Normal"/>
+              <w:widowControl/>
+              <w:jc w:val="left"/>
+              <w:rPr>
+                <w:rFonts w:eastAsia="ＭＳ 明朝"/>
+                <w:kern w:val="0"/>
+                <w:szCs w:val="22"/>
+                <w:lang w:val="en-US" w:eastAsia="en-US" w:bidi="ar-SA"/>
+              </w:rPr>
+            </w:pPr>
+            <w:r>
+              <w:rPr>
+                <w:rFonts w:eastAsia="ＭＳ 明朝"/>
+                <w:b w:val="false"/>
+                <w:kern w:val="0"/>
+                <w:sz w:val="22"/>
+                <w:szCs w:val="22"/>
+                <w:lang w:val="en-US" w:eastAsia="en-US" w:bidi="ar-SA"/>
+              </w:rPr>
+              <w:t>9-rasm</w:t>
+            </w:r>
+          </w:p>
+        </w:tc>
+        <w:tc>
+          <w:tcPr>
+            <w:tcW w:w="3118" w:type="dxa"/>
+            <w:tcBorders/>
+          </w:tcPr>
+          <w:p>
+            <w:pPr>
+              <w:pStyle w:val="Normal"/>
+              <w:widowControl/>
+              <w:jc w:val="left"/>
+              <w:rPr>
+                <w:rFonts w:eastAsia="ＭＳ 明朝"/>
+                <w:kern w:val="0"/>
+                <w:szCs w:val="22"/>
+                <w:lang w:val="en-US" w:eastAsia="en-US" w:bidi="ar-SA"/>
+              </w:rPr>
+            </w:pPr>
+            <w:r>
+              <w:rPr>
+                <w:rFonts w:eastAsia="ＭＳ 明朝"/>
+                <w:b w:val="false"/>
+                <w:kern w:val="0"/>
+                <w:sz w:val="22"/>
+                <w:szCs w:val="22"/>
+                <w:lang w:val="en-US" w:eastAsia="en-US" w:bidi="ar-SA"/>
+              </w:rPr>
+              <w:t>Grafik (line)</w:t>
+            </w:r>
+          </w:p>
+        </w:tc>
+        <w:tc>
+          <w:tcPr>
+            <w:tcW w:w="3118" w:type="dxa"/>
+            <w:tcBorders/>
+          </w:tcPr>
+          <w:p>
+            <w:pPr>
+              <w:pStyle w:val="Normal"/>
+              <w:widowControl/>
+              <w:jc w:val="left"/>
+              <w:rPr>
+                <w:rFonts w:eastAsia="ＭＳ 明朝"/>
+                <w:kern w:val="0"/>
+                <w:szCs w:val="22"/>
+                <w:lang w:val="en-US" w:eastAsia="en-US" w:bidi="ar-SA"/>
+              </w:rPr>
+            </w:pPr>
+            <w:r>
+              <w:rPr>
+                <w:rFonts w:eastAsia="ＭＳ 明朝"/>
+                <w:b w:val="false"/>
+                <w:kern w:val="0"/>
+                <w:sz w:val="22"/>
+                <w:szCs w:val="22"/>
+                <w:lang w:val="en-US" w:eastAsia="en-US" w:bidi="ar-SA"/>
+              </w:rPr>
+              <w:t>Ma’ruza davomida tinglovchilar diqqati dinamikasi</w:t>
+            </w:r>
+          </w:p>
+        </w:tc>
+      </w:tr>
+      <w:tr>
+        <w:trPr/>
+        <w:tc>
+          <w:tcPr>
+            <w:tcW w:w="3118" w:type="dxa"/>
+            <w:tcBorders/>
+          </w:tcPr>
+          <w:p>
+            <w:pPr>
+              <w:pStyle w:val="Normal"/>
+              <w:widowControl/>
+              <w:jc w:val="left"/>
+              <w:rPr>
+                <w:rFonts w:eastAsia="ＭＳ 明朝"/>
+                <w:kern w:val="0"/>
+                <w:szCs w:val="22"/>
+                <w:lang w:val="en-US" w:eastAsia="en-US" w:bidi="ar-SA"/>
+              </w:rPr>
+            </w:pPr>
+            <w:r>
+              <w:rPr>
+                <w:rFonts w:eastAsia="ＭＳ 明朝"/>
+                <w:b w:val="false"/>
+                <w:kern w:val="0"/>
+                <w:sz w:val="22"/>
+                <w:szCs w:val="22"/>
+                <w:lang w:val="en-US" w:eastAsia="en-US" w:bidi="ar-SA"/>
+              </w:rPr>
+              <w:t>10-rasm</w:t>
+            </w:r>
+          </w:p>
+        </w:tc>
+        <w:tc>
+          <w:tcPr>
+            <w:tcW w:w="3118" w:type="dxa"/>
+            <w:tcBorders/>
+          </w:tcPr>
+          <w:p>
+            <w:pPr>
+              <w:pStyle w:val="Normal"/>
+              <w:widowControl/>
+              <w:jc w:val="left"/>
+              <w:rPr>
+                <w:rFonts w:eastAsia="ＭＳ 明朝"/>
+                <w:kern w:val="0"/>
+                <w:szCs w:val="22"/>
+                <w:lang w:val="en-US" w:eastAsia="en-US" w:bidi="ar-SA"/>
+              </w:rPr>
+            </w:pPr>
+            <w:r>
+              <w:rPr>
+                <w:rFonts w:eastAsia="ＭＳ 明朝"/>
+                <w:b w:val="false"/>
+                <w:kern w:val="0"/>
+                <w:sz w:val="22"/>
+                <w:szCs w:val="22"/>
+                <w:lang w:val="en-US" w:eastAsia="en-US" w:bidi="ar-SA"/>
+              </w:rPr>
+              <w:t>Chiziqli (bar)</w:t>
+            </w:r>
+          </w:p>
+        </w:tc>
+        <w:tc>
+          <w:tcPr>
+            <w:tcW w:w="3118" w:type="dxa"/>
+            <w:tcBorders/>
+          </w:tcPr>
+          <w:p>
+            <w:pPr>
+              <w:pStyle w:val="Normal"/>
+              <w:widowControl/>
+              <w:jc w:val="left"/>
+              <w:rPr>
+                <w:rFonts w:eastAsia="ＭＳ 明朝"/>
+                <w:kern w:val="0"/>
+                <w:szCs w:val="22"/>
+                <w:lang w:val="en-US" w:eastAsia="en-US" w:bidi="ar-SA"/>
+              </w:rPr>
+            </w:pPr>
+            <w:r>
+              <w:rPr>
+                <w:rFonts w:eastAsia="ＭＳ 明朝"/>
+                <w:b w:val="false"/>
+                <w:kern w:val="0"/>
+                <w:sz w:val="22"/>
+                <w:szCs w:val="22"/>
+                <w:lang w:val="en-US" w:eastAsia="en-US" w:bidi="ar-SA"/>
+              </w:rPr>
+              <w:t>Amaliy mashg‘ulot bosqichlari bo‘yicha vaqt taqsimoti</w:t>
+            </w:r>
+          </w:p>
+        </w:tc>
+      </w:tr>
+      <w:tr>
+        <w:trPr/>
+        <w:tc>
+          <w:tcPr>
+            <w:tcW w:w="3118" w:type="dxa"/>
+            <w:tcBorders/>
+          </w:tcPr>
+          <w:p>
+            <w:pPr>
+              <w:pStyle w:val="Normal"/>
+              <w:widowControl/>
+              <w:jc w:val="left"/>
+              <w:rPr>
+                <w:rFonts w:eastAsia="ＭＳ 明朝"/>
+                <w:kern w:val="0"/>
+                <w:szCs w:val="22"/>
+                <w:lang w:val="en-US" w:eastAsia="en-US" w:bidi="ar-SA"/>
+              </w:rPr>
+            </w:pPr>
+            <w:r>
+              <w:rPr>
+                <w:rFonts w:eastAsia="ＭＳ 明朝"/>
+                <w:b w:val="false"/>
+                <w:kern w:val="0"/>
+                <w:sz w:val="22"/>
+                <w:szCs w:val="22"/>
+                <w:lang w:val="en-US" w:eastAsia="en-US" w:bidi="ar-SA"/>
+              </w:rPr>
+              <w:t>11-rasm</w:t>
+            </w:r>
+          </w:p>
+        </w:tc>
+        <w:tc>
+          <w:tcPr>
+            <w:tcW w:w="3118" w:type="dxa"/>
+            <w:tcBorders/>
+          </w:tcPr>
+          <w:p>
+            <w:pPr>
+              <w:pStyle w:val="Normal"/>
+              <w:widowControl/>
+              <w:jc w:val="left"/>
+              <w:rPr>
+                <w:rFonts w:eastAsia="ＭＳ 明朝"/>
+                <w:kern w:val="0"/>
+                <w:szCs w:val="22"/>
+                <w:lang w:val="en-US" w:eastAsia="en-US" w:bidi="ar-SA"/>
+              </w:rPr>
+            </w:pPr>
+            <w:r>
+              <w:rPr>
+                <w:rFonts w:eastAsia="ＭＳ 明朝"/>
+                <w:b w:val="false"/>
+                <w:kern w:val="0"/>
+                <w:sz w:val="22"/>
+                <w:szCs w:val="22"/>
+                <w:lang w:val="en-US" w:eastAsia="en-US" w:bidi="ar-SA"/>
+              </w:rPr>
+              <w:t>Sirtqi (surface)</w:t>
+            </w:r>
+          </w:p>
+        </w:tc>
+        <w:tc>
+          <w:tcPr>
+            <w:tcW w:w="3118" w:type="dxa"/>
+            <w:tcBorders/>
+          </w:tcPr>
+          <w:p>
+            <w:pPr>
+              <w:pStyle w:val="Normal"/>
+              <w:widowControl/>
+              <w:jc w:val="left"/>
+              <w:rPr>
+                <w:rFonts w:eastAsia="ＭＳ 明朝"/>
+                <w:kern w:val="0"/>
+                <w:szCs w:val="22"/>
+                <w:lang w:val="en-US" w:eastAsia="en-US" w:bidi="ar-SA"/>
+              </w:rPr>
+            </w:pPr>
+            <w:r>
+              <w:rPr>
+                <w:rFonts w:eastAsia="ＭＳ 明朝"/>
+                <w:b w:val="false"/>
+                <w:kern w:val="0"/>
+                <w:sz w:val="22"/>
+                <w:szCs w:val="22"/>
+                <w:lang w:val="en-US" w:eastAsia="en-US" w:bidi="ar-SA"/>
+              </w:rPr>
+              <w:t>Ko‘nikma shakllanishining mashq soni va mustaqillikka bog‘liqligi</w:t>
+            </w:r>
+          </w:p>
+        </w:tc>
+      </w:tr>
+      <w:tr>
+        <w:trPr/>
+        <w:tc>
+          <w:tcPr>
+            <w:tcW w:w="3118" w:type="dxa"/>
+            <w:tcBorders/>
+          </w:tcPr>
+          <w:p>
+            <w:pPr>
+              <w:pStyle w:val="Normal"/>
+              <w:widowControl/>
+              <w:jc w:val="left"/>
+              <w:rPr>
+                <w:rFonts w:eastAsia="ＭＳ 明朝"/>
+                <w:kern w:val="0"/>
+                <w:szCs w:val="22"/>
+                <w:lang w:val="en-US" w:eastAsia="en-US" w:bidi="ar-SA"/>
+              </w:rPr>
+            </w:pPr>
+            <w:r>
+              <w:rPr>
+                <w:rFonts w:eastAsia="ＭＳ 明朝"/>
+                <w:b w:val="false"/>
+                <w:kern w:val="0"/>
+                <w:sz w:val="22"/>
+                <w:szCs w:val="22"/>
+                <w:lang w:val="en-US" w:eastAsia="en-US" w:bidi="ar-SA"/>
+              </w:rPr>
+              <w:t>12-rasm</w:t>
+            </w:r>
+          </w:p>
+        </w:tc>
+        <w:tc>
+          <w:tcPr>
+            <w:tcW w:w="3118" w:type="dxa"/>
+            <w:tcBorders/>
+          </w:tcPr>
+          <w:p>
+            <w:pPr>
+              <w:pStyle w:val="Normal"/>
+              <w:widowControl/>
+              <w:jc w:val="left"/>
+              <w:rPr>
+                <w:rFonts w:eastAsia="ＭＳ 明朝"/>
+                <w:kern w:val="0"/>
+                <w:szCs w:val="22"/>
+                <w:lang w:val="en-US" w:eastAsia="en-US" w:bidi="ar-SA"/>
+              </w:rPr>
+            </w:pPr>
+            <w:r>
+              <w:rPr>
+                <w:rFonts w:eastAsia="ＭＳ 明朝"/>
+                <w:b w:val="false"/>
+                <w:kern w:val="0"/>
+                <w:sz w:val="22"/>
+                <w:szCs w:val="22"/>
+                <w:lang w:val="en-US" w:eastAsia="en-US" w:bidi="ar-SA"/>
+              </w:rPr>
+              <w:t>Birja (stock)</w:t>
+            </w:r>
+          </w:p>
+        </w:tc>
+        <w:tc>
+          <w:tcPr>
+            <w:tcW w:w="3118" w:type="dxa"/>
+            <w:tcBorders/>
+          </w:tcPr>
+          <w:p>
+            <w:pPr>
+              <w:pStyle w:val="Normal"/>
+              <w:widowControl/>
+              <w:jc w:val="left"/>
+              <w:rPr>
+                <w:rFonts w:eastAsia="ＭＳ 明朝"/>
+                <w:kern w:val="0"/>
+                <w:szCs w:val="22"/>
+                <w:lang w:val="en-US" w:eastAsia="en-US" w:bidi="ar-SA"/>
+              </w:rPr>
+            </w:pPr>
+            <w:r>
+              <w:rPr>
+                <w:rFonts w:eastAsia="ＭＳ 明朝"/>
+                <w:b w:val="false"/>
+                <w:kern w:val="0"/>
+                <w:sz w:val="22"/>
+                <w:szCs w:val="22"/>
+                <w:lang w:val="en-US" w:eastAsia="en-US" w:bidi="ar-SA"/>
+              </w:rPr>
+              <w:t>Laboratoriya ishlari bo‘yicha ballar: maksimum – minimum – o‘rtacha</w:t>
+            </w:r>
+          </w:p>
+        </w:tc>
+      </w:tr>
+      <w:tr>
+        <w:trPr/>
+        <w:tc>
+          <w:tcPr>
+            <w:tcW w:w="3118" w:type="dxa"/>
+            <w:tcBorders/>
+          </w:tcPr>
+          <w:p>
+            <w:pPr>
+              <w:pStyle w:val="Normal"/>
+              <w:widowControl/>
+              <w:jc w:val="left"/>
+              <w:rPr>
+                <w:rFonts w:eastAsia="ＭＳ 明朝"/>
+                <w:kern w:val="0"/>
+                <w:szCs w:val="22"/>
+                <w:lang w:val="en-US" w:eastAsia="en-US" w:bidi="ar-SA"/>
+              </w:rPr>
+            </w:pPr>
+            <w:r>
+              <w:rPr>
+                <w:rFonts w:eastAsia="ＭＳ 明朝"/>
+                <w:b w:val="false"/>
+                <w:kern w:val="0"/>
+                <w:sz w:val="22"/>
+                <w:szCs w:val="22"/>
+                <w:lang w:val="en-US" w:eastAsia="en-US" w:bidi="ar-SA"/>
+              </w:rPr>
+              <w:t>13-rasm</w:t>
+            </w:r>
+          </w:p>
+        </w:tc>
+        <w:tc>
+          <w:tcPr>
+            <w:tcW w:w="3118" w:type="dxa"/>
+            <w:tcBorders/>
+          </w:tcPr>
+          <w:p>
+            <w:pPr>
+              <w:pStyle w:val="Normal"/>
+              <w:widowControl/>
+              <w:jc w:val="left"/>
+              <w:rPr>
+                <w:rFonts w:eastAsia="ＭＳ 明朝"/>
+                <w:kern w:val="0"/>
+                <w:szCs w:val="22"/>
+                <w:lang w:val="en-US" w:eastAsia="en-US" w:bidi="ar-SA"/>
+              </w:rPr>
+            </w:pPr>
+            <w:r>
+              <w:rPr>
+                <w:rFonts w:eastAsia="ＭＳ 明朝"/>
+                <w:b w:val="false"/>
+                <w:kern w:val="0"/>
+                <w:sz w:val="22"/>
+                <w:szCs w:val="22"/>
+                <w:lang w:val="en-US" w:eastAsia="en-US" w:bidi="ar-SA"/>
+              </w:rPr>
+              <w:t>Gistogramma (ustunli)</w:t>
+            </w:r>
+          </w:p>
+        </w:tc>
+        <w:tc>
+          <w:tcPr>
+            <w:tcW w:w="3118" w:type="dxa"/>
+            <w:tcBorders/>
+          </w:tcPr>
+          <w:p>
+            <w:pPr>
+              <w:pStyle w:val="Normal"/>
+              <w:widowControl/>
+              <w:jc w:val="left"/>
+              <w:rPr>
+                <w:rFonts w:eastAsia="ＭＳ 明朝"/>
+                <w:kern w:val="0"/>
+                <w:szCs w:val="22"/>
+                <w:lang w:val="en-US" w:eastAsia="en-US" w:bidi="ar-SA"/>
+              </w:rPr>
+            </w:pPr>
+            <w:r>
+              <w:rPr>
+                <w:rFonts w:eastAsia="ＭＳ 明朝"/>
+                <w:b w:val="false"/>
+                <w:kern w:val="0"/>
+                <w:sz w:val="22"/>
+                <w:szCs w:val="22"/>
+                <w:lang w:val="en-US" w:eastAsia="en-US" w:bidi="ar-SA"/>
+              </w:rPr>
+              <w:t>Yakuniy nazorat natijalari bo‘yicha baholar taqsimoti</w:t>
+            </w:r>
+          </w:p>
+        </w:tc>
+      </w:tr>
+      <w:tr>
+        <w:trPr/>
+        <w:tc>
+          <w:tcPr>
+            <w:tcW w:w="3118" w:type="dxa"/>
+            <w:tcBorders/>
+          </w:tcPr>
+          <w:p>
+            <w:pPr>
+              <w:pStyle w:val="Normal"/>
+              <w:widowControl/>
+              <w:jc w:val="left"/>
+              <w:rPr>
+                <w:rFonts w:eastAsia="ＭＳ 明朝"/>
+                <w:kern w:val="0"/>
+                <w:szCs w:val="22"/>
+                <w:lang w:val="en-US" w:eastAsia="en-US" w:bidi="ar-SA"/>
+              </w:rPr>
+            </w:pPr>
+            <w:r>
+              <w:rPr>
+                <w:rFonts w:eastAsia="ＭＳ 明朝"/>
+                <w:b w:val="false"/>
+                <w:kern w:val="0"/>
+                <w:sz w:val="22"/>
+                <w:szCs w:val="22"/>
+                <w:lang w:val="en-US" w:eastAsia="en-US" w:bidi="ar-SA"/>
+              </w:rPr>
+              <w:t>14-rasm</w:t>
+            </w:r>
+          </w:p>
+        </w:tc>
+        <w:tc>
+          <w:tcPr>
+            <w:tcW w:w="3118" w:type="dxa"/>
+            <w:tcBorders/>
+          </w:tcPr>
+          <w:p>
+            <w:pPr>
+              <w:pStyle w:val="Normal"/>
+              <w:widowControl/>
+              <w:jc w:val="left"/>
+              <w:rPr>
+                <w:rFonts w:eastAsia="ＭＳ 明朝"/>
+                <w:kern w:val="0"/>
+                <w:szCs w:val="22"/>
+                <w:lang w:val="en-US" w:eastAsia="en-US" w:bidi="ar-SA"/>
+              </w:rPr>
+            </w:pPr>
+            <w:r>
+              <w:rPr>
+                <w:rFonts w:eastAsia="ＭＳ 明朝"/>
+                <w:b w:val="false"/>
+                <w:kern w:val="0"/>
+                <w:sz w:val="22"/>
+                <w:szCs w:val="22"/>
+                <w:lang w:val="en-US" w:eastAsia="en-US" w:bidi="ar-SA"/>
+              </w:rPr>
+              <w:t>Kaskadli (waterfall)</w:t>
+            </w:r>
+          </w:p>
+        </w:tc>
+        <w:tc>
+          <w:tcPr>
+            <w:tcW w:w="3118" w:type="dxa"/>
+            <w:tcBorders/>
+          </w:tcPr>
+          <w:p>
+            <w:pPr>
+              <w:pStyle w:val="Normal"/>
+              <w:widowControl/>
+              <w:jc w:val="left"/>
+              <w:rPr>
+                <w:rFonts w:eastAsia="ＭＳ 明朝"/>
+                <w:kern w:val="0"/>
+                <w:szCs w:val="22"/>
+                <w:lang w:val="en-US" w:eastAsia="en-US" w:bidi="ar-SA"/>
+              </w:rPr>
+            </w:pPr>
+            <w:r>
+              <w:rPr>
+                <w:rFonts w:eastAsia="ＭＳ 明朝"/>
+                <w:b w:val="false"/>
+                <w:kern w:val="0"/>
+                <w:sz w:val="22"/>
+                <w:szCs w:val="22"/>
+                <w:lang w:val="en-US" w:eastAsia="en-US" w:bidi="ar-SA"/>
+              </w:rPr>
+              <w:t>Reyting tizimida ballarning to‘planishi</w:t>
+            </w:r>
+          </w:p>
+        </w:tc>
+      </w:tr>
+      <w:tr>
+        <w:trPr/>
+        <w:tc>
+          <w:tcPr>
+            <w:tcW w:w="3118" w:type="dxa"/>
+            <w:tcBorders/>
+          </w:tcPr>
+          <w:p>
+            <w:pPr>
+              <w:pStyle w:val="Normal"/>
+              <w:widowControl/>
+              <w:jc w:val="left"/>
+              <w:rPr>
+                <w:rFonts w:eastAsia="ＭＳ 明朝"/>
+                <w:kern w:val="0"/>
+                <w:szCs w:val="22"/>
+                <w:lang w:val="en-US" w:eastAsia="en-US" w:bidi="ar-SA"/>
+              </w:rPr>
+            </w:pPr>
+            <w:r>
+              <w:rPr>
+                <w:rFonts w:eastAsia="ＭＳ 明朝"/>
+                <w:b w:val="false"/>
+                <w:kern w:val="0"/>
+                <w:sz w:val="22"/>
+                <w:szCs w:val="22"/>
+                <w:lang w:val="en-US" w:eastAsia="en-US" w:bidi="ar-SA"/>
+              </w:rPr>
+              <w:t>15-rasm</w:t>
+            </w:r>
+          </w:p>
+        </w:tc>
+        <w:tc>
+          <w:tcPr>
+            <w:tcW w:w="3118" w:type="dxa"/>
+            <w:tcBorders/>
+          </w:tcPr>
+          <w:p>
+            <w:pPr>
+              <w:pStyle w:val="Normal"/>
+              <w:widowControl/>
+              <w:jc w:val="left"/>
+              <w:rPr>
+                <w:rFonts w:eastAsia="ＭＳ 明朝"/>
+                <w:kern w:val="0"/>
+                <w:szCs w:val="22"/>
+                <w:lang w:val="en-US" w:eastAsia="en-US" w:bidi="ar-SA"/>
+              </w:rPr>
+            </w:pPr>
+            <w:r>
+              <w:rPr>
+                <w:rFonts w:eastAsia="ＭＳ 明朝"/>
+                <w:b w:val="false"/>
+                <w:kern w:val="0"/>
+                <w:sz w:val="22"/>
+                <w:szCs w:val="22"/>
+                <w:lang w:val="en-US" w:eastAsia="en-US" w:bidi="ar-SA"/>
+              </w:rPr>
+              <w:t>Mo‘ylovli quti (box plot)</w:t>
+            </w:r>
+          </w:p>
+        </w:tc>
+        <w:tc>
+          <w:tcPr>
+            <w:tcW w:w="3118" w:type="dxa"/>
+            <w:tcBorders/>
+          </w:tcPr>
+          <w:p>
+            <w:pPr>
+              <w:pStyle w:val="Normal"/>
+              <w:widowControl/>
+              <w:jc w:val="left"/>
+              <w:rPr>
+                <w:rFonts w:eastAsia="ＭＳ 明朝"/>
+                <w:kern w:val="0"/>
+                <w:szCs w:val="22"/>
+                <w:lang w:val="en-US" w:eastAsia="en-US" w:bidi="ar-SA"/>
+              </w:rPr>
+            </w:pPr>
+            <w:r>
+              <w:rPr>
+                <w:rFonts w:eastAsia="ＭＳ 明朝"/>
+                <w:b w:val="false"/>
+                <w:kern w:val="0"/>
+                <w:sz w:val="22"/>
+                <w:szCs w:val="22"/>
+                <w:lang w:val="en-US" w:eastAsia="en-US" w:bidi="ar-SA"/>
+              </w:rPr>
+              <w:t>Guruhlar kesimida yakuniy nazorat ballarining taqsimoti</w:t>
+            </w:r>
+          </w:p>
+        </w:tc>
+      </w:tr>
+    </w:tbl>
+    <w:p>
+      <w:pPr>
+        <w:pStyle w:val="Normal"/>
+        <w:spacing w:lineRule="auto" w:line="360" w:before="0" w:after="120"/>
+        <w:jc w:val="both"/>
+        <w:rPr/>
+      </w:pPr>
+      <w:r>
+        <w:rPr/>
+      </w:r>
+    </w:p>
+    <w:p>
+      <w:pPr>
         <w:pStyle w:val="Normal"/>
         <w:rPr/>
       </w:pPr>
@@ -40736,8 +44625,8 @@
         <w:jc w:val="center"/>
         <w:rPr/>
       </w:pPr>
-      <w:bookmarkStart w:id="88" w:name="__RefHeading___Toc4484_2553262432"/>
-      <w:bookmarkEnd w:id="88"/>
+      <w:bookmarkStart w:id="89" w:name="__RefHeading___Toc5403_3488861905"/>
+      <w:bookmarkEnd w:id="89"/>
       <w:r>
         <w:rPr>
           <w:rFonts w:cs="Times New Roman" w:ascii="Times New Roman" w:hAnsi="Times New Roman"/>
@@ -40756,8 +44645,8 @@
         <w:jc w:val="left"/>
         <w:rPr/>
       </w:pPr>
-      <w:bookmarkStart w:id="89" w:name="__RefHeading___Toc4486_2553262432"/>
-      <w:bookmarkEnd w:id="89"/>
+      <w:bookmarkStart w:id="90" w:name="__RefHeading___Toc5405_3488861905"/>
+      <w:bookmarkEnd w:id="90"/>
       <w:r>
         <w:rPr>
           <w:rFonts w:cs="Times New Roman" w:ascii="Times New Roman" w:hAnsi="Times New Roman"/>
@@ -40766,7 +44655,7 @@
           <w:color w:val="000000"/>
           <w:sz w:val="28"/>
         </w:rPr>
-        <w:t>Asosiy adabiyotlar</w:t>
+        <w:t>Me’yoriy-huquqiy hujjatlar</w:t>
       </w:r>
     </w:p>
     <w:p>
@@ -40784,7 +44673,7 @@
           <w:i w:val="false"/>
           <w:sz w:val="28"/>
         </w:rPr>
-        <w:t>1. Mahmudova D.B. Metodika fanlarini o‘qitish texnologiyasi. Darslik. – Chirchiq, 2024.</w:t>
+        <w:t>1. O‘zbekiston Respublikasining “Ta’lim to‘g‘risida”gi Qonuni. 2020-yil 23-sentabr, O‘RQ-637-son // Qonunchilik ma’lumotlari milliy bazasi: www.lex.uz.</w:t>
       </w:r>
     </w:p>
     <w:p>
@@ -40802,7 +44691,7 @@
           <w:i w:val="false"/>
           <w:sz w:val="28"/>
         </w:rPr>
-        <w:t>2. Turdiyeva I.S. Metodika fanlarini o‘qitish texnologiyasi. – Termiz: “Termiz publishing center”, 2023.</w:t>
+        <w:t>2. O‘zbekiston Respublikasining “Maktabgacha ta’lim va tarbiya to‘g‘risida”gi Qonuni. 2019-yil 16-dekabr, O‘RQ-595-son // Qonunchilik ma’lumotlari milliy bazasi: www.lex.uz.</w:t>
       </w:r>
     </w:p>
     <w:p>
@@ -40820,7 +44709,7 @@
           <w:i w:val="false"/>
           <w:sz w:val="28"/>
         </w:rPr>
-        <w:t>3. Tairova M.B. Metodika fanlarni o‘qitish texnologiyasi. – Toshkent: “Metodist nashriyoti”, 2023.</w:t>
+        <w:t>3. Maktabgacha ta’lim va tarbiyaning davlat standarti. O‘zbekiston Respublikasi Vazirlar Mahkamasining 2020-yil 22-dekabrdagi 802-son qarori bilan tasdiqlangan // www.lex.uz.</w:t>
       </w:r>
     </w:p>
     <w:p>
@@ -40838,25 +44727,7 @@
           <w:i w:val="false"/>
           <w:sz w:val="28"/>
         </w:rPr>
-        <w:t>4. Djamilova N.N., Mahmudova O.A., Imamova N.Z. Metodika fanlarni o‘qitish texnologiyasi. – Toshkent: “Metodist nashriyoti”, 2023.</w:t>
-      </w:r>
-    </w:p>
-    <w:p>
-      <w:pPr>
-        <w:pStyle w:val="Normal"/>
-        <w:spacing w:lineRule="auto" w:line="360" w:before="0" w:after="60"/>
-        <w:ind w:hanging="425" w:left="567"/>
-        <w:jc w:val="both"/>
-        <w:rPr/>
-      </w:pPr>
-      <w:r>
-        <w:rPr>
-          <w:rFonts w:cs="Times New Roman"/>
-          <w:b w:val="false"/>
-          <w:i w:val="false"/>
-          <w:sz w:val="28"/>
-        </w:rPr>
-        <w:t>5. Qodirova U. Metodika fanlarni o‘qitish texnologiyasi. – Andijon: “Omadbek number one print”, 2026.</w:t>
+        <w:t>4. “Ilk qadam” maktabgacha ta’lim tashkilotining davlat o‘quv dasturi. – Toshkent, 2018.</w:t>
       </w:r>
     </w:p>
     <w:p>
@@ -40866,8 +44737,8 @@
         <w:jc w:val="left"/>
         <w:rPr/>
       </w:pPr>
-      <w:bookmarkStart w:id="90" w:name="__RefHeading___Toc4488_2553262432"/>
-      <w:bookmarkEnd w:id="90"/>
+      <w:bookmarkStart w:id="91" w:name="__RefHeading___Toc5407_3488861905"/>
+      <w:bookmarkEnd w:id="91"/>
       <w:r>
         <w:rPr>
           <w:rFonts w:cs="Times New Roman" w:ascii="Times New Roman" w:hAnsi="Times New Roman"/>
@@ -40876,7 +44747,7 @@
           <w:color w:val="000000"/>
           <w:sz w:val="28"/>
         </w:rPr>
-        <w:t>Qo‘shimcha adabiyotlar</w:t>
+        <w:t>Asosiy adabiyotlar</w:t>
       </w:r>
     </w:p>
     <w:p>
@@ -40894,7 +44765,7 @@
           <w:i w:val="false"/>
           <w:sz w:val="28"/>
         </w:rPr>
-        <w:t>6. Artikova M.B., To‘raboyeva M.R. Pedagogik texnologiyalar. – Toshkent: “Innovatsiya ziyo”, 2023.</w:t>
+        <w:t>5. Mahmudova D.B. Metodika fanlarini o‘qitish texnologiyasi. Darslik. – Chirchiq, 2024.</w:t>
       </w:r>
     </w:p>
     <w:p>
@@ -40912,7 +44783,7 @@
           <w:i w:val="false"/>
           <w:sz w:val="28"/>
         </w:rPr>
-        <w:t>7. Djamilova N.N. Pedagogika fanlarni o‘qitish metodikasi. – Toshkent: “Innovatsiya ziyo”, 2021.</w:t>
+        <w:t>6. Turdiyeva I.S. Metodika fanlarini o‘qitish texnologiyasi. – Termiz: “Termiz publishing center”, 2023.</w:t>
       </w:r>
     </w:p>
     <w:p>
@@ -40930,7 +44801,43 @@
           <w:i w:val="false"/>
           <w:sz w:val="28"/>
         </w:rPr>
-        <w:t>8. Bozoova M., Xodjayev B. Pedagogik texnologiyalar. – Toshkent: “Metodist nashriyoti”, 2023.</w:t>
+        <w:t>7. Tairova M.B. Metodika fanlarni o‘qitish texnologiyasi. – Toshkent: “Metodist nashriyoti”, 2023.</w:t>
+      </w:r>
+    </w:p>
+    <w:p>
+      <w:pPr>
+        <w:pStyle w:val="Normal"/>
+        <w:spacing w:lineRule="auto" w:line="360" w:before="0" w:after="60"/>
+        <w:ind w:hanging="425" w:left="567"/>
+        <w:jc w:val="both"/>
+        <w:rPr/>
+      </w:pPr>
+      <w:r>
+        <w:rPr>
+          <w:rFonts w:cs="Times New Roman"/>
+          <w:b w:val="false"/>
+          <w:i w:val="false"/>
+          <w:sz w:val="28"/>
+        </w:rPr>
+        <w:t>8. Djamilova N.N., Mahmudova O.A., Imamova N.Z. Metodika fanlarni o‘qitish texnologiyasi. – Toshkent: “Metodist nashriyoti”, 2023.</w:t>
+      </w:r>
+    </w:p>
+    <w:p>
+      <w:pPr>
+        <w:pStyle w:val="Normal"/>
+        <w:spacing w:lineRule="auto" w:line="360" w:before="0" w:after="60"/>
+        <w:ind w:hanging="425" w:left="567"/>
+        <w:jc w:val="both"/>
+        <w:rPr/>
+      </w:pPr>
+      <w:r>
+        <w:rPr>
+          <w:rFonts w:cs="Times New Roman"/>
+          <w:b w:val="false"/>
+          <w:i w:val="false"/>
+          <w:sz w:val="28"/>
+        </w:rPr>
+        <w:t>9. Qodirova U. Metodika fanlarni o‘qitish texnologiyasi. – Andijon: “Omadbek number one print”, 2026.</w:t>
       </w:r>
     </w:p>
     <w:p>
@@ -40940,8 +44847,8 @@
         <w:jc w:val="left"/>
         <w:rPr/>
       </w:pPr>
-      <w:bookmarkStart w:id="91" w:name="__RefHeading___Toc4490_2553262432"/>
-      <w:bookmarkEnd w:id="91"/>
+      <w:bookmarkStart w:id="92" w:name="__RefHeading___Toc5409_3488861905"/>
+      <w:bookmarkEnd w:id="92"/>
       <w:r>
         <w:rPr>
           <w:rFonts w:cs="Times New Roman" w:ascii="Times New Roman" w:hAnsi="Times New Roman"/>
@@ -40950,7 +44857,7 @@
           <w:color w:val="000000"/>
           <w:sz w:val="28"/>
         </w:rPr>
-        <w:t>Axborot manbalari</w:t>
+        <w:t>Qo‘shimcha adabiyotlar</w:t>
       </w:r>
     </w:p>
     <w:p>
@@ -40968,7 +44875,7 @@
           <w:i w:val="false"/>
           <w:sz w:val="28"/>
         </w:rPr>
-        <w:t>9. www.tdpu.uz</w:t>
+        <w:t>10. Artikova M.B., To‘raboyeva M.R. Pedagogik texnologiyalar. – Toshkent: “Innovatsiya ziyo”, 2023.</w:t>
       </w:r>
     </w:p>
     <w:p>
@@ -40986,7 +44893,7 @@
           <w:i w:val="false"/>
           <w:sz w:val="28"/>
         </w:rPr>
-        <w:t>10. www.pedagog.uz</w:t>
+        <w:t>11. Djamilova N.N. Pedagogika fanlarni o‘qitish metodikasi. – Toshkent: “Innovatsiya ziyo”, 2021.</w:t>
       </w:r>
     </w:p>
     <w:p>
@@ -41004,7 +44911,27 @@
           <w:i w:val="false"/>
           <w:sz w:val="28"/>
         </w:rPr>
-        <w:t>11. www.ziyonet.uz</w:t>
+        <w:t>12. Bozoova M., Xodjayev B. Pedagogik texnologiyalar. – Toshkent: “Metodist nashriyoti”, 2023.</w:t>
+      </w:r>
+    </w:p>
+    <w:p>
+      <w:pPr>
+        <w:pStyle w:val="Heading2"/>
+        <w:spacing w:lineRule="auto" w:line="360" w:before="200" w:after="120"/>
+        <w:jc w:val="left"/>
+        <w:rPr/>
+      </w:pPr>
+      <w:bookmarkStart w:id="93" w:name="__RefHeading___Toc5411_3488861905"/>
+      <w:bookmarkEnd w:id="93"/>
+      <w:r>
+        <w:rPr>
+          <w:rFonts w:cs="Times New Roman" w:ascii="Times New Roman" w:hAnsi="Times New Roman"/>
+          <w:b/>
+          <w:i w:val="false"/>
+          <w:color w:val="000000"/>
+          <w:sz w:val="28"/>
+        </w:rPr>
+        <w:t>Xorijiy va rus tilidagi adabiyotlar</w:t>
       </w:r>
     </w:p>
     <w:p>
@@ -41022,13 +44949,432 @@
           <w:i w:val="false"/>
           <w:sz w:val="28"/>
         </w:rPr>
-        <w:t>12. www.edu.uz</w:t>
+        <w:t>13. Allen D., Ryan K. Microteaching. – Reading, MA: Addison-Wesley, 1969.</w:t>
+      </w:r>
+    </w:p>
+    <w:p>
+      <w:pPr>
+        <w:pStyle w:val="Normal"/>
+        <w:spacing w:lineRule="auto" w:line="360" w:before="0" w:after="60"/>
+        <w:ind w:hanging="425" w:left="567"/>
+        <w:jc w:val="both"/>
+        <w:rPr/>
+      </w:pPr>
+      <w:r>
+        <w:rPr>
+          <w:rFonts w:cs="Times New Roman"/>
+          <w:b w:val="false"/>
+          <w:i w:val="false"/>
+          <w:sz w:val="28"/>
+        </w:rPr>
+        <w:t>14. Anderson L.W., Krathwohl D.R. (Eds.) A Taxonomy for Learning, Teaching, and Assessing. – New York: Longman, 2001.</w:t>
+      </w:r>
+    </w:p>
+    <w:p>
+      <w:pPr>
+        <w:pStyle w:val="Normal"/>
+        <w:spacing w:lineRule="auto" w:line="360" w:before="0" w:after="60"/>
+        <w:ind w:hanging="425" w:left="567"/>
+        <w:jc w:val="both"/>
+        <w:rPr/>
+      </w:pPr>
+      <w:r>
+        <w:rPr>
+          <w:rFonts w:cs="Times New Roman"/>
+          <w:b w:val="false"/>
+          <w:i w:val="false"/>
+          <w:sz w:val="28"/>
+        </w:rPr>
+        <w:t>15. Aronson E. et al. The Jigsaw Classroom. – Beverly Hills, CA: Sage, 1978.</w:t>
+      </w:r>
+    </w:p>
+    <w:p>
+      <w:pPr>
+        <w:pStyle w:val="Normal"/>
+        <w:spacing w:lineRule="auto" w:line="360" w:before="0" w:after="60"/>
+        <w:ind w:hanging="425" w:left="567"/>
+        <w:jc w:val="both"/>
+        <w:rPr/>
+      </w:pPr>
+      <w:r>
+        <w:rPr>
+          <w:rFonts w:cs="Times New Roman"/>
+          <w:b w:val="false"/>
+          <w:i w:val="false"/>
+          <w:sz w:val="28"/>
+        </w:rPr>
+        <w:t>16. Bergmann J., Sams A. Flip Your Classroom. – Eugene, OR: ISTE, 2012.</w:t>
+      </w:r>
+    </w:p>
+    <w:p>
+      <w:pPr>
+        <w:pStyle w:val="Normal"/>
+        <w:spacing w:lineRule="auto" w:line="360" w:before="0" w:after="60"/>
+        <w:ind w:hanging="425" w:left="567"/>
+        <w:jc w:val="both"/>
+        <w:rPr/>
+      </w:pPr>
+      <w:r>
+        <w:rPr>
+          <w:rFonts w:cs="Times New Roman"/>
+          <w:b w:val="false"/>
+          <w:i w:val="false"/>
+          <w:sz w:val="28"/>
+        </w:rPr>
+        <w:t>17. Black P., Wiliam D. Inside the Black Box: Raising Standards Through Classroom Assessment. – London: King’s College London, 1998.</w:t>
+      </w:r>
+    </w:p>
+    <w:p>
+      <w:pPr>
+        <w:pStyle w:val="Normal"/>
+        <w:spacing w:lineRule="auto" w:line="360" w:before="0" w:after="60"/>
+        <w:ind w:hanging="425" w:left="567"/>
+        <w:jc w:val="both"/>
+        <w:rPr/>
+      </w:pPr>
+      <w:r>
+        <w:rPr>
+          <w:rFonts w:cs="Times New Roman"/>
+          <w:b w:val="false"/>
+          <w:i w:val="false"/>
+          <w:sz w:val="28"/>
+        </w:rPr>
+        <w:t>18. Bloom B.S. (Ed.) Taxonomy of Educational Objectives. Handbook I: Cognitive Domain. – New York: David McKay, 1956.</w:t>
+      </w:r>
+    </w:p>
+    <w:p>
+      <w:pPr>
+        <w:pStyle w:val="Normal"/>
+        <w:spacing w:lineRule="auto" w:line="360" w:before="0" w:after="60"/>
+        <w:ind w:hanging="425" w:left="567"/>
+        <w:jc w:val="both"/>
+        <w:rPr/>
+      </w:pPr>
+      <w:r>
+        <w:rPr>
+          <w:rFonts w:cs="Times New Roman"/>
+          <w:b w:val="false"/>
+          <w:i w:val="false"/>
+          <w:sz w:val="28"/>
+        </w:rPr>
+        <w:t>19. Johnson D.W., Johnson R.T. Learning Together and Alone. – Englewood Cliffs, NJ: Prentice-Hall, 1975.</w:t>
+      </w:r>
+    </w:p>
+    <w:p>
+      <w:pPr>
+        <w:pStyle w:val="Normal"/>
+        <w:spacing w:lineRule="auto" w:line="360" w:before="0" w:after="60"/>
+        <w:ind w:hanging="425" w:left="567"/>
+        <w:jc w:val="both"/>
+        <w:rPr/>
+      </w:pPr>
+      <w:r>
+        <w:rPr>
+          <w:rFonts w:cs="Times New Roman"/>
+          <w:b w:val="false"/>
+          <w:i w:val="false"/>
+          <w:sz w:val="28"/>
+        </w:rPr>
+        <w:t>20. Kolb D.A. Experiential Learning. – Englewood Cliffs, NJ: Prentice-Hall, 1984.</w:t>
+      </w:r>
+    </w:p>
+    <w:p>
+      <w:pPr>
+        <w:pStyle w:val="Normal"/>
+        <w:spacing w:lineRule="auto" w:line="360" w:before="0" w:after="60"/>
+        <w:ind w:hanging="425" w:left="567"/>
+        <w:jc w:val="both"/>
+        <w:rPr/>
+      </w:pPr>
+      <w:r>
+        <w:rPr>
+          <w:rFonts w:cs="Times New Roman"/>
+          <w:b w:val="false"/>
+          <w:i w:val="false"/>
+          <w:sz w:val="28"/>
+        </w:rPr>
+        <w:t>21. Montessori M. The Montessori Method. – New York: Frederick A. Stokes Company, 1912.</w:t>
+      </w:r>
+    </w:p>
+    <w:p>
+      <w:pPr>
+        <w:pStyle w:val="Normal"/>
+        <w:spacing w:lineRule="auto" w:line="360" w:before="0" w:after="60"/>
+        <w:ind w:hanging="425" w:left="567"/>
+        <w:jc w:val="both"/>
+        <w:rPr/>
+      </w:pPr>
+      <w:r>
+        <w:rPr>
+          <w:rFonts w:cs="Times New Roman"/>
+          <w:b w:val="false"/>
+          <w:i w:val="false"/>
+          <w:sz w:val="28"/>
+        </w:rPr>
+        <w:t>22. Бабанский Ю.К. Методы обучения в современной общеобразовательной школе. – М.: Просвещение, 1985.</w:t>
+      </w:r>
+    </w:p>
+    <w:p>
+      <w:pPr>
+        <w:pStyle w:val="Normal"/>
+        <w:spacing w:lineRule="auto" w:line="360" w:before="0" w:after="60"/>
+        <w:ind w:hanging="425" w:left="567"/>
+        <w:jc w:val="both"/>
+        <w:rPr/>
+      </w:pPr>
+      <w:r>
+        <w:rPr>
+          <w:rFonts w:cs="Times New Roman"/>
+          <w:b w:val="false"/>
+          <w:i w:val="false"/>
+          <w:sz w:val="28"/>
+        </w:rPr>
+        <w:t>23. Бабанский Ю.К. Педагогика. – 2-е изд. – М.: Просвещение, 1988.</w:t>
+      </w:r>
+    </w:p>
+    <w:p>
+      <w:pPr>
+        <w:pStyle w:val="Normal"/>
+        <w:spacing w:lineRule="auto" w:line="360" w:before="0" w:after="60"/>
+        <w:ind w:hanging="425" w:left="567"/>
+        <w:jc w:val="both"/>
+        <w:rPr/>
+      </w:pPr>
+      <w:r>
+        <w:rPr>
+          <w:rFonts w:cs="Times New Roman"/>
+          <w:b w:val="false"/>
+          <w:i w:val="false"/>
+          <w:sz w:val="28"/>
+        </w:rPr>
+        <w:t>24. Беспалько В.П. Слагаемые педагогической технологии. – М.: Педагогика, 1989.</w:t>
+      </w:r>
+    </w:p>
+    <w:p>
+      <w:pPr>
+        <w:pStyle w:val="Normal"/>
+        <w:spacing w:lineRule="auto" w:line="360" w:before="0" w:after="60"/>
+        <w:ind w:hanging="425" w:left="567"/>
+        <w:jc w:val="both"/>
+        <w:rPr/>
+      </w:pPr>
+      <w:r>
+        <w:rPr>
+          <w:rFonts w:cs="Times New Roman"/>
+          <w:b w:val="false"/>
+          <w:i w:val="false"/>
+          <w:sz w:val="28"/>
+        </w:rPr>
+        <w:t>25. Дидактика средней школы / под ред. М.Н.Скаткина. – 2-е изд. – М.: Просвещение, 1982.</w:t>
+      </w:r>
+    </w:p>
+    <w:p>
+      <w:pPr>
+        <w:pStyle w:val="Normal"/>
+        <w:spacing w:lineRule="auto" w:line="360" w:before="0" w:after="60"/>
+        <w:ind w:hanging="425" w:left="567"/>
+        <w:jc w:val="both"/>
+        <w:rPr/>
+      </w:pPr>
+      <w:r>
+        <w:rPr>
+          <w:rFonts w:cs="Times New Roman"/>
+          <w:b w:val="false"/>
+          <w:i w:val="false"/>
+          <w:sz w:val="28"/>
+        </w:rPr>
+        <w:t>26. Кларин М.В. Педагогическая технология в учебном процессе: анализ зарубежного опыта. – М.: Знание, 1989.</w:t>
+      </w:r>
+    </w:p>
+    <w:p>
+      <w:pPr>
+        <w:pStyle w:val="Normal"/>
+        <w:spacing w:lineRule="auto" w:line="360" w:before="0" w:after="60"/>
+        <w:ind w:hanging="425" w:left="567"/>
+        <w:jc w:val="both"/>
+        <w:rPr/>
+      </w:pPr>
+      <w:r>
+        <w:rPr>
+          <w:rFonts w:cs="Times New Roman"/>
+          <w:b w:val="false"/>
+          <w:i w:val="false"/>
+          <w:sz w:val="28"/>
+        </w:rPr>
+        <w:t>27. Коменский Я.А. Избранные педагогические сочинения: в 2 т. – М.: Педагогика, 1982.</w:t>
+      </w:r>
+    </w:p>
+    <w:p>
+      <w:pPr>
+        <w:pStyle w:val="Normal"/>
+        <w:spacing w:lineRule="auto" w:line="360" w:before="0" w:after="60"/>
+        <w:ind w:hanging="425" w:left="567"/>
+        <w:jc w:val="both"/>
+        <w:rPr/>
+      </w:pPr>
+      <w:r>
+        <w:rPr>
+          <w:rFonts w:cs="Times New Roman"/>
+          <w:b w:val="false"/>
+          <w:i w:val="false"/>
+          <w:sz w:val="28"/>
+        </w:rPr>
+        <w:t>28. Лернер И.Я. Дидактические основы методов обучения. – М.: Педагогика, 1981.</w:t>
+      </w:r>
+    </w:p>
+    <w:p>
+      <w:pPr>
+        <w:pStyle w:val="Normal"/>
+        <w:spacing w:lineRule="auto" w:line="360" w:before="0" w:after="60"/>
+        <w:ind w:hanging="425" w:left="567"/>
+        <w:jc w:val="both"/>
+        <w:rPr/>
+      </w:pPr>
+      <w:r>
+        <w:rPr>
+          <w:rFonts w:cs="Times New Roman"/>
+          <w:b w:val="false"/>
+          <w:i w:val="false"/>
+          <w:sz w:val="28"/>
+        </w:rPr>
+        <w:t>29. Махмутов М.И. Проблемное обучение. Основные вопросы теории. – М.: Педагогика, 1975.</w:t>
+      </w:r>
+    </w:p>
+    <w:p>
+      <w:pPr>
+        <w:pStyle w:val="Normal"/>
+        <w:spacing w:lineRule="auto" w:line="360" w:before="0" w:after="60"/>
+        <w:ind w:hanging="425" w:left="567"/>
+        <w:jc w:val="both"/>
+        <w:rPr/>
+      </w:pPr>
+      <w:r>
+        <w:rPr>
+          <w:rFonts w:cs="Times New Roman"/>
+          <w:b w:val="false"/>
+          <w:i w:val="false"/>
+          <w:sz w:val="28"/>
+        </w:rPr>
+        <w:t>30. Селевко Г.К. Современные образовательные технологии. – М.: Народное образование, 1998.</w:t>
+      </w:r>
+    </w:p>
+    <w:p>
+      <w:pPr>
+        <w:pStyle w:val="Normal"/>
+        <w:spacing w:lineRule="auto" w:line="360" w:before="0" w:after="60"/>
+        <w:ind w:hanging="425" w:left="567"/>
+        <w:jc w:val="both"/>
+        <w:rPr/>
+      </w:pPr>
+      <w:r>
+        <w:rPr>
+          <w:rFonts w:cs="Times New Roman"/>
+          <w:b w:val="false"/>
+          <w:i w:val="false"/>
+          <w:sz w:val="28"/>
+        </w:rPr>
+        <w:t>31. Ушинский К.Д. Человек как предмет воспитания. Опыт педагогической антропологии. – СПб., 1868.</w:t>
+      </w:r>
+    </w:p>
+    <w:p>
+      <w:pPr>
+        <w:pStyle w:val="Heading2"/>
+        <w:spacing w:lineRule="auto" w:line="360" w:before="200" w:after="120"/>
+        <w:jc w:val="left"/>
+        <w:rPr/>
+      </w:pPr>
+      <w:bookmarkStart w:id="94" w:name="__RefHeading___Toc5413_3488861905"/>
+      <w:bookmarkEnd w:id="94"/>
+      <w:r>
+        <w:rPr>
+          <w:rFonts w:cs="Times New Roman" w:ascii="Times New Roman" w:hAnsi="Times New Roman"/>
+          <w:b/>
+          <w:i w:val="false"/>
+          <w:color w:val="000000"/>
+          <w:sz w:val="28"/>
+        </w:rPr>
+        <w:t>Axborot manbalari</w:t>
+      </w:r>
+    </w:p>
+    <w:p>
+      <w:pPr>
+        <w:pStyle w:val="Normal"/>
+        <w:spacing w:lineRule="auto" w:line="360" w:before="0" w:after="60"/>
+        <w:ind w:hanging="425" w:left="567"/>
+        <w:jc w:val="both"/>
+        <w:rPr/>
+      </w:pPr>
+      <w:r>
+        <w:rPr>
+          <w:rFonts w:cs="Times New Roman"/>
+          <w:b w:val="false"/>
+          <w:i w:val="false"/>
+          <w:sz w:val="28"/>
+        </w:rPr>
+        <w:t>32. www.tdpu.uz</w:t>
+      </w:r>
+    </w:p>
+    <w:p>
+      <w:pPr>
+        <w:pStyle w:val="Normal"/>
+        <w:spacing w:lineRule="auto" w:line="360" w:before="0" w:after="60"/>
+        <w:ind w:hanging="425" w:left="567"/>
+        <w:jc w:val="both"/>
+        <w:rPr/>
+      </w:pPr>
+      <w:r>
+        <w:rPr>
+          <w:rFonts w:cs="Times New Roman"/>
+          <w:b w:val="false"/>
+          <w:i w:val="false"/>
+          <w:sz w:val="28"/>
+        </w:rPr>
+        <w:t>33. www.pedagog.uz</w:t>
+      </w:r>
+    </w:p>
+    <w:p>
+      <w:pPr>
+        <w:pStyle w:val="Normal"/>
+        <w:spacing w:lineRule="auto" w:line="360" w:before="0" w:after="60"/>
+        <w:ind w:hanging="425" w:left="567"/>
+        <w:jc w:val="both"/>
+        <w:rPr/>
+      </w:pPr>
+      <w:r>
+        <w:rPr>
+          <w:rFonts w:cs="Times New Roman"/>
+          <w:b w:val="false"/>
+          <w:i w:val="false"/>
+          <w:sz w:val="28"/>
+        </w:rPr>
+        <w:t>34. www.ziyonet.uz</w:t>
+      </w:r>
+    </w:p>
+    <w:p>
+      <w:pPr>
+        <w:pStyle w:val="Normal"/>
+        <w:spacing w:lineRule="auto" w:line="360" w:before="0" w:after="60"/>
+        <w:ind w:hanging="425" w:left="567"/>
+        <w:jc w:val="both"/>
+        <w:rPr/>
+      </w:pPr>
+      <w:r>
+        <w:rPr>
+          <w:rFonts w:cs="Times New Roman"/>
+          <w:b w:val="false"/>
+          <w:i w:val="false"/>
+          <w:sz w:val="28"/>
+        </w:rPr>
+        <w:t>35. www.edu.uz</w:t>
       </w:r>
     </w:p>
     <w:sectPr>
-      <w:footerReference w:type="even" r:id="rId2"/>
-      <w:footerReference w:type="default" r:id="rId3"/>
-      <w:footerReference w:type="first" r:id="rId4"/>
+      <w:footerReference w:type="even" r:id="rId17"/>
+      <w:footerReference w:type="default" r:id="rId18"/>
+      <w:footerReference w:type="first" r:id="rId19"/>
+      <w:footnotePr>
+        <w:numFmt w:val="decimal"/>
+      </w:footnotePr>
       <w:type w:val="nextPage"/>
       <w:pgSz w:w="11906" w:h="16838"/>
       <w:pgMar w:left="1701" w:right="850" w:gutter="0" w:header="0" w:top="1134" w:footer="720" w:bottom="1134"/>
@@ -41078,7 +45424,7 @@
     </w:r>
     <w:r>
       <w:rPr/>
-      <w:t>106</w:t>
+      <w:t>121</w:t>
     </w:r>
     <w:r>
       <w:rPr/>
@@ -41100,6 +45446,1145 @@
     </w:r>
   </w:p>
 </w:ftr>
+</file>
+
+<file path=word/footnotes.xml><?xml version="1.0" encoding="utf-8"?>
+<w:footnotes xmlns:o="urn:schemas-microsoft-com:office:office" xmlns:r="http://schemas.openxmlformats.org/officeDocument/2006/relationships" xmlns:v="urn:schemas-microsoft-com:vml" xmlns:w="http://schemas.openxmlformats.org/wordprocessingml/2006/main" xmlns:w10="urn:schemas-microsoft-com:office:word" xmlns:wp="http://schemas.openxmlformats.org/drawingml/2006/wordprocessingDrawing" xmlns:wps="http://schemas.microsoft.com/office/word/2010/wordprocessingShape" xmlns:wpg="http://schemas.microsoft.com/office/word/2010/wordprocessingGroup" xmlns:mc="http://schemas.openxmlformats.org/markup-compatibility/2006" xmlns:wp14="http://schemas.microsoft.com/office/word/2010/wordprocessingDrawing" xmlns:w14="http://schemas.microsoft.com/office/word/2010/wordml" xmlns:w15="http://schemas.microsoft.com/office/word/2012/wordml" mc:Ignorable="w14 wp14 w15">
+  <w:footnote w:id="0" w:type="separator">
+    <w:p>
+      <w:pPr>
+        <w:rPr>
+          <w:sz w:val="12"/>
+        </w:rPr>
+      </w:pPr>
+      <w:r>
+        <w:separator/>
+      </w:r>
+    </w:p>
+  </w:footnote>
+  <w:footnote w:id="1" w:type="continuationSeparator">
+    <w:p>
+      <w:pPr>
+        <w:rPr>
+          <w:sz w:val="12"/>
+        </w:rPr>
+      </w:pPr>
+      <w:r>
+        <w:continuationSeparator/>
+      </w:r>
+    </w:p>
+  </w:footnote>
+  <w:footnote w:id="2">
+    <w:p>
+      <w:pPr>
+        <w:pStyle w:val="Normal"/>
+        <w:spacing w:lineRule="auto" w:line="240" w:before="0" w:after="0"/>
+        <w:jc w:val="both"/>
+        <w:rPr/>
+      </w:pPr>
+      <w:r>
+        <w:rPr>
+          <w:rStyle w:val="FootnoteCharacters"/>
+        </w:rPr>
+        <w:footnoteRef/>
+      </w:r>
+      <w:r>
+        <w:rPr>
+          <w:rFonts w:cs="Times New Roman"/>
+          <w:sz w:val="20"/>
+        </w:rPr>
+        <w:t xml:space="preserve"> </w:t>
+      </w:r>
+      <w:r>
+        <w:rPr>
+          <w:rFonts w:cs="Times New Roman"/>
+          <w:sz w:val="20"/>
+        </w:rPr>
+        <w:t>Anderson L.W., Krathwohl D.R. (Eds.) A Taxonomy for Learning, Teaching, and Assessing: A Revision of Bloom’s Taxonomy of Educational Objectives. – New York: Longman, 2001.</w:t>
+      </w:r>
+    </w:p>
+  </w:footnote>
+  <w:footnote w:id="3">
+    <w:p>
+      <w:pPr>
+        <w:pStyle w:val="Normal"/>
+        <w:spacing w:lineRule="auto" w:line="240" w:before="0" w:after="0"/>
+        <w:jc w:val="both"/>
+        <w:rPr/>
+      </w:pPr>
+      <w:r>
+        <w:rPr>
+          <w:rStyle w:val="FootnoteCharacters"/>
+        </w:rPr>
+        <w:footnoteRef/>
+      </w:r>
+      <w:r>
+        <w:rPr>
+          <w:rFonts w:cs="Times New Roman"/>
+          <w:sz w:val="20"/>
+        </w:rPr>
+        <w:t xml:space="preserve"> </w:t>
+      </w:r>
+      <w:r>
+        <w:rPr>
+          <w:rFonts w:cs="Times New Roman"/>
+          <w:sz w:val="20"/>
+        </w:rPr>
+        <w:t>O‘zbekiston Respublikasining “Ta’lim to‘g‘risida”gi Qonuni. 2020-yil 23-sentabr, O‘RQ-637-son // Qonunchilik ma’lumotlari milliy bazasi: www.lex.uz.</w:t>
+      </w:r>
+    </w:p>
+  </w:footnote>
+  <w:footnote w:id="4">
+    <w:p>
+      <w:pPr>
+        <w:pStyle w:val="Normal"/>
+        <w:spacing w:lineRule="auto" w:line="240" w:before="0" w:after="0"/>
+        <w:jc w:val="both"/>
+        <w:rPr/>
+      </w:pPr>
+      <w:r>
+        <w:rPr>
+          <w:rStyle w:val="FootnoteCharacters"/>
+        </w:rPr>
+        <w:footnoteRef/>
+      </w:r>
+      <w:r>
+        <w:rPr>
+          <w:rFonts w:cs="Times New Roman"/>
+          <w:sz w:val="20"/>
+        </w:rPr>
+        <w:t xml:space="preserve"> </w:t>
+      </w:r>
+      <w:r>
+        <w:rPr>
+          <w:rFonts w:cs="Times New Roman"/>
+          <w:sz w:val="20"/>
+        </w:rPr>
+        <w:t>Mahmudova D.B. Metodika fanlarini o‘qitish texnologiyasi: darslik. – Chirchiq, 2024.</w:t>
+      </w:r>
+    </w:p>
+  </w:footnote>
+  <w:footnote w:id="5">
+    <w:p>
+      <w:pPr>
+        <w:pStyle w:val="Normal"/>
+        <w:spacing w:lineRule="auto" w:line="240" w:before="0" w:after="0"/>
+        <w:jc w:val="both"/>
+        <w:rPr/>
+      </w:pPr>
+      <w:r>
+        <w:rPr>
+          <w:rStyle w:val="FootnoteCharacters"/>
+        </w:rPr>
+        <w:footnoteRef/>
+      </w:r>
+      <w:r>
+        <w:rPr>
+          <w:rFonts w:cs="Times New Roman"/>
+          <w:sz w:val="20"/>
+        </w:rPr>
+        <w:t xml:space="preserve"> </w:t>
+      </w:r>
+      <w:r>
+        <w:rPr>
+          <w:rFonts w:cs="Times New Roman"/>
+          <w:sz w:val="20"/>
+        </w:rPr>
+        <w:t>Tairova M.B. Metodika fanlarni o‘qitish texnologiyasi. – Toshkent: “Metodist nashriyoti”, 2023.</w:t>
+      </w:r>
+    </w:p>
+  </w:footnote>
+  <w:footnote w:id="6">
+    <w:p>
+      <w:pPr>
+        <w:pStyle w:val="Normal"/>
+        <w:spacing w:lineRule="auto" w:line="240" w:before="0" w:after="0"/>
+        <w:jc w:val="both"/>
+        <w:rPr/>
+      </w:pPr>
+      <w:r>
+        <w:rPr>
+          <w:rStyle w:val="FootnoteCharacters"/>
+        </w:rPr>
+        <w:footnoteRef/>
+      </w:r>
+      <w:r>
+        <w:rPr>
+          <w:rFonts w:cs="Times New Roman"/>
+          <w:sz w:val="20"/>
+        </w:rPr>
+        <w:t xml:space="preserve"> </w:t>
+      </w:r>
+      <w:r>
+        <w:rPr>
+          <w:rFonts w:cs="Times New Roman"/>
+          <w:sz w:val="20"/>
+        </w:rPr>
+        <w:t>Беспалько В.П. Слагаемые педагогической технологии. – М.: Педагогика, 1989.</w:t>
+      </w:r>
+    </w:p>
+  </w:footnote>
+  <w:footnote w:id="7">
+    <w:p>
+      <w:pPr>
+        <w:pStyle w:val="Normal"/>
+        <w:spacing w:lineRule="auto" w:line="240" w:before="0" w:after="0"/>
+        <w:jc w:val="both"/>
+        <w:rPr/>
+      </w:pPr>
+      <w:r>
+        <w:rPr>
+          <w:rStyle w:val="FootnoteCharacters"/>
+        </w:rPr>
+        <w:footnoteRef/>
+      </w:r>
+      <w:r>
+        <w:rPr>
+          <w:rFonts w:cs="Times New Roman"/>
+          <w:sz w:val="20"/>
+        </w:rPr>
+        <w:t xml:space="preserve"> </w:t>
+      </w:r>
+      <w:r>
+        <w:rPr>
+          <w:rFonts w:cs="Times New Roman"/>
+          <w:sz w:val="20"/>
+        </w:rPr>
+        <w:t>Qarang: Кларин М.В. Педагогическая технология в учебном процессе: анализ зарубежного опыта. – М.: Знание, 1989.</w:t>
+      </w:r>
+    </w:p>
+  </w:footnote>
+  <w:footnote w:id="8">
+    <w:p>
+      <w:pPr>
+        <w:pStyle w:val="Normal"/>
+        <w:spacing w:lineRule="auto" w:line="240" w:before="0" w:after="0"/>
+        <w:jc w:val="both"/>
+        <w:rPr/>
+      </w:pPr>
+      <w:r>
+        <w:rPr>
+          <w:rStyle w:val="FootnoteCharacters"/>
+        </w:rPr>
+        <w:footnoteRef/>
+      </w:r>
+      <w:r>
+        <w:rPr>
+          <w:rFonts w:cs="Times New Roman"/>
+          <w:sz w:val="20"/>
+        </w:rPr>
+        <w:t xml:space="preserve"> </w:t>
+      </w:r>
+      <w:r>
+        <w:rPr>
+          <w:rFonts w:cs="Times New Roman"/>
+          <w:sz w:val="20"/>
+        </w:rPr>
+        <w:t>Селевко Г.К. Современные образовательные технологии: учебное пособие. – М.: Народное образование, 1998.</w:t>
+      </w:r>
+    </w:p>
+  </w:footnote>
+  <w:footnote w:id="9">
+    <w:p>
+      <w:pPr>
+        <w:pStyle w:val="Normal"/>
+        <w:spacing w:lineRule="auto" w:line="240" w:before="0" w:after="0"/>
+        <w:jc w:val="both"/>
+        <w:rPr/>
+      </w:pPr>
+      <w:r>
+        <w:rPr>
+          <w:rStyle w:val="FootnoteCharacters"/>
+        </w:rPr>
+        <w:footnoteRef/>
+      </w:r>
+      <w:r>
+        <w:rPr>
+          <w:rFonts w:cs="Times New Roman"/>
+          <w:sz w:val="20"/>
+        </w:rPr>
+        <w:t xml:space="preserve"> </w:t>
+      </w:r>
+      <w:r>
+        <w:rPr>
+          <w:rFonts w:cs="Times New Roman"/>
+          <w:sz w:val="20"/>
+        </w:rPr>
+        <w:t>Montessori M. The Montessori Method. – New York: Frederick A. Stokes Company, 1912.</w:t>
+      </w:r>
+    </w:p>
+  </w:footnote>
+  <w:footnote w:id="10">
+    <w:p>
+      <w:pPr>
+        <w:pStyle w:val="Normal"/>
+        <w:spacing w:lineRule="auto" w:line="240" w:before="0" w:after="0"/>
+        <w:jc w:val="both"/>
+        <w:rPr/>
+      </w:pPr>
+      <w:r>
+        <w:rPr>
+          <w:rStyle w:val="FootnoteCharacters"/>
+        </w:rPr>
+        <w:footnoteRef/>
+      </w:r>
+      <w:r>
+        <w:rPr>
+          <w:rFonts w:cs="Times New Roman"/>
+          <w:sz w:val="20"/>
+        </w:rPr>
+        <w:t xml:space="preserve"> </w:t>
+      </w:r>
+      <w:r>
+        <w:rPr>
+          <w:rFonts w:cs="Times New Roman"/>
+          <w:sz w:val="20"/>
+        </w:rPr>
+        <w:t>Bloom B.S. (Ed.) Taxonomy of Educational Objectives. Handbook I: Cognitive Domain. – New York: David McKay, 1956.</w:t>
+      </w:r>
+    </w:p>
+  </w:footnote>
+  <w:footnote w:id="11">
+    <w:p>
+      <w:pPr>
+        <w:pStyle w:val="Normal"/>
+        <w:spacing w:lineRule="auto" w:line="240" w:before="0" w:after="0"/>
+        <w:jc w:val="both"/>
+        <w:rPr/>
+      </w:pPr>
+      <w:r>
+        <w:rPr>
+          <w:rStyle w:val="FootnoteCharacters"/>
+        </w:rPr>
+        <w:footnoteRef/>
+      </w:r>
+      <w:r>
+        <w:rPr>
+          <w:rFonts w:cs="Times New Roman"/>
+          <w:sz w:val="20"/>
+        </w:rPr>
+        <w:t xml:space="preserve"> “</w:t>
+      </w:r>
+      <w:r>
+        <w:rPr>
+          <w:rFonts w:cs="Times New Roman"/>
+          <w:sz w:val="20"/>
+        </w:rPr>
+        <w:t>Ilk qadam” maktabgacha ta’lim tashkilotining davlat o‘quv dasturi. – Toshkent, 2018.</w:t>
+      </w:r>
+    </w:p>
+  </w:footnote>
+  <w:footnote w:id="12">
+    <w:p>
+      <w:pPr>
+        <w:pStyle w:val="Normal"/>
+        <w:spacing w:lineRule="auto" w:line="240" w:before="0" w:after="0"/>
+        <w:jc w:val="both"/>
+        <w:rPr/>
+      </w:pPr>
+      <w:r>
+        <w:rPr>
+          <w:rStyle w:val="FootnoteCharacters"/>
+        </w:rPr>
+        <w:footnoteRef/>
+      </w:r>
+      <w:r>
+        <w:rPr>
+          <w:rFonts w:cs="Times New Roman"/>
+          <w:sz w:val="20"/>
+        </w:rPr>
+        <w:t xml:space="preserve"> </w:t>
+      </w:r>
+      <w:r>
+        <w:rPr>
+          <w:rFonts w:cs="Times New Roman"/>
+          <w:sz w:val="20"/>
+        </w:rPr>
+        <w:t>Бабанский Ю.К. Педагогика: учебное пособие для студентов педагогических институтов. – 2-е изд. – М.: Просвещение, 1988.</w:t>
+      </w:r>
+    </w:p>
+  </w:footnote>
+  <w:footnote w:id="13">
+    <w:p>
+      <w:pPr>
+        <w:pStyle w:val="Normal"/>
+        <w:spacing w:lineRule="auto" w:line="240" w:before="0" w:after="0"/>
+        <w:jc w:val="both"/>
+        <w:rPr/>
+      </w:pPr>
+      <w:r>
+        <w:rPr>
+          <w:rStyle w:val="FootnoteCharacters"/>
+        </w:rPr>
+        <w:footnoteRef/>
+      </w:r>
+      <w:r>
+        <w:rPr>
+          <w:rFonts w:cs="Times New Roman"/>
+          <w:sz w:val="20"/>
+        </w:rPr>
+        <w:t xml:space="preserve"> </w:t>
+      </w:r>
+      <w:r>
+        <w:rPr>
+          <w:rFonts w:cs="Times New Roman"/>
+          <w:sz w:val="20"/>
+        </w:rPr>
+        <w:t>Коменский Я.А. Великая дидактика // Избранные педагогические сочинения: в 2 т. Т. 1. – М.: Педагогика, 1982.</w:t>
+      </w:r>
+    </w:p>
+  </w:footnote>
+  <w:footnote w:id="14">
+    <w:p>
+      <w:pPr>
+        <w:pStyle w:val="Normal"/>
+        <w:spacing w:lineRule="auto" w:line="240" w:before="0" w:after="0"/>
+        <w:jc w:val="both"/>
+        <w:rPr/>
+      </w:pPr>
+      <w:r>
+        <w:rPr>
+          <w:rStyle w:val="FootnoteCharacters"/>
+        </w:rPr>
+        <w:footnoteRef/>
+      </w:r>
+      <w:r>
+        <w:rPr>
+          <w:rFonts w:cs="Times New Roman"/>
+          <w:sz w:val="20"/>
+        </w:rPr>
+        <w:t xml:space="preserve"> </w:t>
+      </w:r>
+      <w:r>
+        <w:rPr>
+          <w:rFonts w:cs="Times New Roman"/>
+          <w:sz w:val="20"/>
+        </w:rPr>
+        <w:t>Ушинский К.Д. Человек как предмет воспитания. Опыт педагогической антропологии. – СПб., 1868.</w:t>
+      </w:r>
+    </w:p>
+  </w:footnote>
+  <w:footnote w:id="15">
+    <w:p>
+      <w:pPr>
+        <w:pStyle w:val="Normal"/>
+        <w:spacing w:lineRule="auto" w:line="240" w:before="0" w:after="0"/>
+        <w:jc w:val="both"/>
+        <w:rPr/>
+      </w:pPr>
+      <w:r>
+        <w:rPr>
+          <w:rStyle w:val="FootnoteCharacters"/>
+        </w:rPr>
+        <w:footnoteRef/>
+      </w:r>
+      <w:r>
+        <w:rPr>
+          <w:rFonts w:cs="Times New Roman"/>
+          <w:sz w:val="20"/>
+        </w:rPr>
+        <w:t xml:space="preserve"> </w:t>
+      </w:r>
+      <w:r>
+        <w:rPr>
+          <w:rFonts w:cs="Times New Roman"/>
+          <w:sz w:val="20"/>
+        </w:rPr>
+        <w:t>Qarang: Djamilova N.N. Pedagogika fanlarni o‘qitish metodikasi. – Toshkent: “Innovatsiya ziyo”, 2021.</w:t>
+      </w:r>
+    </w:p>
+  </w:footnote>
+  <w:footnote w:id="16">
+    <w:p>
+      <w:pPr>
+        <w:pStyle w:val="Normal"/>
+        <w:spacing w:lineRule="auto" w:line="240" w:before="0" w:after="0"/>
+        <w:jc w:val="both"/>
+        <w:rPr/>
+      </w:pPr>
+      <w:r>
+        <w:rPr>
+          <w:rStyle w:val="FootnoteCharacters"/>
+        </w:rPr>
+        <w:footnoteRef/>
+      </w:r>
+      <w:r>
+        <w:rPr>
+          <w:rFonts w:cs="Times New Roman"/>
+          <w:sz w:val="20"/>
+        </w:rPr>
+        <w:t xml:space="preserve"> </w:t>
+      </w:r>
+      <w:r>
+        <w:rPr>
+          <w:rFonts w:cs="Times New Roman"/>
+          <w:sz w:val="20"/>
+        </w:rPr>
+        <w:t>Turdiyeva I.S. Metodika fanlarini o‘qitish texnologiyasi. – Termiz: “Termiz publishing center”, 2023.</w:t>
+      </w:r>
+    </w:p>
+  </w:footnote>
+  <w:footnote w:id="17">
+    <w:p>
+      <w:pPr>
+        <w:pStyle w:val="Normal"/>
+        <w:spacing w:lineRule="auto" w:line="240" w:before="0" w:after="0"/>
+        <w:jc w:val="both"/>
+        <w:rPr/>
+      </w:pPr>
+      <w:r>
+        <w:rPr>
+          <w:rStyle w:val="FootnoteCharacters"/>
+        </w:rPr>
+        <w:footnoteRef/>
+      </w:r>
+      <w:r>
+        <w:rPr>
+          <w:rFonts w:cs="Times New Roman"/>
+          <w:sz w:val="20"/>
+        </w:rPr>
+        <w:t xml:space="preserve"> </w:t>
+      </w:r>
+      <w:r>
+        <w:rPr>
+          <w:rFonts w:cs="Times New Roman"/>
+          <w:sz w:val="20"/>
+        </w:rPr>
+        <w:t>O‘zbekiston Respublikasining “Ta’lim to‘g‘risida”gi Qonuni. 2020-yil 23-sentabr, O‘RQ-637-son // Qonunchilik ma’lumotlari milliy bazasi: www.lex.uz.</w:t>
+      </w:r>
+    </w:p>
+  </w:footnote>
+  <w:footnote w:id="18">
+    <w:p>
+      <w:pPr>
+        <w:pStyle w:val="Normal"/>
+        <w:spacing w:lineRule="auto" w:line="240" w:before="0" w:after="0"/>
+        <w:jc w:val="both"/>
+        <w:rPr/>
+      </w:pPr>
+      <w:r>
+        <w:rPr>
+          <w:rStyle w:val="FootnoteCharacters"/>
+        </w:rPr>
+        <w:footnoteRef/>
+      </w:r>
+      <w:r>
+        <w:rPr>
+          <w:rFonts w:cs="Times New Roman"/>
+          <w:sz w:val="20"/>
+        </w:rPr>
+        <w:t xml:space="preserve"> </w:t>
+      </w:r>
+      <w:r>
+        <w:rPr>
+          <w:rFonts w:cs="Times New Roman"/>
+          <w:sz w:val="20"/>
+        </w:rPr>
+        <w:t>Djamilova N.N., Mahmudova O.A., Imamova N.Z. Metodika fanlarni o‘qitish texnologiyasi. – Toshkent: “Metodist nashriyoti”, 2023.</w:t>
+      </w:r>
+    </w:p>
+  </w:footnote>
+  <w:footnote w:id="19">
+    <w:p>
+      <w:pPr>
+        <w:pStyle w:val="Normal"/>
+        <w:spacing w:lineRule="auto" w:line="240" w:before="0" w:after="0"/>
+        <w:jc w:val="both"/>
+        <w:rPr/>
+      </w:pPr>
+      <w:r>
+        <w:rPr>
+          <w:rStyle w:val="FootnoteCharacters"/>
+        </w:rPr>
+        <w:footnoteRef/>
+      </w:r>
+      <w:r>
+        <w:rPr>
+          <w:rFonts w:cs="Times New Roman"/>
+          <w:sz w:val="20"/>
+        </w:rPr>
+        <w:t xml:space="preserve"> </w:t>
+      </w:r>
+      <w:r>
+        <w:rPr>
+          <w:rFonts w:cs="Times New Roman"/>
+          <w:sz w:val="20"/>
+        </w:rPr>
+        <w:t>O‘zbekiston Respublikasining “Maktabgacha ta’lim va tarbiya to‘g‘risida”gi Qonuni. 2019-yil 16-dekabr, O‘RQ-595-son // Qonunchilik ma’lumotlari milliy bazasi: www.lex.uz.</w:t>
+      </w:r>
+    </w:p>
+  </w:footnote>
+  <w:footnote w:id="20">
+    <w:p>
+      <w:pPr>
+        <w:pStyle w:val="Normal"/>
+        <w:spacing w:lineRule="auto" w:line="240" w:before="0" w:after="0"/>
+        <w:jc w:val="both"/>
+        <w:rPr/>
+      </w:pPr>
+      <w:r>
+        <w:rPr>
+          <w:rStyle w:val="FootnoteCharacters"/>
+        </w:rPr>
+        <w:footnoteRef/>
+      </w:r>
+      <w:r>
+        <w:rPr>
+          <w:rFonts w:cs="Times New Roman"/>
+          <w:sz w:val="20"/>
+        </w:rPr>
+        <w:t xml:space="preserve"> </w:t>
+      </w:r>
+      <w:r>
+        <w:rPr>
+          <w:rFonts w:cs="Times New Roman"/>
+          <w:sz w:val="20"/>
+        </w:rPr>
+        <w:t>Maktabgacha ta’lim va tarbiyaning davlat standarti. O‘zbekiston Respublikasi Vazirlar Mahkamasining 2020-yil 22-dekabrdagi 802-son qarori bilan tasdiqlangan // www.lex.uz.</w:t>
+      </w:r>
+    </w:p>
+  </w:footnote>
+  <w:footnote w:id="21">
+    <w:p>
+      <w:pPr>
+        <w:pStyle w:val="Normal"/>
+        <w:spacing w:lineRule="auto" w:line="240" w:before="0" w:after="0"/>
+        <w:jc w:val="both"/>
+        <w:rPr/>
+      </w:pPr>
+      <w:r>
+        <w:rPr>
+          <w:rStyle w:val="FootnoteCharacters"/>
+        </w:rPr>
+        <w:footnoteRef/>
+      </w:r>
+      <w:r>
+        <w:rPr>
+          <w:rFonts w:cs="Times New Roman"/>
+          <w:sz w:val="20"/>
+        </w:rPr>
+        <w:t xml:space="preserve"> “</w:t>
+      </w:r>
+      <w:r>
+        <w:rPr>
+          <w:rFonts w:cs="Times New Roman"/>
+          <w:sz w:val="20"/>
+        </w:rPr>
+        <w:t>Ilk qadam” maktabgacha ta’lim tashkilotining davlat o‘quv dasturi. – Toshkent, 2018.</w:t>
+      </w:r>
+    </w:p>
+  </w:footnote>
+  <w:footnote w:id="22">
+    <w:p>
+      <w:pPr>
+        <w:pStyle w:val="Normal"/>
+        <w:spacing w:lineRule="auto" w:line="240" w:before="0" w:after="0"/>
+        <w:jc w:val="both"/>
+        <w:rPr/>
+      </w:pPr>
+      <w:r>
+        <w:rPr>
+          <w:rStyle w:val="FootnoteCharacters"/>
+        </w:rPr>
+        <w:footnoteRef/>
+      </w:r>
+      <w:r>
+        <w:rPr>
+          <w:rFonts w:cs="Times New Roman"/>
+          <w:sz w:val="20"/>
+        </w:rPr>
+        <w:t xml:space="preserve"> </w:t>
+      </w:r>
+      <w:r>
+        <w:rPr>
+          <w:rFonts w:cs="Times New Roman"/>
+          <w:sz w:val="20"/>
+        </w:rPr>
+        <w:t>Qodirova U. Metodika fanlarni o‘qitish texnologiyasi. – Andijon: “Omadbek number one print”, 2026.</w:t>
+      </w:r>
+    </w:p>
+  </w:footnote>
+  <w:footnote w:id="23">
+    <w:p>
+      <w:pPr>
+        <w:pStyle w:val="Normal"/>
+        <w:spacing w:lineRule="auto" w:line="240" w:before="0" w:after="0"/>
+        <w:jc w:val="both"/>
+        <w:rPr/>
+      </w:pPr>
+      <w:r>
+        <w:rPr>
+          <w:rStyle w:val="FootnoteCharacters"/>
+        </w:rPr>
+        <w:footnoteRef/>
+      </w:r>
+      <w:r>
+        <w:rPr>
+          <w:rFonts w:cs="Times New Roman"/>
+          <w:sz w:val="20"/>
+        </w:rPr>
+        <w:t xml:space="preserve"> </w:t>
+      </w:r>
+      <w:r>
+        <w:rPr>
+          <w:rFonts w:cs="Times New Roman"/>
+          <w:sz w:val="20"/>
+        </w:rPr>
+        <w:t>Mahmudova D.B. Metodika fanlarini o‘qitish texnologiyasi: darslik. – Chirchiq, 2024.</w:t>
+      </w:r>
+    </w:p>
+  </w:footnote>
+  <w:footnote w:id="24">
+    <w:p>
+      <w:pPr>
+        <w:pStyle w:val="Normal"/>
+        <w:spacing w:lineRule="auto" w:line="240" w:before="0" w:after="0"/>
+        <w:jc w:val="both"/>
+        <w:rPr/>
+      </w:pPr>
+      <w:r>
+        <w:rPr>
+          <w:rStyle w:val="FootnoteCharacters"/>
+        </w:rPr>
+        <w:footnoteRef/>
+      </w:r>
+      <w:r>
+        <w:rPr>
+          <w:rFonts w:cs="Times New Roman"/>
+          <w:sz w:val="20"/>
+        </w:rPr>
+        <w:t xml:space="preserve"> </w:t>
+      </w:r>
+      <w:r>
+        <w:rPr>
+          <w:rFonts w:cs="Times New Roman"/>
+          <w:sz w:val="20"/>
+        </w:rPr>
+        <w:t>Бабанский Ю.К. Методы обучения в современной общеобразовательной школе. – М.: Просвещение, 1985.</w:t>
+      </w:r>
+    </w:p>
+  </w:footnote>
+  <w:footnote w:id="25">
+    <w:p>
+      <w:pPr>
+        <w:pStyle w:val="Normal"/>
+        <w:spacing w:lineRule="auto" w:line="240" w:before="0" w:after="0"/>
+        <w:jc w:val="both"/>
+        <w:rPr/>
+      </w:pPr>
+      <w:r>
+        <w:rPr>
+          <w:rStyle w:val="FootnoteCharacters"/>
+        </w:rPr>
+        <w:footnoteRef/>
+      </w:r>
+      <w:r>
+        <w:rPr>
+          <w:rFonts w:cs="Times New Roman"/>
+          <w:sz w:val="20"/>
+        </w:rPr>
+        <w:t xml:space="preserve"> </w:t>
+      </w:r>
+      <w:r>
+        <w:rPr>
+          <w:rFonts w:cs="Times New Roman"/>
+          <w:sz w:val="20"/>
+        </w:rPr>
+        <w:t>Лернер И.Я. Дидактические основы методов обучения. – М.: Педагогика, 1981; Дидактика средней школы / под ред. М.Н.Скаткина. – 2-е изд. – М.: Просвещение, 1982.</w:t>
+      </w:r>
+    </w:p>
+  </w:footnote>
+  <w:footnote w:id="26">
+    <w:p>
+      <w:pPr>
+        <w:pStyle w:val="Normal"/>
+        <w:spacing w:lineRule="auto" w:line="240" w:before="0" w:after="0"/>
+        <w:jc w:val="both"/>
+        <w:rPr/>
+      </w:pPr>
+      <w:r>
+        <w:rPr>
+          <w:rStyle w:val="FootnoteCharacters"/>
+        </w:rPr>
+        <w:footnoteRef/>
+      </w:r>
+      <w:r>
+        <w:rPr>
+          <w:rFonts w:cs="Times New Roman"/>
+          <w:sz w:val="20"/>
+        </w:rPr>
+        <w:t xml:space="preserve"> </w:t>
+      </w:r>
+      <w:r>
+        <w:rPr>
+          <w:rFonts w:cs="Times New Roman"/>
+          <w:sz w:val="20"/>
+        </w:rPr>
+        <w:t>Artikova M.B., To‘raboyeva M.R. Pedagogik texnologiyalar. – Toshkent: “Innovatsiya ziyo”, 2023.</w:t>
+      </w:r>
+    </w:p>
+  </w:footnote>
+  <w:footnote w:id="27">
+    <w:p>
+      <w:pPr>
+        <w:pStyle w:val="Normal"/>
+        <w:spacing w:lineRule="auto" w:line="240" w:before="0" w:after="0"/>
+        <w:jc w:val="both"/>
+        <w:rPr/>
+      </w:pPr>
+      <w:r>
+        <w:rPr>
+          <w:rStyle w:val="FootnoteCharacters"/>
+        </w:rPr>
+        <w:footnoteRef/>
+      </w:r>
+      <w:r>
+        <w:rPr>
+          <w:rFonts w:cs="Times New Roman"/>
+          <w:sz w:val="20"/>
+        </w:rPr>
+        <w:t xml:space="preserve"> </w:t>
+      </w:r>
+      <w:r>
+        <w:rPr>
+          <w:rFonts w:cs="Times New Roman"/>
+          <w:sz w:val="20"/>
+        </w:rPr>
+        <w:t>Селевко Г.К. Современные образовательные технологии: учебное пособие. – М.: Народное образование, 1998.</w:t>
+      </w:r>
+    </w:p>
+  </w:footnote>
+  <w:footnote w:id="28">
+    <w:p>
+      <w:pPr>
+        <w:pStyle w:val="Normal"/>
+        <w:spacing w:lineRule="auto" w:line="240" w:before="0" w:after="0"/>
+        <w:jc w:val="both"/>
+        <w:rPr/>
+      </w:pPr>
+      <w:r>
+        <w:rPr>
+          <w:rStyle w:val="FootnoteCharacters"/>
+        </w:rPr>
+        <w:footnoteRef/>
+      </w:r>
+      <w:r>
+        <w:rPr>
+          <w:rFonts w:cs="Times New Roman"/>
+          <w:sz w:val="20"/>
+        </w:rPr>
+        <w:t xml:space="preserve"> </w:t>
+      </w:r>
+      <w:r>
+        <w:rPr>
+          <w:rFonts w:cs="Times New Roman"/>
+          <w:sz w:val="20"/>
+        </w:rPr>
+        <w:t>Johnson D.W., Johnson R.T. Learning Together and Alone: Cooperative, Competitive, and Individualistic Learning. – Englewood Cliffs, NJ: Prentice-Hall, 1975.</w:t>
+      </w:r>
+    </w:p>
+  </w:footnote>
+  <w:footnote w:id="29">
+    <w:p>
+      <w:pPr>
+        <w:pStyle w:val="Normal"/>
+        <w:spacing w:lineRule="auto" w:line="240" w:before="0" w:after="0"/>
+        <w:jc w:val="both"/>
+        <w:rPr/>
+      </w:pPr>
+      <w:r>
+        <w:rPr>
+          <w:rStyle w:val="FootnoteCharacters"/>
+        </w:rPr>
+        <w:footnoteRef/>
+      </w:r>
+      <w:r>
+        <w:rPr>
+          <w:rFonts w:cs="Times New Roman"/>
+          <w:sz w:val="20"/>
+        </w:rPr>
+        <w:t xml:space="preserve"> </w:t>
+      </w:r>
+      <w:r>
+        <w:rPr>
+          <w:rFonts w:cs="Times New Roman"/>
+          <w:sz w:val="20"/>
+        </w:rPr>
+        <w:t>Bozoova M., Xodjayev B. Pedagogik texnologiyalar. – Toshkent: “Metodist nashriyoti”, 2023.</w:t>
+      </w:r>
+    </w:p>
+  </w:footnote>
+  <w:footnote w:id="30">
+    <w:p>
+      <w:pPr>
+        <w:pStyle w:val="Normal"/>
+        <w:spacing w:lineRule="auto" w:line="240" w:before="0" w:after="0"/>
+        <w:jc w:val="both"/>
+        <w:rPr/>
+      </w:pPr>
+      <w:r>
+        <w:rPr>
+          <w:rStyle w:val="FootnoteCharacters"/>
+        </w:rPr>
+        <w:footnoteRef/>
+      </w:r>
+      <w:r>
+        <w:rPr>
+          <w:rFonts w:cs="Times New Roman"/>
+          <w:sz w:val="20"/>
+        </w:rPr>
+        <w:t xml:space="preserve"> </w:t>
+      </w:r>
+      <w:r>
+        <w:rPr>
+          <w:rFonts w:cs="Times New Roman"/>
+          <w:sz w:val="20"/>
+        </w:rPr>
+        <w:t>Aronson E., Blaney N., Stephan C., Sikes J., Snapp M. The Jigsaw Classroom. – Beverly Hills, CA: Sage, 1978.</w:t>
+      </w:r>
+    </w:p>
+  </w:footnote>
+  <w:footnote w:id="31">
+    <w:p>
+      <w:pPr>
+        <w:pStyle w:val="Normal"/>
+        <w:spacing w:lineRule="auto" w:line="240" w:before="0" w:after="0"/>
+        <w:jc w:val="both"/>
+        <w:rPr/>
+      </w:pPr>
+      <w:r>
+        <w:rPr>
+          <w:rStyle w:val="FootnoteCharacters"/>
+        </w:rPr>
+        <w:footnoteRef/>
+      </w:r>
+      <w:r>
+        <w:rPr>
+          <w:rFonts w:cs="Times New Roman"/>
+          <w:sz w:val="20"/>
+        </w:rPr>
+        <w:t xml:space="preserve"> </w:t>
+      </w:r>
+      <w:r>
+        <w:rPr>
+          <w:rFonts w:cs="Times New Roman"/>
+          <w:sz w:val="20"/>
+        </w:rPr>
+        <w:t>Bergmann J., Sams A. Flip Your Classroom: Reach Every Student in Every Class Every Day. – Eugene, OR: ISTE, 2012.</w:t>
+      </w:r>
+    </w:p>
+  </w:footnote>
+  <w:footnote w:id="32">
+    <w:p>
+      <w:pPr>
+        <w:pStyle w:val="Normal"/>
+        <w:spacing w:lineRule="auto" w:line="240" w:before="0" w:after="0"/>
+        <w:jc w:val="both"/>
+        <w:rPr/>
+      </w:pPr>
+      <w:r>
+        <w:rPr>
+          <w:rStyle w:val="FootnoteCharacters"/>
+        </w:rPr>
+        <w:footnoteRef/>
+      </w:r>
+      <w:r>
+        <w:rPr>
+          <w:rFonts w:cs="Times New Roman"/>
+          <w:sz w:val="20"/>
+        </w:rPr>
+        <w:t xml:space="preserve"> </w:t>
+      </w:r>
+      <w:r>
+        <w:rPr>
+          <w:rFonts w:cs="Times New Roman"/>
+          <w:sz w:val="20"/>
+        </w:rPr>
+        <w:t>Махмутов М.И. Проблемное обучение. Основные вопросы теории. – М.: Педагогика, 1975.</w:t>
+      </w:r>
+    </w:p>
+  </w:footnote>
+  <w:footnote w:id="33">
+    <w:p>
+      <w:pPr>
+        <w:pStyle w:val="Normal"/>
+        <w:spacing w:lineRule="auto" w:line="240" w:before="0" w:after="0"/>
+        <w:jc w:val="both"/>
+        <w:rPr/>
+      </w:pPr>
+      <w:r>
+        <w:rPr>
+          <w:rStyle w:val="FootnoteCharacters"/>
+        </w:rPr>
+        <w:footnoteRef/>
+      </w:r>
+      <w:r>
+        <w:rPr>
+          <w:rFonts w:cs="Times New Roman"/>
+          <w:sz w:val="20"/>
+        </w:rPr>
+        <w:t xml:space="preserve"> </w:t>
+      </w:r>
+      <w:r>
+        <w:rPr>
+          <w:rFonts w:cs="Times New Roman"/>
+          <w:sz w:val="20"/>
+        </w:rPr>
+        <w:t>Kolb D.A. Experiential Learning: Experience as the Source of Learning and Development. – Englewood Cliffs, NJ: Prentice-Hall, 1984.</w:t>
+      </w:r>
+    </w:p>
+  </w:footnote>
+  <w:footnote w:id="34">
+    <w:p>
+      <w:pPr>
+        <w:pStyle w:val="Normal"/>
+        <w:spacing w:lineRule="auto" w:line="240" w:before="0" w:after="0"/>
+        <w:jc w:val="both"/>
+        <w:rPr/>
+      </w:pPr>
+      <w:r>
+        <w:rPr>
+          <w:rStyle w:val="FootnoteCharacters"/>
+        </w:rPr>
+        <w:footnoteRef/>
+      </w:r>
+      <w:r>
+        <w:rPr>
+          <w:rFonts w:cs="Times New Roman"/>
+          <w:sz w:val="20"/>
+        </w:rPr>
+        <w:t xml:space="preserve"> </w:t>
+      </w:r>
+      <w:r>
+        <w:rPr>
+          <w:rFonts w:cs="Times New Roman"/>
+          <w:sz w:val="20"/>
+        </w:rPr>
+        <w:t>Allen D., Ryan K. Microteaching. – Reading, MA: Addison-Wesley, 1969.</w:t>
+      </w:r>
+    </w:p>
+  </w:footnote>
+  <w:footnote w:id="35">
+    <w:p>
+      <w:pPr>
+        <w:pStyle w:val="Normal"/>
+        <w:spacing w:lineRule="auto" w:line="240" w:before="0" w:after="0"/>
+        <w:jc w:val="both"/>
+        <w:rPr/>
+      </w:pPr>
+      <w:r>
+        <w:rPr>
+          <w:rStyle w:val="FootnoteCharacters"/>
+        </w:rPr>
+        <w:footnoteRef/>
+      </w:r>
+      <w:r>
+        <w:rPr>
+          <w:rFonts w:cs="Times New Roman"/>
+          <w:sz w:val="20"/>
+        </w:rPr>
+        <w:t xml:space="preserve"> </w:t>
+      </w:r>
+      <w:r>
+        <w:rPr>
+          <w:rFonts w:cs="Times New Roman"/>
+          <w:sz w:val="20"/>
+        </w:rPr>
+        <w:t>Turdiyeva I.S. Metodika fanlarini o‘qitish texnologiyasi. – Termiz: “Termiz publishing center”, 2023.</w:t>
+      </w:r>
+    </w:p>
+  </w:footnote>
+  <w:footnote w:id="36">
+    <w:p>
+      <w:pPr>
+        <w:pStyle w:val="Normal"/>
+        <w:spacing w:lineRule="auto" w:line="240" w:before="0" w:after="0"/>
+        <w:jc w:val="both"/>
+        <w:rPr/>
+      </w:pPr>
+      <w:r>
+        <w:rPr>
+          <w:rStyle w:val="FootnoteCharacters"/>
+        </w:rPr>
+        <w:footnoteRef/>
+      </w:r>
+      <w:r>
+        <w:rPr>
+          <w:rFonts w:cs="Times New Roman"/>
+          <w:sz w:val="20"/>
+        </w:rPr>
+        <w:t xml:space="preserve"> “</w:t>
+      </w:r>
+      <w:r>
+        <w:rPr>
+          <w:rFonts w:cs="Times New Roman"/>
+          <w:sz w:val="20"/>
+        </w:rPr>
+        <w:t>Metodika fanlarni o‘qitish texnologiyasi” fanining o‘quv dasturi (sirtqi ta’lim shakli). – Andijon: ADPI, 2026.</w:t>
+      </w:r>
+    </w:p>
+  </w:footnote>
+  <w:footnote w:id="37">
+    <w:p>
+      <w:pPr>
+        <w:pStyle w:val="Normal"/>
+        <w:spacing w:lineRule="auto" w:line="240" w:before="0" w:after="0"/>
+        <w:jc w:val="both"/>
+        <w:rPr/>
+      </w:pPr>
+      <w:r>
+        <w:rPr>
+          <w:rStyle w:val="FootnoteCharacters"/>
+        </w:rPr>
+        <w:footnoteRef/>
+      </w:r>
+      <w:r>
+        <w:rPr>
+          <w:rFonts w:cs="Times New Roman"/>
+          <w:sz w:val="20"/>
+        </w:rPr>
+        <w:t xml:space="preserve"> “</w:t>
+      </w:r>
+      <w:r>
+        <w:rPr>
+          <w:rFonts w:cs="Times New Roman"/>
+          <w:sz w:val="20"/>
+        </w:rPr>
+        <w:t>Metodika fanlarni o‘qitish texnologiyasi” fanining o‘quv dasturi (sirtqi ta’lim shakli). – Andijon: ADPI, 2026.</w:t>
+      </w:r>
+    </w:p>
+  </w:footnote>
+  <w:footnote w:id="38">
+    <w:p>
+      <w:pPr>
+        <w:pStyle w:val="Normal"/>
+        <w:spacing w:lineRule="auto" w:line="240" w:before="0" w:after="0"/>
+        <w:jc w:val="both"/>
+        <w:rPr/>
+      </w:pPr>
+      <w:r>
+        <w:rPr>
+          <w:rStyle w:val="FootnoteCharacters"/>
+        </w:rPr>
+        <w:footnoteRef/>
+      </w:r>
+      <w:r>
+        <w:rPr>
+          <w:rFonts w:cs="Times New Roman"/>
+          <w:sz w:val="20"/>
+        </w:rPr>
+        <w:t xml:space="preserve"> </w:t>
+      </w:r>
+      <w:r>
+        <w:rPr>
+          <w:rFonts w:cs="Times New Roman"/>
+          <w:sz w:val="20"/>
+        </w:rPr>
+        <w:t>Black P., Wiliam D. Inside the Black Box: Raising Standards Through Classroom Assessment. – London: King’s College London, 1998.</w:t>
+      </w:r>
+    </w:p>
+  </w:footnote>
+</w:footnotes>
 </file>
 
 <file path=word/numbering.xml><?xml version="1.0" encoding="utf-8"?>
@@ -42658,6 +48143,17 @@
       <w:spacing w:val="5"/>
     </w:rPr>
   </w:style>
+  <w:style w:type="character" w:styleId="FootnoteCharacters">
+    <w:name w:val="Footnote Characters"/>
+    <w:qFormat/>
+    <w:rPr/>
+  </w:style>
+  <w:style w:type="character" w:styleId="FootnoteReference">
+    <w:name w:val="Footnote Reference"/>
+    <w:rPr>
+      <w:vertAlign w:val="superscript"/>
+    </w:rPr>
+  </w:style>
   <w:style w:type="character" w:styleId="Hyperlink">
     <w:name w:val="Hyperlink"/>
     <w:rPr>
@@ -42667,6 +48163,17 @@
   </w:style>
   <w:style w:type="character" w:styleId="IndexLink">
     <w:name w:val="Index Link"/>
+    <w:qFormat/>
+    <w:rPr/>
+  </w:style>
+  <w:style w:type="character" w:styleId="EndnoteReference">
+    <w:name w:val="Endnote Reference"/>
+    <w:rPr>
+      <w:vertAlign w:val="superscript"/>
+    </w:rPr>
+  </w:style>
+  <w:style w:type="character" w:styleId="EndnoteCharacters">
+    <w:name w:val="Endnote Characters"/>
     <w:qFormat/>
     <w:rPr/>
   </w:style>
@@ -43140,6 +48647,12 @@
     </w:pPr>
     <w:rPr/>
   </w:style>
+  <w:style w:type="paragraph" w:styleId="FootnoteText">
+    <w:name w:val="Footnote Text"/>
+    <w:basedOn w:val="Normal"/>
+    <w:pPr/>
+    <w:rPr/>
+  </w:style>
   <w:style w:type="paragraph" w:styleId="TOC1">
     <w:name w:val="TOC 1"/>
     <w:basedOn w:val="Index"/>

--- a/oquv-qollanma/Metodika_fanlarini_oqitish_texnologiyasi_oquv_qollanma.docx
+++ b/oquv-qollanma/Metodika_fanlarini_oqitish_texnologiyasi_oquv_qollanma.docx
@@ -258,7 +258,7 @@
           <w:i w:val="false"/>
           <w:sz w:val="26"/>
         </w:rPr>
-        <w:t>Metodika fanlarini o‘qitish texnologiyasi: o‘quv qo‘llanma / D.N.Iminova. – Andijon: ADPI, 2026. – 121 b.</w:t>
+        <w:t>Metodika fanlarini o‘qitish texnologiyasi: o‘quv qo‘llanma / D.N.Iminova. – Andijon: ADPI, 2026. – 120 b.</w:t>
       </w:r>
     </w:p>
     <w:p>
@@ -533,7 +533,7 @@
             </w:rPr>
             <w:fldChar w:fldCharType="separate"/>
           </w:r>
-          <w:hyperlink w:anchor="__RefHeading___Toc5225_3488861905">
+          <w:hyperlink w:anchor="__RefHeading___Toc5225_1888984076">
             <w:r>
               <w:rPr>
                 <w:webHidden/>
@@ -560,7 +560,7 @@
             </w:tabs>
             <w:rPr/>
           </w:pPr>
-          <w:hyperlink w:anchor="__RefHeading___Toc5227_3488861905">
+          <w:hyperlink w:anchor="__RefHeading___Toc5227_1888984076">
             <w:r>
               <w:rPr>
                 <w:webHidden/>
@@ -574,7 +574,7 @@
                 <w:rStyle w:val="IndexLink"/>
               </w:rPr>
               <w:tab/>
-              <w:t>11</w:t>
+              <w:t>10</w:t>
             </w:r>
           </w:hyperlink>
         </w:p>
@@ -587,7 +587,7 @@
             </w:tabs>
             <w:rPr/>
           </w:pPr>
-          <w:hyperlink w:anchor="__RefHeading___Toc5229_3488861905">
+          <w:hyperlink w:anchor="__RefHeading___Toc5229_1888984076">
             <w:r>
               <w:rPr>
                 <w:webHidden/>
@@ -601,7 +601,7 @@
                 <w:rStyle w:val="IndexLink"/>
               </w:rPr>
               <w:tab/>
-              <w:t>11</w:t>
+              <w:t>10</w:t>
             </w:r>
           </w:hyperlink>
         </w:p>
@@ -614,7 +614,7 @@
             </w:tabs>
             <w:rPr/>
           </w:pPr>
-          <w:hyperlink w:anchor="__RefHeading___Toc5231_3488861905">
+          <w:hyperlink w:anchor="__RefHeading___Toc5231_1888984076">
             <w:r>
               <w:rPr>
                 <w:webHidden/>
@@ -628,7 +628,7 @@
                 <w:rStyle w:val="IndexLink"/>
               </w:rPr>
               <w:tab/>
-              <w:t>12</w:t>
+              <w:t>11</w:t>
             </w:r>
           </w:hyperlink>
         </w:p>
@@ -641,7 +641,7 @@
             </w:tabs>
             <w:rPr/>
           </w:pPr>
-          <w:hyperlink w:anchor="__RefHeading___Toc5233_3488861905">
+          <w:hyperlink w:anchor="__RefHeading___Toc5233_1888984076">
             <w:r>
               <w:rPr>
                 <w:webHidden/>
@@ -655,7 +655,7 @@
                 <w:rStyle w:val="IndexLink"/>
               </w:rPr>
               <w:tab/>
-              <w:t>14</w:t>
+              <w:t>13</w:t>
             </w:r>
           </w:hyperlink>
         </w:p>
@@ -668,7 +668,7 @@
             </w:tabs>
             <w:rPr/>
           </w:pPr>
-          <w:hyperlink w:anchor="__RefHeading___Toc5235_3488861905">
+          <w:hyperlink w:anchor="__RefHeading___Toc5235_1888984076">
             <w:r>
               <w:rPr>
                 <w:webHidden/>
@@ -682,7 +682,7 @@
                 <w:rStyle w:val="IndexLink"/>
               </w:rPr>
               <w:tab/>
-              <w:t>15</w:t>
+              <w:t>14</w:t>
             </w:r>
           </w:hyperlink>
         </w:p>
@@ -695,7 +695,7 @@
             </w:tabs>
             <w:rPr/>
           </w:pPr>
-          <w:hyperlink w:anchor="__RefHeading___Toc5237_3488861905">
+          <w:hyperlink w:anchor="__RefHeading___Toc5237_1888984076">
             <w:r>
               <w:rPr>
                 <w:webHidden/>
@@ -709,7 +709,7 @@
                 <w:rStyle w:val="IndexLink"/>
               </w:rPr>
               <w:tab/>
-              <w:t>17</w:t>
+              <w:t>16</w:t>
             </w:r>
           </w:hyperlink>
         </w:p>
@@ -722,7 +722,7 @@
             </w:tabs>
             <w:rPr/>
           </w:pPr>
-          <w:hyperlink w:anchor="__RefHeading___Toc5239_3488861905">
+          <w:hyperlink w:anchor="__RefHeading___Toc5239_1888984076">
             <w:r>
               <w:rPr>
                 <w:webHidden/>
@@ -736,7 +736,7 @@
                 <w:rStyle w:val="IndexLink"/>
               </w:rPr>
               <w:tab/>
-              <w:t>17</w:t>
+              <w:t>16</w:t>
             </w:r>
           </w:hyperlink>
         </w:p>
@@ -749,7 +749,7 @@
             </w:tabs>
             <w:rPr/>
           </w:pPr>
-          <w:hyperlink w:anchor="__RefHeading___Toc5241_3488861905">
+          <w:hyperlink w:anchor="__RefHeading___Toc5241_1888984076">
             <w:r>
               <w:rPr>
                 <w:webHidden/>
@@ -763,7 +763,7 @@
                 <w:rStyle w:val="IndexLink"/>
               </w:rPr>
               <w:tab/>
-              <w:t>23</w:t>
+              <w:t>22</w:t>
             </w:r>
           </w:hyperlink>
         </w:p>
@@ -776,7 +776,7 @@
             </w:tabs>
             <w:rPr/>
           </w:pPr>
-          <w:hyperlink w:anchor="__RefHeading___Toc5243_3488861905">
+          <w:hyperlink w:anchor="__RefHeading___Toc5243_1888984076">
             <w:r>
               <w:rPr>
                 <w:webHidden/>
@@ -790,7 +790,7 @@
                 <w:rStyle w:val="IndexLink"/>
               </w:rPr>
               <w:tab/>
-              <w:t>23</w:t>
+              <w:t>22</w:t>
             </w:r>
           </w:hyperlink>
         </w:p>
@@ -803,7 +803,7 @@
             </w:tabs>
             <w:rPr/>
           </w:pPr>
-          <w:hyperlink w:anchor="__RefHeading___Toc5245_3488861905">
+          <w:hyperlink w:anchor="__RefHeading___Toc5245_1888984076">
             <w:r>
               <w:rPr>
                 <w:webHidden/>
@@ -817,7 +817,7 @@
                 <w:rStyle w:val="IndexLink"/>
               </w:rPr>
               <w:tab/>
-              <w:t>24</w:t>
+              <w:t>23</w:t>
             </w:r>
           </w:hyperlink>
         </w:p>
@@ -830,7 +830,7 @@
             </w:tabs>
             <w:rPr/>
           </w:pPr>
-          <w:hyperlink w:anchor="__RefHeading___Toc5247_3488861905">
+          <w:hyperlink w:anchor="__RefHeading___Toc5247_1888984076">
             <w:r>
               <w:rPr>
                 <w:webHidden/>
@@ -844,7 +844,7 @@
                 <w:rStyle w:val="IndexLink"/>
               </w:rPr>
               <w:tab/>
-              <w:t>24</w:t>
+              <w:t>23</w:t>
             </w:r>
           </w:hyperlink>
         </w:p>
@@ -857,7 +857,7 @@
             </w:tabs>
             <w:rPr/>
           </w:pPr>
-          <w:hyperlink w:anchor="__RefHeading___Toc5249_3488861905">
+          <w:hyperlink w:anchor="__RefHeading___Toc5249_1888984076">
             <w:r>
               <w:rPr>
                 <w:webHidden/>
@@ -871,7 +871,7 @@
                 <w:rStyle w:val="IndexLink"/>
               </w:rPr>
               <w:tab/>
-              <w:t>25</w:t>
+              <w:t>24</w:t>
             </w:r>
           </w:hyperlink>
         </w:p>
@@ -884,7 +884,7 @@
             </w:tabs>
             <w:rPr/>
           </w:pPr>
-          <w:hyperlink w:anchor="__RefHeading___Toc5251_3488861905">
+          <w:hyperlink w:anchor="__RefHeading___Toc5251_1888984076">
             <w:r>
               <w:rPr>
                 <w:webHidden/>
@@ -898,7 +898,7 @@
                 <w:rStyle w:val="IndexLink"/>
               </w:rPr>
               <w:tab/>
-              <w:t>27</w:t>
+              <w:t>26</w:t>
             </w:r>
           </w:hyperlink>
         </w:p>
@@ -911,7 +911,7 @@
             </w:tabs>
             <w:rPr/>
           </w:pPr>
-          <w:hyperlink w:anchor="__RefHeading___Toc5253_3488861905">
+          <w:hyperlink w:anchor="__RefHeading___Toc5253_1888984076">
             <w:r>
               <w:rPr>
                 <w:webHidden/>
@@ -925,7 +925,7 @@
                 <w:rStyle w:val="IndexLink"/>
               </w:rPr>
               <w:tab/>
-              <w:t>28</w:t>
+              <w:t>27</w:t>
             </w:r>
           </w:hyperlink>
         </w:p>
@@ -938,7 +938,7 @@
             </w:tabs>
             <w:rPr/>
           </w:pPr>
-          <w:hyperlink w:anchor="__RefHeading___Toc5255_3488861905">
+          <w:hyperlink w:anchor="__RefHeading___Toc5255_1888984076">
             <w:r>
               <w:rPr>
                 <w:webHidden/>
@@ -952,7 +952,7 @@
                 <w:rStyle w:val="IndexLink"/>
               </w:rPr>
               <w:tab/>
-              <w:t>33</w:t>
+              <w:t>32</w:t>
             </w:r>
           </w:hyperlink>
         </w:p>
@@ -965,7 +965,7 @@
             </w:tabs>
             <w:rPr/>
           </w:pPr>
-          <w:hyperlink w:anchor="__RefHeading___Toc5257_3488861905">
+          <w:hyperlink w:anchor="__RefHeading___Toc5257_1888984076">
             <w:r>
               <w:rPr>
                 <w:webHidden/>
@@ -979,7 +979,7 @@
                 <w:rStyle w:val="IndexLink"/>
               </w:rPr>
               <w:tab/>
-              <w:t>33</w:t>
+              <w:t>32</w:t>
             </w:r>
           </w:hyperlink>
         </w:p>
@@ -992,7 +992,7 @@
             </w:tabs>
             <w:rPr/>
           </w:pPr>
-          <w:hyperlink w:anchor="__RefHeading___Toc5259_3488861905">
+          <w:hyperlink w:anchor="__RefHeading___Toc5259_1888984076">
             <w:r>
               <w:rPr>
                 <w:webHidden/>
@@ -1006,7 +1006,7 @@
                 <w:rStyle w:val="IndexLink"/>
               </w:rPr>
               <w:tab/>
-              <w:t>34</w:t>
+              <w:t>33</w:t>
             </w:r>
           </w:hyperlink>
         </w:p>
@@ -1019,7 +1019,7 @@
             </w:tabs>
             <w:rPr/>
           </w:pPr>
-          <w:hyperlink w:anchor="__RefHeading___Toc5261_3488861905">
+          <w:hyperlink w:anchor="__RefHeading___Toc5261_1888984076">
             <w:r>
               <w:rPr>
                 <w:webHidden/>
@@ -1033,7 +1033,7 @@
                 <w:rStyle w:val="IndexLink"/>
               </w:rPr>
               <w:tab/>
-              <w:t>34</w:t>
+              <w:t>33</w:t>
             </w:r>
           </w:hyperlink>
         </w:p>
@@ -1046,7 +1046,7 @@
             </w:tabs>
             <w:rPr/>
           </w:pPr>
-          <w:hyperlink w:anchor="__RefHeading___Toc5263_3488861905">
+          <w:hyperlink w:anchor="__RefHeading___Toc5263_1888984076">
             <w:r>
               <w:rPr>
                 <w:webHidden/>
@@ -1060,7 +1060,7 @@
                 <w:rStyle w:val="IndexLink"/>
               </w:rPr>
               <w:tab/>
-              <w:t>36</w:t>
+              <w:t>35</w:t>
             </w:r>
           </w:hyperlink>
         </w:p>
@@ -1073,7 +1073,7 @@
             </w:tabs>
             <w:rPr/>
           </w:pPr>
-          <w:hyperlink w:anchor="__RefHeading___Toc5265_3488861905">
+          <w:hyperlink w:anchor="__RefHeading___Toc5265_1888984076">
             <w:r>
               <w:rPr>
                 <w:webHidden/>
@@ -1087,7 +1087,7 @@
                 <w:rStyle w:val="IndexLink"/>
               </w:rPr>
               <w:tab/>
-              <w:t>37</w:t>
+              <w:t>36</w:t>
             </w:r>
           </w:hyperlink>
         </w:p>
@@ -1100,7 +1100,7 @@
             </w:tabs>
             <w:rPr/>
           </w:pPr>
-          <w:hyperlink w:anchor="__RefHeading___Toc5267_3488861905">
+          <w:hyperlink w:anchor="__RefHeading___Toc5267_1888984076">
             <w:r>
               <w:rPr>
                 <w:webHidden/>
@@ -1114,7 +1114,7 @@
                 <w:rStyle w:val="IndexLink"/>
               </w:rPr>
               <w:tab/>
-              <w:t>37</w:t>
+              <w:t>36</w:t>
             </w:r>
           </w:hyperlink>
         </w:p>
@@ -1127,7 +1127,7 @@
             </w:tabs>
             <w:rPr/>
           </w:pPr>
-          <w:hyperlink w:anchor="__RefHeading___Toc5269_3488861905">
+          <w:hyperlink w:anchor="__RefHeading___Toc5269_1888984076">
             <w:r>
               <w:rPr>
                 <w:webHidden/>
@@ -1141,7 +1141,7 @@
                 <w:rStyle w:val="IndexLink"/>
               </w:rPr>
               <w:tab/>
-              <w:t>42</w:t>
+              <w:t>41</w:t>
             </w:r>
           </w:hyperlink>
         </w:p>
@@ -1154,7 +1154,7 @@
             </w:tabs>
             <w:rPr/>
           </w:pPr>
-          <w:hyperlink w:anchor="__RefHeading___Toc5271_3488861905">
+          <w:hyperlink w:anchor="__RefHeading___Toc5271_1888984076">
             <w:r>
               <w:rPr>
                 <w:webHidden/>
@@ -1168,7 +1168,7 @@
                 <w:rStyle w:val="IndexLink"/>
               </w:rPr>
               <w:tab/>
-              <w:t>42</w:t>
+              <w:t>41</w:t>
             </w:r>
           </w:hyperlink>
         </w:p>
@@ -1181,7 +1181,7 @@
             </w:tabs>
             <w:rPr/>
           </w:pPr>
-          <w:hyperlink w:anchor="__RefHeading___Toc5273_3488861905">
+          <w:hyperlink w:anchor="__RefHeading___Toc5273_1888984076">
             <w:r>
               <w:rPr>
                 <w:webHidden/>
@@ -1195,7 +1195,7 @@
                 <w:rStyle w:val="IndexLink"/>
               </w:rPr>
               <w:tab/>
-              <w:t>43</w:t>
+              <w:t>42</w:t>
             </w:r>
           </w:hyperlink>
         </w:p>
@@ -1208,7 +1208,7 @@
             </w:tabs>
             <w:rPr/>
           </w:pPr>
-          <w:hyperlink w:anchor="__RefHeading___Toc5275_3488861905">
+          <w:hyperlink w:anchor="__RefHeading___Toc5275_1888984076">
             <w:r>
               <w:rPr>
                 <w:webHidden/>
@@ -1222,7 +1222,7 @@
                 <w:rStyle w:val="IndexLink"/>
               </w:rPr>
               <w:tab/>
-              <w:t>44</w:t>
+              <w:t>43</w:t>
             </w:r>
           </w:hyperlink>
         </w:p>
@@ -1235,7 +1235,7 @@
             </w:tabs>
             <w:rPr/>
           </w:pPr>
-          <w:hyperlink w:anchor="__RefHeading___Toc5277_3488861905">
+          <w:hyperlink w:anchor="__RefHeading___Toc5277_1888984076">
             <w:r>
               <w:rPr>
                 <w:webHidden/>
@@ -1249,7 +1249,7 @@
                 <w:rStyle w:val="IndexLink"/>
               </w:rPr>
               <w:tab/>
-              <w:t>45</w:t>
+              <w:t>44</w:t>
             </w:r>
           </w:hyperlink>
         </w:p>
@@ -1262,7 +1262,7 @@
             </w:tabs>
             <w:rPr/>
           </w:pPr>
-          <w:hyperlink w:anchor="__RefHeading___Toc5279_3488861905">
+          <w:hyperlink w:anchor="__RefHeading___Toc5279_1888984076">
             <w:r>
               <w:rPr>
                 <w:webHidden/>
@@ -1276,7 +1276,7 @@
                 <w:rStyle w:val="IndexLink"/>
               </w:rPr>
               <w:tab/>
-              <w:t>46</w:t>
+              <w:t>45</w:t>
             </w:r>
           </w:hyperlink>
         </w:p>
@@ -1289,7 +1289,7 @@
             </w:tabs>
             <w:rPr/>
           </w:pPr>
-          <w:hyperlink w:anchor="__RefHeading___Toc5281_3488861905">
+          <w:hyperlink w:anchor="__RefHeading___Toc5281_1888984076">
             <w:r>
               <w:rPr>
                 <w:webHidden/>
@@ -1303,7 +1303,7 @@
                 <w:rStyle w:val="IndexLink"/>
               </w:rPr>
               <w:tab/>
-              <w:t>47</w:t>
+              <w:t>46</w:t>
             </w:r>
           </w:hyperlink>
         </w:p>
@@ -1316,7 +1316,7 @@
             </w:tabs>
             <w:rPr/>
           </w:pPr>
-          <w:hyperlink w:anchor="__RefHeading___Toc5283_3488861905">
+          <w:hyperlink w:anchor="__RefHeading___Toc5283_1888984076">
             <w:r>
               <w:rPr>
                 <w:webHidden/>
@@ -1330,7 +1330,7 @@
                 <w:rStyle w:val="IndexLink"/>
               </w:rPr>
               <w:tab/>
-              <w:t>48</w:t>
+              <w:t>47</w:t>
             </w:r>
           </w:hyperlink>
         </w:p>
@@ -1343,7 +1343,7 @@
             </w:tabs>
             <w:rPr/>
           </w:pPr>
-          <w:hyperlink w:anchor="__RefHeading___Toc5285_3488861905">
+          <w:hyperlink w:anchor="__RefHeading___Toc5285_1888984076">
             <w:r>
               <w:rPr>
                 <w:webHidden/>
@@ -1357,7 +1357,7 @@
                 <w:rStyle w:val="IndexLink"/>
               </w:rPr>
               <w:tab/>
-              <w:t>51</w:t>
+              <w:t>50</w:t>
             </w:r>
           </w:hyperlink>
         </w:p>
@@ -1370,7 +1370,7 @@
             </w:tabs>
             <w:rPr/>
           </w:pPr>
-          <w:hyperlink w:anchor="__RefHeading___Toc5287_3488861905">
+          <w:hyperlink w:anchor="__RefHeading___Toc5287_1888984076">
             <w:r>
               <w:rPr>
                 <w:webHidden/>
@@ -1384,7 +1384,7 @@
                 <w:rStyle w:val="IndexLink"/>
               </w:rPr>
               <w:tab/>
-              <w:t>51</w:t>
+              <w:t>50</w:t>
             </w:r>
           </w:hyperlink>
         </w:p>
@@ -1397,7 +1397,7 @@
             </w:tabs>
             <w:rPr/>
           </w:pPr>
-          <w:hyperlink w:anchor="__RefHeading___Toc5289_3488861905">
+          <w:hyperlink w:anchor="__RefHeading___Toc5289_1888984076">
             <w:r>
               <w:rPr>
                 <w:webHidden/>
@@ -1411,7 +1411,7 @@
                 <w:rStyle w:val="IndexLink"/>
               </w:rPr>
               <w:tab/>
-              <w:t>52</w:t>
+              <w:t>51</w:t>
             </w:r>
           </w:hyperlink>
         </w:p>
@@ -1424,7 +1424,7 @@
             </w:tabs>
             <w:rPr/>
           </w:pPr>
-          <w:hyperlink w:anchor="__RefHeading___Toc5291_3488861905">
+          <w:hyperlink w:anchor="__RefHeading___Toc5291_1888984076">
             <w:r>
               <w:rPr>
                 <w:webHidden/>
@@ -1438,7 +1438,7 @@
                 <w:rStyle w:val="IndexLink"/>
               </w:rPr>
               <w:tab/>
-              <w:t>52</w:t>
+              <w:t>51</w:t>
             </w:r>
           </w:hyperlink>
         </w:p>
@@ -1451,7 +1451,7 @@
             </w:tabs>
             <w:rPr/>
           </w:pPr>
-          <w:hyperlink w:anchor="__RefHeading___Toc5293_3488861905">
+          <w:hyperlink w:anchor="__RefHeading___Toc5293_1888984076">
             <w:r>
               <w:rPr>
                 <w:webHidden/>
@@ -1465,7 +1465,7 @@
                 <w:rStyle w:val="IndexLink"/>
               </w:rPr>
               <w:tab/>
-              <w:t>53</w:t>
+              <w:t>52</w:t>
             </w:r>
           </w:hyperlink>
         </w:p>
@@ -1478,7 +1478,7 @@
             </w:tabs>
             <w:rPr/>
           </w:pPr>
-          <w:hyperlink w:anchor="__RefHeading___Toc5295_3488861905">
+          <w:hyperlink w:anchor="__RefHeading___Toc5295_1888984076">
             <w:r>
               <w:rPr>
                 <w:webHidden/>
@@ -1492,7 +1492,7 @@
                 <w:rStyle w:val="IndexLink"/>
               </w:rPr>
               <w:tab/>
-              <w:t>54</w:t>
+              <w:t>53</w:t>
             </w:r>
           </w:hyperlink>
         </w:p>
@@ -1505,7 +1505,7 @@
             </w:tabs>
             <w:rPr/>
           </w:pPr>
-          <w:hyperlink w:anchor="__RefHeading___Toc5297_3488861905">
+          <w:hyperlink w:anchor="__RefHeading___Toc5297_1888984076">
             <w:r>
               <w:rPr>
                 <w:webHidden/>
@@ -1519,7 +1519,7 @@
                 <w:rStyle w:val="IndexLink"/>
               </w:rPr>
               <w:tab/>
-              <w:t>54</w:t>
+              <w:t>53</w:t>
             </w:r>
           </w:hyperlink>
         </w:p>
@@ -1532,7 +1532,7 @@
             </w:tabs>
             <w:rPr/>
           </w:pPr>
-          <w:hyperlink w:anchor="__RefHeading___Toc5299_3488861905">
+          <w:hyperlink w:anchor="__RefHeading___Toc5299_1888984076">
             <w:r>
               <w:rPr>
                 <w:webHidden/>
@@ -1546,7 +1546,7 @@
                 <w:rStyle w:val="IndexLink"/>
               </w:rPr>
               <w:tab/>
-              <w:t>59</w:t>
+              <w:t>58</w:t>
             </w:r>
           </w:hyperlink>
         </w:p>
@@ -1559,7 +1559,7 @@
             </w:tabs>
             <w:rPr/>
           </w:pPr>
-          <w:hyperlink w:anchor="__RefHeading___Toc5301_3488861905">
+          <w:hyperlink w:anchor="__RefHeading___Toc5301_1888984076">
             <w:r>
               <w:rPr>
                 <w:webHidden/>
@@ -1573,7 +1573,7 @@
                 <w:rStyle w:val="IndexLink"/>
               </w:rPr>
               <w:tab/>
-              <w:t>59</w:t>
+              <w:t>58</w:t>
             </w:r>
           </w:hyperlink>
         </w:p>
@@ -1586,7 +1586,7 @@
             </w:tabs>
             <w:rPr/>
           </w:pPr>
-          <w:hyperlink w:anchor="__RefHeading___Toc5303_3488861905">
+          <w:hyperlink w:anchor="__RefHeading___Toc5303_1888984076">
             <w:r>
               <w:rPr>
                 <w:webHidden/>
@@ -1600,7 +1600,7 @@
                 <w:rStyle w:val="IndexLink"/>
               </w:rPr>
               <w:tab/>
-              <w:t>60</w:t>
+              <w:t>59</w:t>
             </w:r>
           </w:hyperlink>
         </w:p>
@@ -1613,7 +1613,7 @@
             </w:tabs>
             <w:rPr/>
           </w:pPr>
-          <w:hyperlink w:anchor="__RefHeading___Toc5305_3488861905">
+          <w:hyperlink w:anchor="__RefHeading___Toc5305_1888984076">
             <w:r>
               <w:rPr>
                 <w:webHidden/>
@@ -1627,7 +1627,7 @@
                 <w:rStyle w:val="IndexLink"/>
               </w:rPr>
               <w:tab/>
-              <w:t>60</w:t>
+              <w:t>59</w:t>
             </w:r>
           </w:hyperlink>
         </w:p>
@@ -1640,7 +1640,7 @@
             </w:tabs>
             <w:rPr/>
           </w:pPr>
-          <w:hyperlink w:anchor="__RefHeading___Toc5307_3488861905">
+          <w:hyperlink w:anchor="__RefHeading___Toc5307_1888984076">
             <w:r>
               <w:rPr>
                 <w:webHidden/>
@@ -1654,7 +1654,7 @@
                 <w:rStyle w:val="IndexLink"/>
               </w:rPr>
               <w:tab/>
-              <w:t>60</w:t>
+              <w:t>59</w:t>
             </w:r>
           </w:hyperlink>
         </w:p>
@@ -1667,7 +1667,7 @@
             </w:tabs>
             <w:rPr/>
           </w:pPr>
-          <w:hyperlink w:anchor="__RefHeading___Toc5309_3488861905">
+          <w:hyperlink w:anchor="__RefHeading___Toc5309_1888984076">
             <w:r>
               <w:rPr>
                 <w:webHidden/>
@@ -1681,7 +1681,7 @@
                 <w:rStyle w:val="IndexLink"/>
               </w:rPr>
               <w:tab/>
-              <w:t>62</w:t>
+              <w:t>61</w:t>
             </w:r>
           </w:hyperlink>
         </w:p>
@@ -1694,7 +1694,7 @@
             </w:tabs>
             <w:rPr/>
           </w:pPr>
-          <w:hyperlink w:anchor="__RefHeading___Toc5311_3488861905">
+          <w:hyperlink w:anchor="__RefHeading___Toc5311_1888984076">
             <w:r>
               <w:rPr>
                 <w:webHidden/>
@@ -1708,7 +1708,7 @@
                 <w:rStyle w:val="IndexLink"/>
               </w:rPr>
               <w:tab/>
-              <w:t>63</w:t>
+              <w:t>62</w:t>
             </w:r>
           </w:hyperlink>
         </w:p>
@@ -1721,7 +1721,7 @@
             </w:tabs>
             <w:rPr/>
           </w:pPr>
-          <w:hyperlink w:anchor="__RefHeading___Toc5313_3488861905">
+          <w:hyperlink w:anchor="__RefHeading___Toc5313_1888984076">
             <w:r>
               <w:rPr>
                 <w:webHidden/>
@@ -1735,7 +1735,7 @@
                 <w:rStyle w:val="IndexLink"/>
               </w:rPr>
               <w:tab/>
-              <w:t>65</w:t>
+              <w:t>64</w:t>
             </w:r>
           </w:hyperlink>
         </w:p>
@@ -1748,7 +1748,7 @@
             </w:tabs>
             <w:rPr/>
           </w:pPr>
-          <w:hyperlink w:anchor="__RefHeading___Toc5315_3488861905">
+          <w:hyperlink w:anchor="__RefHeading___Toc5315_1888984076">
             <w:r>
               <w:rPr>
                 <w:webHidden/>
@@ -1762,7 +1762,7 @@
                 <w:rStyle w:val="IndexLink"/>
               </w:rPr>
               <w:tab/>
-              <w:t>68</w:t>
+              <w:t>67</w:t>
             </w:r>
           </w:hyperlink>
         </w:p>
@@ -1775,7 +1775,7 @@
             </w:tabs>
             <w:rPr/>
           </w:pPr>
-          <w:hyperlink w:anchor="__RefHeading___Toc5317_3488861905">
+          <w:hyperlink w:anchor="__RefHeading___Toc5317_1888984076">
             <w:r>
               <w:rPr>
                 <w:webHidden/>
@@ -1789,7 +1789,7 @@
                 <w:rStyle w:val="IndexLink"/>
               </w:rPr>
               <w:tab/>
-              <w:t>68</w:t>
+              <w:t>67</w:t>
             </w:r>
           </w:hyperlink>
         </w:p>
@@ -1802,7 +1802,7 @@
             </w:tabs>
             <w:rPr/>
           </w:pPr>
-          <w:hyperlink w:anchor="__RefHeading___Toc5319_3488861905">
+          <w:hyperlink w:anchor="__RefHeading___Toc5319_1888984076">
             <w:r>
               <w:rPr>
                 <w:webHidden/>
@@ -1816,7 +1816,7 @@
                 <w:rStyle w:val="IndexLink"/>
               </w:rPr>
               <w:tab/>
-              <w:t>69</w:t>
+              <w:t>68</w:t>
             </w:r>
           </w:hyperlink>
         </w:p>
@@ -1829,7 +1829,7 @@
             </w:tabs>
             <w:rPr/>
           </w:pPr>
-          <w:hyperlink w:anchor="__RefHeading___Toc5321_3488861905">
+          <w:hyperlink w:anchor="__RefHeading___Toc5321_1888984076">
             <w:r>
               <w:rPr>
                 <w:webHidden/>
@@ -1843,7 +1843,7 @@
                 <w:rStyle w:val="IndexLink"/>
               </w:rPr>
               <w:tab/>
-              <w:t>69</w:t>
+              <w:t>68</w:t>
             </w:r>
           </w:hyperlink>
         </w:p>
@@ -1856,7 +1856,7 @@
             </w:tabs>
             <w:rPr/>
           </w:pPr>
-          <w:hyperlink w:anchor="__RefHeading___Toc5323_3488861905">
+          <w:hyperlink w:anchor="__RefHeading___Toc5323_1888984076">
             <w:r>
               <w:rPr>
                 <w:webHidden/>
@@ -1870,7 +1870,7 @@
                 <w:rStyle w:val="IndexLink"/>
               </w:rPr>
               <w:tab/>
-              <w:t>70</w:t>
+              <w:t>69</w:t>
             </w:r>
           </w:hyperlink>
         </w:p>
@@ -1883,7 +1883,7 @@
             </w:tabs>
             <w:rPr/>
           </w:pPr>
-          <w:hyperlink w:anchor="__RefHeading___Toc5325_3488861905">
+          <w:hyperlink w:anchor="__RefHeading___Toc5325_1888984076">
             <w:r>
               <w:rPr>
                 <w:webHidden/>
@@ -1897,7 +1897,7 @@
                 <w:rStyle w:val="IndexLink"/>
               </w:rPr>
               <w:tab/>
-              <w:t>71</w:t>
+              <w:t>70</w:t>
             </w:r>
           </w:hyperlink>
         </w:p>
@@ -1910,7 +1910,7 @@
             </w:tabs>
             <w:rPr/>
           </w:pPr>
-          <w:hyperlink w:anchor="__RefHeading___Toc5327_3488861905">
+          <w:hyperlink w:anchor="__RefHeading___Toc5327_1888984076">
             <w:r>
               <w:rPr>
                 <w:webHidden/>
@@ -1924,7 +1924,7 @@
                 <w:rStyle w:val="IndexLink"/>
               </w:rPr>
               <w:tab/>
-              <w:t>71</w:t>
+              <w:t>70</w:t>
             </w:r>
           </w:hyperlink>
         </w:p>
@@ -1937,7 +1937,7 @@
             </w:tabs>
             <w:rPr/>
           </w:pPr>
-          <w:hyperlink w:anchor="__RefHeading___Toc5329_3488861905">
+          <w:hyperlink w:anchor="__RefHeading___Toc5329_1888984076">
             <w:r>
               <w:rPr>
                 <w:webHidden/>
@@ -1951,7 +1951,7 @@
                 <w:rStyle w:val="IndexLink"/>
               </w:rPr>
               <w:tab/>
-              <w:t>73</w:t>
+              <w:t>72</w:t>
             </w:r>
           </w:hyperlink>
         </w:p>
@@ -1964,7 +1964,7 @@
             </w:tabs>
             <w:rPr/>
           </w:pPr>
-          <w:hyperlink w:anchor="__RefHeading___Toc5331_3488861905">
+          <w:hyperlink w:anchor="__RefHeading___Toc5331_1888984076">
             <w:r>
               <w:rPr>
                 <w:webHidden/>
@@ -1978,7 +1978,7 @@
                 <w:rStyle w:val="IndexLink"/>
               </w:rPr>
               <w:tab/>
-              <w:t>77</w:t>
+              <w:t>76</w:t>
             </w:r>
           </w:hyperlink>
         </w:p>
@@ -1991,7 +1991,7 @@
             </w:tabs>
             <w:rPr/>
           </w:pPr>
-          <w:hyperlink w:anchor="__RefHeading___Toc5333_3488861905">
+          <w:hyperlink w:anchor="__RefHeading___Toc5333_1888984076">
             <w:r>
               <w:rPr>
                 <w:webHidden/>
@@ -2005,7 +2005,7 @@
                 <w:rStyle w:val="IndexLink"/>
               </w:rPr>
               <w:tab/>
-              <w:t>77</w:t>
+              <w:t>76</w:t>
             </w:r>
           </w:hyperlink>
         </w:p>
@@ -2018,7 +2018,7 @@
             </w:tabs>
             <w:rPr/>
           </w:pPr>
-          <w:hyperlink w:anchor="__RefHeading___Toc5335_3488861905">
+          <w:hyperlink w:anchor="__RefHeading___Toc5335_1888984076">
             <w:r>
               <w:rPr>
                 <w:webHidden/>
@@ -2032,7 +2032,7 @@
                 <w:rStyle w:val="IndexLink"/>
               </w:rPr>
               <w:tab/>
-              <w:t>78</w:t>
+              <w:t>77</w:t>
             </w:r>
           </w:hyperlink>
         </w:p>
@@ -2045,7 +2045,7 @@
             </w:tabs>
             <w:rPr/>
           </w:pPr>
-          <w:hyperlink w:anchor="__RefHeading___Toc5337_3488861905">
+          <w:hyperlink w:anchor="__RefHeading___Toc5337_1888984076">
             <w:r>
               <w:rPr>
                 <w:webHidden/>
@@ -2059,7 +2059,7 @@
                 <w:rStyle w:val="IndexLink"/>
               </w:rPr>
               <w:tab/>
-              <w:t>78</w:t>
+              <w:t>77</w:t>
             </w:r>
           </w:hyperlink>
         </w:p>
@@ -2072,7 +2072,7 @@
             </w:tabs>
             <w:rPr/>
           </w:pPr>
-          <w:hyperlink w:anchor="__RefHeading___Toc5339_3488861905">
+          <w:hyperlink w:anchor="__RefHeading___Toc5339_1888984076">
             <w:r>
               <w:rPr>
                 <w:webHidden/>
@@ -2086,7 +2086,7 @@
                 <w:rStyle w:val="IndexLink"/>
               </w:rPr>
               <w:tab/>
-              <w:t>80</w:t>
+              <w:t>79</w:t>
             </w:r>
           </w:hyperlink>
         </w:p>
@@ -2099,7 +2099,7 @@
             </w:tabs>
             <w:rPr/>
           </w:pPr>
-          <w:hyperlink w:anchor="__RefHeading___Toc5341_3488861905">
+          <w:hyperlink w:anchor="__RefHeading___Toc5341_1888984076">
             <w:r>
               <w:rPr>
                 <w:webHidden/>
@@ -2113,7 +2113,7 @@
                 <w:rStyle w:val="IndexLink"/>
               </w:rPr>
               <w:tab/>
-              <w:t>81</w:t>
+              <w:t>80</w:t>
             </w:r>
           </w:hyperlink>
         </w:p>
@@ -2126,7 +2126,7 @@
             </w:tabs>
             <w:rPr/>
           </w:pPr>
-          <w:hyperlink w:anchor="__RefHeading___Toc5343_3488861905">
+          <w:hyperlink w:anchor="__RefHeading___Toc5343_1888984076">
             <w:r>
               <w:rPr>
                 <w:webHidden/>
@@ -2140,7 +2140,7 @@
                 <w:rStyle w:val="IndexLink"/>
               </w:rPr>
               <w:tab/>
-              <w:t>82</w:t>
+              <w:t>81</w:t>
             </w:r>
           </w:hyperlink>
         </w:p>
@@ -2153,7 +2153,7 @@
             </w:tabs>
             <w:rPr/>
           </w:pPr>
-          <w:hyperlink w:anchor="__RefHeading___Toc5345_3488861905">
+          <w:hyperlink w:anchor="__RefHeading___Toc5345_1888984076">
             <w:r>
               <w:rPr>
                 <w:webHidden/>
@@ -2167,7 +2167,7 @@
                 <w:rStyle w:val="IndexLink"/>
               </w:rPr>
               <w:tab/>
-              <w:t>83</w:t>
+              <w:t>82</w:t>
             </w:r>
           </w:hyperlink>
         </w:p>
@@ -2180,7 +2180,7 @@
             </w:tabs>
             <w:rPr/>
           </w:pPr>
-          <w:hyperlink w:anchor="__RefHeading___Toc5347_3488861905">
+          <w:hyperlink w:anchor="__RefHeading___Toc5347_1888984076">
             <w:r>
               <w:rPr>
                 <w:webHidden/>
@@ -2194,7 +2194,7 @@
                 <w:rStyle w:val="IndexLink"/>
               </w:rPr>
               <w:tab/>
-              <w:t>86</w:t>
+              <w:t>85</w:t>
             </w:r>
           </w:hyperlink>
         </w:p>
@@ -2207,7 +2207,7 @@
             </w:tabs>
             <w:rPr/>
           </w:pPr>
-          <w:hyperlink w:anchor="__RefHeading___Toc5349_3488861905">
+          <w:hyperlink w:anchor="__RefHeading___Toc5349_1888984076">
             <w:r>
               <w:rPr>
                 <w:webHidden/>
@@ -2221,7 +2221,7 @@
                 <w:rStyle w:val="IndexLink"/>
               </w:rPr>
               <w:tab/>
-              <w:t>86</w:t>
+              <w:t>85</w:t>
             </w:r>
           </w:hyperlink>
         </w:p>
@@ -2234,7 +2234,7 @@
             </w:tabs>
             <w:rPr/>
           </w:pPr>
-          <w:hyperlink w:anchor="__RefHeading___Toc5351_3488861905">
+          <w:hyperlink w:anchor="__RefHeading___Toc5351_1888984076">
             <w:r>
               <w:rPr>
                 <w:webHidden/>
@@ -2248,7 +2248,7 @@
                 <w:rStyle w:val="IndexLink"/>
               </w:rPr>
               <w:tab/>
-              <w:t>87</w:t>
+              <w:t>86</w:t>
             </w:r>
           </w:hyperlink>
         </w:p>
@@ -2261,7 +2261,7 @@
             </w:tabs>
             <w:rPr/>
           </w:pPr>
-          <w:hyperlink w:anchor="__RefHeading___Toc5353_3488861905">
+          <w:hyperlink w:anchor="__RefHeading___Toc5353_1888984076">
             <w:r>
               <w:rPr>
                 <w:webHidden/>
@@ -2275,7 +2275,7 @@
                 <w:rStyle w:val="IndexLink"/>
               </w:rPr>
               <w:tab/>
-              <w:t>88</w:t>
+              <w:t>87</w:t>
             </w:r>
           </w:hyperlink>
         </w:p>
@@ -2288,7 +2288,7 @@
             </w:tabs>
             <w:rPr/>
           </w:pPr>
-          <w:hyperlink w:anchor="__RefHeading___Toc5355_3488861905">
+          <w:hyperlink w:anchor="__RefHeading___Toc5355_1888984076">
             <w:r>
               <w:rPr>
                 <w:webHidden/>
@@ -2302,7 +2302,7 @@
                 <w:rStyle w:val="IndexLink"/>
               </w:rPr>
               <w:tab/>
-              <w:t>89</w:t>
+              <w:t>88</w:t>
             </w:r>
           </w:hyperlink>
         </w:p>
@@ -2315,7 +2315,7 @@
             </w:tabs>
             <w:rPr/>
           </w:pPr>
-          <w:hyperlink w:anchor="__RefHeading___Toc5357_3488861905">
+          <w:hyperlink w:anchor="__RefHeading___Toc5357_1888984076">
             <w:r>
               <w:rPr>
                 <w:webHidden/>
@@ -2329,7 +2329,7 @@
                 <w:rStyle w:val="IndexLink"/>
               </w:rPr>
               <w:tab/>
-              <w:t>89</w:t>
+              <w:t>88</w:t>
             </w:r>
           </w:hyperlink>
         </w:p>
@@ -2342,7 +2342,7 @@
             </w:tabs>
             <w:rPr/>
           </w:pPr>
-          <w:hyperlink w:anchor="__RefHeading___Toc5359_3488861905">
+          <w:hyperlink w:anchor="__RefHeading___Toc5359_1888984076">
             <w:r>
               <w:rPr>
                 <w:webHidden/>
@@ -2356,7 +2356,7 @@
                 <w:rStyle w:val="IndexLink"/>
               </w:rPr>
               <w:tab/>
-              <w:t>90</w:t>
+              <w:t>89</w:t>
             </w:r>
           </w:hyperlink>
         </w:p>
@@ -2369,7 +2369,7 @@
             </w:tabs>
             <w:rPr/>
           </w:pPr>
-          <w:hyperlink w:anchor="__RefHeading___Toc5361_3488861905">
+          <w:hyperlink w:anchor="__RefHeading___Toc5361_1888984076">
             <w:r>
               <w:rPr>
                 <w:webHidden/>
@@ -2383,7 +2383,7 @@
                 <w:rStyle w:val="IndexLink"/>
               </w:rPr>
               <w:tab/>
-              <w:t>94</w:t>
+              <w:t>93</w:t>
             </w:r>
           </w:hyperlink>
         </w:p>
@@ -2396,7 +2396,7 @@
             </w:tabs>
             <w:rPr/>
           </w:pPr>
-          <w:hyperlink w:anchor="__RefHeading___Toc5363_3488861905">
+          <w:hyperlink w:anchor="__RefHeading___Toc5363_1888984076">
             <w:r>
               <w:rPr>
                 <w:webHidden/>
@@ -2410,7 +2410,7 @@
                 <w:rStyle w:val="IndexLink"/>
               </w:rPr>
               <w:tab/>
-              <w:t>94</w:t>
+              <w:t>93</w:t>
             </w:r>
           </w:hyperlink>
         </w:p>
@@ -2423,7 +2423,7 @@
             </w:tabs>
             <w:rPr/>
           </w:pPr>
-          <w:hyperlink w:anchor="__RefHeading___Toc5365_3488861905">
+          <w:hyperlink w:anchor="__RefHeading___Toc5365_1888984076">
             <w:r>
               <w:rPr>
                 <w:webHidden/>
@@ -2437,7 +2437,7 @@
                 <w:rStyle w:val="IndexLink"/>
               </w:rPr>
               <w:tab/>
-              <w:t>95</w:t>
+              <w:t>94</w:t>
             </w:r>
           </w:hyperlink>
         </w:p>
@@ -2450,7 +2450,7 @@
             </w:tabs>
             <w:rPr/>
           </w:pPr>
-          <w:hyperlink w:anchor="__RefHeading___Toc5367_3488861905">
+          <w:hyperlink w:anchor="__RefHeading___Toc5367_1888984076">
             <w:r>
               <w:rPr>
                 <w:webHidden/>
@@ -2464,7 +2464,7 @@
                 <w:rStyle w:val="IndexLink"/>
               </w:rPr>
               <w:tab/>
-              <w:t>95</w:t>
+              <w:t>94</w:t>
             </w:r>
           </w:hyperlink>
         </w:p>
@@ -2477,7 +2477,7 @@
             </w:tabs>
             <w:rPr/>
           </w:pPr>
-          <w:hyperlink w:anchor="__RefHeading___Toc5369_3488861905">
+          <w:hyperlink w:anchor="__RefHeading___Toc5369_1888984076">
             <w:r>
               <w:rPr>
                 <w:webHidden/>
@@ -2491,7 +2491,7 @@
                 <w:rStyle w:val="IndexLink"/>
               </w:rPr>
               <w:tab/>
-              <w:t>96</w:t>
+              <w:t>95</w:t>
             </w:r>
           </w:hyperlink>
         </w:p>
@@ -2504,7 +2504,7 @@
             </w:tabs>
             <w:rPr/>
           </w:pPr>
-          <w:hyperlink w:anchor="__RefHeading___Toc5371_3488861905">
+          <w:hyperlink w:anchor="__RefHeading___Toc5371_1888984076">
             <w:r>
               <w:rPr>
                 <w:webHidden/>
@@ -2518,7 +2518,7 @@
                 <w:rStyle w:val="IndexLink"/>
               </w:rPr>
               <w:tab/>
-              <w:t>98</w:t>
+              <w:t>97</w:t>
             </w:r>
           </w:hyperlink>
         </w:p>
@@ -2531,7 +2531,7 @@
             </w:tabs>
             <w:rPr/>
           </w:pPr>
-          <w:hyperlink w:anchor="__RefHeading___Toc5373_3488861905">
+          <w:hyperlink w:anchor="__RefHeading___Toc5373_1888984076">
             <w:r>
               <w:rPr>
                 <w:webHidden/>
@@ -2545,7 +2545,7 @@
                 <w:rStyle w:val="IndexLink"/>
               </w:rPr>
               <w:tab/>
-              <w:t>99</w:t>
+              <w:t>98</w:t>
             </w:r>
           </w:hyperlink>
         </w:p>
@@ -2558,7 +2558,7 @@
             </w:tabs>
             <w:rPr/>
           </w:pPr>
-          <w:hyperlink w:anchor="__RefHeading___Toc5375_3488861905">
+          <w:hyperlink w:anchor="__RefHeading___Toc5375_1888984076">
             <w:r>
               <w:rPr>
                 <w:webHidden/>
@@ -2572,7 +2572,7 @@
                 <w:rStyle w:val="IndexLink"/>
               </w:rPr>
               <w:tab/>
-              <w:t>101</w:t>
+              <w:t>100</w:t>
             </w:r>
           </w:hyperlink>
         </w:p>
@@ -2585,7 +2585,7 @@
             </w:tabs>
             <w:rPr/>
           </w:pPr>
-          <w:hyperlink w:anchor="__RefHeading___Toc5377_3488861905">
+          <w:hyperlink w:anchor="__RefHeading___Toc5377_1888984076">
             <w:r>
               <w:rPr>
                 <w:webHidden/>
@@ -2599,7 +2599,7 @@
                 <w:rStyle w:val="IndexLink"/>
               </w:rPr>
               <w:tab/>
-              <w:t>104</w:t>
+              <w:t>103</w:t>
             </w:r>
           </w:hyperlink>
         </w:p>
@@ -2612,7 +2612,7 @@
             </w:tabs>
             <w:rPr/>
           </w:pPr>
-          <w:hyperlink w:anchor="__RefHeading___Toc5379_3488861905">
+          <w:hyperlink w:anchor="__RefHeading___Toc5379_1888984076">
             <w:r>
               <w:rPr>
                 <w:webHidden/>
@@ -2626,7 +2626,7 @@
                 <w:rStyle w:val="IndexLink"/>
               </w:rPr>
               <w:tab/>
-              <w:t>106</w:t>
+              <w:t>105</w:t>
             </w:r>
           </w:hyperlink>
         </w:p>
@@ -2639,7 +2639,7 @@
             </w:tabs>
             <w:rPr/>
           </w:pPr>
-          <w:hyperlink w:anchor="__RefHeading___Toc5381_3488861905">
+          <w:hyperlink w:anchor="__RefHeading___Toc5381_1888984076">
             <w:r>
               <w:rPr>
                 <w:webHidden/>
@@ -2653,7 +2653,7 @@
                 <w:rStyle w:val="IndexLink"/>
               </w:rPr>
               <w:tab/>
-              <w:t>110</w:t>
+              <w:t>109</w:t>
             </w:r>
           </w:hyperlink>
         </w:p>
@@ -2666,7 +2666,7 @@
             </w:tabs>
             <w:rPr/>
           </w:pPr>
-          <w:hyperlink w:anchor="__RefHeading___Toc5383_3488861905">
+          <w:hyperlink w:anchor="__RefHeading___Toc5383_1888984076">
             <w:r>
               <w:rPr>
                 <w:webHidden/>
@@ -2680,7 +2680,7 @@
                 <w:rStyle w:val="IndexLink"/>
               </w:rPr>
               <w:tab/>
-              <w:t>110</w:t>
+              <w:t>109</w:t>
             </w:r>
           </w:hyperlink>
         </w:p>
@@ -2693,7 +2693,7 @@
             </w:tabs>
             <w:rPr/>
           </w:pPr>
-          <w:hyperlink w:anchor="__RefHeading___Toc5385_3488861905">
+          <w:hyperlink w:anchor="__RefHeading___Toc5385_1888984076">
             <w:r>
               <w:rPr>
                 <w:webHidden/>
@@ -2707,7 +2707,7 @@
                 <w:rStyle w:val="IndexLink"/>
               </w:rPr>
               <w:tab/>
-              <w:t>110</w:t>
+              <w:t>109</w:t>
             </w:r>
           </w:hyperlink>
         </w:p>
@@ -2720,7 +2720,7 @@
             </w:tabs>
             <w:rPr/>
           </w:pPr>
-          <w:hyperlink w:anchor="__RefHeading___Toc5387_3488861905">
+          <w:hyperlink w:anchor="__RefHeading___Toc5387_1888984076">
             <w:r>
               <w:rPr>
                 <w:webHidden/>
@@ -2734,7 +2734,7 @@
                 <w:rStyle w:val="IndexLink"/>
               </w:rPr>
               <w:tab/>
-              <w:t>111</w:t>
+              <w:t>110</w:t>
             </w:r>
           </w:hyperlink>
         </w:p>
@@ -2747,7 +2747,7 @@
             </w:tabs>
             <w:rPr/>
           </w:pPr>
-          <w:hyperlink w:anchor="__RefHeading___Toc5389_3488861905">
+          <w:hyperlink w:anchor="__RefHeading___Toc5389_1888984076">
             <w:r>
               <w:rPr>
                 <w:webHidden/>
@@ -2761,7 +2761,7 @@
                 <w:rStyle w:val="IndexLink"/>
               </w:rPr>
               <w:tab/>
-              <w:t>111</w:t>
+              <w:t>110</w:t>
             </w:r>
           </w:hyperlink>
         </w:p>
@@ -2774,7 +2774,7 @@
             </w:tabs>
             <w:rPr/>
           </w:pPr>
-          <w:hyperlink w:anchor="__RefHeading___Toc5391_3488861905">
+          <w:hyperlink w:anchor="__RefHeading___Toc5391_1888984076">
             <w:r>
               <w:rPr>
                 <w:webHidden/>
@@ -2788,7 +2788,7 @@
                 <w:rStyle w:val="IndexLink"/>
               </w:rPr>
               <w:tab/>
-              <w:t>111</w:t>
+              <w:t>110</w:t>
             </w:r>
           </w:hyperlink>
         </w:p>
@@ -2801,7 +2801,7 @@
             </w:tabs>
             <w:rPr/>
           </w:pPr>
-          <w:hyperlink w:anchor="__RefHeading___Toc5393_3488861905">
+          <w:hyperlink w:anchor="__RefHeading___Toc5393_1888984076">
             <w:r>
               <w:rPr>
                 <w:webHidden/>
@@ -2815,7 +2815,7 @@
                 <w:rStyle w:val="IndexLink"/>
               </w:rPr>
               <w:tab/>
-              <w:t>112</w:t>
+              <w:t>111</w:t>
             </w:r>
           </w:hyperlink>
         </w:p>
@@ -2828,7 +2828,7 @@
             </w:tabs>
             <w:rPr/>
           </w:pPr>
-          <w:hyperlink w:anchor="__RefHeading___Toc5395_3488861905">
+          <w:hyperlink w:anchor="__RefHeading___Toc5395_1888984076">
             <w:r>
               <w:rPr>
                 <w:webHidden/>
@@ -2842,7 +2842,7 @@
                 <w:rStyle w:val="IndexLink"/>
               </w:rPr>
               <w:tab/>
-              <w:t>113</w:t>
+              <w:t>112</w:t>
             </w:r>
           </w:hyperlink>
         </w:p>
@@ -2855,7 +2855,7 @@
             </w:tabs>
             <w:rPr/>
           </w:pPr>
-          <w:hyperlink w:anchor="__RefHeading___Toc5397_3488861905">
+          <w:hyperlink w:anchor="__RefHeading___Toc5397_1888984076">
             <w:r>
               <w:rPr>
                 <w:webHidden/>
@@ -2869,7 +2869,7 @@
                 <w:rStyle w:val="IndexLink"/>
               </w:rPr>
               <w:tab/>
-              <w:t>115</w:t>
+              <w:t>114</w:t>
             </w:r>
           </w:hyperlink>
         </w:p>
@@ -2882,7 +2882,7 @@
             </w:tabs>
             <w:rPr/>
           </w:pPr>
-          <w:hyperlink w:anchor="__RefHeading___Toc5399_3488861905">
+          <w:hyperlink w:anchor="__RefHeading___Toc5399_1888984076">
             <w:r>
               <w:rPr>
                 <w:webHidden/>
@@ -2896,7 +2896,7 @@
                 <w:rStyle w:val="IndexLink"/>
               </w:rPr>
               <w:tab/>
-              <w:t>116</w:t>
+              <w:t>115</w:t>
             </w:r>
           </w:hyperlink>
         </w:p>
@@ -2909,7 +2909,7 @@
             </w:tabs>
             <w:rPr/>
           </w:pPr>
-          <w:hyperlink w:anchor="__RefHeading___Toc5401_3488861905">
+          <w:hyperlink w:anchor="__RefHeading___Toc5401_1888984076">
             <w:r>
               <w:rPr>
                 <w:webHidden/>
@@ -2923,7 +2923,7 @@
                 <w:rStyle w:val="IndexLink"/>
               </w:rPr>
               <w:tab/>
-              <w:t>117</w:t>
+              <w:t>116</w:t>
             </w:r>
           </w:hyperlink>
         </w:p>
@@ -2936,7 +2936,7 @@
             </w:tabs>
             <w:rPr/>
           </w:pPr>
-          <w:hyperlink w:anchor="__RefHeading___Toc5403_3488861905">
+          <w:hyperlink w:anchor="__RefHeading___Toc5403_1888984076">
             <w:r>
               <w:rPr>
                 <w:webHidden/>
@@ -2950,7 +2950,7 @@
                 <w:rStyle w:val="IndexLink"/>
               </w:rPr>
               <w:tab/>
-              <w:t>119</w:t>
+              <w:t>118</w:t>
             </w:r>
           </w:hyperlink>
         </w:p>
@@ -2963,7 +2963,7 @@
             </w:tabs>
             <w:rPr/>
           </w:pPr>
-          <w:hyperlink w:anchor="__RefHeading___Toc5405_3488861905">
+          <w:hyperlink w:anchor="__RefHeading___Toc5405_1888984076">
             <w:r>
               <w:rPr>
                 <w:webHidden/>
@@ -2977,7 +2977,7 @@
                 <w:rStyle w:val="IndexLink"/>
               </w:rPr>
               <w:tab/>
-              <w:t>119</w:t>
+              <w:t>118</w:t>
             </w:r>
           </w:hyperlink>
         </w:p>
@@ -2990,7 +2990,7 @@
             </w:tabs>
             <w:rPr/>
           </w:pPr>
-          <w:hyperlink w:anchor="__RefHeading___Toc5407_3488861905">
+          <w:hyperlink w:anchor="__RefHeading___Toc5407_1888984076">
             <w:r>
               <w:rPr>
                 <w:webHidden/>
@@ -3004,7 +3004,7 @@
                 <w:rStyle w:val="IndexLink"/>
               </w:rPr>
               <w:tab/>
-              <w:t>119</w:t>
+              <w:t>118</w:t>
             </w:r>
           </w:hyperlink>
         </w:p>
@@ -3017,7 +3017,7 @@
             </w:tabs>
             <w:rPr/>
           </w:pPr>
-          <w:hyperlink w:anchor="__RefHeading___Toc5409_3488861905">
+          <w:hyperlink w:anchor="__RefHeading___Toc5409_1888984076">
             <w:r>
               <w:rPr>
                 <w:webHidden/>
@@ -3031,7 +3031,7 @@
                 <w:rStyle w:val="IndexLink"/>
               </w:rPr>
               <w:tab/>
-              <w:t>119</w:t>
+              <w:t>118</w:t>
             </w:r>
           </w:hyperlink>
         </w:p>
@@ -3044,7 +3044,7 @@
             </w:tabs>
             <w:rPr/>
           </w:pPr>
-          <w:hyperlink w:anchor="__RefHeading___Toc5411_3488861905">
+          <w:hyperlink w:anchor="__RefHeading___Toc5411_1888984076">
             <w:r>
               <w:rPr>
                 <w:webHidden/>
@@ -3058,7 +3058,7 @@
                 <w:rStyle w:val="IndexLink"/>
               </w:rPr>
               <w:tab/>
-              <w:t>120</w:t>
+              <w:t>119</w:t>
             </w:r>
           </w:hyperlink>
         </w:p>
@@ -3071,7 +3071,7 @@
             </w:tabs>
             <w:rPr/>
           </w:pPr>
-          <w:hyperlink w:anchor="__RefHeading___Toc5413_3488861905">
+          <w:hyperlink w:anchor="__RefHeading___Toc5413_1888984076">
             <w:r>
               <w:rPr>
                 <w:webHidden/>
@@ -3085,7 +3085,7 @@
                 <w:rStyle w:val="IndexLink"/>
               </w:rPr>
               <w:tab/>
-              <w:t>121</w:t>
+              <w:t>120</w:t>
             </w:r>
           </w:hyperlink>
           <w:r>
@@ -3126,7 +3126,7 @@
         <w:jc w:val="center"/>
         <w:rPr/>
       </w:pPr>
-      <w:bookmarkStart w:id="0" w:name="__RefHeading___Toc5225_3488861905"/>
+      <w:bookmarkStart w:id="0" w:name="__RefHeading___Toc5225_1888984076"/>
       <w:bookmarkEnd w:id="0"/>
       <w:r>
         <w:rPr>
@@ -3331,7 +3331,7 @@
         <w:jc w:val="center"/>
         <w:rPr/>
       </w:pPr>
-      <w:bookmarkStart w:id="1" w:name="__RefHeading___Toc5227_3488861905"/>
+      <w:bookmarkStart w:id="1" w:name="__RefHeading___Toc5227_1888984076"/>
       <w:bookmarkEnd w:id="1"/>
       <w:r>
         <w:rPr>
@@ -3636,7 +3636,7 @@
         <w:jc w:val="left"/>
         <w:rPr/>
       </w:pPr>
-      <w:bookmarkStart w:id="2" w:name="__RefHeading___Toc5229_3488861905"/>
+      <w:bookmarkStart w:id="2" w:name="__RefHeading___Toc5229_1888984076"/>
       <w:bookmarkEnd w:id="2"/>
       <w:r>
         <w:rPr>
@@ -3750,7 +3750,7 @@
         <w:jc w:val="left"/>
         <w:rPr/>
       </w:pPr>
-      <w:bookmarkStart w:id="3" w:name="__RefHeading___Toc5231_3488861905"/>
+      <w:bookmarkStart w:id="3" w:name="__RefHeading___Toc5231_1888984076"/>
       <w:bookmarkEnd w:id="3"/>
       <w:r>
         <w:rPr>
@@ -4055,7 +4055,7 @@
         <w:jc w:val="left"/>
         <w:rPr/>
       </w:pPr>
-      <w:bookmarkStart w:id="4" w:name="__RefHeading___Toc5233_3488861905"/>
+      <w:bookmarkStart w:id="4" w:name="__RefHeading___Toc5233_1888984076"/>
       <w:bookmarkEnd w:id="4"/>
       <w:r>
         <w:rPr>
@@ -4302,7 +4302,7 @@
         <w:jc w:val="left"/>
         <w:rPr/>
       </w:pPr>
-      <w:bookmarkStart w:id="5" w:name="__RefHeading___Toc5235_3488861905"/>
+      <w:bookmarkStart w:id="5" w:name="__RefHeading___Toc5235_1888984076"/>
       <w:bookmarkEnd w:id="5"/>
       <w:r>
         <w:rPr>
@@ -4566,7 +4566,7 @@
         <w:jc w:val="left"/>
         <w:rPr/>
       </w:pPr>
-      <w:bookmarkStart w:id="6" w:name="__RefHeading___Toc5237_3488861905"/>
+      <w:bookmarkStart w:id="6" w:name="__RefHeading___Toc5237_1888984076"/>
       <w:bookmarkEnd w:id="6"/>
       <w:r>
         <w:rPr>
@@ -4766,7 +4766,7 @@
         <w:jc w:val="left"/>
         <w:rPr/>
       </w:pPr>
-      <w:bookmarkStart w:id="7" w:name="__RefHeading___Toc5239_3488861905"/>
+      <w:bookmarkStart w:id="7" w:name="__RefHeading___Toc5239_1888984076"/>
       <w:bookmarkEnd w:id="7"/>
       <w:r>
         <w:rPr>
@@ -6514,7 +6514,7 @@
         <w:jc w:val="center"/>
         <w:rPr/>
       </w:pPr>
-      <w:bookmarkStart w:id="8" w:name="__RefHeading___Toc5241_3488861905"/>
+      <w:bookmarkStart w:id="8" w:name="__RefHeading___Toc5241_1888984076"/>
       <w:bookmarkEnd w:id="8"/>
       <w:r>
         <w:rPr>
@@ -6819,7 +6819,7 @@
         <w:jc w:val="left"/>
         <w:rPr/>
       </w:pPr>
-      <w:bookmarkStart w:id="9" w:name="__RefHeading___Toc5243_3488861905"/>
+      <w:bookmarkStart w:id="9" w:name="__RefHeading___Toc5243_1888984076"/>
       <w:bookmarkEnd w:id="9"/>
       <w:r>
         <w:rPr>
@@ -6875,7 +6875,7 @@
         <w:jc w:val="left"/>
         <w:rPr/>
       </w:pPr>
-      <w:bookmarkStart w:id="10" w:name="__RefHeading___Toc5245_3488861905"/>
+      <w:bookmarkStart w:id="10" w:name="__RefHeading___Toc5245_1888984076"/>
       <w:bookmarkEnd w:id="10"/>
       <w:r>
         <w:rPr>
@@ -6942,7 +6942,7 @@
         <w:jc w:val="left"/>
         <w:rPr/>
       </w:pPr>
-      <w:bookmarkStart w:id="11" w:name="__RefHeading___Toc5247_3488861905"/>
+      <w:bookmarkStart w:id="11" w:name="__RefHeading___Toc5247_1888984076"/>
       <w:bookmarkEnd w:id="11"/>
       <w:r>
         <w:rPr>
@@ -7058,7 +7058,7 @@
         <w:jc w:val="left"/>
         <w:rPr/>
       </w:pPr>
-      <w:bookmarkStart w:id="12" w:name="__RefHeading___Toc5249_3488861905"/>
+      <w:bookmarkStart w:id="12" w:name="__RefHeading___Toc5249_1888984076"/>
       <w:bookmarkEnd w:id="12"/>
       <w:r>
         <w:rPr>
@@ -7604,7 +7604,7 @@
         <w:jc w:val="left"/>
         <w:rPr/>
       </w:pPr>
-      <w:bookmarkStart w:id="13" w:name="__RefHeading___Toc5251_3488861905"/>
+      <w:bookmarkStart w:id="13" w:name="__RefHeading___Toc5251_1888984076"/>
       <w:bookmarkEnd w:id="13"/>
       <w:r>
         <w:rPr>
@@ -7803,7 +7803,7 @@
         <w:jc w:val="left"/>
         <w:rPr/>
       </w:pPr>
-      <w:bookmarkStart w:id="14" w:name="__RefHeading___Toc5253_3488861905"/>
+      <w:bookmarkStart w:id="14" w:name="__RefHeading___Toc5253_1888984076"/>
       <w:bookmarkEnd w:id="14"/>
       <w:r>
         <w:rPr>
@@ -9326,7 +9326,7 @@
         <w:jc w:val="center"/>
         <w:rPr/>
       </w:pPr>
-      <w:bookmarkStart w:id="15" w:name="__RefHeading___Toc5255_3488861905"/>
+      <w:bookmarkStart w:id="15" w:name="__RefHeading___Toc5255_1888984076"/>
       <w:bookmarkEnd w:id="15"/>
       <w:r>
         <w:rPr>
@@ -9631,7 +9631,7 @@
         <w:jc w:val="left"/>
         <w:rPr/>
       </w:pPr>
-      <w:bookmarkStart w:id="16" w:name="__RefHeading___Toc5257_3488861905"/>
+      <w:bookmarkStart w:id="16" w:name="__RefHeading___Toc5257_1888984076"/>
       <w:bookmarkEnd w:id="16"/>
       <w:r>
         <w:rPr>
@@ -9687,7 +9687,7 @@
         <w:jc w:val="left"/>
         <w:rPr/>
       </w:pPr>
-      <w:bookmarkStart w:id="17" w:name="__RefHeading___Toc5259_3488861905"/>
+      <w:bookmarkStart w:id="17" w:name="__RefHeading___Toc5259_1888984076"/>
       <w:bookmarkEnd w:id="17"/>
       <w:r>
         <w:rPr>
@@ -9927,7 +9927,7 @@
         <w:jc w:val="left"/>
         <w:rPr/>
       </w:pPr>
-      <w:bookmarkStart w:id="18" w:name="__RefHeading___Toc5261_3488861905"/>
+      <w:bookmarkStart w:id="18" w:name="__RefHeading___Toc5261_1888984076"/>
       <w:bookmarkEnd w:id="18"/>
       <w:r>
         <w:rPr>
@@ -10182,7 +10182,7 @@
         <w:jc w:val="left"/>
         <w:rPr/>
       </w:pPr>
-      <w:bookmarkStart w:id="19" w:name="__RefHeading___Toc5263_3488861905"/>
+      <w:bookmarkStart w:id="19" w:name="__RefHeading___Toc5263_1888984076"/>
       <w:bookmarkEnd w:id="19"/>
       <w:r>
         <w:rPr>
@@ -10400,7 +10400,7 @@
         <w:jc w:val="left"/>
         <w:rPr/>
       </w:pPr>
-      <w:bookmarkStart w:id="20" w:name="__RefHeading___Toc5265_3488861905"/>
+      <w:bookmarkStart w:id="20" w:name="__RefHeading___Toc5265_1888984076"/>
       <w:bookmarkEnd w:id="20"/>
       <w:r>
         <w:rPr>
@@ -10591,7 +10591,7 @@
         <w:jc w:val="left"/>
         <w:rPr/>
       </w:pPr>
-      <w:bookmarkStart w:id="21" w:name="__RefHeading___Toc5267_3488861905"/>
+      <w:bookmarkStart w:id="21" w:name="__RefHeading___Toc5267_1888984076"/>
       <w:bookmarkEnd w:id="21"/>
       <w:r>
         <w:rPr>
@@ -12149,7 +12149,7 @@
         <w:jc w:val="center"/>
         <w:rPr/>
       </w:pPr>
-      <w:bookmarkStart w:id="22" w:name="__RefHeading___Toc5269_3488861905"/>
+      <w:bookmarkStart w:id="22" w:name="__RefHeading___Toc5269_1888984076"/>
       <w:bookmarkEnd w:id="22"/>
       <w:r>
         <w:rPr>
@@ -12454,7 +12454,7 @@
         <w:jc w:val="left"/>
         <w:rPr/>
       </w:pPr>
-      <w:bookmarkStart w:id="23" w:name="__RefHeading___Toc5271_3488861905"/>
+      <w:bookmarkStart w:id="23" w:name="__RefHeading___Toc5271_1888984076"/>
       <w:bookmarkEnd w:id="23"/>
       <w:r>
         <w:rPr>
@@ -12726,7 +12726,7 @@
         <w:jc w:val="left"/>
         <w:rPr/>
       </w:pPr>
-      <w:bookmarkStart w:id="24" w:name="__RefHeading___Toc5273_3488861905"/>
+      <w:bookmarkStart w:id="24" w:name="__RefHeading___Toc5273_1888984076"/>
       <w:bookmarkEnd w:id="24"/>
       <w:r>
         <w:rPr>
@@ -13067,7 +13067,7 @@
         <w:jc w:val="left"/>
         <w:rPr/>
       </w:pPr>
-      <w:bookmarkStart w:id="25" w:name="__RefHeading___Toc5275_3488861905"/>
+      <w:bookmarkStart w:id="25" w:name="__RefHeading___Toc5275_1888984076"/>
       <w:bookmarkEnd w:id="25"/>
       <w:r>
         <w:rPr>
@@ -13249,7 +13249,7 @@
         <w:jc w:val="left"/>
         <w:rPr/>
       </w:pPr>
-      <w:bookmarkStart w:id="26" w:name="__RefHeading___Toc5277_3488861905"/>
+      <w:bookmarkStart w:id="26" w:name="__RefHeading___Toc5277_1888984076"/>
       <w:bookmarkEnd w:id="26"/>
       <w:r>
         <w:rPr>
@@ -13570,7 +13570,7 @@
         <w:jc w:val="left"/>
         <w:rPr/>
       </w:pPr>
-      <w:bookmarkStart w:id="27" w:name="__RefHeading___Toc5279_3488861905"/>
+      <w:bookmarkStart w:id="27" w:name="__RefHeading___Toc5279_1888984076"/>
       <w:bookmarkEnd w:id="27"/>
       <w:r>
         <w:rPr>
@@ -13788,7 +13788,7 @@
         <w:jc w:val="left"/>
         <w:rPr/>
       </w:pPr>
-      <w:bookmarkStart w:id="28" w:name="__RefHeading___Toc5281_3488861905"/>
+      <w:bookmarkStart w:id="28" w:name="__RefHeading___Toc5281_1888984076"/>
       <w:bookmarkEnd w:id="28"/>
       <w:r>
         <w:rPr>
@@ -14026,7 +14026,7 @@
         <w:jc w:val="left"/>
         <w:rPr/>
       </w:pPr>
-      <w:bookmarkStart w:id="29" w:name="__RefHeading___Toc5283_3488861905"/>
+      <w:bookmarkStart w:id="29" w:name="__RefHeading___Toc5283_1888984076"/>
       <w:bookmarkEnd w:id="29"/>
       <w:r>
         <w:rPr>
@@ -15416,7 +15416,7 @@
         <w:jc w:val="center"/>
         <w:rPr/>
       </w:pPr>
-      <w:bookmarkStart w:id="30" w:name="__RefHeading___Toc5285_3488861905"/>
+      <w:bookmarkStart w:id="30" w:name="__RefHeading___Toc5285_1888984076"/>
       <w:bookmarkEnd w:id="30"/>
       <w:r>
         <w:rPr>
@@ -15721,7 +15721,7 @@
         <w:jc w:val="left"/>
         <w:rPr/>
       </w:pPr>
-      <w:bookmarkStart w:id="31" w:name="__RefHeading___Toc5287_3488861905"/>
+      <w:bookmarkStart w:id="31" w:name="__RefHeading___Toc5287_1888984076"/>
       <w:bookmarkEnd w:id="31"/>
       <w:r>
         <w:rPr>
@@ -15777,7 +15777,7 @@
         <w:jc w:val="left"/>
         <w:rPr/>
       </w:pPr>
-      <w:bookmarkStart w:id="32" w:name="__RefHeading___Toc5289_3488861905"/>
+      <w:bookmarkStart w:id="32" w:name="__RefHeading___Toc5289_1888984076"/>
       <w:bookmarkEnd w:id="32"/>
       <w:r>
         <w:rPr>
@@ -15968,7 +15968,7 @@
         <w:jc w:val="left"/>
         <w:rPr/>
       </w:pPr>
-      <w:bookmarkStart w:id="33" w:name="__RefHeading___Toc5291_3488861905"/>
+      <w:bookmarkStart w:id="33" w:name="__RefHeading___Toc5291_1888984076"/>
       <w:bookmarkEnd w:id="33"/>
       <w:r>
         <w:rPr>
@@ -16367,7 +16367,7 @@
         <w:jc w:val="left"/>
         <w:rPr/>
       </w:pPr>
-      <w:bookmarkStart w:id="34" w:name="__RefHeading___Toc5293_3488861905"/>
+      <w:bookmarkStart w:id="34" w:name="__RefHeading___Toc5293_1888984076"/>
       <w:bookmarkEnd w:id="34"/>
       <w:r>
         <w:rPr>
@@ -16477,7 +16477,7 @@
         <w:jc w:val="left"/>
         <w:rPr/>
       </w:pPr>
-      <w:bookmarkStart w:id="35" w:name="__RefHeading___Toc5295_3488861905"/>
+      <w:bookmarkStart w:id="35" w:name="__RefHeading___Toc5295_1888984076"/>
       <w:bookmarkEnd w:id="35"/>
       <w:r>
         <w:rPr>
@@ -16641,7 +16641,7 @@
         <w:jc w:val="left"/>
         <w:rPr/>
       </w:pPr>
-      <w:bookmarkStart w:id="36" w:name="__RefHeading___Toc5297_3488861905"/>
+      <w:bookmarkStart w:id="36" w:name="__RefHeading___Toc5297_1888984076"/>
       <w:bookmarkEnd w:id="36"/>
       <w:r>
         <w:rPr>
@@ -18442,7 +18442,7 @@
         <w:jc w:val="center"/>
         <w:rPr/>
       </w:pPr>
-      <w:bookmarkStart w:id="37" w:name="__RefHeading___Toc5299_3488861905"/>
+      <w:bookmarkStart w:id="37" w:name="__RefHeading___Toc5299_1888984076"/>
       <w:bookmarkEnd w:id="37"/>
       <w:r>
         <w:rPr>
@@ -18747,7 +18747,7 @@
         <w:jc w:val="left"/>
         <w:rPr/>
       </w:pPr>
-      <w:bookmarkStart w:id="38" w:name="__RefHeading___Toc5301_3488861905"/>
+      <w:bookmarkStart w:id="38" w:name="__RefHeading___Toc5301_1888984076"/>
       <w:bookmarkEnd w:id="38"/>
       <w:r>
         <w:rPr>
@@ -18812,7 +18812,7 @@
         <w:jc w:val="left"/>
         <w:rPr/>
       </w:pPr>
-      <w:bookmarkStart w:id="39" w:name="__RefHeading___Toc5303_3488861905"/>
+      <w:bookmarkStart w:id="39" w:name="__RefHeading___Toc5303_1888984076"/>
       <w:bookmarkEnd w:id="39"/>
       <w:r>
         <w:rPr>
@@ -18868,7 +18868,7 @@
         <w:jc w:val="left"/>
         <w:rPr/>
       </w:pPr>
-      <w:bookmarkStart w:id="40" w:name="__RefHeading___Toc5305_3488861905"/>
+      <w:bookmarkStart w:id="40" w:name="__RefHeading___Toc5305_1888984076"/>
       <w:bookmarkEnd w:id="40"/>
       <w:r>
         <w:rPr>
@@ -18935,7 +18935,7 @@
         <w:jc w:val="left"/>
         <w:rPr/>
       </w:pPr>
-      <w:bookmarkStart w:id="41" w:name="__RefHeading___Toc5307_3488861905"/>
+      <w:bookmarkStart w:id="41" w:name="__RefHeading___Toc5307_1888984076"/>
       <w:bookmarkEnd w:id="41"/>
       <w:r>
         <w:rPr>
@@ -19114,7 +19114,7 @@
         <w:jc w:val="left"/>
         <w:rPr/>
       </w:pPr>
-      <w:bookmarkStart w:id="42" w:name="__RefHeading___Toc5309_3488861905"/>
+      <w:bookmarkStart w:id="42" w:name="__RefHeading___Toc5309_1888984076"/>
       <w:bookmarkEnd w:id="42"/>
       <w:r>
         <w:rPr>
@@ -19325,7 +19325,7 @@
         <w:jc w:val="left"/>
         <w:rPr/>
       </w:pPr>
-      <w:bookmarkStart w:id="43" w:name="__RefHeading___Toc5311_3488861905"/>
+      <w:bookmarkStart w:id="43" w:name="__RefHeading___Toc5311_1888984076"/>
       <w:bookmarkEnd w:id="43"/>
       <w:r>
         <w:rPr>
@@ -20384,7 +20384,7 @@
         <w:jc w:val="left"/>
         <w:rPr/>
       </w:pPr>
-      <w:bookmarkStart w:id="44" w:name="__RefHeading___Toc5313_3488861905"/>
+      <w:bookmarkStart w:id="44" w:name="__RefHeading___Toc5313_1888984076"/>
       <w:bookmarkEnd w:id="44"/>
       <w:r>
         <w:rPr>
@@ -21259,7 +21259,7 @@
         <w:jc w:val="center"/>
         <w:rPr/>
       </w:pPr>
-      <w:bookmarkStart w:id="45" w:name="__RefHeading___Toc5315_3488861905"/>
+      <w:bookmarkStart w:id="45" w:name="__RefHeading___Toc5315_1888984076"/>
       <w:bookmarkEnd w:id="45"/>
       <w:r>
         <w:rPr>
@@ -21564,7 +21564,7 @@
         <w:jc w:val="left"/>
         <w:rPr/>
       </w:pPr>
-      <w:bookmarkStart w:id="46" w:name="__RefHeading___Toc5317_3488861905"/>
+      <w:bookmarkStart w:id="46" w:name="__RefHeading___Toc5317_1888984076"/>
       <w:bookmarkEnd w:id="46"/>
       <w:r>
         <w:rPr>
@@ -21620,7 +21620,7 @@
         <w:jc w:val="left"/>
         <w:rPr/>
       </w:pPr>
-      <w:bookmarkStart w:id="47" w:name="__RefHeading___Toc5319_3488861905"/>
+      <w:bookmarkStart w:id="47" w:name="__RefHeading___Toc5319_1888984076"/>
       <w:bookmarkEnd w:id="47"/>
       <w:r>
         <w:rPr>
@@ -21838,7 +21838,7 @@
         <w:jc w:val="left"/>
         <w:rPr/>
       </w:pPr>
-      <w:bookmarkStart w:id="48" w:name="__RefHeading___Toc5321_3488861905"/>
+      <w:bookmarkStart w:id="48" w:name="__RefHeading___Toc5321_1888984076"/>
       <w:bookmarkEnd w:id="48"/>
       <w:r>
         <w:rPr>
@@ -22236,7 +22236,7 @@
         <w:jc w:val="left"/>
         <w:rPr/>
       </w:pPr>
-      <w:bookmarkStart w:id="49" w:name="__RefHeading___Toc5323_3488861905"/>
+      <w:bookmarkStart w:id="49" w:name="__RefHeading___Toc5323_1888984076"/>
       <w:bookmarkEnd w:id="49"/>
       <w:r>
         <w:rPr>
@@ -22436,7 +22436,7 @@
         <w:jc w:val="left"/>
         <w:rPr/>
       </w:pPr>
-      <w:bookmarkStart w:id="50" w:name="__RefHeading___Toc5325_3488861905"/>
+      <w:bookmarkStart w:id="50" w:name="__RefHeading___Toc5325_1888984076"/>
       <w:bookmarkEnd w:id="50"/>
       <w:r>
         <w:rPr>
@@ -22654,7 +22654,7 @@
         <w:jc w:val="left"/>
         <w:rPr/>
       </w:pPr>
-      <w:bookmarkStart w:id="51" w:name="__RefHeading___Toc5327_3488861905"/>
+      <w:bookmarkStart w:id="51" w:name="__RefHeading___Toc5327_1888984076"/>
       <w:bookmarkEnd w:id="51"/>
       <w:r>
         <w:rPr>
@@ -23719,7 +23719,7 @@
         <w:jc w:val="left"/>
         <w:rPr/>
       </w:pPr>
-      <w:bookmarkStart w:id="52" w:name="__RefHeading___Toc5329_3488861905"/>
+      <w:bookmarkStart w:id="52" w:name="__RefHeading___Toc5329_1888984076"/>
       <w:bookmarkEnd w:id="52"/>
       <w:r>
         <w:rPr>
@@ -24700,7 +24700,7 @@
         <w:jc w:val="center"/>
         <w:rPr/>
       </w:pPr>
-      <w:bookmarkStart w:id="53" w:name="__RefHeading___Toc5331_3488861905"/>
+      <w:bookmarkStart w:id="53" w:name="__RefHeading___Toc5331_1888984076"/>
       <w:bookmarkEnd w:id="53"/>
       <w:r>
         <w:rPr>
@@ -25005,7 +25005,7 @@
         <w:jc w:val="left"/>
         <w:rPr/>
       </w:pPr>
-      <w:bookmarkStart w:id="54" w:name="__RefHeading___Toc5333_3488861905"/>
+      <w:bookmarkStart w:id="54" w:name="__RefHeading___Toc5333_1888984076"/>
       <w:bookmarkEnd w:id="54"/>
       <w:r>
         <w:rPr>
@@ -25061,7 +25061,7 @@
         <w:jc w:val="left"/>
         <w:rPr/>
       </w:pPr>
-      <w:bookmarkStart w:id="55" w:name="__RefHeading___Toc5335_3488861905"/>
+      <w:bookmarkStart w:id="55" w:name="__RefHeading___Toc5335_1888984076"/>
       <w:bookmarkEnd w:id="55"/>
       <w:r>
         <w:rPr>
@@ -25279,7 +25279,7 @@
         <w:jc w:val="left"/>
         <w:rPr/>
       </w:pPr>
-      <w:bookmarkStart w:id="56" w:name="__RefHeading___Toc5337_3488861905"/>
+      <w:bookmarkStart w:id="56" w:name="__RefHeading___Toc5337_1888984076"/>
       <w:bookmarkEnd w:id="56"/>
       <w:r>
         <w:rPr>
@@ -25573,7 +25573,7 @@
         <w:jc w:val="left"/>
         <w:rPr/>
       </w:pPr>
-      <w:bookmarkStart w:id="57" w:name="__RefHeading___Toc5339_3488861905"/>
+      <w:bookmarkStart w:id="57" w:name="__RefHeading___Toc5339_1888984076"/>
       <w:bookmarkEnd w:id="57"/>
       <w:r>
         <w:rPr>
@@ -25849,7 +25849,7 @@
         <w:jc w:val="left"/>
         <w:rPr/>
       </w:pPr>
-      <w:bookmarkStart w:id="58" w:name="__RefHeading___Toc5341_3488861905"/>
+      <w:bookmarkStart w:id="58" w:name="__RefHeading___Toc5341_1888984076"/>
       <w:bookmarkEnd w:id="58"/>
       <w:r>
         <w:rPr>
@@ -25916,7 +25916,7 @@
         <w:jc w:val="left"/>
         <w:rPr/>
       </w:pPr>
-      <w:bookmarkStart w:id="59" w:name="__RefHeading___Toc5343_3488861905"/>
+      <w:bookmarkStart w:id="59" w:name="__RefHeading___Toc5343_1888984076"/>
       <w:bookmarkEnd w:id="59"/>
       <w:r>
         <w:rPr>
@@ -26748,7 +26748,7 @@
         <w:jc w:val="left"/>
         <w:rPr/>
       </w:pPr>
-      <w:bookmarkStart w:id="60" w:name="__RefHeading___Toc5345_3488861905"/>
+      <w:bookmarkStart w:id="60" w:name="__RefHeading___Toc5345_1888984076"/>
       <w:bookmarkEnd w:id="60"/>
       <w:r>
         <w:rPr>
@@ -27567,7 +27567,7 @@
         <w:jc w:val="center"/>
         <w:rPr/>
       </w:pPr>
-      <w:bookmarkStart w:id="61" w:name="__RefHeading___Toc5347_3488861905"/>
+      <w:bookmarkStart w:id="61" w:name="__RefHeading___Toc5347_1888984076"/>
       <w:bookmarkEnd w:id="61"/>
       <w:r>
         <w:rPr>
@@ -27872,7 +27872,7 @@
         <w:jc w:val="left"/>
         <w:rPr/>
       </w:pPr>
-      <w:bookmarkStart w:id="62" w:name="__RefHeading___Toc5349_3488861905"/>
+      <w:bookmarkStart w:id="62" w:name="__RefHeading___Toc5349_1888984076"/>
       <w:bookmarkEnd w:id="62"/>
       <w:r>
         <w:rPr>
@@ -27957,7 +27957,7 @@
         <w:jc w:val="left"/>
         <w:rPr/>
       </w:pPr>
-      <w:bookmarkStart w:id="63" w:name="__RefHeading___Toc5351_3488861905"/>
+      <w:bookmarkStart w:id="63" w:name="__RefHeading___Toc5351_1888984076"/>
       <w:bookmarkEnd w:id="63"/>
       <w:r>
         <w:rPr>
@@ -28283,7 +28283,7 @@
         <w:jc w:val="left"/>
         <w:rPr/>
       </w:pPr>
-      <w:bookmarkStart w:id="64" w:name="__RefHeading___Toc5353_3488861905"/>
+      <w:bookmarkStart w:id="64" w:name="__RefHeading___Toc5353_1888984076"/>
       <w:bookmarkEnd w:id="64"/>
       <w:r>
         <w:rPr>
@@ -28577,7 +28577,7 @@
         <w:jc w:val="left"/>
         <w:rPr/>
       </w:pPr>
-      <w:bookmarkStart w:id="65" w:name="__RefHeading___Toc5355_3488861905"/>
+      <w:bookmarkStart w:id="65" w:name="__RefHeading___Toc5355_1888984076"/>
       <w:bookmarkEnd w:id="65"/>
       <w:r>
         <w:rPr>
@@ -28633,7 +28633,7 @@
         <w:jc w:val="left"/>
         <w:rPr/>
       </w:pPr>
-      <w:bookmarkStart w:id="66" w:name="__RefHeading___Toc5357_3488861905"/>
+      <w:bookmarkStart w:id="66" w:name="__RefHeading___Toc5357_1888984076"/>
       <w:bookmarkEnd w:id="66"/>
       <w:r>
         <w:rPr>
@@ -28671,7 +28671,7 @@
         <w:jc w:val="left"/>
         <w:rPr/>
       </w:pPr>
-      <w:bookmarkStart w:id="67" w:name="__RefHeading___Toc5359_3488861905"/>
+      <w:bookmarkStart w:id="67" w:name="__RefHeading___Toc5359_1888984076"/>
       <w:bookmarkEnd w:id="67"/>
       <w:r>
         <w:rPr>
@@ -30311,7 +30311,7 @@
         <w:jc w:val="center"/>
         <w:rPr/>
       </w:pPr>
-      <w:bookmarkStart w:id="68" w:name="__RefHeading___Toc5361_3488861905"/>
+      <w:bookmarkStart w:id="68" w:name="__RefHeading___Toc5361_1888984076"/>
       <w:bookmarkEnd w:id="68"/>
       <w:r>
         <w:rPr>
@@ -30616,7 +30616,7 @@
         <w:jc w:val="left"/>
         <w:rPr/>
       </w:pPr>
-      <w:bookmarkStart w:id="69" w:name="__RefHeading___Toc5363_3488861905"/>
+      <w:bookmarkStart w:id="69" w:name="__RefHeading___Toc5363_1888984076"/>
       <w:bookmarkEnd w:id="69"/>
       <w:r>
         <w:rPr>
@@ -30834,7 +30834,7 @@
         <w:jc w:val="left"/>
         <w:rPr/>
       </w:pPr>
-      <w:bookmarkStart w:id="70" w:name="__RefHeading___Toc5365_3488861905"/>
+      <w:bookmarkStart w:id="70" w:name="__RefHeading___Toc5365_1888984076"/>
       <w:bookmarkEnd w:id="70"/>
       <w:r>
         <w:rPr>
@@ -30944,7 +30944,7 @@
         <w:jc w:val="left"/>
         <w:rPr/>
       </w:pPr>
-      <w:bookmarkStart w:id="71" w:name="__RefHeading___Toc5367_3488861905"/>
+      <w:bookmarkStart w:id="71" w:name="__RefHeading___Toc5367_1888984076"/>
       <w:bookmarkEnd w:id="71"/>
       <w:r>
         <w:rPr>
@@ -31231,7 +31231,7 @@
         <w:jc w:val="left"/>
         <w:rPr/>
       </w:pPr>
-      <w:bookmarkStart w:id="72" w:name="__RefHeading___Toc5369_3488861905"/>
+      <w:bookmarkStart w:id="72" w:name="__RefHeading___Toc5369_1888984076"/>
       <w:bookmarkEnd w:id="72"/>
       <w:r>
         <w:rPr>
@@ -31572,7 +31572,7 @@
         <w:jc w:val="left"/>
         <w:rPr/>
       </w:pPr>
-      <w:bookmarkStart w:id="73" w:name="__RefHeading___Toc5371_3488861905"/>
+      <w:bookmarkStart w:id="73" w:name="__RefHeading___Toc5371_1888984076"/>
       <w:bookmarkEnd w:id="73"/>
       <w:r>
         <w:rPr>
@@ -31760,7 +31760,7 @@
         <w:jc w:val="left"/>
         <w:rPr/>
       </w:pPr>
-      <w:bookmarkStart w:id="74" w:name="__RefHeading___Toc5373_3488861905"/>
+      <w:bookmarkStart w:id="74" w:name="__RefHeading___Toc5373_1888984076"/>
       <w:bookmarkEnd w:id="74"/>
       <w:r>
         <w:rPr>
@@ -32696,7 +32696,7 @@
         <w:jc w:val="left"/>
         <w:rPr/>
       </w:pPr>
-      <w:bookmarkStart w:id="75" w:name="__RefHeading___Toc5375_3488861905"/>
+      <w:bookmarkStart w:id="75" w:name="__RefHeading___Toc5375_1888984076"/>
       <w:bookmarkEnd w:id="75"/>
       <w:r>
         <w:rPr>
@@ -33551,7 +33551,7 @@
         <w:jc w:val="center"/>
         <w:rPr/>
       </w:pPr>
-      <w:bookmarkStart w:id="76" w:name="__RefHeading___Toc5377_3488861905"/>
+      <w:bookmarkStart w:id="76" w:name="__RefHeading___Toc5377_1888984076"/>
       <w:bookmarkEnd w:id="76"/>
       <w:r>
         <w:rPr>
@@ -33691,7 +33691,7 @@
         <w:jc w:val="center"/>
         <w:rPr/>
       </w:pPr>
-      <w:bookmarkStart w:id="77" w:name="__RefHeading___Toc5379_3488861905"/>
+      <w:bookmarkStart w:id="77" w:name="__RefHeading___Toc5379_1888984076"/>
       <w:bookmarkEnd w:id="77"/>
       <w:r>
         <w:rPr>
@@ -37382,7 +37382,7 @@
         <w:jc w:val="center"/>
         <w:rPr/>
       </w:pPr>
-      <w:bookmarkStart w:id="78" w:name="__RefHeading___Toc5381_3488861905"/>
+      <w:bookmarkStart w:id="78" w:name="__RefHeading___Toc5381_1888984076"/>
       <w:bookmarkEnd w:id="78"/>
       <w:r>
         <w:rPr>
@@ -37402,7 +37402,7 @@
         <w:jc w:val="left"/>
         <w:rPr/>
       </w:pPr>
-      <w:bookmarkStart w:id="79" w:name="__RefHeading___Toc5383_3488861905"/>
+      <w:bookmarkStart w:id="79" w:name="__RefHeading___Toc5383_1888984076"/>
       <w:bookmarkEnd w:id="79"/>
       <w:r>
         <w:rPr>
@@ -37843,7 +37843,7 @@
         <w:jc w:val="left"/>
         <w:rPr/>
       </w:pPr>
-      <w:bookmarkStart w:id="80" w:name="__RefHeading___Toc5385_3488861905"/>
+      <w:bookmarkStart w:id="80" w:name="__RefHeading___Toc5385_1888984076"/>
       <w:bookmarkEnd w:id="80"/>
       <w:r>
         <w:rPr>
@@ -38574,7 +38574,7 @@
         <w:jc w:val="left"/>
         <w:rPr/>
       </w:pPr>
-      <w:bookmarkStart w:id="81" w:name="__RefHeading___Toc5387_3488861905"/>
+      <w:bookmarkStart w:id="81" w:name="__RefHeading___Toc5387_1888984076"/>
       <w:bookmarkEnd w:id="81"/>
       <w:r>
         <w:rPr>
@@ -38719,7 +38719,7 @@
         <w:jc w:val="left"/>
         <w:rPr/>
       </w:pPr>
-      <w:bookmarkStart w:id="82" w:name="__RefHeading___Toc5389_3488861905"/>
+      <w:bookmarkStart w:id="82" w:name="__RefHeading___Toc5389_1888984076"/>
       <w:bookmarkEnd w:id="82"/>
       <w:r>
         <w:rPr>
@@ -39387,7 +39387,7 @@
         <w:jc w:val="left"/>
         <w:rPr/>
       </w:pPr>
-      <w:bookmarkStart w:id="83" w:name="__RefHeading___Toc5391_3488861905"/>
+      <w:bookmarkStart w:id="83" w:name="__RefHeading___Toc5391_1888984076"/>
       <w:bookmarkEnd w:id="83"/>
       <w:r>
         <w:rPr>
@@ -40171,7 +40171,7 @@
         <w:jc w:val="left"/>
         <w:rPr/>
       </w:pPr>
-      <w:bookmarkStart w:id="84" w:name="__RefHeading___Toc5393_3488861905"/>
+      <w:bookmarkStart w:id="84" w:name="__RefHeading___Toc5393_1888984076"/>
       <w:bookmarkEnd w:id="84"/>
       <w:r>
         <w:rPr>
@@ -41073,7 +41073,7 @@
         <w:jc w:val="left"/>
         <w:rPr/>
       </w:pPr>
-      <w:bookmarkStart w:id="85" w:name="__RefHeading___Toc5395_3488861905"/>
+      <w:bookmarkStart w:id="85" w:name="__RefHeading___Toc5395_1888984076"/>
       <w:bookmarkEnd w:id="85"/>
       <w:r>
         <w:rPr>
@@ -41939,7 +41939,7 @@
         <w:jc w:val="left"/>
         <w:rPr/>
       </w:pPr>
-      <w:bookmarkStart w:id="86" w:name="__RefHeading___Toc5397_3488861905"/>
+      <w:bookmarkStart w:id="86" w:name="__RefHeading___Toc5397_1888984076"/>
       <w:bookmarkEnd w:id="86"/>
       <w:r>
         <w:rPr>
@@ -42301,7 +42301,7 @@
         <w:jc w:val="left"/>
         <w:rPr/>
       </w:pPr>
-      <w:bookmarkStart w:id="87" w:name="__RefHeading___Toc5399_3488861905"/>
+      <w:bookmarkStart w:id="87" w:name="__RefHeading___Toc5399_1888984076"/>
       <w:bookmarkEnd w:id="87"/>
       <w:r>
         <w:rPr>
@@ -43045,7 +43045,7 @@
         <w:jc w:val="left"/>
         <w:rPr/>
       </w:pPr>
-      <w:bookmarkStart w:id="88" w:name="__RefHeading___Toc5401_3488861905"/>
+      <w:bookmarkStart w:id="88" w:name="__RefHeading___Toc5401_1888984076"/>
       <w:bookmarkEnd w:id="88"/>
       <w:r>
         <w:rPr>
@@ -44625,7 +44625,7 @@
         <w:jc w:val="center"/>
         <w:rPr/>
       </w:pPr>
-      <w:bookmarkStart w:id="89" w:name="__RefHeading___Toc5403_3488861905"/>
+      <w:bookmarkStart w:id="89" w:name="__RefHeading___Toc5403_1888984076"/>
       <w:bookmarkEnd w:id="89"/>
       <w:r>
         <w:rPr>
@@ -44645,7 +44645,7 @@
         <w:jc w:val="left"/>
         <w:rPr/>
       </w:pPr>
-      <w:bookmarkStart w:id="90" w:name="__RefHeading___Toc5405_3488861905"/>
+      <w:bookmarkStart w:id="90" w:name="__RefHeading___Toc5405_1888984076"/>
       <w:bookmarkEnd w:id="90"/>
       <w:r>
         <w:rPr>
@@ -44737,7 +44737,7 @@
         <w:jc w:val="left"/>
         <w:rPr/>
       </w:pPr>
-      <w:bookmarkStart w:id="91" w:name="__RefHeading___Toc5407_3488861905"/>
+      <w:bookmarkStart w:id="91" w:name="__RefHeading___Toc5407_1888984076"/>
       <w:bookmarkEnd w:id="91"/>
       <w:r>
         <w:rPr>
@@ -44847,7 +44847,7 @@
         <w:jc w:val="left"/>
         <w:rPr/>
       </w:pPr>
-      <w:bookmarkStart w:id="92" w:name="__RefHeading___Toc5409_3488861905"/>
+      <w:bookmarkStart w:id="92" w:name="__RefHeading___Toc5409_1888984076"/>
       <w:bookmarkEnd w:id="92"/>
       <w:r>
         <w:rPr>
@@ -44921,7 +44921,7 @@
         <w:jc w:val="left"/>
         <w:rPr/>
       </w:pPr>
-      <w:bookmarkStart w:id="93" w:name="__RefHeading___Toc5411_3488861905"/>
+      <w:bookmarkStart w:id="93" w:name="__RefHeading___Toc5411_1888984076"/>
       <w:bookmarkEnd w:id="93"/>
       <w:r>
         <w:rPr>
@@ -45283,7 +45283,7 @@
         <w:jc w:val="left"/>
         <w:rPr/>
       </w:pPr>
-      <w:bookmarkStart w:id="94" w:name="__RefHeading___Toc5413_3488861905"/>
+      <w:bookmarkStart w:id="94" w:name="__RefHeading___Toc5413_1888984076"/>
       <w:bookmarkEnd w:id="94"/>
       <w:r>
         <w:rPr>
@@ -45424,7 +45424,7 @@
     </w:r>
     <w:r>
       <w:rPr/>
-      <w:t>121</w:t>
+      <w:t>120</w:t>
     </w:r>
     <w:r>
       <w:rPr/>
@@ -45477,7 +45477,7 @@
   <w:footnote w:id="2">
     <w:p>
       <w:pPr>
-        <w:pStyle w:val="Normal"/>
+        <w:pStyle w:val="FootnoteText"/>
         <w:spacing w:lineRule="auto" w:line="240" w:before="0" w:after="0"/>
         <w:jc w:val="both"/>
         <w:rPr/>
@@ -45492,6 +45492,7 @@
         <w:rPr>
           <w:rFonts w:cs="Times New Roman"/>
           <w:sz w:val="20"/>
+          <w:szCs w:val="20"/>
         </w:rPr>
         <w:t xml:space="preserve"> </w:t>
       </w:r>
@@ -45499,6 +45500,7 @@
         <w:rPr>
           <w:rFonts w:cs="Times New Roman"/>
           <w:sz w:val="20"/>
+          <w:szCs w:val="20"/>
         </w:rPr>
         <w:t>Anderson L.W., Krathwohl D.R. (Eds.) A Taxonomy for Learning, Teaching, and Assessing: A Revision of Bloom’s Taxonomy of Educational Objectives. – New York: Longman, 2001.</w:t>
       </w:r>
@@ -45507,7 +45509,7 @@
   <w:footnote w:id="3">
     <w:p>
       <w:pPr>
-        <w:pStyle w:val="Normal"/>
+        <w:pStyle w:val="FootnoteText"/>
         <w:spacing w:lineRule="auto" w:line="240" w:before="0" w:after="0"/>
         <w:jc w:val="both"/>
         <w:rPr/>
@@ -45522,6 +45524,7 @@
         <w:rPr>
           <w:rFonts w:cs="Times New Roman"/>
           <w:sz w:val="20"/>
+          <w:szCs w:val="20"/>
         </w:rPr>
         <w:t xml:space="preserve"> </w:t>
       </w:r>
@@ -45529,6 +45532,7 @@
         <w:rPr>
           <w:rFonts w:cs="Times New Roman"/>
           <w:sz w:val="20"/>
+          <w:szCs w:val="20"/>
         </w:rPr>
         <w:t>O‘zbekiston Respublikasining “Ta’lim to‘g‘risida”gi Qonuni. 2020-yil 23-sentabr, O‘RQ-637-son // Qonunchilik ma’lumotlari milliy bazasi: www.lex.uz.</w:t>
       </w:r>
@@ -45537,7 +45541,7 @@
   <w:footnote w:id="4">
     <w:p>
       <w:pPr>
-        <w:pStyle w:val="Normal"/>
+        <w:pStyle w:val="FootnoteText"/>
         <w:spacing w:lineRule="auto" w:line="240" w:before="0" w:after="0"/>
         <w:jc w:val="both"/>
         <w:rPr/>
@@ -45552,6 +45556,7 @@
         <w:rPr>
           <w:rFonts w:cs="Times New Roman"/>
           <w:sz w:val="20"/>
+          <w:szCs w:val="20"/>
         </w:rPr>
         <w:t xml:space="preserve"> </w:t>
       </w:r>
@@ -45559,6 +45564,7 @@
         <w:rPr>
           <w:rFonts w:cs="Times New Roman"/>
           <w:sz w:val="20"/>
+          <w:szCs w:val="20"/>
         </w:rPr>
         <w:t>Mahmudova D.B. Metodika fanlarini o‘qitish texnologiyasi: darslik. – Chirchiq, 2024.</w:t>
       </w:r>
@@ -45567,7 +45573,7 @@
   <w:footnote w:id="5">
     <w:p>
       <w:pPr>
-        <w:pStyle w:val="Normal"/>
+        <w:pStyle w:val="FootnoteText"/>
         <w:spacing w:lineRule="auto" w:line="240" w:before="0" w:after="0"/>
         <w:jc w:val="both"/>
         <w:rPr/>
@@ -45582,6 +45588,7 @@
         <w:rPr>
           <w:rFonts w:cs="Times New Roman"/>
           <w:sz w:val="20"/>
+          <w:szCs w:val="20"/>
         </w:rPr>
         <w:t xml:space="preserve"> </w:t>
       </w:r>
@@ -45589,6 +45596,7 @@
         <w:rPr>
           <w:rFonts w:cs="Times New Roman"/>
           <w:sz w:val="20"/>
+          <w:szCs w:val="20"/>
         </w:rPr>
         <w:t>Tairova M.B. Metodika fanlarni o‘qitish texnologiyasi. – Toshkent: “Metodist nashriyoti”, 2023.</w:t>
       </w:r>
@@ -45597,7 +45605,7 @@
   <w:footnote w:id="6">
     <w:p>
       <w:pPr>
-        <w:pStyle w:val="Normal"/>
+        <w:pStyle w:val="FootnoteText"/>
         <w:spacing w:lineRule="auto" w:line="240" w:before="0" w:after="0"/>
         <w:jc w:val="both"/>
         <w:rPr/>
@@ -45612,6 +45620,7 @@
         <w:rPr>
           <w:rFonts w:cs="Times New Roman"/>
           <w:sz w:val="20"/>
+          <w:szCs w:val="20"/>
         </w:rPr>
         <w:t xml:space="preserve"> </w:t>
       </w:r>
@@ -45619,6 +45628,7 @@
         <w:rPr>
           <w:rFonts w:cs="Times New Roman"/>
           <w:sz w:val="20"/>
+          <w:szCs w:val="20"/>
         </w:rPr>
         <w:t>Беспалько В.П. Слагаемые педагогической технологии. – М.: Педагогика, 1989.</w:t>
       </w:r>
@@ -45627,7 +45637,7 @@
   <w:footnote w:id="7">
     <w:p>
       <w:pPr>
-        <w:pStyle w:val="Normal"/>
+        <w:pStyle w:val="FootnoteText"/>
         <w:spacing w:lineRule="auto" w:line="240" w:before="0" w:after="0"/>
         <w:jc w:val="both"/>
         <w:rPr/>
@@ -45642,6 +45652,7 @@
         <w:rPr>
           <w:rFonts w:cs="Times New Roman"/>
           <w:sz w:val="20"/>
+          <w:szCs w:val="20"/>
         </w:rPr>
         <w:t xml:space="preserve"> </w:t>
       </w:r>
@@ -45649,6 +45660,7 @@
         <w:rPr>
           <w:rFonts w:cs="Times New Roman"/>
           <w:sz w:val="20"/>
+          <w:szCs w:val="20"/>
         </w:rPr>
         <w:t>Qarang: Кларин М.В. Педагогическая технология в учебном процессе: анализ зарубежного опыта. – М.: Знание, 1989.</w:t>
       </w:r>
@@ -45657,7 +45669,7 @@
   <w:footnote w:id="8">
     <w:p>
       <w:pPr>
-        <w:pStyle w:val="Normal"/>
+        <w:pStyle w:val="FootnoteText"/>
         <w:spacing w:lineRule="auto" w:line="240" w:before="0" w:after="0"/>
         <w:jc w:val="both"/>
         <w:rPr/>
@@ -45672,6 +45684,7 @@
         <w:rPr>
           <w:rFonts w:cs="Times New Roman"/>
           <w:sz w:val="20"/>
+          <w:szCs w:val="20"/>
         </w:rPr>
         <w:t xml:space="preserve"> </w:t>
       </w:r>
@@ -45679,6 +45692,7 @@
         <w:rPr>
           <w:rFonts w:cs="Times New Roman"/>
           <w:sz w:val="20"/>
+          <w:szCs w:val="20"/>
         </w:rPr>
         <w:t>Селевко Г.К. Современные образовательные технологии: учебное пособие. – М.: Народное образование, 1998.</w:t>
       </w:r>
@@ -45687,7 +45701,7 @@
   <w:footnote w:id="9">
     <w:p>
       <w:pPr>
-        <w:pStyle w:val="Normal"/>
+        <w:pStyle w:val="FootnoteText"/>
         <w:spacing w:lineRule="auto" w:line="240" w:before="0" w:after="0"/>
         <w:jc w:val="both"/>
         <w:rPr/>
@@ -45702,6 +45716,7 @@
         <w:rPr>
           <w:rFonts w:cs="Times New Roman"/>
           <w:sz w:val="20"/>
+          <w:szCs w:val="20"/>
         </w:rPr>
         <w:t xml:space="preserve"> </w:t>
       </w:r>
@@ -45709,6 +45724,7 @@
         <w:rPr>
           <w:rFonts w:cs="Times New Roman"/>
           <w:sz w:val="20"/>
+          <w:szCs w:val="20"/>
         </w:rPr>
         <w:t>Montessori M. The Montessori Method. – New York: Frederick A. Stokes Company, 1912.</w:t>
       </w:r>
@@ -45717,7 +45733,7 @@
   <w:footnote w:id="10">
     <w:p>
       <w:pPr>
-        <w:pStyle w:val="Normal"/>
+        <w:pStyle w:val="FootnoteText"/>
         <w:spacing w:lineRule="auto" w:line="240" w:before="0" w:after="0"/>
         <w:jc w:val="both"/>
         <w:rPr/>
@@ -45732,6 +45748,7 @@
         <w:rPr>
           <w:rFonts w:cs="Times New Roman"/>
           <w:sz w:val="20"/>
+          <w:szCs w:val="20"/>
         </w:rPr>
         <w:t xml:space="preserve"> </w:t>
       </w:r>
@@ -45739,6 +45756,7 @@
         <w:rPr>
           <w:rFonts w:cs="Times New Roman"/>
           <w:sz w:val="20"/>
+          <w:szCs w:val="20"/>
         </w:rPr>
         <w:t>Bloom B.S. (Ed.) Taxonomy of Educational Objectives. Handbook I: Cognitive Domain. – New York: David McKay, 1956.</w:t>
       </w:r>
@@ -45747,7 +45765,7 @@
   <w:footnote w:id="11">
     <w:p>
       <w:pPr>
-        <w:pStyle w:val="Normal"/>
+        <w:pStyle w:val="FootnoteText"/>
         <w:spacing w:lineRule="auto" w:line="240" w:before="0" w:after="0"/>
         <w:jc w:val="both"/>
         <w:rPr/>
@@ -45762,6 +45780,7 @@
         <w:rPr>
           <w:rFonts w:cs="Times New Roman"/>
           <w:sz w:val="20"/>
+          <w:szCs w:val="20"/>
         </w:rPr>
         <w:t xml:space="preserve"> “</w:t>
       </w:r>
@@ -45769,6 +45788,7 @@
         <w:rPr>
           <w:rFonts w:cs="Times New Roman"/>
           <w:sz w:val="20"/>
+          <w:szCs w:val="20"/>
         </w:rPr>
         <w:t>Ilk qadam” maktabgacha ta’lim tashkilotining davlat o‘quv dasturi. – Toshkent, 2018.</w:t>
       </w:r>
@@ -45777,7 +45797,7 @@
   <w:footnote w:id="12">
     <w:p>
       <w:pPr>
-        <w:pStyle w:val="Normal"/>
+        <w:pStyle w:val="FootnoteText"/>
         <w:spacing w:lineRule="auto" w:line="240" w:before="0" w:after="0"/>
         <w:jc w:val="both"/>
         <w:rPr/>
@@ -45792,6 +45812,7 @@
         <w:rPr>
           <w:rFonts w:cs="Times New Roman"/>
           <w:sz w:val="20"/>
+          <w:szCs w:val="20"/>
         </w:rPr>
         <w:t xml:space="preserve"> </w:t>
       </w:r>
@@ -45799,6 +45820,7 @@
         <w:rPr>
           <w:rFonts w:cs="Times New Roman"/>
           <w:sz w:val="20"/>
+          <w:szCs w:val="20"/>
         </w:rPr>
         <w:t>Бабанский Ю.К. Педагогика: учебное пособие для студентов педагогических институтов. – 2-е изд. – М.: Просвещение, 1988.</w:t>
       </w:r>
@@ -45807,7 +45829,7 @@
   <w:footnote w:id="13">
     <w:p>
       <w:pPr>
-        <w:pStyle w:val="Normal"/>
+        <w:pStyle w:val="FootnoteText"/>
         <w:spacing w:lineRule="auto" w:line="240" w:before="0" w:after="0"/>
         <w:jc w:val="both"/>
         <w:rPr/>
@@ -45822,6 +45844,7 @@
         <w:rPr>
           <w:rFonts w:cs="Times New Roman"/>
           <w:sz w:val="20"/>
+          <w:szCs w:val="20"/>
         </w:rPr>
         <w:t xml:space="preserve"> </w:t>
       </w:r>
@@ -45829,6 +45852,7 @@
         <w:rPr>
           <w:rFonts w:cs="Times New Roman"/>
           <w:sz w:val="20"/>
+          <w:szCs w:val="20"/>
         </w:rPr>
         <w:t>Коменский Я.А. Великая дидактика // Избранные педагогические сочинения: в 2 т. Т. 1. – М.: Педагогика, 1982.</w:t>
       </w:r>
@@ -45837,7 +45861,7 @@
   <w:footnote w:id="14">
     <w:p>
       <w:pPr>
-        <w:pStyle w:val="Normal"/>
+        <w:pStyle w:val="FootnoteText"/>
         <w:spacing w:lineRule="auto" w:line="240" w:before="0" w:after="0"/>
         <w:jc w:val="both"/>
         <w:rPr/>
@@ -45852,6 +45876,7 @@
         <w:rPr>
           <w:rFonts w:cs="Times New Roman"/>
           <w:sz w:val="20"/>
+          <w:szCs w:val="20"/>
         </w:rPr>
         <w:t xml:space="preserve"> </w:t>
       </w:r>
@@ -45859,6 +45884,7 @@
         <w:rPr>
           <w:rFonts w:cs="Times New Roman"/>
           <w:sz w:val="20"/>
+          <w:szCs w:val="20"/>
         </w:rPr>
         <w:t>Ушинский К.Д. Человек как предмет воспитания. Опыт педагогической антропологии. – СПб., 1868.</w:t>
       </w:r>
@@ -45867,7 +45893,7 @@
   <w:footnote w:id="15">
     <w:p>
       <w:pPr>
-        <w:pStyle w:val="Normal"/>
+        <w:pStyle w:val="FootnoteText"/>
         <w:spacing w:lineRule="auto" w:line="240" w:before="0" w:after="0"/>
         <w:jc w:val="both"/>
         <w:rPr/>
@@ -45882,6 +45908,7 @@
         <w:rPr>
           <w:rFonts w:cs="Times New Roman"/>
           <w:sz w:val="20"/>
+          <w:szCs w:val="20"/>
         </w:rPr>
         <w:t xml:space="preserve"> </w:t>
       </w:r>
@@ -45889,6 +45916,7 @@
         <w:rPr>
           <w:rFonts w:cs="Times New Roman"/>
           <w:sz w:val="20"/>
+          <w:szCs w:val="20"/>
         </w:rPr>
         <w:t>Qarang: Djamilova N.N. Pedagogika fanlarni o‘qitish metodikasi. – Toshkent: “Innovatsiya ziyo”, 2021.</w:t>
       </w:r>
@@ -45897,7 +45925,7 @@
   <w:footnote w:id="16">
     <w:p>
       <w:pPr>
-        <w:pStyle w:val="Normal"/>
+        <w:pStyle w:val="FootnoteText"/>
         <w:spacing w:lineRule="auto" w:line="240" w:before="0" w:after="0"/>
         <w:jc w:val="both"/>
         <w:rPr/>
@@ -45912,6 +45940,7 @@
         <w:rPr>
           <w:rFonts w:cs="Times New Roman"/>
           <w:sz w:val="20"/>
+          <w:szCs w:val="20"/>
         </w:rPr>
         <w:t xml:space="preserve"> </w:t>
       </w:r>
@@ -45919,6 +45948,7 @@
         <w:rPr>
           <w:rFonts w:cs="Times New Roman"/>
           <w:sz w:val="20"/>
+          <w:szCs w:val="20"/>
         </w:rPr>
         <w:t>Turdiyeva I.S. Metodika fanlarini o‘qitish texnologiyasi. – Termiz: “Termiz publishing center”, 2023.</w:t>
       </w:r>
@@ -45927,7 +45957,7 @@
   <w:footnote w:id="17">
     <w:p>
       <w:pPr>
-        <w:pStyle w:val="Normal"/>
+        <w:pStyle w:val="FootnoteText"/>
         <w:spacing w:lineRule="auto" w:line="240" w:before="0" w:after="0"/>
         <w:jc w:val="both"/>
         <w:rPr/>
@@ -45942,6 +45972,7 @@
         <w:rPr>
           <w:rFonts w:cs="Times New Roman"/>
           <w:sz w:val="20"/>
+          <w:szCs w:val="20"/>
         </w:rPr>
         <w:t xml:space="preserve"> </w:t>
       </w:r>
@@ -45949,6 +45980,7 @@
         <w:rPr>
           <w:rFonts w:cs="Times New Roman"/>
           <w:sz w:val="20"/>
+          <w:szCs w:val="20"/>
         </w:rPr>
         <w:t>O‘zbekiston Respublikasining “Ta’lim to‘g‘risida”gi Qonuni. 2020-yil 23-sentabr, O‘RQ-637-son // Qonunchilik ma’lumotlari milliy bazasi: www.lex.uz.</w:t>
       </w:r>
@@ -45957,7 +45989,7 @@
   <w:footnote w:id="18">
     <w:p>
       <w:pPr>
-        <w:pStyle w:val="Normal"/>
+        <w:pStyle w:val="FootnoteText"/>
         <w:spacing w:lineRule="auto" w:line="240" w:before="0" w:after="0"/>
         <w:jc w:val="both"/>
         <w:rPr/>
@@ -45972,6 +46004,7 @@
         <w:rPr>
           <w:rFonts w:cs="Times New Roman"/>
           <w:sz w:val="20"/>
+          <w:szCs w:val="20"/>
         </w:rPr>
         <w:t xml:space="preserve"> </w:t>
       </w:r>
@@ -45979,6 +46012,7 @@
         <w:rPr>
           <w:rFonts w:cs="Times New Roman"/>
           <w:sz w:val="20"/>
+          <w:szCs w:val="20"/>
         </w:rPr>
         <w:t>Djamilova N.N., Mahmudova O.A., Imamova N.Z. Metodika fanlarni o‘qitish texnologiyasi. – Toshkent: “Metodist nashriyoti”, 2023.</w:t>
       </w:r>
@@ -45987,7 +46021,7 @@
   <w:footnote w:id="19">
     <w:p>
       <w:pPr>
-        <w:pStyle w:val="Normal"/>
+        <w:pStyle w:val="FootnoteText"/>
         <w:spacing w:lineRule="auto" w:line="240" w:before="0" w:after="0"/>
         <w:jc w:val="both"/>
         <w:rPr/>
@@ -46002,6 +46036,7 @@
         <w:rPr>
           <w:rFonts w:cs="Times New Roman"/>
           <w:sz w:val="20"/>
+          <w:szCs w:val="20"/>
         </w:rPr>
         <w:t xml:space="preserve"> </w:t>
       </w:r>
@@ -46009,6 +46044,7 @@
         <w:rPr>
           <w:rFonts w:cs="Times New Roman"/>
           <w:sz w:val="20"/>
+          <w:szCs w:val="20"/>
         </w:rPr>
         <w:t>O‘zbekiston Respublikasining “Maktabgacha ta’lim va tarbiya to‘g‘risida”gi Qonuni. 2019-yil 16-dekabr, O‘RQ-595-son // Qonunchilik ma’lumotlari milliy bazasi: www.lex.uz.</w:t>
       </w:r>
@@ -46017,7 +46053,7 @@
   <w:footnote w:id="20">
     <w:p>
       <w:pPr>
-        <w:pStyle w:val="Normal"/>
+        <w:pStyle w:val="FootnoteText"/>
         <w:spacing w:lineRule="auto" w:line="240" w:before="0" w:after="0"/>
         <w:jc w:val="both"/>
         <w:rPr/>
@@ -46032,6 +46068,7 @@
         <w:rPr>
           <w:rFonts w:cs="Times New Roman"/>
           <w:sz w:val="20"/>
+          <w:szCs w:val="20"/>
         </w:rPr>
         <w:t xml:space="preserve"> </w:t>
       </w:r>
@@ -46039,6 +46076,7 @@
         <w:rPr>
           <w:rFonts w:cs="Times New Roman"/>
           <w:sz w:val="20"/>
+          <w:szCs w:val="20"/>
         </w:rPr>
         <w:t>Maktabgacha ta’lim va tarbiyaning davlat standarti. O‘zbekiston Respublikasi Vazirlar Mahkamasining 2020-yil 22-dekabrdagi 802-son qarori bilan tasdiqlangan // www.lex.uz.</w:t>
       </w:r>
@@ -46047,7 +46085,7 @@
   <w:footnote w:id="21">
     <w:p>
       <w:pPr>
-        <w:pStyle w:val="Normal"/>
+        <w:pStyle w:val="FootnoteText"/>
         <w:spacing w:lineRule="auto" w:line="240" w:before="0" w:after="0"/>
         <w:jc w:val="both"/>
         <w:rPr/>
@@ -46062,6 +46100,7 @@
         <w:rPr>
           <w:rFonts w:cs="Times New Roman"/>
           <w:sz w:val="20"/>
+          <w:szCs w:val="20"/>
         </w:rPr>
         <w:t xml:space="preserve"> “</w:t>
       </w:r>
@@ -46069,6 +46108,7 @@
         <w:rPr>
           <w:rFonts w:cs="Times New Roman"/>
           <w:sz w:val="20"/>
+          <w:szCs w:val="20"/>
         </w:rPr>
         <w:t>Ilk qadam” maktabgacha ta’lim tashkilotining davlat o‘quv dasturi. – Toshkent, 2018.</w:t>
       </w:r>
@@ -46077,7 +46117,7 @@
   <w:footnote w:id="22">
     <w:p>
       <w:pPr>
-        <w:pStyle w:val="Normal"/>
+        <w:pStyle w:val="FootnoteText"/>
         <w:spacing w:lineRule="auto" w:line="240" w:before="0" w:after="0"/>
         <w:jc w:val="both"/>
         <w:rPr/>
@@ -46092,6 +46132,7 @@
         <w:rPr>
           <w:rFonts w:cs="Times New Roman"/>
           <w:sz w:val="20"/>
+          <w:szCs w:val="20"/>
         </w:rPr>
         <w:t xml:space="preserve"> </w:t>
       </w:r>
@@ -46099,6 +46140,7 @@
         <w:rPr>
           <w:rFonts w:cs="Times New Roman"/>
           <w:sz w:val="20"/>
+          <w:szCs w:val="20"/>
         </w:rPr>
         <w:t>Qodirova U. Metodika fanlarni o‘qitish texnologiyasi. – Andijon: “Omadbek number one print”, 2026.</w:t>
       </w:r>
@@ -46107,7 +46149,7 @@
   <w:footnote w:id="23">
     <w:p>
       <w:pPr>
-        <w:pStyle w:val="Normal"/>
+        <w:pStyle w:val="FootnoteText"/>
         <w:spacing w:lineRule="auto" w:line="240" w:before="0" w:after="0"/>
         <w:jc w:val="both"/>
         <w:rPr/>
@@ -46122,6 +46164,7 @@
         <w:rPr>
           <w:rFonts w:cs="Times New Roman"/>
           <w:sz w:val="20"/>
+          <w:szCs w:val="20"/>
         </w:rPr>
         <w:t xml:space="preserve"> </w:t>
       </w:r>
@@ -46129,6 +46172,7 @@
         <w:rPr>
           <w:rFonts w:cs="Times New Roman"/>
           <w:sz w:val="20"/>
+          <w:szCs w:val="20"/>
         </w:rPr>
         <w:t>Mahmudova D.B. Metodika fanlarini o‘qitish texnologiyasi: darslik. – Chirchiq, 2024.</w:t>
       </w:r>
@@ -46137,7 +46181,7 @@
   <w:footnote w:id="24">
     <w:p>
       <w:pPr>
-        <w:pStyle w:val="Normal"/>
+        <w:pStyle w:val="FootnoteText"/>
         <w:spacing w:lineRule="auto" w:line="240" w:before="0" w:after="0"/>
         <w:jc w:val="both"/>
         <w:rPr/>
@@ -46152,6 +46196,7 @@
         <w:rPr>
           <w:rFonts w:cs="Times New Roman"/>
           <w:sz w:val="20"/>
+          <w:szCs w:val="20"/>
         </w:rPr>
         <w:t xml:space="preserve"> </w:t>
       </w:r>
@@ -46159,6 +46204,7 @@
         <w:rPr>
           <w:rFonts w:cs="Times New Roman"/>
           <w:sz w:val="20"/>
+          <w:szCs w:val="20"/>
         </w:rPr>
         <w:t>Бабанский Ю.К. Методы обучения в современной общеобразовательной школе. – М.: Просвещение, 1985.</w:t>
       </w:r>
@@ -46167,7 +46213,7 @@
   <w:footnote w:id="25">
     <w:p>
       <w:pPr>
-        <w:pStyle w:val="Normal"/>
+        <w:pStyle w:val="FootnoteText"/>
         <w:spacing w:lineRule="auto" w:line="240" w:before="0" w:after="0"/>
         <w:jc w:val="both"/>
         <w:rPr/>
@@ -46182,6 +46228,7 @@
         <w:rPr>
           <w:rFonts w:cs="Times New Roman"/>
           <w:sz w:val="20"/>
+          <w:szCs w:val="20"/>
         </w:rPr>
         <w:t xml:space="preserve"> </w:t>
       </w:r>
@@ -46189,6 +46236,7 @@
         <w:rPr>
           <w:rFonts w:cs="Times New Roman"/>
           <w:sz w:val="20"/>
+          <w:szCs w:val="20"/>
         </w:rPr>
         <w:t>Лернер И.Я. Дидактические основы методов обучения. – М.: Педагогика, 1981; Дидактика средней школы / под ред. М.Н.Скаткина. – 2-е изд. – М.: Просвещение, 1982.</w:t>
       </w:r>
@@ -46197,7 +46245,7 @@
   <w:footnote w:id="26">
     <w:p>
       <w:pPr>
-        <w:pStyle w:val="Normal"/>
+        <w:pStyle w:val="FootnoteText"/>
         <w:spacing w:lineRule="auto" w:line="240" w:before="0" w:after="0"/>
         <w:jc w:val="both"/>
         <w:rPr/>
@@ -46212,6 +46260,7 @@
         <w:rPr>
           <w:rFonts w:cs="Times New Roman"/>
           <w:sz w:val="20"/>
+          <w:szCs w:val="20"/>
         </w:rPr>
         <w:t xml:space="preserve"> </w:t>
       </w:r>
@@ -46219,6 +46268,7 @@
         <w:rPr>
           <w:rFonts w:cs="Times New Roman"/>
           <w:sz w:val="20"/>
+          <w:szCs w:val="20"/>
         </w:rPr>
         <w:t>Artikova M.B., To‘raboyeva M.R. Pedagogik texnologiyalar. – Toshkent: “Innovatsiya ziyo”, 2023.</w:t>
       </w:r>
@@ -46227,7 +46277,7 @@
   <w:footnote w:id="27">
     <w:p>
       <w:pPr>
-        <w:pStyle w:val="Normal"/>
+        <w:pStyle w:val="FootnoteText"/>
         <w:spacing w:lineRule="auto" w:line="240" w:before="0" w:after="0"/>
         <w:jc w:val="both"/>
         <w:rPr/>
@@ -46242,6 +46292,7 @@
         <w:rPr>
           <w:rFonts w:cs="Times New Roman"/>
           <w:sz w:val="20"/>
+          <w:szCs w:val="20"/>
         </w:rPr>
         <w:t xml:space="preserve"> </w:t>
       </w:r>
@@ -46249,6 +46300,7 @@
         <w:rPr>
           <w:rFonts w:cs="Times New Roman"/>
           <w:sz w:val="20"/>
+          <w:szCs w:val="20"/>
         </w:rPr>
         <w:t>Селевко Г.К. Современные образовательные технологии: учебное пособие. – М.: Народное образование, 1998.</w:t>
       </w:r>
@@ -46257,7 +46309,7 @@
   <w:footnote w:id="28">
     <w:p>
       <w:pPr>
-        <w:pStyle w:val="Normal"/>
+        <w:pStyle w:val="FootnoteText"/>
         <w:spacing w:lineRule="auto" w:line="240" w:before="0" w:after="0"/>
         <w:jc w:val="both"/>
         <w:rPr/>
@@ -46272,6 +46324,7 @@
         <w:rPr>
           <w:rFonts w:cs="Times New Roman"/>
           <w:sz w:val="20"/>
+          <w:szCs w:val="20"/>
         </w:rPr>
         <w:t xml:space="preserve"> </w:t>
       </w:r>
@@ -46279,6 +46332,7 @@
         <w:rPr>
           <w:rFonts w:cs="Times New Roman"/>
           <w:sz w:val="20"/>
+          <w:szCs w:val="20"/>
         </w:rPr>
         <w:t>Johnson D.W., Johnson R.T. Learning Together and Alone: Cooperative, Competitive, and Individualistic Learning. – Englewood Cliffs, NJ: Prentice-Hall, 1975.</w:t>
       </w:r>
@@ -46287,7 +46341,7 @@
   <w:footnote w:id="29">
     <w:p>
       <w:pPr>
-        <w:pStyle w:val="Normal"/>
+        <w:pStyle w:val="FootnoteText"/>
         <w:spacing w:lineRule="auto" w:line="240" w:before="0" w:after="0"/>
         <w:jc w:val="both"/>
         <w:rPr/>
@@ -46302,6 +46356,7 @@
         <w:rPr>
           <w:rFonts w:cs="Times New Roman"/>
           <w:sz w:val="20"/>
+          <w:szCs w:val="20"/>
         </w:rPr>
         <w:t xml:space="preserve"> </w:t>
       </w:r>
@@ -46309,6 +46364,7 @@
         <w:rPr>
           <w:rFonts w:cs="Times New Roman"/>
           <w:sz w:val="20"/>
+          <w:szCs w:val="20"/>
         </w:rPr>
         <w:t>Bozoova M., Xodjayev B. Pedagogik texnologiyalar. – Toshkent: “Metodist nashriyoti”, 2023.</w:t>
       </w:r>
@@ -46317,7 +46373,7 @@
   <w:footnote w:id="30">
     <w:p>
       <w:pPr>
-        <w:pStyle w:val="Normal"/>
+        <w:pStyle w:val="FootnoteText"/>
         <w:spacing w:lineRule="auto" w:line="240" w:before="0" w:after="0"/>
         <w:jc w:val="both"/>
         <w:rPr/>
@@ -46332,6 +46388,7 @@
         <w:rPr>
           <w:rFonts w:cs="Times New Roman"/>
           <w:sz w:val="20"/>
+          <w:szCs w:val="20"/>
         </w:rPr>
         <w:t xml:space="preserve"> </w:t>
       </w:r>
@@ -46339,6 +46396,7 @@
         <w:rPr>
           <w:rFonts w:cs="Times New Roman"/>
           <w:sz w:val="20"/>
+          <w:szCs w:val="20"/>
         </w:rPr>
         <w:t>Aronson E., Blaney N., Stephan C., Sikes J., Snapp M. The Jigsaw Classroom. – Beverly Hills, CA: Sage, 1978.</w:t>
       </w:r>
@@ -46347,7 +46405,7 @@
   <w:footnote w:id="31">
     <w:p>
       <w:pPr>
-        <w:pStyle w:val="Normal"/>
+        <w:pStyle w:val="FootnoteText"/>
         <w:spacing w:lineRule="auto" w:line="240" w:before="0" w:after="0"/>
         <w:jc w:val="both"/>
         <w:rPr/>
@@ -46362,6 +46420,7 @@
         <w:rPr>
           <w:rFonts w:cs="Times New Roman"/>
           <w:sz w:val="20"/>
+          <w:szCs w:val="20"/>
         </w:rPr>
         <w:t xml:space="preserve"> </w:t>
       </w:r>
@@ -46369,6 +46428,7 @@
         <w:rPr>
           <w:rFonts w:cs="Times New Roman"/>
           <w:sz w:val="20"/>
+          <w:szCs w:val="20"/>
         </w:rPr>
         <w:t>Bergmann J., Sams A. Flip Your Classroom: Reach Every Student in Every Class Every Day. – Eugene, OR: ISTE, 2012.</w:t>
       </w:r>
@@ -46377,7 +46437,7 @@
   <w:footnote w:id="32">
     <w:p>
       <w:pPr>
-        <w:pStyle w:val="Normal"/>
+        <w:pStyle w:val="FootnoteText"/>
         <w:spacing w:lineRule="auto" w:line="240" w:before="0" w:after="0"/>
         <w:jc w:val="both"/>
         <w:rPr/>
@@ -46392,6 +46452,7 @@
         <w:rPr>
           <w:rFonts w:cs="Times New Roman"/>
           <w:sz w:val="20"/>
+          <w:szCs w:val="20"/>
         </w:rPr>
         <w:t xml:space="preserve"> </w:t>
       </w:r>
@@ -46399,6 +46460,7 @@
         <w:rPr>
           <w:rFonts w:cs="Times New Roman"/>
           <w:sz w:val="20"/>
+          <w:szCs w:val="20"/>
         </w:rPr>
         <w:t>Махмутов М.И. Проблемное обучение. Основные вопросы теории. – М.: Педагогика, 1975.</w:t>
       </w:r>
@@ -46407,7 +46469,7 @@
   <w:footnote w:id="33">
     <w:p>
       <w:pPr>
-        <w:pStyle w:val="Normal"/>
+        <w:pStyle w:val="FootnoteText"/>
         <w:spacing w:lineRule="auto" w:line="240" w:before="0" w:after="0"/>
         <w:jc w:val="both"/>
         <w:rPr/>
@@ -46422,6 +46484,7 @@
         <w:rPr>
           <w:rFonts w:cs="Times New Roman"/>
           <w:sz w:val="20"/>
+          <w:szCs w:val="20"/>
         </w:rPr>
         <w:t xml:space="preserve"> </w:t>
       </w:r>
@@ -46429,6 +46492,7 @@
         <w:rPr>
           <w:rFonts w:cs="Times New Roman"/>
           <w:sz w:val="20"/>
+          <w:szCs w:val="20"/>
         </w:rPr>
         <w:t>Kolb D.A. Experiential Learning: Experience as the Source of Learning and Development. – Englewood Cliffs, NJ: Prentice-Hall, 1984.</w:t>
       </w:r>
@@ -46437,7 +46501,7 @@
   <w:footnote w:id="34">
     <w:p>
       <w:pPr>
-        <w:pStyle w:val="Normal"/>
+        <w:pStyle w:val="FootnoteText"/>
         <w:spacing w:lineRule="auto" w:line="240" w:before="0" w:after="0"/>
         <w:jc w:val="both"/>
         <w:rPr/>
@@ -46452,6 +46516,7 @@
         <w:rPr>
           <w:rFonts w:cs="Times New Roman"/>
           <w:sz w:val="20"/>
+          <w:szCs w:val="20"/>
         </w:rPr>
         <w:t xml:space="preserve"> </w:t>
       </w:r>
@@ -46459,6 +46524,7 @@
         <w:rPr>
           <w:rFonts w:cs="Times New Roman"/>
           <w:sz w:val="20"/>
+          <w:szCs w:val="20"/>
         </w:rPr>
         <w:t>Allen D., Ryan K. Microteaching. – Reading, MA: Addison-Wesley, 1969.</w:t>
       </w:r>
@@ -46467,7 +46533,7 @@
   <w:footnote w:id="35">
     <w:p>
       <w:pPr>
-        <w:pStyle w:val="Normal"/>
+        <w:pStyle w:val="FootnoteText"/>
         <w:spacing w:lineRule="auto" w:line="240" w:before="0" w:after="0"/>
         <w:jc w:val="both"/>
         <w:rPr/>
@@ -46482,6 +46548,7 @@
         <w:rPr>
           <w:rFonts w:cs="Times New Roman"/>
           <w:sz w:val="20"/>
+          <w:szCs w:val="20"/>
         </w:rPr>
         <w:t xml:space="preserve"> </w:t>
       </w:r>
@@ -46489,6 +46556,7 @@
         <w:rPr>
           <w:rFonts w:cs="Times New Roman"/>
           <w:sz w:val="20"/>
+          <w:szCs w:val="20"/>
         </w:rPr>
         <w:t>Turdiyeva I.S. Metodika fanlarini o‘qitish texnologiyasi. – Termiz: “Termiz publishing center”, 2023.</w:t>
       </w:r>
@@ -46497,7 +46565,7 @@
   <w:footnote w:id="36">
     <w:p>
       <w:pPr>
-        <w:pStyle w:val="Normal"/>
+        <w:pStyle w:val="FootnoteText"/>
         <w:spacing w:lineRule="auto" w:line="240" w:before="0" w:after="0"/>
         <w:jc w:val="both"/>
         <w:rPr/>
@@ -46512,6 +46580,7 @@
         <w:rPr>
           <w:rFonts w:cs="Times New Roman"/>
           <w:sz w:val="20"/>
+          <w:szCs w:val="20"/>
         </w:rPr>
         <w:t xml:space="preserve"> “</w:t>
       </w:r>
@@ -46519,6 +46588,7 @@
         <w:rPr>
           <w:rFonts w:cs="Times New Roman"/>
           <w:sz w:val="20"/>
+          <w:szCs w:val="20"/>
         </w:rPr>
         <w:t>Metodika fanlarni o‘qitish texnologiyasi” fanining o‘quv dasturi (sirtqi ta’lim shakli). – Andijon: ADPI, 2026.</w:t>
       </w:r>
@@ -46527,7 +46597,7 @@
   <w:footnote w:id="37">
     <w:p>
       <w:pPr>
-        <w:pStyle w:val="Normal"/>
+        <w:pStyle w:val="FootnoteText"/>
         <w:spacing w:lineRule="auto" w:line="240" w:before="0" w:after="0"/>
         <w:jc w:val="both"/>
         <w:rPr/>
@@ -46542,6 +46612,7 @@
         <w:rPr>
           <w:rFonts w:cs="Times New Roman"/>
           <w:sz w:val="20"/>
+          <w:szCs w:val="20"/>
         </w:rPr>
         <w:t xml:space="preserve"> “</w:t>
       </w:r>
@@ -46549,6 +46620,7 @@
         <w:rPr>
           <w:rFonts w:cs="Times New Roman"/>
           <w:sz w:val="20"/>
+          <w:szCs w:val="20"/>
         </w:rPr>
         <w:t>Metodika fanlarni o‘qitish texnologiyasi” fanining o‘quv dasturi (sirtqi ta’lim shakli). – Andijon: ADPI, 2026.</w:t>
       </w:r>
@@ -46557,7 +46629,7 @@
   <w:footnote w:id="38">
     <w:p>
       <w:pPr>
-        <w:pStyle w:val="Normal"/>
+        <w:pStyle w:val="FootnoteText"/>
         <w:spacing w:lineRule="auto" w:line="240" w:before="0" w:after="0"/>
         <w:jc w:val="both"/>
         <w:rPr/>
@@ -46572,6 +46644,7 @@
         <w:rPr>
           <w:rFonts w:cs="Times New Roman"/>
           <w:sz w:val="20"/>
+          <w:szCs w:val="20"/>
         </w:rPr>
         <w:t xml:space="preserve"> </w:t>
       </w:r>
@@ -46579,6 +46652,7 @@
         <w:rPr>
           <w:rFonts w:cs="Times New Roman"/>
           <w:sz w:val="20"/>
+          <w:szCs w:val="20"/>
         </w:rPr>
         <w:t>Black P., Wiliam D. Inside the Black Box: Raising Standards Through Classroom Assessment. – London: King’s College London, 1998.</w:t>
       </w:r>
@@ -48143,10 +48217,12 @@
       <w:spacing w:val="5"/>
     </w:rPr>
   </w:style>
-  <w:style w:type="character" w:styleId="FootnoteCharacters">
+  <w:style w:type="character" w:styleId="FootnoteCharacters" w:customStyle="1">
     <w:name w:val="Footnote Characters"/>
     <w:qFormat/>
-    <w:rPr/>
+    <w:rPr>
+      <w:vertAlign w:val="superscript"/>
+    </w:rPr>
   </w:style>
   <w:style w:type="character" w:styleId="FootnoteReference">
     <w:name w:val="Footnote Reference"/>
@@ -48647,11 +48723,15 @@
     </w:pPr>
     <w:rPr/>
   </w:style>
-  <w:style w:type="paragraph" w:styleId="FootnoteText">
+  <w:style w:type="paragraph" w:styleId="FootnoteText" w:customStyle="1">
     <w:name w:val="Footnote Text"/>
     <w:basedOn w:val="Normal"/>
-    <w:pPr/>
-    <w:rPr/>
+    <w:pPr>
+      <w:spacing w:lineRule="auto" w:line="240" w:before="0" w:after="0"/>
+    </w:pPr>
+    <w:rPr>
+      <w:sz w:val="20"/>
+    </w:rPr>
   </w:style>
   <w:style w:type="paragraph" w:styleId="TOC1">
     <w:name w:val="TOC 1"/>
